--- a/DeuteRater_readme.docx
+++ b/DeuteRater_readme.docx
@@ -4,15 +4,16 @@
   <w:body>
     <w:p>
       <w:pPr>
-        <w:jc w:val="center"/>
+        <w:jc w:val="right"/>
       </w:pPr>
-      <w:proofErr w:type="spellStart"/>
       <w:r>
         <w:t>DeuteRater</w:t>
       </w:r>
-      <w:proofErr w:type="spellEnd"/>
-      <w:r>
-        <w:t>-H ReadMe</w:t>
+      <w:r>
+        <w:t xml:space="preserve"> v6</w:t>
+      </w:r>
+      <w:r>
+        <w:t xml:space="preserve"> ReadMe</w:t>
       </w:r>
     </w:p>
     <w:sdt>
@@ -485,7 +486,14 @@
                 <w:rStyle w:val="Hyperlink"/>
                 <w:noProof/>
               </w:rPr>
-              <w:t>Using DeuteRater-H</w:t>
+              <w:t xml:space="preserve">Using </w:t>
+            </w:r>
+            <w:r>
+              <w:rPr>
+                <w:rStyle w:val="Hyperlink"/>
+                <w:noProof/>
+              </w:rPr>
+              <w:t>DeuteRater v6</w:t>
             </w:r>
             <w:r>
               <w:rPr>
@@ -1946,55 +1954,76 @@
       <w:r>
         <w:tab/>
       </w:r>
-      <w:proofErr w:type="spellStart"/>
-      <w:r>
-        <w:t>DeuteRater</w:t>
-      </w:r>
-      <w:proofErr w:type="spellEnd"/>
-      <w:r>
-        <w:t xml:space="preserve">-H is a software tool designed to allow scientists to perform kinetic proteomic experiments on humans or other large animals.  It is related to our previously published </w:t>
-      </w:r>
-      <w:proofErr w:type="spellStart"/>
-      <w:r>
-        <w:t>DeuteRater</w:t>
-      </w:r>
-      <w:proofErr w:type="spellEnd"/>
-      <w:r>
-        <w:t xml:space="preserve"> software package which does the same for smaller animals (available at </w:t>
-      </w:r>
-      <w:r>
+      <w:r>
+        <w:t>DeuteRater is a software tool designed to allow scientists to perform kinetic proteomic and lipidomic experiments on small mammals or cell culture</w:t>
+      </w:r>
+      <w:r>
+        <w:t xml:space="preserve">.  It is related to our previously published DeuteRater software package which does the same for </w:t>
+      </w:r>
+      <w:r>
+        <w:t>only kinetic proteomics</w:t>
+      </w:r>
+      <w:r>
+        <w:t xml:space="preserve">.  </w:t>
+      </w:r>
+      <w:r>
+        <w:rPr>
+          <w:highlight w:val="cyan"/>
+        </w:rPr>
+        <w:t xml:space="preserve">The </w:t>
+      </w:r>
+      <w:r>
+        <w:rPr>
+          <w:highlight w:val="cyan"/>
+        </w:rPr>
+        <w:t>DeuteRater v6</w:t>
+      </w:r>
+      <w:r>
+        <w:rPr>
+          <w:highlight w:val="cyan"/>
+        </w:rPr>
+        <w:t xml:space="preserve"> source code is available at </w:t>
+      </w:r>
+      <w:r>
+        <w:rPr>
+          <w:highlight w:val="cyan"/>
+        </w:rPr>
         <w:t>[]</w:t>
       </w:r>
       <w:r>
-        <w:t xml:space="preserve">).  The </w:t>
-      </w:r>
-      <w:proofErr w:type="spellStart"/>
-      <w:r>
-        <w:t>DeuteRater</w:t>
-      </w:r>
-      <w:proofErr w:type="spellEnd"/>
-      <w:r>
-        <w:t xml:space="preserve">-H code source code is available at </w:t>
-      </w:r>
-      <w:r>
+        <w:rPr>
+          <w:highlight w:val="cyan"/>
+        </w:rPr>
+        <w:t xml:space="preserve"> with an .exe available at </w:t>
+      </w:r>
+      <w:r>
+        <w:rPr>
+          <w:highlight w:val="cyan"/>
+        </w:rPr>
         <w:t>[]</w:t>
       </w:r>
       <w:r>
-        <w:t xml:space="preserve"> with an .exe available at </w:t>
-      </w:r>
-      <w:r>
+        <w:rPr>
+          <w:highlight w:val="cyan"/>
+        </w:rPr>
+        <w:t>.  This readme will walk through the use of the software</w:t>
+      </w:r>
+      <w:r>
+        <w:rPr>
+          <w:highlight w:val="cyan"/>
+        </w:rPr>
+        <w:t xml:space="preserve">.  For proper experimental design please reference the paper </w:t>
+      </w:r>
+      <w:r>
+        <w:rPr>
+          <w:highlight w:val="cyan"/>
+        </w:rPr>
         <w:t>[]</w:t>
       </w:r>
       <w:r>
-        <w:t>.  This readme will walk through the use of the software</w:t>
-      </w:r>
-      <w:r>
-        <w:t xml:space="preserve">.  For proper experimental design please reference the paper </w:t>
-      </w:r>
-      <w:r>
-        <w:t>[]</w:t>
-      </w:r>
-      <w:r>
+        <w:rPr>
+          <w:highlight w:val="cyan"/>
+        </w:rPr>
         <w:t>.</w:t>
       </w:r>
     </w:p>
@@ -2095,9 +2124,15 @@
     </w:p>
     <w:p>
       <w:r>
+        <w:rPr>
+          <w:highlight w:val="cyan"/>
+        </w:rPr>
         <w:t xml:space="preserve">Download the zip folder from </w:t>
       </w:r>
       <w:r>
+        <w:rPr>
+          <w:highlight w:val="cyan"/>
+        </w:rPr>
         <w:t>[]</w:t>
       </w:r>
       <w:r>
@@ -2105,6 +2140,9 @@
       </w:r>
     </w:p>
     <w:p>
+      <w:pPr>
+        <w:keepNext/>
+      </w:pPr>
       <w:r>
         <w:rPr>
           <w:noProof/>
@@ -2221,16 +2259,62 @@
       </w:r>
     </w:p>
     <w:p>
+      <w:pPr>
+        <w:pStyle w:val="Caption"/>
+      </w:pPr>
+      <w:r>
+        <w:rPr>
+          <w:highlight w:val="cyan"/>
+        </w:rPr>
+        <w:t xml:space="preserve">Figure </w:t>
+      </w:r>
+      <w:r>
+        <w:rPr>
+          <w:highlight w:val="cyan"/>
+        </w:rPr>
+        <w:fldChar w:fldCharType="begin"/>
+      </w:r>
+      <w:r>
+        <w:rPr>
+          <w:highlight w:val="cyan"/>
+        </w:rPr>
+        <w:instrText xml:space="preserve"> SEQ Figure \* ARABIC </w:instrText>
+      </w:r>
+      <w:r>
+        <w:rPr>
+          <w:highlight w:val="cyan"/>
+        </w:rPr>
+        <w:fldChar w:fldCharType="separate"/>
+      </w:r>
+      <w:r>
+        <w:rPr>
+          <w:noProof/>
+          <w:highlight w:val="cyan"/>
+        </w:rPr>
+        <w:t>1</w:t>
+      </w:r>
+      <w:r>
+        <w:rPr>
+          <w:highlight w:val="cyan"/>
+        </w:rPr>
+        <w:fldChar w:fldCharType="end"/>
+      </w:r>
+      <w:r>
+        <w:rPr>
+          <w:highlight w:val="cyan"/>
+        </w:rPr>
+        <w:t xml:space="preserve"> UPDATE PICTURE</w:t>
+      </w:r>
+    </w:p>
+    <w:p>
       <w:r>
         <w:t xml:space="preserve">Double click this .exe (or call it from the command prompt) to open </w:t>
       </w:r>
-      <w:proofErr w:type="spellStart"/>
-      <w:r>
-        <w:t>DeuteRater</w:t>
-      </w:r>
-      <w:proofErr w:type="spellEnd"/>
-      <w:r>
-        <w:t xml:space="preserve">-H. Nothing can be removed from this folder without risk of causing an error.  If the </w:t>
+      <w:r>
+        <w:t>DeuteRater v6</w:t>
+      </w:r>
+      <w:r>
+        <w:t xml:space="preserve">. Nothing can be removed from this folder without risk of causing an error.  If the </w:t>
       </w:r>
       <w:r>
         <w:t>position of the .exe is inconvenient you can right click on the .exe file and select “Create shortcut”. The shortcut can be moved anywhere you desire without causing an error.</w:t>
@@ -2249,13 +2333,25 @@
     </w:p>
     <w:p>
       <w:r>
+        <w:rPr>
+          <w:highlight w:val="cyan"/>
+        </w:rPr>
         <w:t xml:space="preserve">Download the code from </w:t>
       </w:r>
       <w:r>
+        <w:rPr>
+          <w:highlight w:val="cyan"/>
+        </w:rPr>
         <w:t>[]</w:t>
       </w:r>
       <w:r>
-        <w:t>.  All folders must be in the same directory for the code to work.  Use a command prompt to call the __main__.py</w:t>
+        <w:rPr>
+          <w:highlight w:val="cyan"/>
+        </w:rPr>
+        <w:t>.</w:t>
+      </w:r>
+      <w:r>
+        <w:t xml:space="preserve">  All folders must be in the same directory for the code to work.  Use a command prompt to call the __main__.py</w:t>
       </w:r>
       <w:r>
         <w:t xml:space="preserve"> using python</w:t>
@@ -2407,13 +2503,8 @@
       <w:r>
         <w:t xml:space="preserve">Using </w:t>
       </w:r>
-      <w:proofErr w:type="spellStart"/>
-      <w:r>
-        <w:t>DeuteRater</w:t>
-      </w:r>
-      <w:proofErr w:type="spellEnd"/>
-      <w:r>
-        <w:t>-H</w:t>
+      <w:r>
+        <w:t>DeuteRater v6</w:t>
       </w:r>
       <w:bookmarkEnd w:id="6"/>
     </w:p>
@@ -2431,21 +2522,17 @@
       <w:r>
         <w:t xml:space="preserve">With the .exe version, double click on the .exe file or call the .exe on the command prompt.  If using the python version, call __main__.py from the command line. This will open two windows.  The first is the command prompt if you did not use it to open </w:t>
       </w:r>
-      <w:proofErr w:type="spellStart"/>
-      <w:r>
-        <w:t>DeuteRater</w:t>
-      </w:r>
-      <w:proofErr w:type="spellEnd"/>
-      <w:r>
-        <w:t xml:space="preserve">-H.  It will be used to display progress bars and any errors that cause </w:t>
-      </w:r>
-      <w:proofErr w:type="spellStart"/>
-      <w:r>
-        <w:t>DeuteRater</w:t>
-      </w:r>
-      <w:proofErr w:type="spellEnd"/>
-      <w:r>
-        <w:t>-H to fail:</w:t>
+      <w:r>
+        <w:t>DeuteRater v6</w:t>
+      </w:r>
+      <w:r>
+        <w:t xml:space="preserve">.  It will be used to display progress bars and any errors that cause </w:t>
+      </w:r>
+      <w:r>
+        <w:t>DeuteRater v6</w:t>
+      </w:r>
+      <w:r>
+        <w:t xml:space="preserve"> to fail:</w:t>
       </w:r>
     </w:p>
     <w:p>
@@ -2494,26 +2581,21 @@
       <w:r>
         <w:t xml:space="preserve">Next is the main interface window that governs all of </w:t>
       </w:r>
-      <w:proofErr w:type="spellStart"/>
-      <w:r>
-        <w:t>DeuteRater</w:t>
-      </w:r>
-      <w:proofErr w:type="spellEnd"/>
-      <w:r>
-        <w:t>-H’s operations:</w:t>
-      </w:r>
-    </w:p>
-    <w:p>
-      <w:r>
-        <w:rPr>
-          <w:noProof/>
-        </w:rPr>
+      <w:r>
+        <w:t>DeuteRater v6</w:t>
+      </w:r>
+      <w:r>
+        <w:t>’s operations:</w:t>
+      </w:r>
+    </w:p>
+    <w:p>
+      <w:r>
         <w:lastRenderedPageBreak/>
         <w:drawing>
-          <wp:inline distT="0" distB="0" distL="0" distR="0" wp14:anchorId="7E963A86" wp14:editId="55426E22">
-            <wp:extent cx="5943600" cy="5262245"/>
+          <wp:inline distT="0" distB="0" distL="0" distR="0" wp14:anchorId="31DEC008" wp14:editId="6DB670D7">
+            <wp:extent cx="5943600" cy="5835015"/>
             <wp:effectExtent l="0" t="0" r="0" b="0"/>
-            <wp:docPr id="35" name="Picture 35"/>
+            <wp:docPr id="6" name="Picture 6"/>
             <wp:cNvGraphicFramePr>
               <a:graphicFrameLocks xmlns:a="http://schemas.openxmlformats.org/drawingml/2006/main" noChangeAspect="1"/>
             </wp:cNvGraphicFramePr>
@@ -2533,7 +2615,7 @@
                   <pic:spPr>
                     <a:xfrm>
                       <a:off x="0" y="0"/>
-                      <a:ext cx="5943600" cy="5262245"/>
+                      <a:ext cx="5943600" cy="5835015"/>
                     </a:xfrm>
                     <a:prstGeom prst="rect">
                       <a:avLst/>
@@ -2563,15 +2645,19 @@
     </w:p>
     <w:p>
       <w:r>
-        <w:t xml:space="preserve">On the left of the interface is the “Create Guide File” button.  A Guide File is a file containing all of the peptides you expect to see in your mass spectrometry files along with information to assist </w:t>
-      </w:r>
-      <w:proofErr w:type="spellStart"/>
-      <w:r>
-        <w:t>DeuteRater</w:t>
-      </w:r>
-      <w:proofErr w:type="spellEnd"/>
-      <w:r>
-        <w:t>-H in locating the appropriate features, such as retention time and mass, as well as data that will be needed later such as the peptide sequence.</w:t>
+        <w:t>On the left of the interface is the “Create Guide File” button.  A Guide File is a file containing all of the peptides</w:t>
+      </w:r>
+      <w:r>
+        <w:t xml:space="preserve"> or lipids</w:t>
+      </w:r>
+      <w:r>
+        <w:t xml:space="preserve"> you expect to see in your mass spectrometry files along with information to assist </w:t>
+      </w:r>
+      <w:r>
+        <w:t>DeuteRater v6</w:t>
+      </w:r>
+      <w:r>
+        <w:t xml:space="preserve"> in locating the appropriate features, such as retention time and mass, as well as data that will be needed later such as the peptide sequence.</w:t>
       </w:r>
     </w:p>
     <w:p>
@@ -2579,641 +2665,20 @@
         <w:t>How the guide file is created is governed by the pulldown menu below the “Create Guide File” button.</w:t>
       </w:r>
       <w:r>
-        <w:t xml:space="preserve"> The default “Template” setting is best if you have not used PEAKS to identify your </w:t>
-      </w:r>
-      <w:proofErr w:type="spellStart"/>
-      <w:r>
-        <w:t>msms</w:t>
-      </w:r>
-      <w:proofErr w:type="spellEnd"/>
-      <w:r>
-        <w:t xml:space="preserve"> data.  </w:t>
-      </w:r>
-    </w:p>
-    <w:p>
-      <w:r>
-        <w:t>When you click “Create Guide File” with “Template” selected for the pulldown, you will be prompted for a location and a save file name.  What you name this file and where you put it do not matter, so long as you can find it again.</w:t>
-      </w:r>
-      <w:r>
-        <w:t xml:space="preserve">  The file will be a </w:t>
-      </w:r>
-      <w:r>
-        <w:t xml:space="preserve">.csv (comma separated values) file which can be opened in any spreadsheet program such as Microsoft Excel. </w:t>
+        <w:t xml:space="preserve"> </w:t>
+      </w:r>
+      <w:r>
+        <w:t>There is different template guide file for peptide and lipid data respectively. The peptide template is the default option.</w:t>
       </w:r>
     </w:p>
     <w:p>
       <w:r>
         <w:lastRenderedPageBreak/>
-        <w:t>The following co</w:t>
-      </w:r>
-      <w:r>
-        <w:t xml:space="preserve">lumns must be filled out or analysis will not proceed: </w:t>
-      </w:r>
-      <w:r>
-        <w:t>Sequence</w:t>
-      </w:r>
-      <w:r>
-        <w:t xml:space="preserve">, </w:t>
-      </w:r>
-      <w:r>
-        <w:t>Protein ID</w:t>
-      </w:r>
-      <w:r>
-        <w:t xml:space="preserve">, </w:t>
-      </w:r>
-      <w:r>
-        <w:t>Precursor Retention Time (sec)</w:t>
-      </w:r>
-      <w:r>
-        <w:t xml:space="preserve">, </w:t>
-      </w:r>
-      <w:r>
-        <w:t>Precursor m/z</w:t>
-      </w:r>
-      <w:r>
-        <w:t xml:space="preserve">, and </w:t>
-      </w:r>
-      <w:r>
-        <w:t>Identification Charge</w:t>
-      </w:r>
-    </w:p>
-    <w:p>
-      <w:r>
-        <w:t xml:space="preserve">The following columns are needed for analysis but will be filled in by </w:t>
-      </w:r>
-      <w:proofErr w:type="spellStart"/>
-      <w:r>
-        <w:t>DeuteRater</w:t>
-      </w:r>
-      <w:proofErr w:type="spellEnd"/>
-      <w:r>
-        <w:t xml:space="preserve">-H if left blank (do note that if any blanks are present in any of these columns, all data in any of these columns will be overwritten): </w:t>
-      </w:r>
-      <w:r>
-        <w:t>Peptide Theoretical Mass</w:t>
-      </w:r>
-      <w:r>
-        <w:t xml:space="preserve">, </w:t>
-      </w:r>
-      <w:proofErr w:type="spellStart"/>
-      <w:r>
-        <w:t>cf</w:t>
-      </w:r>
-      <w:proofErr w:type="spellEnd"/>
-      <w:r>
-        <w:t xml:space="preserve">, </w:t>
-      </w:r>
-      <w:proofErr w:type="spellStart"/>
-      <w:r>
-        <w:t>neutromers_to_extract</w:t>
-      </w:r>
-      <w:proofErr w:type="spellEnd"/>
-      <w:r>
-        <w:t xml:space="preserve">, and </w:t>
-      </w:r>
-      <w:proofErr w:type="spellStart"/>
-      <w:r>
-        <w:t>literature_n</w:t>
-      </w:r>
-      <w:proofErr w:type="spellEnd"/>
-    </w:p>
-    <w:p>
-      <w:r>
-        <w:t>All other columns are for the user’s information and may be left blank or filled with data as you wish.  A description of all columns follows:</w:t>
-      </w:r>
-    </w:p>
-    <w:p>
-      <w:r>
-        <w:t>Sequence</w:t>
-      </w:r>
-      <w:r>
-        <w:t xml:space="preserve"> – the amino acid sequence.  It should be in the form of single letter amino acid code. Post translational modifications (PTMs) should be included here.  The recognized PTMs are found in the file “</w:t>
-      </w:r>
-      <w:proofErr w:type="spellStart"/>
-      <w:r>
-        <w:t>aa_elem_compositions.tsv</w:t>
-      </w:r>
-      <w:proofErr w:type="spellEnd"/>
-      <w:r>
-        <w:t xml:space="preserve">” in the resources file of your </w:t>
-      </w:r>
-      <w:proofErr w:type="spellStart"/>
-      <w:r>
-        <w:t>DeuteRater</w:t>
-      </w:r>
-      <w:proofErr w:type="spellEnd"/>
-      <w:r>
-        <w:t>-H download.  This will be detailed in section</w:t>
-      </w:r>
-      <w:r>
-        <w:t>s “Adjusting Amino Acids” and “Adjusting Post Translational Modifications”</w:t>
-      </w:r>
-      <w:r>
-        <w:t xml:space="preserve">. </w:t>
-      </w:r>
-    </w:p>
-    <w:p>
-      <w:r>
-        <w:t>Protein ID</w:t>
-      </w:r>
-      <w:r>
-        <w:t xml:space="preserve"> </w:t>
-      </w:r>
-      <w:r>
-        <w:t>– a unique identification code for the protein this peptide belongs to.</w:t>
-      </w:r>
-    </w:p>
-    <w:p>
-      <w:r>
-        <w:t>Protein Name</w:t>
-      </w:r>
-      <w:r>
-        <w:t xml:space="preserve"> – common name of the parent protein</w:t>
-      </w:r>
-    </w:p>
-    <w:p>
-      <w:r>
-        <w:t>Precursor Retention Time (sec)</w:t>
-      </w:r>
-      <w:r>
-        <w:t xml:space="preserve"> </w:t>
-      </w:r>
-      <w:r>
-        <w:t>– the middle of the elution peak for this peptide. Time unit is se</w:t>
-      </w:r>
-      <w:r>
-        <w:t>t</w:t>
-      </w:r>
-      <w:r>
-        <w:t xml:space="preserve"> in the settings menu (default is seconds)</w:t>
-      </w:r>
-    </w:p>
-    <w:p>
-      <w:proofErr w:type="spellStart"/>
-      <w:r>
-        <w:t>rt_start</w:t>
-      </w:r>
-      <w:proofErr w:type="spellEnd"/>
-      <w:r>
-        <w:t xml:space="preserve"> </w:t>
-      </w:r>
-      <w:r>
-        <w:t>– the start of the elution peak.</w:t>
-      </w:r>
-      <w:r>
-        <w:t xml:space="preserve"> </w:t>
-      </w:r>
-    </w:p>
-    <w:p>
-      <w:proofErr w:type="spellStart"/>
-      <w:r>
-        <w:t>rt_end</w:t>
-      </w:r>
-      <w:proofErr w:type="spellEnd"/>
-      <w:r>
-        <w:t xml:space="preserve"> </w:t>
-      </w:r>
-      <w:r>
-        <w:t>– the end of the elution peak</w:t>
-      </w:r>
-      <w:r>
-        <w:t>.</w:t>
-      </w:r>
-    </w:p>
-    <w:p>
-      <w:proofErr w:type="spellStart"/>
-      <w:r>
-        <w:t>rt_width</w:t>
-      </w:r>
-      <w:proofErr w:type="spellEnd"/>
-      <w:r>
-        <w:t xml:space="preserve"> </w:t>
-      </w:r>
-      <w:r>
-        <w:t xml:space="preserve">– the width of the elution peak. </w:t>
-      </w:r>
-    </w:p>
-    <w:p>
-      <w:r>
-        <w:t>Precursor m/z</w:t>
-      </w:r>
-      <w:r>
-        <w:t xml:space="preserve"> – observed m/z of the peptide</w:t>
-      </w:r>
-    </w:p>
-    <w:p>
-      <w:r>
-        <w:t>Peptide Theoretical Mass</w:t>
-      </w:r>
-      <w:r>
-        <w:t xml:space="preserve"> </w:t>
-      </w:r>
-      <w:r>
-        <w:t>– the theoretical neutral mass of this peptide</w:t>
-      </w:r>
-    </w:p>
-    <w:p>
-      <w:r>
-        <w:t>Identification Charge</w:t>
-      </w:r>
-      <w:r>
-        <w:t xml:space="preserve"> – observed charge state</w:t>
-      </w:r>
-    </w:p>
-    <w:p>
-      <w:proofErr w:type="spellStart"/>
-      <w:r>
-        <w:t>ptm</w:t>
-      </w:r>
-      <w:proofErr w:type="spellEnd"/>
-      <w:r>
-        <w:t xml:space="preserve"> – post translational modifications </w:t>
-      </w:r>
-      <w:r>
-        <w:t>observed</w:t>
-      </w:r>
-    </w:p>
-    <w:p>
-      <w:proofErr w:type="spellStart"/>
-      <w:r>
-        <w:t>avg_ppm</w:t>
-      </w:r>
-      <w:proofErr w:type="spellEnd"/>
-      <w:r>
-        <w:t xml:space="preserve"> – the average ppm mass error in the observed peptide</w:t>
-      </w:r>
-    </w:p>
-    <w:p>
-      <w:pPr>
-        <w:spacing w:line="240" w:lineRule="auto"/>
-        <w:rPr>
-          <w:rFonts w:ascii="Calibri" w:eastAsia="Times New Roman" w:hAnsi="Calibri" w:cs="Calibri"/>
-          <w:color w:val="000000"/>
-        </w:rPr>
-      </w:pPr>
-      <w:proofErr w:type="spellStart"/>
-      <w:r>
-        <w:rPr>
-          <w:rFonts w:ascii="Calibri" w:eastAsia="Times New Roman" w:hAnsi="Calibri" w:cs="Calibri"/>
-          <w:color w:val="000000"/>
-        </w:rPr>
-        <w:t>start_loc</w:t>
-      </w:r>
-      <w:proofErr w:type="spellEnd"/>
-      <w:r>
-        <w:rPr>
-          <w:rFonts w:ascii="Calibri" w:eastAsia="Times New Roman" w:hAnsi="Calibri" w:cs="Calibri"/>
-          <w:color w:val="000000"/>
-        </w:rPr>
-        <w:t xml:space="preserve"> – the location the peptide begins in the protein</w:t>
-      </w:r>
-    </w:p>
-    <w:p>
-      <w:pPr>
-        <w:spacing w:line="240" w:lineRule="auto"/>
-        <w:rPr>
-          <w:rFonts w:ascii="Calibri" w:eastAsia="Times New Roman" w:hAnsi="Calibri" w:cs="Calibri"/>
-          <w:color w:val="000000"/>
-        </w:rPr>
-      </w:pPr>
-      <w:proofErr w:type="spellStart"/>
-      <w:r>
-        <w:rPr>
-          <w:rFonts w:ascii="Calibri" w:eastAsia="Times New Roman" w:hAnsi="Calibri" w:cs="Calibri"/>
-          <w:color w:val="000000"/>
-        </w:rPr>
-        <w:t>end_loc</w:t>
-      </w:r>
-      <w:proofErr w:type="spellEnd"/>
-      <w:r>
-        <w:rPr>
-          <w:rFonts w:ascii="Calibri" w:eastAsia="Times New Roman" w:hAnsi="Calibri" w:cs="Calibri"/>
-          <w:color w:val="000000"/>
-        </w:rPr>
-        <w:t xml:space="preserve"> - the location the peptide ends in the protein</w:t>
-      </w:r>
-    </w:p>
-    <w:p>
-      <w:pPr>
-        <w:spacing w:line="240" w:lineRule="auto"/>
-        <w:rPr>
-          <w:rFonts w:ascii="Calibri" w:eastAsia="Times New Roman" w:hAnsi="Calibri" w:cs="Calibri"/>
-          <w:color w:val="000000"/>
-        </w:rPr>
-      </w:pPr>
-      <w:proofErr w:type="spellStart"/>
-      <w:r>
-        <w:rPr>
-          <w:rFonts w:ascii="Calibri" w:eastAsia="Times New Roman" w:hAnsi="Calibri" w:cs="Calibri"/>
-          <w:color w:val="000000"/>
-        </w:rPr>
-        <w:t>num_peptides</w:t>
-      </w:r>
-      <w:proofErr w:type="spellEnd"/>
-      <w:r>
-        <w:rPr>
-          <w:rFonts w:ascii="Calibri" w:eastAsia="Times New Roman" w:hAnsi="Calibri" w:cs="Calibri"/>
-          <w:color w:val="000000"/>
-        </w:rPr>
-        <w:t xml:space="preserve"> – number of peptides observed for this protein in this analysis</w:t>
-      </w:r>
-    </w:p>
-    <w:p>
-      <w:pPr>
-        <w:spacing w:line="240" w:lineRule="auto"/>
-        <w:rPr>
-          <w:rFonts w:ascii="Calibri" w:eastAsia="Times New Roman" w:hAnsi="Calibri" w:cs="Calibri"/>
-          <w:color w:val="000000"/>
-        </w:rPr>
-      </w:pPr>
-      <w:proofErr w:type="spellStart"/>
-      <w:r>
-        <w:rPr>
-          <w:rFonts w:ascii="Calibri" w:eastAsia="Times New Roman" w:hAnsi="Calibri" w:cs="Calibri"/>
-          <w:color w:val="000000"/>
-        </w:rPr>
-        <w:t>num_unique</w:t>
-      </w:r>
-      <w:proofErr w:type="spellEnd"/>
-      <w:r>
-        <w:rPr>
-          <w:rFonts w:ascii="Calibri" w:eastAsia="Times New Roman" w:hAnsi="Calibri" w:cs="Calibri"/>
-          <w:color w:val="000000"/>
-        </w:rPr>
-        <w:t xml:space="preserve"> – number of peptides observed for this protein in this analysis</w:t>
-      </w:r>
-    </w:p>
-    <w:p>
-      <w:pPr>
-        <w:spacing w:line="240" w:lineRule="auto"/>
-        <w:rPr>
-          <w:rFonts w:ascii="Calibri" w:eastAsia="Times New Roman" w:hAnsi="Calibri" w:cs="Calibri"/>
-          <w:color w:val="000000"/>
-        </w:rPr>
-      </w:pPr>
-      <w:r>
-        <w:rPr>
-          <w:rFonts w:ascii="Calibri" w:eastAsia="Times New Roman" w:hAnsi="Calibri" w:cs="Calibri"/>
-          <w:color w:val="000000"/>
-        </w:rPr>
-        <w:t>Homologous Proteins</w:t>
-      </w:r>
-      <w:r>
-        <w:rPr>
-          <w:rFonts w:ascii="Calibri" w:eastAsia="Times New Roman" w:hAnsi="Calibri" w:cs="Calibri"/>
-          <w:color w:val="000000"/>
-        </w:rPr>
-        <w:t xml:space="preserve"> – identifiers for homologous proteins for this peptide sequence</w:t>
-      </w:r>
-    </w:p>
-    <w:p>
-      <w:pPr>
-        <w:spacing w:line="240" w:lineRule="auto"/>
-        <w:rPr>
-          <w:rFonts w:ascii="Calibri" w:eastAsia="Times New Roman" w:hAnsi="Calibri" w:cs="Calibri"/>
-          <w:color w:val="000000"/>
-        </w:rPr>
-      </w:pPr>
-      <w:r>
-        <w:rPr>
-          <w:rFonts w:ascii="Calibri" w:eastAsia="Times New Roman" w:hAnsi="Calibri" w:cs="Calibri"/>
-          <w:color w:val="000000"/>
-        </w:rPr>
-        <w:t xml:space="preserve">species – the species this protein is from </w:t>
-      </w:r>
-    </w:p>
-    <w:p>
-      <w:pPr>
-        <w:spacing w:line="240" w:lineRule="auto"/>
-        <w:rPr>
-          <w:rFonts w:ascii="Calibri" w:eastAsia="Times New Roman" w:hAnsi="Calibri" w:cs="Calibri"/>
-          <w:color w:val="000000"/>
-        </w:rPr>
-      </w:pPr>
-      <w:proofErr w:type="spellStart"/>
-      <w:r>
-        <w:rPr>
-          <w:rFonts w:ascii="Calibri" w:eastAsia="Times New Roman" w:hAnsi="Calibri" w:cs="Calibri"/>
-          <w:color w:val="000000"/>
-        </w:rPr>
-        <w:t>gene_name</w:t>
-      </w:r>
-      <w:proofErr w:type="spellEnd"/>
-      <w:r>
-        <w:rPr>
-          <w:rFonts w:ascii="Calibri" w:eastAsia="Times New Roman" w:hAnsi="Calibri" w:cs="Calibri"/>
-          <w:color w:val="000000"/>
-        </w:rPr>
-        <w:t xml:space="preserve"> – the identifier for the gene associated with this protein</w:t>
-      </w:r>
-    </w:p>
-    <w:p>
-      <w:pPr>
-        <w:spacing w:line="240" w:lineRule="auto"/>
-        <w:rPr>
-          <w:rFonts w:ascii="Calibri" w:eastAsia="Times New Roman" w:hAnsi="Calibri" w:cs="Calibri"/>
-          <w:color w:val="000000"/>
-        </w:rPr>
-      </w:pPr>
-      <w:proofErr w:type="spellStart"/>
-      <w:r>
-        <w:rPr>
-          <w:rFonts w:ascii="Calibri" w:eastAsia="Times New Roman" w:hAnsi="Calibri" w:cs="Calibri"/>
-          <w:color w:val="000000"/>
-        </w:rPr>
-        <w:t>protein_existence</w:t>
-      </w:r>
-      <w:proofErr w:type="spellEnd"/>
-      <w:r>
-        <w:rPr>
-          <w:rFonts w:ascii="Calibri" w:eastAsia="Times New Roman" w:hAnsi="Calibri" w:cs="Calibri"/>
-          <w:color w:val="000000"/>
-        </w:rPr>
-        <w:t xml:space="preserve"> </w:t>
-      </w:r>
-      <w:r>
-        <w:rPr>
-          <w:rFonts w:ascii="Calibri" w:eastAsia="Times New Roman" w:hAnsi="Calibri" w:cs="Calibri"/>
-          <w:color w:val="000000"/>
-        </w:rPr>
-        <w:t xml:space="preserve">– </w:t>
-      </w:r>
-      <w:r>
-        <w:rPr>
-          <w:rFonts w:ascii="Calibri" w:eastAsia="Times New Roman" w:hAnsi="Calibri" w:cs="Calibri"/>
-          <w:color w:val="000000"/>
-        </w:rPr>
-        <w:t>a code to indicate the confidence that this protein is biologically relevant</w:t>
-      </w:r>
-    </w:p>
-    <w:p>
-      <w:pPr>
-        <w:spacing w:line="240" w:lineRule="auto"/>
-        <w:rPr>
-          <w:rFonts w:ascii="Calibri" w:eastAsia="Times New Roman" w:hAnsi="Calibri" w:cs="Calibri"/>
-          <w:color w:val="000000"/>
-        </w:rPr>
-      </w:pPr>
-      <w:proofErr w:type="spellStart"/>
-      <w:r>
-        <w:rPr>
-          <w:rFonts w:ascii="Calibri" w:eastAsia="Times New Roman" w:hAnsi="Calibri" w:cs="Calibri"/>
-          <w:color w:val="000000"/>
-        </w:rPr>
-        <w:t>sequence_version</w:t>
-      </w:r>
-      <w:proofErr w:type="spellEnd"/>
-      <w:r>
-        <w:rPr>
-          <w:rFonts w:ascii="Calibri" w:eastAsia="Times New Roman" w:hAnsi="Calibri" w:cs="Calibri"/>
-          <w:color w:val="000000"/>
-        </w:rPr>
-        <w:t xml:space="preserve"> – a legacy setting from a previous version.  Leave it blank.</w:t>
-      </w:r>
-    </w:p>
-    <w:p>
-      <w:pPr>
-        <w:spacing w:line="240" w:lineRule="auto"/>
-        <w:rPr>
-          <w:rFonts w:ascii="Calibri" w:eastAsia="Times New Roman" w:hAnsi="Calibri" w:cs="Calibri"/>
-          <w:color w:val="000000"/>
-        </w:rPr>
-      </w:pPr>
-      <w:proofErr w:type="spellStart"/>
-      <w:r>
-        <w:rPr>
-          <w:rFonts w:ascii="Calibri" w:eastAsia="Times New Roman" w:hAnsi="Calibri" w:cs="Calibri"/>
-          <w:color w:val="000000"/>
-        </w:rPr>
-        <w:lastRenderedPageBreak/>
-        <w:t>cf</w:t>
-      </w:r>
-      <w:proofErr w:type="spellEnd"/>
-      <w:r>
-        <w:rPr>
-          <w:rFonts w:ascii="Calibri" w:eastAsia="Times New Roman" w:hAnsi="Calibri" w:cs="Calibri"/>
-          <w:color w:val="000000"/>
-        </w:rPr>
-        <w:t xml:space="preserve"> – chemical formula in standard format (e.g. </w:t>
-      </w:r>
-      <w:r>
-        <w:rPr>
-          <w:rFonts w:ascii="Calibri" w:eastAsia="Times New Roman" w:hAnsi="Calibri" w:cs="Calibri"/>
-          <w:color w:val="000000"/>
-        </w:rPr>
-        <w:t>C34H60N10O10</w:t>
-      </w:r>
-      <w:r>
-        <w:rPr>
-          <w:rFonts w:ascii="Calibri" w:eastAsia="Times New Roman" w:hAnsi="Calibri" w:cs="Calibri"/>
-          <w:color w:val="000000"/>
-        </w:rPr>
-        <w:t>)</w:t>
-      </w:r>
-    </w:p>
-    <w:p>
-      <w:pPr>
-        <w:spacing w:line="240" w:lineRule="auto"/>
-        <w:rPr>
-          <w:rFonts w:ascii="Calibri" w:eastAsia="Times New Roman" w:hAnsi="Calibri" w:cs="Calibri"/>
-          <w:color w:val="000000"/>
-        </w:rPr>
-      </w:pPr>
-      <w:proofErr w:type="spellStart"/>
-      <w:r>
-        <w:rPr>
-          <w:rFonts w:ascii="Calibri" w:eastAsia="Times New Roman" w:hAnsi="Calibri" w:cs="Calibri"/>
-          <w:color w:val="000000"/>
-        </w:rPr>
-        <w:t>neutromers_to_extract</w:t>
-      </w:r>
-      <w:proofErr w:type="spellEnd"/>
-      <w:r>
-        <w:rPr>
-          <w:rFonts w:ascii="Calibri" w:eastAsia="Times New Roman" w:hAnsi="Calibri" w:cs="Calibri"/>
-          <w:color w:val="000000"/>
-        </w:rPr>
-        <w:t xml:space="preserve"> – number of isotopes to consider</w:t>
-      </w:r>
-    </w:p>
-    <w:p>
-      <w:pPr>
-        <w:spacing w:line="240" w:lineRule="auto"/>
-        <w:rPr>
-          <w:rFonts w:ascii="Calibri" w:eastAsia="Times New Roman" w:hAnsi="Calibri" w:cs="Calibri"/>
-          <w:color w:val="000000"/>
-        </w:rPr>
-      </w:pPr>
-      <w:proofErr w:type="spellStart"/>
-      <w:r>
-        <w:rPr>
-          <w:rFonts w:ascii="Calibri" w:eastAsia="Times New Roman" w:hAnsi="Calibri" w:cs="Calibri"/>
-          <w:color w:val="000000"/>
-        </w:rPr>
-        <w:t>literature_n</w:t>
-      </w:r>
-      <w:proofErr w:type="spellEnd"/>
-      <w:r>
-        <w:rPr>
-          <w:rFonts w:ascii="Calibri" w:eastAsia="Times New Roman" w:hAnsi="Calibri" w:cs="Calibri"/>
-          <w:color w:val="000000"/>
-        </w:rPr>
-        <w:t xml:space="preserve"> – the number of </w:t>
-      </w:r>
-      <w:proofErr w:type="spellStart"/>
-      <w:r>
-        <w:rPr>
-          <w:rFonts w:ascii="Calibri" w:eastAsia="Times New Roman" w:hAnsi="Calibri" w:cs="Calibri"/>
-          <w:color w:val="000000"/>
-        </w:rPr>
-        <w:t>deuteriums</w:t>
-      </w:r>
-      <w:proofErr w:type="spellEnd"/>
-      <w:r>
-        <w:rPr>
-          <w:rFonts w:ascii="Calibri" w:eastAsia="Times New Roman" w:hAnsi="Calibri" w:cs="Calibri"/>
-          <w:color w:val="000000"/>
-        </w:rPr>
-        <w:t xml:space="preserve"> that can be incorporated</w:t>
-      </w:r>
-    </w:p>
-    <w:p>
-      <w:r>
-        <w:t>Only peptides you put into this document will be included in the search, so if you wish to search for multiple post translational modifications, or multiple charge states each must be on a separate line.</w:t>
-      </w:r>
-    </w:p>
-    <w:p>
-      <w:r>
-        <w:t xml:space="preserve">If necessary columns are not completely filled </w:t>
-      </w:r>
-      <w:r>
-        <w:t xml:space="preserve">or there is a problem </w:t>
-      </w:r>
-      <w:proofErr w:type="spellStart"/>
-      <w:r>
-        <w:t>autofilling</w:t>
-      </w:r>
-      <w:proofErr w:type="spellEnd"/>
-      <w:r>
-        <w:t xml:space="preserve"> the necessary columns, an error message will appear</w:t>
-      </w:r>
-      <w:r>
-        <w:t xml:space="preserve"> as shown below</w:t>
-      </w:r>
-      <w:r>
-        <w:t>.  Correct the problem, save the file, and proceed.</w:t>
-      </w:r>
-    </w:p>
-    <w:p>
-      <w:r>
-        <w:rPr>
-          <w:noProof/>
-        </w:rPr>
         <w:drawing>
-          <wp:inline distT="0" distB="0" distL="0" distR="0" wp14:anchorId="166CEC2C" wp14:editId="6BAD1432">
-            <wp:extent cx="4562475" cy="1152525"/>
-            <wp:effectExtent l="0" t="0" r="9525" b="9525"/>
-            <wp:docPr id="7" name="Picture 7"/>
+          <wp:inline distT="0" distB="0" distL="0" distR="0" wp14:anchorId="0A943CC2" wp14:editId="73EB9C5D">
+            <wp:extent cx="2915057" cy="2152950"/>
+            <wp:effectExtent l="0" t="0" r="0" b="0"/>
+            <wp:docPr id="9" name="Picture 9"/>
             <wp:cNvGraphicFramePr>
               <a:graphicFrameLocks xmlns:a="http://schemas.openxmlformats.org/drawingml/2006/main" noChangeAspect="1"/>
             </wp:cNvGraphicFramePr>
@@ -3233,6 +2698,759 @@
                   <pic:spPr>
                     <a:xfrm>
                       <a:off x="0" y="0"/>
+                      <a:ext cx="2915057" cy="2152950"/>
+                    </a:xfrm>
+                    <a:prstGeom prst="rect">
+                      <a:avLst/>
+                    </a:prstGeom>
+                  </pic:spPr>
+                </pic:pic>
+              </a:graphicData>
+            </a:graphic>
+          </wp:inline>
+        </w:drawing>
+      </w:r>
+      <w:bookmarkStart w:id="9" w:name="_GoBack"/>
+      <w:bookmarkEnd w:id="9"/>
+    </w:p>
+    <w:p>
+      <w:r>
+        <w:t>When you click “Create Guide File”</w:t>
+      </w:r>
+      <w:r>
+        <w:t xml:space="preserve">, </w:t>
+      </w:r>
+      <w:r>
+        <w:t>you will be prompted for a location and a save file name.  What you name this file and where you put it do not matter, so long as you can find it again.</w:t>
+      </w:r>
+      <w:r>
+        <w:t xml:space="preserve">  The file will be a </w:t>
+      </w:r>
+      <w:r>
+        <w:t xml:space="preserve">.csv (comma separated values) file which can be opened in any spreadsheet program such as Microsoft Excel. </w:t>
+      </w:r>
+    </w:p>
+    <w:p>
+      <w:r>
+        <w:t>The following co</w:t>
+      </w:r>
+      <w:r>
+        <w:t>lumns must be filled out or analysis will not proceed</w:t>
+      </w:r>
+      <w:r>
+        <w:t>:</w:t>
+      </w:r>
+    </w:p>
+    <w:p>
+      <w:r>
+        <w:t>Peptide data:</w:t>
+      </w:r>
+      <w:r>
+        <w:t xml:space="preserve"> </w:t>
+      </w:r>
+      <w:r>
+        <w:t>Sequence</w:t>
+      </w:r>
+      <w:r>
+        <w:t xml:space="preserve">, </w:t>
+      </w:r>
+      <w:r>
+        <w:t>Protein ID</w:t>
+      </w:r>
+      <w:r>
+        <w:t xml:space="preserve">, </w:t>
+      </w:r>
+      <w:r>
+        <w:t>Precursor Retention Time (sec)</w:t>
+      </w:r>
+      <w:r>
+        <w:t xml:space="preserve">, </w:t>
+      </w:r>
+      <w:r>
+        <w:t>Precursor m/z</w:t>
+      </w:r>
+      <w:r>
+        <w:t xml:space="preserve">, and </w:t>
+      </w:r>
+      <w:r>
+        <w:t>Identification Charge</w:t>
+      </w:r>
+    </w:p>
+    <w:p>
+      <w:r>
+        <w:t xml:space="preserve">Lipid data: </w:t>
+      </w:r>
+    </w:p>
+    <w:p/>
+    <w:p>
+      <w:r>
+        <w:t>The following columns must be filled out with the correct spelling and capitalization or analysis will not proceed:</w:t>
+      </w:r>
+    </w:p>
+    <w:p>
+      <w:r>
+        <w:t xml:space="preserve">Peptide data - </w:t>
+      </w:r>
+      <w:r>
+        <w:t>Sequence</w:t>
+      </w:r>
+      <w:r>
+        <w:t xml:space="preserve">, </w:t>
+      </w:r>
+      <w:r>
+        <w:t>Protein ID</w:t>
+      </w:r>
+      <w:r>
+        <w:t xml:space="preserve">, </w:t>
+      </w:r>
+      <w:r>
+        <w:t>Precursor Retention Time (sec)</w:t>
+      </w:r>
+      <w:r>
+        <w:t xml:space="preserve">, </w:t>
+      </w:r>
+      <w:r>
+        <w:t>Precursor m/z</w:t>
+      </w:r>
+      <w:r>
+        <w:t xml:space="preserve">, and </w:t>
+      </w:r>
+      <w:r>
+        <w:t>Identification Charge</w:t>
+      </w:r>
+      <w:r>
+        <w:t xml:space="preserve">, </w:t>
+      </w:r>
+      <w:proofErr w:type="spellStart"/>
+      <w:r>
+        <w:t>cf</w:t>
+      </w:r>
+      <w:proofErr w:type="spellEnd"/>
+      <w:r>
+        <w:t xml:space="preserve">, </w:t>
+      </w:r>
+      <w:proofErr w:type="spellStart"/>
+      <w:r>
+        <w:t>literature_n</w:t>
+      </w:r>
+      <w:proofErr w:type="spellEnd"/>
+    </w:p>
+    <w:p>
+      <w:r>
+        <w:t xml:space="preserve">Lipid data - Lipid Name, Lipid Unique Identifier, Precursor Retention Time (sec), Precursor m/z, Identification Charge, </w:t>
+      </w:r>
+      <w:proofErr w:type="spellStart"/>
+      <w:r>
+        <w:t>cf</w:t>
+      </w:r>
+      <w:proofErr w:type="spellEnd"/>
+      <w:r>
+        <w:t xml:space="preserve">, LMP, HMP, </w:t>
+      </w:r>
+      <w:proofErr w:type="spellStart"/>
+      <w:r>
+        <w:t>literature_n</w:t>
+      </w:r>
+      <w:proofErr w:type="spellEnd"/>
+    </w:p>
+    <w:p/>
+    <w:p/>
+    <w:p>
+      <w:r>
+        <w:t xml:space="preserve">The following columns are needed for analysis but will be filled in by </w:t>
+      </w:r>
+      <w:r>
+        <w:t>DeuteRater v6</w:t>
+      </w:r>
+      <w:r>
+        <w:t xml:space="preserve"> if left blank (do note that if any blanks are present in any of these columns, all data in any of these columns will be overwritten): </w:t>
+      </w:r>
+      <w:r>
+        <w:t>Peptide Theoretical Mass</w:t>
+      </w:r>
+      <w:r>
+        <w:t xml:space="preserve">, </w:t>
+      </w:r>
+      <w:proofErr w:type="spellStart"/>
+      <w:r>
+        <w:t>cf</w:t>
+      </w:r>
+      <w:proofErr w:type="spellEnd"/>
+      <w:r>
+        <w:t xml:space="preserve">, </w:t>
+      </w:r>
+      <w:proofErr w:type="spellStart"/>
+      <w:r>
+        <w:t>neutromers_to_extract</w:t>
+      </w:r>
+      <w:proofErr w:type="spellEnd"/>
+      <w:r>
+        <w:t xml:space="preserve">, and </w:t>
+      </w:r>
+      <w:proofErr w:type="spellStart"/>
+      <w:r>
+        <w:t>literature_n</w:t>
+      </w:r>
+      <w:proofErr w:type="spellEnd"/>
+    </w:p>
+    <w:p>
+      <w:r>
+        <w:t>All other columns are for the user’s information and may be left blank or filled with data as you wish.  A description of all columns follows:</w:t>
+      </w:r>
+    </w:p>
+    <w:p>
+      <w:r>
+        <w:t>Sequence</w:t>
+      </w:r>
+      <w:r>
+        <w:t xml:space="preserve"> – the amino acid sequence.  It should be in the form of single letter amino acid code. Post translational modifications (PTMs) should be included here.  The recognized PTMs are found in the file </w:t>
+      </w:r>
+      <w:r>
+        <w:lastRenderedPageBreak/>
+        <w:t>“</w:t>
+      </w:r>
+      <w:proofErr w:type="spellStart"/>
+      <w:r>
+        <w:t>aa_elem_compositions.tsv</w:t>
+      </w:r>
+      <w:proofErr w:type="spellEnd"/>
+      <w:r>
+        <w:t xml:space="preserve">” in the resources file of your </w:t>
+      </w:r>
+      <w:r>
+        <w:t>DeuteRater v6</w:t>
+      </w:r>
+      <w:r>
+        <w:t xml:space="preserve"> download.  This will be detailed in section</w:t>
+      </w:r>
+      <w:r>
+        <w:t>s “Adjusting Amino Acids” and “Adjusting Post Translational Modifications”</w:t>
+      </w:r>
+      <w:r>
+        <w:t xml:space="preserve">. </w:t>
+      </w:r>
+    </w:p>
+    <w:p>
+      <w:r>
+        <w:t>Protein ID</w:t>
+      </w:r>
+      <w:r>
+        <w:t xml:space="preserve"> </w:t>
+      </w:r>
+      <w:r>
+        <w:t>– a unique identification code for the protein this peptide belongs to.</w:t>
+      </w:r>
+    </w:p>
+    <w:p>
+      <w:r>
+        <w:t>Protein Name</w:t>
+      </w:r>
+      <w:r>
+        <w:t xml:space="preserve"> – common name of the parent protein</w:t>
+      </w:r>
+    </w:p>
+    <w:p>
+      <w:r>
+        <w:t>Precursor Retention Time (sec)</w:t>
+      </w:r>
+      <w:r>
+        <w:t xml:space="preserve"> </w:t>
+      </w:r>
+      <w:r>
+        <w:t>– the middle of the elution peak for this peptide. Time unit is se</w:t>
+      </w:r>
+      <w:r>
+        <w:t>t</w:t>
+      </w:r>
+      <w:r>
+        <w:t xml:space="preserve"> in the settings menu (default is seconds)</w:t>
+      </w:r>
+    </w:p>
+    <w:p>
+      <w:proofErr w:type="spellStart"/>
+      <w:r>
+        <w:t>rt_start</w:t>
+      </w:r>
+      <w:proofErr w:type="spellEnd"/>
+      <w:r>
+        <w:t xml:space="preserve"> </w:t>
+      </w:r>
+      <w:r>
+        <w:t>– the start of the elution peak.</w:t>
+      </w:r>
+      <w:r>
+        <w:t xml:space="preserve"> </w:t>
+      </w:r>
+    </w:p>
+    <w:p>
+      <w:proofErr w:type="spellStart"/>
+      <w:r>
+        <w:t>rt_end</w:t>
+      </w:r>
+      <w:proofErr w:type="spellEnd"/>
+      <w:r>
+        <w:t xml:space="preserve"> </w:t>
+      </w:r>
+      <w:r>
+        <w:t>– the end of the elution peak</w:t>
+      </w:r>
+      <w:r>
+        <w:t>.</w:t>
+      </w:r>
+    </w:p>
+    <w:p>
+      <w:proofErr w:type="spellStart"/>
+      <w:r>
+        <w:t>rt_width</w:t>
+      </w:r>
+      <w:proofErr w:type="spellEnd"/>
+      <w:r>
+        <w:t xml:space="preserve"> </w:t>
+      </w:r>
+      <w:r>
+        <w:t xml:space="preserve">– the width of the elution peak. </w:t>
+      </w:r>
+    </w:p>
+    <w:p>
+      <w:r>
+        <w:t>Precursor m/z</w:t>
+      </w:r>
+      <w:r>
+        <w:t xml:space="preserve"> – observed m/z of the peptide</w:t>
+      </w:r>
+    </w:p>
+    <w:p>
+      <w:r>
+        <w:t>Peptide Theoretical Mass</w:t>
+      </w:r>
+      <w:r>
+        <w:t xml:space="preserve"> </w:t>
+      </w:r>
+      <w:r>
+        <w:t>– the theoretical neutral mass of this peptide</w:t>
+      </w:r>
+    </w:p>
+    <w:p>
+      <w:r>
+        <w:t>Identification Charge</w:t>
+      </w:r>
+      <w:r>
+        <w:t xml:space="preserve"> – observed charge state</w:t>
+      </w:r>
+    </w:p>
+    <w:p>
+      <w:proofErr w:type="spellStart"/>
+      <w:r>
+        <w:t>ptm</w:t>
+      </w:r>
+      <w:proofErr w:type="spellEnd"/>
+      <w:r>
+        <w:t xml:space="preserve"> – post translational modifications </w:t>
+      </w:r>
+      <w:r>
+        <w:t>observed</w:t>
+      </w:r>
+    </w:p>
+    <w:p>
+      <w:proofErr w:type="spellStart"/>
+      <w:r>
+        <w:t>avg_ppm</w:t>
+      </w:r>
+      <w:proofErr w:type="spellEnd"/>
+      <w:r>
+        <w:t xml:space="preserve"> – the average ppm mass error in the observed peptide</w:t>
+      </w:r>
+    </w:p>
+    <w:p>
+      <w:pPr>
+        <w:spacing w:line="240" w:lineRule="auto"/>
+        <w:rPr>
+          <w:rFonts w:ascii="Calibri" w:eastAsia="Times New Roman" w:hAnsi="Calibri" w:cs="Calibri"/>
+          <w:color w:val="000000"/>
+        </w:rPr>
+      </w:pPr>
+      <w:proofErr w:type="spellStart"/>
+      <w:r>
+        <w:rPr>
+          <w:rFonts w:ascii="Calibri" w:eastAsia="Times New Roman" w:hAnsi="Calibri" w:cs="Calibri"/>
+          <w:color w:val="000000"/>
+        </w:rPr>
+        <w:t>start_loc</w:t>
+      </w:r>
+      <w:proofErr w:type="spellEnd"/>
+      <w:r>
+        <w:rPr>
+          <w:rFonts w:ascii="Calibri" w:eastAsia="Times New Roman" w:hAnsi="Calibri" w:cs="Calibri"/>
+          <w:color w:val="000000"/>
+        </w:rPr>
+        <w:t xml:space="preserve"> – the location the peptide begins in the protein</w:t>
+      </w:r>
+    </w:p>
+    <w:p>
+      <w:pPr>
+        <w:spacing w:line="240" w:lineRule="auto"/>
+        <w:rPr>
+          <w:rFonts w:ascii="Calibri" w:eastAsia="Times New Roman" w:hAnsi="Calibri" w:cs="Calibri"/>
+          <w:color w:val="000000"/>
+        </w:rPr>
+      </w:pPr>
+      <w:proofErr w:type="spellStart"/>
+      <w:r>
+        <w:rPr>
+          <w:rFonts w:ascii="Calibri" w:eastAsia="Times New Roman" w:hAnsi="Calibri" w:cs="Calibri"/>
+          <w:color w:val="000000"/>
+        </w:rPr>
+        <w:t>end_loc</w:t>
+      </w:r>
+      <w:proofErr w:type="spellEnd"/>
+      <w:r>
+        <w:rPr>
+          <w:rFonts w:ascii="Calibri" w:eastAsia="Times New Roman" w:hAnsi="Calibri" w:cs="Calibri"/>
+          <w:color w:val="000000"/>
+        </w:rPr>
+        <w:t xml:space="preserve"> - the location the peptide ends in the protein</w:t>
+      </w:r>
+    </w:p>
+    <w:p>
+      <w:pPr>
+        <w:spacing w:line="240" w:lineRule="auto"/>
+        <w:rPr>
+          <w:rFonts w:ascii="Calibri" w:eastAsia="Times New Roman" w:hAnsi="Calibri" w:cs="Calibri"/>
+          <w:color w:val="000000"/>
+        </w:rPr>
+      </w:pPr>
+      <w:proofErr w:type="spellStart"/>
+      <w:r>
+        <w:rPr>
+          <w:rFonts w:ascii="Calibri" w:eastAsia="Times New Roman" w:hAnsi="Calibri" w:cs="Calibri"/>
+          <w:color w:val="000000"/>
+        </w:rPr>
+        <w:t>num_peptides</w:t>
+      </w:r>
+      <w:proofErr w:type="spellEnd"/>
+      <w:r>
+        <w:rPr>
+          <w:rFonts w:ascii="Calibri" w:eastAsia="Times New Roman" w:hAnsi="Calibri" w:cs="Calibri"/>
+          <w:color w:val="000000"/>
+        </w:rPr>
+        <w:t xml:space="preserve"> – number of peptides observed for this protein in this analysis</w:t>
+      </w:r>
+    </w:p>
+    <w:p>
+      <w:pPr>
+        <w:spacing w:line="240" w:lineRule="auto"/>
+        <w:rPr>
+          <w:rFonts w:ascii="Calibri" w:eastAsia="Times New Roman" w:hAnsi="Calibri" w:cs="Calibri"/>
+          <w:color w:val="000000"/>
+        </w:rPr>
+      </w:pPr>
+      <w:proofErr w:type="spellStart"/>
+      <w:r>
+        <w:rPr>
+          <w:rFonts w:ascii="Calibri" w:eastAsia="Times New Roman" w:hAnsi="Calibri" w:cs="Calibri"/>
+          <w:color w:val="000000"/>
+        </w:rPr>
+        <w:t>num_unique</w:t>
+      </w:r>
+      <w:proofErr w:type="spellEnd"/>
+      <w:r>
+        <w:rPr>
+          <w:rFonts w:ascii="Calibri" w:eastAsia="Times New Roman" w:hAnsi="Calibri" w:cs="Calibri"/>
+          <w:color w:val="000000"/>
+        </w:rPr>
+        <w:t xml:space="preserve"> – number of peptides observed for this protein in this analysis</w:t>
+      </w:r>
+    </w:p>
+    <w:p>
+      <w:pPr>
+        <w:spacing w:line="240" w:lineRule="auto"/>
+        <w:rPr>
+          <w:rFonts w:ascii="Calibri" w:eastAsia="Times New Roman" w:hAnsi="Calibri" w:cs="Calibri"/>
+          <w:color w:val="000000"/>
+        </w:rPr>
+      </w:pPr>
+      <w:r>
+        <w:rPr>
+          <w:rFonts w:ascii="Calibri" w:eastAsia="Times New Roman" w:hAnsi="Calibri" w:cs="Calibri"/>
+          <w:color w:val="000000"/>
+        </w:rPr>
+        <w:t>Homologous Proteins</w:t>
+      </w:r>
+      <w:r>
+        <w:rPr>
+          <w:rFonts w:ascii="Calibri" w:eastAsia="Times New Roman" w:hAnsi="Calibri" w:cs="Calibri"/>
+          <w:color w:val="000000"/>
+        </w:rPr>
+        <w:t xml:space="preserve"> – identifiers for homologous proteins for this peptide sequence</w:t>
+      </w:r>
+    </w:p>
+    <w:p>
+      <w:pPr>
+        <w:spacing w:line="240" w:lineRule="auto"/>
+        <w:rPr>
+          <w:rFonts w:ascii="Calibri" w:eastAsia="Times New Roman" w:hAnsi="Calibri" w:cs="Calibri"/>
+          <w:color w:val="000000"/>
+        </w:rPr>
+      </w:pPr>
+      <w:r>
+        <w:rPr>
+          <w:rFonts w:ascii="Calibri" w:eastAsia="Times New Roman" w:hAnsi="Calibri" w:cs="Calibri"/>
+          <w:color w:val="000000"/>
+        </w:rPr>
+        <w:t xml:space="preserve">species – the species this protein is from </w:t>
+      </w:r>
+    </w:p>
+    <w:p>
+      <w:pPr>
+        <w:spacing w:line="240" w:lineRule="auto"/>
+        <w:rPr>
+          <w:rFonts w:ascii="Calibri" w:eastAsia="Times New Roman" w:hAnsi="Calibri" w:cs="Calibri"/>
+          <w:color w:val="000000"/>
+        </w:rPr>
+      </w:pPr>
+      <w:proofErr w:type="spellStart"/>
+      <w:r>
+        <w:rPr>
+          <w:rFonts w:ascii="Calibri" w:eastAsia="Times New Roman" w:hAnsi="Calibri" w:cs="Calibri"/>
+          <w:color w:val="000000"/>
+        </w:rPr>
+        <w:t>gene_name</w:t>
+      </w:r>
+      <w:proofErr w:type="spellEnd"/>
+      <w:r>
+        <w:rPr>
+          <w:rFonts w:ascii="Calibri" w:eastAsia="Times New Roman" w:hAnsi="Calibri" w:cs="Calibri"/>
+          <w:color w:val="000000"/>
+        </w:rPr>
+        <w:t xml:space="preserve"> – the identifier for the gene associated with this protein</w:t>
+      </w:r>
+    </w:p>
+    <w:p>
+      <w:pPr>
+        <w:spacing w:line="240" w:lineRule="auto"/>
+        <w:rPr>
+          <w:rFonts w:ascii="Calibri" w:eastAsia="Times New Roman" w:hAnsi="Calibri" w:cs="Calibri"/>
+          <w:color w:val="000000"/>
+        </w:rPr>
+      </w:pPr>
+      <w:proofErr w:type="spellStart"/>
+      <w:r>
+        <w:rPr>
+          <w:rFonts w:ascii="Calibri" w:eastAsia="Times New Roman" w:hAnsi="Calibri" w:cs="Calibri"/>
+          <w:color w:val="000000"/>
+        </w:rPr>
+        <w:t>protein_existence</w:t>
+      </w:r>
+      <w:proofErr w:type="spellEnd"/>
+      <w:r>
+        <w:rPr>
+          <w:rFonts w:ascii="Calibri" w:eastAsia="Times New Roman" w:hAnsi="Calibri" w:cs="Calibri"/>
+          <w:color w:val="000000"/>
+        </w:rPr>
+        <w:t xml:space="preserve"> </w:t>
+      </w:r>
+      <w:r>
+        <w:rPr>
+          <w:rFonts w:ascii="Calibri" w:eastAsia="Times New Roman" w:hAnsi="Calibri" w:cs="Calibri"/>
+          <w:color w:val="000000"/>
+        </w:rPr>
+        <w:t xml:space="preserve">– </w:t>
+      </w:r>
+      <w:r>
+        <w:rPr>
+          <w:rFonts w:ascii="Calibri" w:eastAsia="Times New Roman" w:hAnsi="Calibri" w:cs="Calibri"/>
+          <w:color w:val="000000"/>
+        </w:rPr>
+        <w:t>a code to indicate the confidence that this protein is biologically relevant</w:t>
+      </w:r>
+    </w:p>
+    <w:p>
+      <w:pPr>
+        <w:spacing w:line="240" w:lineRule="auto"/>
+        <w:rPr>
+          <w:rFonts w:ascii="Calibri" w:eastAsia="Times New Roman" w:hAnsi="Calibri" w:cs="Calibri"/>
+          <w:color w:val="000000"/>
+        </w:rPr>
+      </w:pPr>
+      <w:proofErr w:type="spellStart"/>
+      <w:r>
+        <w:rPr>
+          <w:rFonts w:ascii="Calibri" w:eastAsia="Times New Roman" w:hAnsi="Calibri" w:cs="Calibri"/>
+          <w:color w:val="000000"/>
+        </w:rPr>
+        <w:t>sequence_version</w:t>
+      </w:r>
+      <w:proofErr w:type="spellEnd"/>
+      <w:r>
+        <w:rPr>
+          <w:rFonts w:ascii="Calibri" w:eastAsia="Times New Roman" w:hAnsi="Calibri" w:cs="Calibri"/>
+          <w:color w:val="000000"/>
+        </w:rPr>
+        <w:t xml:space="preserve"> – a legacy setting from a previous version.  Leave it blank.</w:t>
+      </w:r>
+    </w:p>
+    <w:p>
+      <w:pPr>
+        <w:spacing w:line="240" w:lineRule="auto"/>
+        <w:rPr>
+          <w:rFonts w:ascii="Calibri" w:eastAsia="Times New Roman" w:hAnsi="Calibri" w:cs="Calibri"/>
+          <w:color w:val="000000"/>
+        </w:rPr>
+      </w:pPr>
+      <w:proofErr w:type="spellStart"/>
+      <w:r>
+        <w:rPr>
+          <w:rFonts w:ascii="Calibri" w:eastAsia="Times New Roman" w:hAnsi="Calibri" w:cs="Calibri"/>
+          <w:color w:val="000000"/>
+        </w:rPr>
+        <w:t>cf</w:t>
+      </w:r>
+      <w:proofErr w:type="spellEnd"/>
+      <w:r>
+        <w:rPr>
+          <w:rFonts w:ascii="Calibri" w:eastAsia="Times New Roman" w:hAnsi="Calibri" w:cs="Calibri"/>
+          <w:color w:val="000000"/>
+        </w:rPr>
+        <w:t xml:space="preserve"> – chemical formula in standard format (e.g. </w:t>
+      </w:r>
+      <w:r>
+        <w:rPr>
+          <w:rFonts w:ascii="Calibri" w:eastAsia="Times New Roman" w:hAnsi="Calibri" w:cs="Calibri"/>
+          <w:color w:val="000000"/>
+        </w:rPr>
+        <w:t>C34H60N10O10</w:t>
+      </w:r>
+      <w:r>
+        <w:rPr>
+          <w:rFonts w:ascii="Calibri" w:eastAsia="Times New Roman" w:hAnsi="Calibri" w:cs="Calibri"/>
+          <w:color w:val="000000"/>
+        </w:rPr>
+        <w:t>)</w:t>
+      </w:r>
+    </w:p>
+    <w:p>
+      <w:pPr>
+        <w:spacing w:line="240" w:lineRule="auto"/>
+        <w:rPr>
+          <w:rFonts w:ascii="Calibri" w:eastAsia="Times New Roman" w:hAnsi="Calibri" w:cs="Calibri"/>
+          <w:color w:val="000000"/>
+        </w:rPr>
+      </w:pPr>
+      <w:proofErr w:type="spellStart"/>
+      <w:r>
+        <w:rPr>
+          <w:rFonts w:ascii="Calibri" w:eastAsia="Times New Roman" w:hAnsi="Calibri" w:cs="Calibri"/>
+          <w:color w:val="000000"/>
+        </w:rPr>
+        <w:t>neutromers_to_extract</w:t>
+      </w:r>
+      <w:proofErr w:type="spellEnd"/>
+      <w:r>
+        <w:rPr>
+          <w:rFonts w:ascii="Calibri" w:eastAsia="Times New Roman" w:hAnsi="Calibri" w:cs="Calibri"/>
+          <w:color w:val="000000"/>
+        </w:rPr>
+        <w:t xml:space="preserve"> – number of isotopes to consider</w:t>
+      </w:r>
+    </w:p>
+    <w:p>
+      <w:pPr>
+        <w:spacing w:line="240" w:lineRule="auto"/>
+        <w:rPr>
+          <w:rFonts w:ascii="Calibri" w:eastAsia="Times New Roman" w:hAnsi="Calibri" w:cs="Calibri"/>
+          <w:color w:val="000000"/>
+        </w:rPr>
+      </w:pPr>
+      <w:proofErr w:type="spellStart"/>
+      <w:r>
+        <w:rPr>
+          <w:rFonts w:ascii="Calibri" w:eastAsia="Times New Roman" w:hAnsi="Calibri" w:cs="Calibri"/>
+          <w:color w:val="000000"/>
+        </w:rPr>
+        <w:t>literature_n</w:t>
+      </w:r>
+      <w:proofErr w:type="spellEnd"/>
+      <w:r>
+        <w:rPr>
+          <w:rFonts w:ascii="Calibri" w:eastAsia="Times New Roman" w:hAnsi="Calibri" w:cs="Calibri"/>
+          <w:color w:val="000000"/>
+        </w:rPr>
+        <w:t xml:space="preserve"> – the number of </w:t>
+      </w:r>
+      <w:proofErr w:type="spellStart"/>
+      <w:r>
+        <w:rPr>
+          <w:rFonts w:ascii="Calibri" w:eastAsia="Times New Roman" w:hAnsi="Calibri" w:cs="Calibri"/>
+          <w:color w:val="000000"/>
+        </w:rPr>
+        <w:t>deuteriums</w:t>
+      </w:r>
+      <w:proofErr w:type="spellEnd"/>
+      <w:r>
+        <w:rPr>
+          <w:rFonts w:ascii="Calibri" w:eastAsia="Times New Roman" w:hAnsi="Calibri" w:cs="Calibri"/>
+          <w:color w:val="000000"/>
+        </w:rPr>
+        <w:t xml:space="preserve"> that can be incorporated</w:t>
+      </w:r>
+    </w:p>
+    <w:p>
+      <w:r>
+        <w:t>Only peptides you put into this document will be included in the search, so if you wish to search for multiple post translational modifications, or multiple charge states each must be on a separate line.</w:t>
+      </w:r>
+    </w:p>
+    <w:p>
+      <w:r>
+        <w:t xml:space="preserve">If necessary columns are not completely filled </w:t>
+      </w:r>
+      <w:r>
+        <w:t xml:space="preserve">or there is a problem </w:t>
+      </w:r>
+      <w:proofErr w:type="spellStart"/>
+      <w:r>
+        <w:t>autofilling</w:t>
+      </w:r>
+      <w:proofErr w:type="spellEnd"/>
+      <w:r>
+        <w:t xml:space="preserve"> the necessary columns, an error message will appear</w:t>
+      </w:r>
+      <w:r>
+        <w:t xml:space="preserve"> as shown below</w:t>
+      </w:r>
+      <w:r>
+        <w:t>.  Correct the problem, save the file, and proceed.</w:t>
+      </w:r>
+    </w:p>
+    <w:p>
+      <w:r>
+        <w:rPr>
+          <w:noProof/>
+        </w:rPr>
+        <w:lastRenderedPageBreak/>
+        <w:drawing>
+          <wp:inline distT="0" distB="0" distL="0" distR="0" wp14:anchorId="166CEC2C" wp14:editId="6BAD1432">
+            <wp:extent cx="4562475" cy="1152525"/>
+            <wp:effectExtent l="0" t="0" r="9525" b="9525"/>
+            <wp:docPr id="7" name="Picture 7"/>
+            <wp:cNvGraphicFramePr>
+              <a:graphicFrameLocks xmlns:a="http://schemas.openxmlformats.org/drawingml/2006/main" noChangeAspect="1"/>
+            </wp:cNvGraphicFramePr>
+            <a:graphic xmlns:a="http://schemas.openxmlformats.org/drawingml/2006/main">
+              <a:graphicData uri="http://schemas.openxmlformats.org/drawingml/2006/picture">
+                <pic:pic xmlns:pic="http://schemas.openxmlformats.org/drawingml/2006/picture">
+                  <pic:nvPicPr>
+                    <pic:cNvPr id="1" name=""/>
+                    <pic:cNvPicPr/>
+                  </pic:nvPicPr>
+                  <pic:blipFill>
+                    <a:blip r:embed="rId11"/>
+                    <a:stretch>
+                      <a:fillRect/>
+                    </a:stretch>
+                  </pic:blipFill>
+                  <pic:spPr>
+                    <a:xfrm>
+                      <a:off x="0" y="0"/>
                       <a:ext cx="4562475" cy="1152525"/>
                     </a:xfrm>
                     <a:prstGeom prst="rect">
@@ -3250,7 +3468,7 @@
       <w:pPr>
         <w:pStyle w:val="Heading2"/>
       </w:pPr>
-      <w:bookmarkStart w:id="9" w:name="_Toc86148497"/>
+      <w:bookmarkStart w:id="10" w:name="_Toc86148497"/>
       <w:r>
         <w:t xml:space="preserve">Rate </w:t>
       </w:r>
@@ -3260,20 +3478,18 @@
       <w:r>
         <w:t xml:space="preserve"> – General</w:t>
       </w:r>
-      <w:bookmarkEnd w:id="9"/>
+      <w:bookmarkEnd w:id="10"/>
     </w:p>
     <w:p>
       <w:r>
         <w:tab/>
         <w:t xml:space="preserve">The main portion of </w:t>
       </w:r>
-      <w:proofErr w:type="spellStart"/>
-      <w:r>
-        <w:t>DeuteRater</w:t>
-      </w:r>
-      <w:proofErr w:type="spellEnd"/>
-      <w:r>
-        <w:t xml:space="preserve">-H is the Rate Calculation </w:t>
+      <w:r>
+        <w:t>DeuteRater v6</w:t>
+      </w:r>
+      <w:r>
+        <w:t xml:space="preserve"> is the Rate Calculation </w:t>
       </w:r>
       <w:proofErr w:type="gramStart"/>
       <w:r>
@@ -3292,7 +3508,6 @@
         <w:rPr>
           <w:noProof/>
         </w:rPr>
-        <w:lastRenderedPageBreak/>
         <mc:AlternateContent>
           <mc:Choice Requires="wps">
             <w:drawing>
@@ -3465,7 +3680,7 @@
                     <pic:cNvPicPr/>
                   </pic:nvPicPr>
                   <pic:blipFill>
-                    <a:blip r:embed="rId9"/>
+                    <a:blip r:embed="rId12"/>
                     <a:stretch>
                       <a:fillRect/>
                     </a:stretch>
@@ -3496,133 +3711,12 @@
         <w:rPr>
           <w:noProof/>
         </w:rPr>
+        <w:lastRenderedPageBreak/>
         <w:drawing>
           <wp:inline distT="0" distB="0" distL="0" distR="0" wp14:anchorId="5B931A80" wp14:editId="356C9025">
             <wp:extent cx="4743450" cy="1190625"/>
             <wp:effectExtent l="0" t="0" r="0" b="9525"/>
             <wp:docPr id="12" name="Picture 12"/>
-            <wp:cNvGraphicFramePr>
-              <a:graphicFrameLocks xmlns:a="http://schemas.openxmlformats.org/drawingml/2006/main" noChangeAspect="1"/>
-            </wp:cNvGraphicFramePr>
-            <a:graphic xmlns:a="http://schemas.openxmlformats.org/drawingml/2006/main">
-              <a:graphicData uri="http://schemas.openxmlformats.org/drawingml/2006/picture">
-                <pic:pic xmlns:pic="http://schemas.openxmlformats.org/drawingml/2006/picture">
-                  <pic:nvPicPr>
-                    <pic:cNvPr id="1" name=""/>
-                    <pic:cNvPicPr/>
-                  </pic:nvPicPr>
-                  <pic:blipFill>
-                    <a:blip r:embed="rId11"/>
-                    <a:stretch>
-                      <a:fillRect/>
-                    </a:stretch>
-                  </pic:blipFill>
-                  <pic:spPr>
-                    <a:xfrm>
-                      <a:off x="0" y="0"/>
-                      <a:ext cx="4743450" cy="1190625"/>
-                    </a:xfrm>
-                    <a:prstGeom prst="rect">
-                      <a:avLst/>
-                    </a:prstGeom>
-                  </pic:spPr>
-                </pic:pic>
-              </a:graphicData>
-            </a:graphic>
-          </wp:inline>
-        </w:drawing>
-      </w:r>
-    </w:p>
-    <w:p>
-      <w:r>
-        <w:t>No matter which step is checked, you will be asked to select a folder at first:</w:t>
-      </w:r>
-    </w:p>
-    <w:p>
-      <w:r>
-        <w:rPr>
-          <w:noProof/>
-        </w:rPr>
-        <w:lastRenderedPageBreak/>
-        <w:drawing>
-          <wp:inline distT="0" distB="0" distL="0" distR="0" wp14:anchorId="77E0270D" wp14:editId="6D471C33">
-            <wp:extent cx="2152650" cy="1133475"/>
-            <wp:effectExtent l="0" t="0" r="0" b="9525"/>
-            <wp:docPr id="13" name="Picture 13"/>
-            <wp:cNvGraphicFramePr>
-              <a:graphicFrameLocks xmlns:a="http://schemas.openxmlformats.org/drawingml/2006/main" noChangeAspect="1"/>
-            </wp:cNvGraphicFramePr>
-            <a:graphic xmlns:a="http://schemas.openxmlformats.org/drawingml/2006/main">
-              <a:graphicData uri="http://schemas.openxmlformats.org/drawingml/2006/picture">
-                <pic:pic xmlns:pic="http://schemas.openxmlformats.org/drawingml/2006/picture">
-                  <pic:nvPicPr>
-                    <pic:cNvPr id="1" name=""/>
-                    <pic:cNvPicPr/>
-                  </pic:nvPicPr>
-                  <pic:blipFill>
-                    <a:blip r:embed="rId12"/>
-                    <a:stretch>
-                      <a:fillRect/>
-                    </a:stretch>
-                  </pic:blipFill>
-                  <pic:spPr>
-                    <a:xfrm>
-                      <a:off x="0" y="0"/>
-                      <a:ext cx="2152650" cy="1133475"/>
-                    </a:xfrm>
-                    <a:prstGeom prst="rect">
-                      <a:avLst/>
-                    </a:prstGeom>
-                  </pic:spPr>
-                </pic:pic>
-              </a:graphicData>
-            </a:graphic>
-          </wp:inline>
-        </w:drawing>
-      </w:r>
-    </w:p>
-    <w:p/>
-    <w:p>
-      <w:pPr>
-        <w:rPr>
-          <w:noProof/>
-        </w:rPr>
-      </w:pPr>
-      <w:r>
-        <w:rPr>
-          <w:noProof/>
-        </w:rPr>
-        <w:t>The names of the output files are always the same.  If you have used the folder you select, you will get two messages.  The first will notify you that there is a settings output (settings.yaml) present.  You will be given the option to use the settings in the folder (“Use Settings”) or</w:t>
-      </w:r>
-      <w:r>
-        <w:rPr>
-          <w:noProof/>
-        </w:rPr>
-        <w:t xml:space="preserve"> overwrite this file and use the settings</w:t>
-      </w:r>
-      <w:r>
-        <w:rPr>
-          <w:noProof/>
-        </w:rPr>
-        <w:t xml:space="preserve"> you have currently set in DeuteRater-H</w:t>
-      </w:r>
-      <w:r>
-        <w:rPr>
-          <w:noProof/>
-        </w:rPr>
-        <w:t xml:space="preserve"> (“Overwrite”):</w:t>
-      </w:r>
-    </w:p>
-    <w:p>
-      <w:r>
-        <w:rPr>
-          <w:noProof/>
-        </w:rPr>
-        <w:drawing>
-          <wp:inline distT="0" distB="0" distL="0" distR="0" wp14:anchorId="4EF2764C" wp14:editId="46B12650">
-            <wp:extent cx="4733925" cy="1219200"/>
-            <wp:effectExtent l="0" t="0" r="9525" b="0"/>
-            <wp:docPr id="15" name="Picture 15"/>
             <wp:cNvGraphicFramePr>
               <a:graphicFrameLocks xmlns:a="http://schemas.openxmlformats.org/drawingml/2006/main" noChangeAspect="1"/>
             </wp:cNvGraphicFramePr>
@@ -3642,7 +3736,7 @@
                   <pic:spPr>
                     <a:xfrm>
                       <a:off x="0" y="0"/>
-                      <a:ext cx="4733925" cy="1219200"/>
+                      <a:ext cx="4743450" cy="1190625"/>
                     </a:xfrm>
                     <a:prstGeom prst="rect">
                       <a:avLst/>
@@ -3657,32 +3751,7 @@
     </w:p>
     <w:p>
       <w:r>
-        <w:t xml:space="preserve">Second, if there are output files for a step that is currently checked present in your folder, you will be given a warning that </w:t>
-      </w:r>
-      <w:r>
-        <w:t xml:space="preserve">you are going to overwrite output files.  “Yes” overwrites the files, “No” returns you to the main </w:t>
-      </w:r>
-      <w:proofErr w:type="spellStart"/>
-      <w:r>
-        <w:t>DeuteRater</w:t>
-      </w:r>
-      <w:proofErr w:type="spellEnd"/>
-      <w:r>
-        <w:t>-H interface, and “Show Details” will list the files that will be overwritten so you may make an informed decision</w:t>
-      </w:r>
-      <w:r>
-        <w:t xml:space="preserve">.  You can rename your files to avoid them being overwritten, but that must be done manually.  </w:t>
-      </w:r>
-      <w:proofErr w:type="spellStart"/>
-      <w:r>
-        <w:t>DeuteRater</w:t>
-      </w:r>
-      <w:proofErr w:type="spellEnd"/>
-      <w:r>
-        <w:t>-H will not do it for you</w:t>
-      </w:r>
-      <w:r>
-        <w:t>:</w:t>
+        <w:t>No matter which step is checked, you will be asked to select a folder at first:</w:t>
       </w:r>
     </w:p>
     <w:p>
@@ -3691,10 +3760,10 @@
           <w:noProof/>
         </w:rPr>
         <w:drawing>
-          <wp:inline distT="0" distB="0" distL="0" distR="0" wp14:anchorId="27D44DB9" wp14:editId="16B66A08">
-            <wp:extent cx="3057525" cy="1257300"/>
-            <wp:effectExtent l="0" t="0" r="9525" b="0"/>
-            <wp:docPr id="14" name="Picture 14"/>
+          <wp:inline distT="0" distB="0" distL="0" distR="0" wp14:anchorId="77E0270D" wp14:editId="6D471C33">
+            <wp:extent cx="2152650" cy="1133475"/>
+            <wp:effectExtent l="0" t="0" r="0" b="9525"/>
+            <wp:docPr id="13" name="Picture 13"/>
             <wp:cNvGraphicFramePr>
               <a:graphicFrameLocks xmlns:a="http://schemas.openxmlformats.org/drawingml/2006/main" noChangeAspect="1"/>
             </wp:cNvGraphicFramePr>
@@ -3714,7 +3783,7 @@
                   <pic:spPr>
                     <a:xfrm>
                       <a:off x="0" y="0"/>
-                      <a:ext cx="3057525" cy="1257300"/>
+                      <a:ext cx="2152650" cy="1133475"/>
                     </a:xfrm>
                     <a:prstGeom prst="rect">
                       <a:avLst/>
@@ -3727,210 +3796,54 @@
         </w:drawing>
       </w:r>
     </w:p>
-    <w:p>
-      <w:r>
-        <w:t xml:space="preserve">In addition to output spreadsheet files, three steps (“Provide Time and Enrichment”, “Rate Calculation”, and “Combine Sequence Rates”) produce folders of graphs.  If this step is redone in the same parent folders, the graph subfolders will be deleted with all their contents. </w:t>
-      </w:r>
-    </w:p>
-    <w:p>
-      <w:r>
-        <w:t xml:space="preserve">If a file is open in another program while an overwrite is occurring, </w:t>
-      </w:r>
-      <w:r>
-        <w:t xml:space="preserve">it cannot be overwritten.  You will be given an error message and returned to the main interface.  This will also occur if you are attempting to write to a folder which </w:t>
-      </w:r>
-      <w:proofErr w:type="spellStart"/>
-      <w:r>
-        <w:t>DeuteRater</w:t>
-      </w:r>
-      <w:proofErr w:type="spellEnd"/>
-      <w:r>
-        <w:t xml:space="preserve">-H does not have permission to write to for whatever reason.  </w:t>
-      </w:r>
-    </w:p>
-    <w:p>
-      <w:r>
-        <w:t xml:space="preserve">Each step will produce </w:t>
-      </w:r>
-      <w:proofErr w:type="gramStart"/>
-      <w:r>
-        <w:t>a .</w:t>
-      </w:r>
-      <w:proofErr w:type="spellStart"/>
-      <w:r>
-        <w:t>tsv</w:t>
-      </w:r>
-      <w:proofErr w:type="spellEnd"/>
-      <w:proofErr w:type="gramEnd"/>
-      <w:r>
-        <w:t xml:space="preserve"> output file.  These are tab separated text documents which can be opened in any text editor or spreadsheet program like Microsoft Excel.  </w:t>
-      </w:r>
-      <w:proofErr w:type="gramStart"/>
-      <w:r>
-        <w:t>The .</w:t>
-      </w:r>
-      <w:proofErr w:type="spellStart"/>
-      <w:r>
-        <w:t>tsv</w:t>
-      </w:r>
-      <w:proofErr w:type="spellEnd"/>
-      <w:proofErr w:type="gramEnd"/>
-      <w:r>
-        <w:t xml:space="preserve"> step from a one step can be used as the input file for the next step in the Rate Calculator, allowing you to start and stop if necessary (e.g. to redo part of the analysis with different settings).  Be warned, that except for the guide file, </w:t>
-      </w:r>
-      <w:proofErr w:type="spellStart"/>
-      <w:r>
-        <w:lastRenderedPageBreak/>
-        <w:t>DeuteRater</w:t>
-      </w:r>
-      <w:proofErr w:type="spellEnd"/>
-      <w:r>
-        <w:t xml:space="preserve">-H will only check your input file for proper filetype and column names.  It will not check that the data makes sense.  </w:t>
-      </w:r>
-      <w:r>
-        <w:t xml:space="preserve">Be careful changing intermediate files before re-using them as an input file for a later step, because changes may cause </w:t>
-      </w:r>
-      <w:proofErr w:type="spellStart"/>
-      <w:r>
-        <w:t>DeuteRater</w:t>
-      </w:r>
-      <w:proofErr w:type="spellEnd"/>
-      <w:r>
-        <w:t>-H to error out or give nonsensical results.</w:t>
-      </w:r>
-    </w:p>
-    <w:p>
-      <w:r>
-        <w:t xml:space="preserve">When running a worklist, </w:t>
-      </w:r>
-      <w:proofErr w:type="spellStart"/>
-      <w:r>
-        <w:t>rate_</w:t>
-      </w:r>
-      <w:proofErr w:type="gramStart"/>
-      <w:r>
-        <w:t>settings.yaml</w:t>
-      </w:r>
-      <w:proofErr w:type="spellEnd"/>
-      <w:proofErr w:type="gramEnd"/>
-      <w:r>
-        <w:t xml:space="preserve"> will be saved in your output file.  This should allow you to track what settings were used for each analysis should that be necessary.</w:t>
-      </w:r>
-    </w:p>
+    <w:p/>
     <w:p>
       <w:pPr>
-        <w:pStyle w:val="Heading2"/>
+        <w:rPr>
+          <w:noProof/>
+        </w:rPr>
       </w:pPr>
-      <w:bookmarkStart w:id="10" w:name="_Toc86148498"/>
-      <w:r>
-        <w:t>Rate Calculation – Extract</w:t>
-      </w:r>
-      <w:bookmarkEnd w:id="10"/>
-    </w:p>
-    <w:p>
-      <w:r>
-        <w:t xml:space="preserve">The first step of Rate Calculation is “Extract”.  The purpose of the Extract step is to find </w:t>
-      </w:r>
-      <w:proofErr w:type="spellStart"/>
-      <w:r>
-        <w:t>neutromers</w:t>
-      </w:r>
-      <w:proofErr w:type="spellEnd"/>
-      <w:r>
-        <w:t xml:space="preserve"> in </w:t>
-      </w:r>
-      <w:r>
-        <w:t>centroided MS1 mass spectrometry data. This requires two things.  The first is the Guide file that you created earlier (see “Create Guide File” section) and the second is one or more .</w:t>
-      </w:r>
-      <w:proofErr w:type="spellStart"/>
-      <w:r>
-        <w:t>mzml</w:t>
-      </w:r>
-      <w:proofErr w:type="spellEnd"/>
-      <w:r>
-        <w:t xml:space="preserve"> files.  The .</w:t>
-      </w:r>
-      <w:proofErr w:type="spellStart"/>
-      <w:r>
-        <w:t>mzML</w:t>
-      </w:r>
-      <w:proofErr w:type="spellEnd"/>
-      <w:r>
-        <w:t xml:space="preserve"> files need to be centroided and </w:t>
-      </w:r>
-      <w:proofErr w:type="spellStart"/>
-      <w:r>
-        <w:t>ms</w:t>
-      </w:r>
-      <w:proofErr w:type="spellEnd"/>
-      <w:r>
-        <w:t xml:space="preserve"> level 1 only.  If you require a utility to transform your mass spectrometry data, the </w:t>
-      </w:r>
-      <w:proofErr w:type="spellStart"/>
-      <w:r>
-        <w:t>msconvert</w:t>
-      </w:r>
-      <w:proofErr w:type="spellEnd"/>
-      <w:r>
-        <w:t xml:space="preserve"> tool from </w:t>
-      </w:r>
-      <w:proofErr w:type="spellStart"/>
-      <w:r>
-        <w:t>proteowizard</w:t>
-      </w:r>
-      <w:proofErr w:type="spellEnd"/>
-      <w:r>
-        <w:t xml:space="preserve"> can do this</w:t>
-      </w:r>
-      <w:r>
-        <w:fldChar w:fldCharType="begin"/>
-      </w:r>
-      <w:r>
-        <w:instrText xml:space="preserve"> ADDIN EN.CITE &lt;EndNote&gt;&lt;Cite&gt;&lt;Author&gt;Kessner&lt;/Author&gt;&lt;Year&gt;2008&lt;/Year&gt;&lt;RecNum&gt;242&lt;/RecNum&gt;&lt;DisplayText&gt;&lt;style face="superscript"&gt;1&lt;/style&gt;&lt;/DisplayText&gt;&lt;record&gt;&lt;rec-number&gt;242&lt;/rec-number&gt;&lt;foreign-keys&gt;&lt;key app="EN" db-id="fpdv9fppfp5tsyed2t3v0fskps2apv095w2e" timestamp="1617649836" guid="3ee1a0f6-b7b0-4707-a602-c9102daba211"&gt;242&lt;/key&gt;&lt;/foreign-keys&gt;&lt;ref-type name="Journal Article"&gt;17&lt;/ref-type&gt;&lt;contributors&gt;&lt;authors&gt;&lt;author&gt;Kessner, D.&lt;/author&gt;&lt;author&gt;Chambers, M.&lt;/author&gt;&lt;author&gt;Burke, R.&lt;/author&gt;&lt;author&gt;Agus, D.&lt;/author&gt;&lt;author&gt;Mallick, P.&lt;/author&gt;&lt;/authors&gt;&lt;/contributors&gt;&lt;auth-address&gt;Spielberg Family Center for Applied Proteomics, Cedars-Sinai Medical Center, USA. darren@proteowizard.org&lt;/auth-address&gt;&lt;titles&gt;&lt;title&gt;ProteoWizard: open source software for rapid proteomics tools development&lt;/title&gt;&lt;secondary-title&gt;Bioinformatics&lt;/secondary-title&gt;&lt;/titles&gt;&lt;periodical&gt;&lt;full-title&gt;Bioinformatics&lt;/full-title&gt;&lt;/periodical&gt;&lt;pages&gt;2534-6&lt;/pages&gt;&lt;volume&gt;24&lt;/volume&gt;&lt;number&gt;21&lt;/number&gt;&lt;keywords&gt;&lt;keyword&gt;Databases, Protein&lt;/keyword&gt;&lt;keyword&gt;Proteins/analysis/chemistry&lt;/keyword&gt;&lt;keyword&gt;Proteome/*analysis/chemistry&lt;/keyword&gt;&lt;keyword&gt;Proteomics/*methods&lt;/keyword&gt;&lt;keyword&gt;*Software&lt;/keyword&gt;&lt;keyword&gt;User-Computer Interface&lt;/keyword&gt;&lt;/keywords&gt;&lt;dates&gt;&lt;year&gt;2008&lt;/year&gt;&lt;pub-dates&gt;&lt;date&gt;Nov 1&lt;/date&gt;&lt;/pub-dates&gt;&lt;/dates&gt;&lt;isbn&gt;1367-4811 (Electronic)&amp;#xD;1367-4803 (Linking)&lt;/isbn&gt;&lt;accession-num&gt;18606607&lt;/accession-num&gt;&lt;urls&gt;&lt;related-urls&gt;&lt;url&gt;https://www.ncbi.nlm.nih.gov/pubmed/18606607&lt;/url&gt;&lt;/related-urls&gt;&lt;/urls&gt;&lt;custom2&gt;PMC2732273&lt;/custom2&gt;&lt;electronic-resource-num&gt;10.1093/bioinformatics/btn323&lt;/electronic-resource-num&gt;&lt;/record&gt;&lt;/Cite&gt;&lt;/EndNote&gt;</w:instrText>
-      </w:r>
-      <w:r>
-        <w:fldChar w:fldCharType="separate"/>
-      </w:r>
       <w:r>
         <w:rPr>
           <w:noProof/>
-          <w:vertAlign w:val="superscript"/>
-        </w:rPr>
-        <w:t>1</w:t>
-      </w:r>
-      <w:r>
-        <w:fldChar w:fldCharType="end"/>
-      </w:r>
-      <w:r>
-        <w:t xml:space="preserve">.  Us the </w:t>
-      </w:r>
-      <w:proofErr w:type="spellStart"/>
-      <w:r>
-        <w:t>peakpicking</w:t>
-      </w:r>
-      <w:proofErr w:type="spellEnd"/>
-      <w:r>
-        <w:t xml:space="preserve"> setting to centroid.</w:t>
-      </w:r>
-    </w:p>
-    <w:p>
-      <w:r>
-        <w:t xml:space="preserve">First you will be asked to </w:t>
-      </w:r>
-      <w:r>
-        <w:t>provide the guide file:</w:t>
-      </w:r>
-    </w:p>
-    <w:p>
+        </w:rPr>
+        <w:t>The names of the output files are always the same.  If you have used the folder you select, you will get two messages.  The first will notify you that there is a settings output (settings.yaml) present.  You will be given the option to use the settings in the folder (“Use Settings”) or</w:t>
+      </w:r>
       <w:r>
         <w:rPr>
           <w:noProof/>
         </w:rPr>
+        <w:t xml:space="preserve"> overwrite this file and use the settings</w:t>
+      </w:r>
+      <w:r>
+        <w:rPr>
+          <w:noProof/>
+        </w:rPr>
+        <w:t xml:space="preserve"> you have currently set in </w:t>
+      </w:r>
+      <w:r>
+        <w:rPr>
+          <w:noProof/>
+        </w:rPr>
+        <w:t>DeuteRater v6</w:t>
+      </w:r>
+      <w:r>
+        <w:rPr>
+          <w:noProof/>
+        </w:rPr>
+        <w:t xml:space="preserve"> (“Overwrite”):</w:t>
+      </w:r>
+    </w:p>
+    <w:p>
+      <w:r>
+        <w:rPr>
+          <w:noProof/>
+        </w:rPr>
         <w:drawing>
-          <wp:inline distT="0" distB="0" distL="0" distR="0" wp14:anchorId="14201791" wp14:editId="2E34CC9A">
-            <wp:extent cx="3028950" cy="1057275"/>
-            <wp:effectExtent l="0" t="0" r="0" b="9525"/>
-            <wp:docPr id="16" name="Picture 16"/>
+          <wp:inline distT="0" distB="0" distL="0" distR="0" wp14:anchorId="4EF2764C" wp14:editId="46B12650">
+            <wp:extent cx="4733925" cy="1219200"/>
+            <wp:effectExtent l="0" t="0" r="9525" b="0"/>
+            <wp:docPr id="15" name="Picture 15"/>
             <wp:cNvGraphicFramePr>
               <a:graphicFrameLocks xmlns:a="http://schemas.openxmlformats.org/drawingml/2006/main" noChangeAspect="1"/>
             </wp:cNvGraphicFramePr>
@@ -3950,7 +3863,7 @@
                   <pic:spPr>
                     <a:xfrm>
                       <a:off x="0" y="0"/>
-                      <a:ext cx="3028950" cy="1057275"/>
+                      <a:ext cx="4733925" cy="1219200"/>
                     </a:xfrm>
                     <a:prstGeom prst="rect">
                       <a:avLst/>
@@ -3965,15 +3878,28 @@
     </w:p>
     <w:p>
       <w:r>
-        <w:t>Navigate to wherever you have the guide file and select it.  You will then be prompted to select your .</w:t>
-      </w:r>
-      <w:proofErr w:type="spellStart"/>
-      <w:r>
-        <w:t>mzML</w:t>
-      </w:r>
-      <w:proofErr w:type="spellEnd"/>
-      <w:r>
-        <w:t xml:space="preserve"> files.  You may select one or several at once:</w:t>
+        <w:t xml:space="preserve">Second, if there are output files for a step that is currently checked present in your folder, you will be given a warning that </w:t>
+      </w:r>
+      <w:r>
+        <w:t xml:space="preserve">you are going to overwrite output files.  “Yes” overwrites the files, “No” returns you to the main </w:t>
+      </w:r>
+      <w:r>
+        <w:t>DeuteRater v6</w:t>
+      </w:r>
+      <w:r>
+        <w:t xml:space="preserve"> interface, and “Show Details” will list the files that will be overwritten so you may make an informed decision</w:t>
+      </w:r>
+      <w:r>
+        <w:t xml:space="preserve">.  You can rename your files to avoid them being overwritten, but that must be done manually.  </w:t>
+      </w:r>
+      <w:r>
+        <w:t>DeuteRater v6</w:t>
+      </w:r>
+      <w:r>
+        <w:t xml:space="preserve"> will not do it for you</w:t>
+      </w:r>
+      <w:r>
+        <w:t>:</w:t>
       </w:r>
     </w:p>
     <w:p>
@@ -3982,10 +3908,10 @@
           <w:noProof/>
         </w:rPr>
         <w:drawing>
-          <wp:inline distT="0" distB="0" distL="0" distR="0" wp14:anchorId="6AA8D756" wp14:editId="6A59E2DE">
-            <wp:extent cx="3771900" cy="1104900"/>
-            <wp:effectExtent l="0" t="0" r="0" b="0"/>
-            <wp:docPr id="17" name="Picture 17"/>
+          <wp:inline distT="0" distB="0" distL="0" distR="0" wp14:anchorId="27D44DB9" wp14:editId="16B66A08">
+            <wp:extent cx="3057525" cy="1257300"/>
+            <wp:effectExtent l="0" t="0" r="9525" b="0"/>
+            <wp:docPr id="14" name="Picture 14"/>
             <wp:cNvGraphicFramePr>
               <a:graphicFrameLocks xmlns:a="http://schemas.openxmlformats.org/drawingml/2006/main" noChangeAspect="1"/>
             </wp:cNvGraphicFramePr>
@@ -4005,7 +3931,7 @@
                   <pic:spPr>
                     <a:xfrm>
                       <a:off x="0" y="0"/>
-                      <a:ext cx="3771900" cy="1104900"/>
+                      <a:ext cx="3057525" cy="1257300"/>
                     </a:xfrm>
                     <a:prstGeom prst="rect">
                       <a:avLst/>
@@ -4020,56 +3946,44 @@
     </w:p>
     <w:p>
       <w:r>
-        <w:t xml:space="preserve">This may prompt another window warning about overwriting files if you selected files that have already been extracted.  This is because </w:t>
-      </w:r>
-      <w:proofErr w:type="spellStart"/>
-      <w:r>
-        <w:t>DeuteRater</w:t>
-      </w:r>
-      <w:proofErr w:type="spellEnd"/>
-      <w:r>
-        <w:t>-H does not know the filenames of the extracted outputs until you choose the .</w:t>
-      </w:r>
-      <w:proofErr w:type="spellStart"/>
-      <w:r>
-        <w:t>mzML</w:t>
-      </w:r>
-      <w:proofErr w:type="spellEnd"/>
-      <w:r>
-        <w:t xml:space="preserve"> files to extract, so cannot determine which files may be overwritten.</w:t>
-      </w:r>
-    </w:p>
-    <w:p>
+        <w:lastRenderedPageBreak/>
+        <w:t xml:space="preserve">In addition to output spreadsheet files, three steps (“Provide Time and Enrichment”, “Rate Calculation”, and “Combine Sequence Rates”) produce folders of graphs.  If this step is redone in the same parent folders, the graph subfolders will be deleted with all their contents. </w:t>
+      </w:r>
+    </w:p>
+    <w:p>
+      <w:r>
+        <w:t xml:space="preserve">If a file is open in another program while an overwrite is occurring, </w:t>
+      </w:r>
+      <w:r>
+        <w:t xml:space="preserve">it cannot be overwritten.  You will be given an error message and returned to the main interface.  This will also occur if you are attempting to write to a folder which </w:t>
+      </w:r>
+      <w:r>
+        <w:t>DeuteRater v6</w:t>
+      </w:r>
+      <w:r>
+        <w:t xml:space="preserve"> does not have permission to write to for whatever reason.  </w:t>
+      </w:r>
+    </w:p>
+    <w:p>
+      <w:r>
+        <w:t xml:space="preserve">Each step will produce </w:t>
+      </w:r>
       <w:proofErr w:type="gramStart"/>
       <w:r>
-        <w:t>Each .</w:t>
-      </w:r>
-      <w:proofErr w:type="spellStart"/>
-      <w:r>
-        <w:t>mz</w:t>
-      </w:r>
-      <w:r>
-        <w:t>ML</w:t>
+        <w:t>a .</w:t>
+      </w:r>
+      <w:proofErr w:type="spellStart"/>
+      <w:r>
+        <w:t>tsv</w:t>
       </w:r>
       <w:proofErr w:type="spellEnd"/>
       <w:proofErr w:type="gramEnd"/>
       <w:r>
-        <w:t xml:space="preserve"> you provided to </w:t>
-      </w:r>
-      <w:proofErr w:type="spellStart"/>
-      <w:r>
-        <w:t>DeuteRater_H</w:t>
-      </w:r>
-      <w:proofErr w:type="spellEnd"/>
-      <w:r>
-        <w:t xml:space="preserve"> will have a corresponding output file.  The file will have the same name as the original </w:t>
-      </w:r>
-      <w:r>
-        <w:t xml:space="preserve">with </w:t>
+        <w:t xml:space="preserve"> output file.  These are tab separated text documents which can be opened in any text editor or spreadsheet program like Microsoft Excel.  </w:t>
       </w:r>
       <w:proofErr w:type="gramStart"/>
       <w:r>
-        <w:t>a .</w:t>
+        <w:t>The .</w:t>
       </w:r>
       <w:proofErr w:type="spellStart"/>
       <w:r>
@@ -4078,542 +3992,58 @@
       <w:proofErr w:type="spellEnd"/>
       <w:proofErr w:type="gramEnd"/>
       <w:r>
-        <w:t xml:space="preserve"> extension instead of an .</w:t>
-      </w:r>
-      <w:proofErr w:type="spellStart"/>
-      <w:r>
-        <w:t>mzML</w:t>
-      </w:r>
-      <w:proofErr w:type="spellEnd"/>
-      <w:r>
-        <w:t xml:space="preserve"> extension.  The file will be the same as the guide file with several extra columns:</w:t>
-      </w:r>
-    </w:p>
-    <w:p>
-      <w:proofErr w:type="spellStart"/>
-      <w:r>
-        <w:t>Id_index</w:t>
-      </w:r>
-      <w:proofErr w:type="spellEnd"/>
-      <w:r>
-        <w:t xml:space="preserve"> – an internal index of the file</w:t>
-      </w:r>
-    </w:p>
-    <w:p>
-      <w:proofErr w:type="spellStart"/>
-      <w:r>
-        <w:t>Mz</w:t>
-      </w:r>
-      <w:proofErr w:type="spellEnd"/>
-      <w:r>
-        <w:t xml:space="preserve"> – calculated m/z value</w:t>
-      </w:r>
-    </w:p>
-    <w:p>
-      <w:r>
-        <w:t>Z – charge state</w:t>
-      </w:r>
-    </w:p>
-    <w:p>
-      <w:r>
-        <w:t>Rt – retention time in minutes</w:t>
-      </w:r>
-    </w:p>
-    <w:p>
-      <w:proofErr w:type="spellStart"/>
-      <w:r>
-        <w:lastRenderedPageBreak/>
-        <w:t>N_isos</w:t>
-      </w:r>
-      <w:proofErr w:type="spellEnd"/>
-      <w:r>
-        <w:t xml:space="preserve"> – </w:t>
-      </w:r>
-      <w:proofErr w:type="spellStart"/>
-      <w:r>
-        <w:t>neutromers</w:t>
-      </w:r>
-      <w:proofErr w:type="spellEnd"/>
-      <w:r>
-        <w:t xml:space="preserve"> to extract</w:t>
-      </w:r>
-    </w:p>
-    <w:p>
-      <w:r>
-        <w:t>Mass – neutral mass</w:t>
-      </w:r>
-    </w:p>
-    <w:p>
-      <w:proofErr w:type="spellStart"/>
-      <w:r>
-        <w:t>Mzs</w:t>
-      </w:r>
-      <w:proofErr w:type="spellEnd"/>
-      <w:r>
-        <w:t xml:space="preserve"> – the actual </w:t>
-      </w:r>
-      <w:proofErr w:type="spellStart"/>
-      <w:r>
-        <w:t>mzs</w:t>
-      </w:r>
-      <w:proofErr w:type="spellEnd"/>
-      <w:r>
-        <w:t xml:space="preserve"> found in </w:t>
+        <w:t xml:space="preserve"> step from a one step can be used as the input file for the next step in the Rate Calculator, allowing you to start and stop if necessary (e.g. to redo part of the analysis with different settings).  Be warned, that except for the guide file, </w:t>
+      </w:r>
+      <w:r>
+        <w:t>DeuteRater v6</w:t>
+      </w:r>
+      <w:r>
+        <w:t xml:space="preserve"> will only check your input file for proper filetype and column names.  It will not check that the data makes sense.  </w:t>
+      </w:r>
+      <w:r>
+        <w:t xml:space="preserve">Be careful changing intermediate files before re-using them as an input file for a later step, because changes may cause </w:t>
+      </w:r>
+      <w:r>
+        <w:t>DeuteRater v6</w:t>
+      </w:r>
+      <w:r>
+        <w:t xml:space="preserve"> to error out or give nonsensical results.</w:t>
+      </w:r>
+    </w:p>
+    <w:p>
+      <w:r>
+        <w:t xml:space="preserve">When running a worklist, </w:t>
+      </w:r>
+      <w:proofErr w:type="spellStart"/>
+      <w:r>
+        <w:t>rate_</w:t>
       </w:r>
       <w:proofErr w:type="gramStart"/>
       <w:r>
-        <w:t>the .</w:t>
-      </w:r>
-      <w:proofErr w:type="spellStart"/>
-      <w:r>
-        <w:t>mzML</w:t>
+        <w:t>settings.yaml</w:t>
       </w:r>
       <w:proofErr w:type="spellEnd"/>
       <w:proofErr w:type="gramEnd"/>
-    </w:p>
-    <w:p>
-      <w:r>
-        <w:t>Abundances</w:t>
-      </w:r>
-      <w:r>
-        <w:t xml:space="preserve"> – the actual </w:t>
-      </w:r>
-      <w:r>
-        <w:t>abundances</w:t>
-      </w:r>
-      <w:r>
-        <w:t xml:space="preserve"> found in </w:t>
-      </w:r>
-      <w:proofErr w:type="gramStart"/>
-      <w:r>
-        <w:t>the .</w:t>
-      </w:r>
-      <w:proofErr w:type="spellStart"/>
-      <w:r>
-        <w:t>mzML</w:t>
-      </w:r>
-      <w:proofErr w:type="spellEnd"/>
-      <w:proofErr w:type="gramEnd"/>
-    </w:p>
-    <w:p>
-      <w:proofErr w:type="spellStart"/>
-      <w:r>
-        <w:t>lookback_mzs</w:t>
-      </w:r>
-      <w:proofErr w:type="spellEnd"/>
-      <w:r>
-        <w:t xml:space="preserve"> – </w:t>
-      </w:r>
-      <w:proofErr w:type="spellStart"/>
-      <w:r>
-        <w:t>mz</w:t>
-      </w:r>
-      <w:proofErr w:type="spellEnd"/>
-      <w:r>
-        <w:t xml:space="preserve"> of the isotope </w:t>
-      </w:r>
-      <w:r>
-        <w:t xml:space="preserve">peak in front of the first </w:t>
-      </w:r>
-      <w:proofErr w:type="spellStart"/>
-      <w:r>
-        <w:t>neutromer</w:t>
-      </w:r>
-      <w:proofErr w:type="spellEnd"/>
-      <w:r>
-        <w:t xml:space="preserve"> extracted</w:t>
-      </w:r>
-      <w:r>
-        <w:t xml:space="preserve"> if the extractor is extracting on an isotope other than the first</w:t>
-      </w:r>
-    </w:p>
-    <w:p>
-      <w:proofErr w:type="spellStart"/>
-      <w:r>
-        <w:t>lookback_abundances</w:t>
-      </w:r>
-      <w:proofErr w:type="spellEnd"/>
-      <w:r>
-        <w:t xml:space="preserve"> – abundance of the isotope peak in front of the first </w:t>
-      </w:r>
-      <w:proofErr w:type="spellStart"/>
-      <w:r>
-        <w:t>neutromer</w:t>
-      </w:r>
-      <w:proofErr w:type="spellEnd"/>
-      <w:r>
-        <w:t xml:space="preserve"> extracted if the extractor is extracting on an isotope other than the first</w:t>
-      </w:r>
-    </w:p>
-    <w:p>
-      <w:proofErr w:type="spellStart"/>
-      <w:r>
-        <w:t>look</w:t>
-      </w:r>
-      <w:r>
-        <w:t>ahead</w:t>
-      </w:r>
-      <w:r>
-        <w:t>_mzs</w:t>
-      </w:r>
-      <w:proofErr w:type="spellEnd"/>
-      <w:r>
-        <w:t xml:space="preserve"> – </w:t>
-      </w:r>
-      <w:proofErr w:type="spellStart"/>
-      <w:r>
-        <w:t>mz</w:t>
-      </w:r>
-      <w:proofErr w:type="spellEnd"/>
-      <w:r>
-        <w:t xml:space="preserve"> of the isotope peak behind the last </w:t>
-      </w:r>
-      <w:proofErr w:type="spellStart"/>
-      <w:r>
-        <w:t>neutromer</w:t>
-      </w:r>
-      <w:proofErr w:type="spellEnd"/>
-      <w:r>
-        <w:t xml:space="preserve"> extracted if the extractor is extracting insufficient </w:t>
-      </w:r>
-      <w:proofErr w:type="spellStart"/>
-      <w:r>
-        <w:t>neutromers</w:t>
-      </w:r>
-      <w:proofErr w:type="spellEnd"/>
-      <w:r>
-        <w:t>.</w:t>
-      </w:r>
-    </w:p>
-    <w:p>
-      <w:proofErr w:type="spellStart"/>
-      <w:r>
-        <w:t>lookback_abundances</w:t>
-      </w:r>
-      <w:proofErr w:type="spellEnd"/>
-      <w:r>
-        <w:t xml:space="preserve"> - abundance of the isotope peak behind the last </w:t>
-      </w:r>
-      <w:proofErr w:type="spellStart"/>
-      <w:r>
-        <w:t>neutromer</w:t>
-      </w:r>
-      <w:proofErr w:type="spellEnd"/>
-      <w:r>
-        <w:t xml:space="preserve"> extracted if the extractor is extracting insufficient </w:t>
-      </w:r>
-      <w:proofErr w:type="spellStart"/>
-      <w:r>
-        <w:t>neutromers</w:t>
-      </w:r>
-      <w:proofErr w:type="spellEnd"/>
-      <w:r>
-        <w:t>.</w:t>
-      </w:r>
-    </w:p>
-    <w:p>
-      <w:proofErr w:type="spellStart"/>
-      <w:r>
-        <w:t>rt_min</w:t>
-      </w:r>
-      <w:proofErr w:type="spellEnd"/>
-      <w:r>
-        <w:t xml:space="preserve"> – minimum retention time observed</w:t>
-      </w:r>
-    </w:p>
-    <w:p>
-      <w:proofErr w:type="spellStart"/>
-      <w:r>
-        <w:t>rt_max</w:t>
-      </w:r>
-      <w:proofErr w:type="spellEnd"/>
-      <w:r>
-        <w:t xml:space="preserve"> – maximum retention time observed</w:t>
-      </w:r>
-    </w:p>
-    <w:p>
-      <w:proofErr w:type="spellStart"/>
-      <w:r>
-        <w:t>baseline_signal</w:t>
-      </w:r>
-      <w:proofErr w:type="spellEnd"/>
-      <w:r>
-        <w:t xml:space="preserve"> – abundance of the baseline in the area around this </w:t>
-      </w:r>
-      <w:proofErr w:type="spellStart"/>
-      <w:r>
-        <w:t>neutromer</w:t>
-      </w:r>
-      <w:proofErr w:type="spellEnd"/>
-      <w:r>
-        <w:t xml:space="preserve"> envelope</w:t>
-      </w:r>
-    </w:p>
-    <w:p>
-      <w:proofErr w:type="spellStart"/>
-      <w:r>
-        <w:t>signal_noise</w:t>
-      </w:r>
-      <w:proofErr w:type="spellEnd"/>
-      <w:r>
-        <w:t xml:space="preserve"> – </w:t>
-      </w:r>
-      <w:r>
-        <w:t>irrelevant</w:t>
-      </w:r>
-    </w:p>
-    <w:p>
-      <w:r>
-        <w:t>mads</w:t>
-      </w:r>
-      <w:r>
-        <w:t xml:space="preserve"> – </w:t>
-      </w:r>
-      <w:r>
-        <w:t xml:space="preserve">an error metric </w:t>
-      </w:r>
-    </w:p>
-    <w:p>
-      <w:proofErr w:type="spellStart"/>
-      <w:r>
-        <w:t>mzs_list</w:t>
-      </w:r>
-      <w:proofErr w:type="spellEnd"/>
-      <w:r>
-        <w:t xml:space="preserve"> – </w:t>
-      </w:r>
-      <w:r>
-        <w:t>only filled for chromatography division setting.</w:t>
-      </w:r>
-    </w:p>
-    <w:p>
-      <w:proofErr w:type="spellStart"/>
-      <w:r>
-        <w:t>intensities_list</w:t>
-      </w:r>
-      <w:proofErr w:type="spellEnd"/>
-      <w:r>
-        <w:t xml:space="preserve"> – </w:t>
-      </w:r>
-      <w:r>
-        <w:t>only filled for chromatography division setting.</w:t>
-      </w:r>
-    </w:p>
-    <w:p>
-      <w:proofErr w:type="spellStart"/>
-      <w:r>
-        <w:rPr>
-          <w:rFonts w:ascii="Calibri" w:eastAsia="Times New Roman" w:hAnsi="Calibri" w:cs="Calibri"/>
-          <w:color w:val="000000"/>
-        </w:rPr>
-        <w:t>rt_list</w:t>
-      </w:r>
-      <w:proofErr w:type="spellEnd"/>
-      <w:r>
-        <w:rPr>
-          <w:rFonts w:ascii="Calibri" w:eastAsia="Times New Roman" w:hAnsi="Calibri" w:cs="Calibri"/>
-          <w:color w:val="000000"/>
-        </w:rPr>
-        <w:t xml:space="preserve"> – </w:t>
-      </w:r>
-      <w:r>
-        <w:t>only filled for chromatography division setting.</w:t>
-      </w:r>
-    </w:p>
-    <w:p>
-      <w:proofErr w:type="spellStart"/>
-      <w:r>
-        <w:rPr>
-          <w:rFonts w:ascii="Calibri" w:eastAsia="Times New Roman" w:hAnsi="Calibri" w:cs="Calibri"/>
-          <w:color w:val="000000"/>
-        </w:rPr>
-        <w:t>baseline_list</w:t>
-      </w:r>
-      <w:proofErr w:type="spellEnd"/>
-      <w:r>
-        <w:rPr>
-          <w:rFonts w:ascii="Calibri" w:eastAsia="Times New Roman" w:hAnsi="Calibri" w:cs="Calibri"/>
-          <w:color w:val="000000"/>
-        </w:rPr>
-        <w:t xml:space="preserve"> – </w:t>
-      </w:r>
-      <w:r>
-        <w:t>only filled for chromatography division setting.</w:t>
-      </w:r>
-    </w:p>
-    <w:p>
-      <w:pPr>
-        <w:rPr>
-          <w:rFonts w:ascii="Calibri" w:eastAsia="Times New Roman" w:hAnsi="Calibri" w:cs="Calibri"/>
-          <w:color w:val="000000"/>
-        </w:rPr>
-      </w:pPr>
-      <w:proofErr w:type="spellStart"/>
-      <w:r>
-        <w:rPr>
-          <w:rFonts w:ascii="Calibri" w:eastAsia="Times New Roman" w:hAnsi="Calibri" w:cs="Calibri"/>
-          <w:color w:val="000000"/>
-        </w:rPr>
-        <w:t>num_scans_combined</w:t>
-      </w:r>
-      <w:proofErr w:type="spellEnd"/>
-      <w:r>
-        <w:rPr>
-          <w:rFonts w:ascii="Calibri" w:eastAsia="Times New Roman" w:hAnsi="Calibri" w:cs="Calibri"/>
-          <w:color w:val="000000"/>
-        </w:rPr>
-        <w:t xml:space="preserve"> – the number of scans used to generate relevant values.</w:t>
-      </w:r>
-    </w:p>
-    <w:p>
-      <w:pPr>
-        <w:spacing w:line="240" w:lineRule="auto"/>
-        <w:rPr>
-          <w:rFonts w:ascii="Calibri" w:eastAsia="Times New Roman" w:hAnsi="Calibri" w:cs="Calibri"/>
-          <w:color w:val="000000"/>
-        </w:rPr>
-      </w:pPr>
-      <w:proofErr w:type="spellStart"/>
-      <w:r>
-        <w:rPr>
-          <w:rFonts w:ascii="Calibri" w:eastAsia="Times New Roman" w:hAnsi="Calibri" w:cs="Calibri"/>
-          <w:color w:val="000000"/>
-        </w:rPr>
-        <w:t>mzml_path</w:t>
-      </w:r>
-      <w:proofErr w:type="spellEnd"/>
-      <w:r>
-        <w:rPr>
-          <w:rFonts w:ascii="Calibri" w:eastAsia="Times New Roman" w:hAnsi="Calibri" w:cs="Calibri"/>
-          <w:color w:val="000000"/>
-        </w:rPr>
-        <w:t xml:space="preserve"> – the path to the </w:t>
-      </w:r>
-      <w:proofErr w:type="spellStart"/>
-      <w:r>
-        <w:rPr>
-          <w:rFonts w:ascii="Calibri" w:eastAsia="Times New Roman" w:hAnsi="Calibri" w:cs="Calibri"/>
-          <w:color w:val="000000"/>
-        </w:rPr>
-        <w:t>mzml</w:t>
-      </w:r>
-      <w:proofErr w:type="spellEnd"/>
-      <w:r>
-        <w:rPr>
-          <w:rFonts w:ascii="Calibri" w:eastAsia="Times New Roman" w:hAnsi="Calibri" w:cs="Calibri"/>
-          <w:color w:val="000000"/>
-        </w:rPr>
-        <w:t xml:space="preserve"> file used for this data</w:t>
-      </w:r>
-    </w:p>
-    <w:p>
-      <w:pPr>
-        <w:spacing w:line="240" w:lineRule="auto"/>
-        <w:rPr>
-          <w:rFonts w:ascii="Calibri" w:eastAsia="Times New Roman" w:hAnsi="Calibri" w:cs="Calibri"/>
-          <w:color w:val="000000"/>
-        </w:rPr>
-      </w:pPr>
-      <w:r>
-        <w:rPr>
-          <w:rFonts w:ascii="Calibri" w:eastAsia="Times New Roman" w:hAnsi="Calibri" w:cs="Calibri"/>
-          <w:color w:val="000000"/>
-        </w:rPr>
-        <w:t xml:space="preserve">Columns </w:t>
-      </w:r>
-      <w:proofErr w:type="spellStart"/>
-      <w:r>
-        <w:rPr>
-          <w:rFonts w:ascii="Calibri" w:eastAsia="Times New Roman" w:hAnsi="Calibri" w:cs="Calibri"/>
-          <w:color w:val="000000"/>
-        </w:rPr>
-        <w:t>mzs</w:t>
-      </w:r>
-      <w:proofErr w:type="spellEnd"/>
-      <w:r>
-        <w:rPr>
-          <w:rFonts w:ascii="Calibri" w:eastAsia="Times New Roman" w:hAnsi="Calibri" w:cs="Calibri"/>
-          <w:color w:val="000000"/>
-        </w:rPr>
-        <w:t xml:space="preserve"> to </w:t>
-      </w:r>
-      <w:proofErr w:type="spellStart"/>
-      <w:r>
-        <w:rPr>
-          <w:rFonts w:ascii="Calibri" w:eastAsia="Times New Roman" w:hAnsi="Calibri" w:cs="Calibri"/>
-          <w:color w:val="000000"/>
-        </w:rPr>
-        <w:t>num_scans_combined</w:t>
-      </w:r>
-      <w:proofErr w:type="spellEnd"/>
-      <w:r>
-        <w:rPr>
-          <w:rFonts w:ascii="Calibri" w:eastAsia="Times New Roman" w:hAnsi="Calibri" w:cs="Calibri"/>
-          <w:color w:val="000000"/>
-        </w:rPr>
-        <w:t xml:space="preserve"> are only filled in if data was found for this row.  If data was not found, and all of these columns are blank, the rows will be discarded in step “Combine Extracted Files”.</w:t>
-      </w:r>
-    </w:p>
-    <w:p>
-      <w:pPr>
-        <w:spacing w:line="240" w:lineRule="auto"/>
-        <w:rPr>
-          <w:rFonts w:ascii="Calibri" w:eastAsia="Times New Roman" w:hAnsi="Calibri" w:cs="Calibri"/>
-          <w:color w:val="000000"/>
-        </w:rPr>
-      </w:pPr>
-      <w:r>
-        <w:rPr>
-          <w:rFonts w:ascii="Calibri" w:eastAsia="Times New Roman" w:hAnsi="Calibri" w:cs="Calibri"/>
-          <w:color w:val="000000"/>
-        </w:rPr>
-        <w:t xml:space="preserve">You will see progress bars on the black command prompt that appeared with the interface (or the normal command prompt if you called the program from there).  Do note that if you have “Provide Time and Enrichment” checked, you will be prompted to fill out the tables associated with that step after </w:t>
-      </w:r>
-      <w:proofErr w:type="gramStart"/>
-      <w:r>
-        <w:rPr>
-          <w:rFonts w:ascii="Calibri" w:eastAsia="Times New Roman" w:hAnsi="Calibri" w:cs="Calibri"/>
-          <w:color w:val="000000"/>
-        </w:rPr>
-        <w:t>selecting .</w:t>
-      </w:r>
-      <w:proofErr w:type="spellStart"/>
-      <w:r>
-        <w:rPr>
-          <w:rFonts w:ascii="Calibri" w:eastAsia="Times New Roman" w:hAnsi="Calibri" w:cs="Calibri"/>
-          <w:color w:val="000000"/>
-        </w:rPr>
-        <w:t>mzMLs</w:t>
-      </w:r>
-      <w:proofErr w:type="spellEnd"/>
-      <w:proofErr w:type="gramEnd"/>
-      <w:r>
-        <w:rPr>
-          <w:rFonts w:ascii="Calibri" w:eastAsia="Times New Roman" w:hAnsi="Calibri" w:cs="Calibri"/>
-          <w:color w:val="000000"/>
-        </w:rPr>
-        <w:t xml:space="preserve"> but before the actual extraction happens.  This is so you can walk away from the analysis without it stalling to ask for your input halfway through.</w:t>
+      <w:r>
+        <w:t xml:space="preserve"> will be saved in your output file.  This should allow you to track what settings were used for each analysis should that be necessary.</w:t>
       </w:r>
     </w:p>
     <w:p>
       <w:pPr>
         <w:pStyle w:val="Heading2"/>
       </w:pPr>
-      <w:bookmarkStart w:id="11" w:name="_Toc86148499"/>
-      <w:r>
-        <w:t>Rate Calculation – Provide Time and Enrichment</w:t>
+      <w:bookmarkStart w:id="11" w:name="_Toc86148498"/>
+      <w:r>
+        <w:t>Rate Calculation – Extract</w:t>
       </w:r>
       <w:bookmarkEnd w:id="11"/>
     </w:p>
     <w:p>
       <w:r>
-        <w:t xml:space="preserve">The purpose of the “Provide Time and Enrichment” </w:t>
-      </w:r>
-      <w:r>
-        <w:t xml:space="preserve">is to provide </w:t>
-      </w:r>
-      <w:r>
-        <w:t>information on the .</w:t>
+        <w:t xml:space="preserve">The first step of Rate Calculation is “Extract”.  The purpose of the Extract step is to find neutromers in </w:t>
+      </w:r>
+      <w:r>
+        <w:t>centroided MS1 mass spectrometry data. This requires two things.  The first is the Guide file that you created earlier (see “Create Guide File” section) and the second is one or more .</w:t>
       </w:r>
       <w:proofErr w:type="spellStart"/>
       <w:r>
@@ -4621,45 +4051,89 @@
       </w:r>
       <w:proofErr w:type="spellEnd"/>
       <w:r>
-        <w:t xml:space="preserve"> files you are using.  </w:t>
-      </w:r>
-      <w:r>
-        <w:t xml:space="preserve">If you are starting with this step you will be asked to select the </w:t>
-      </w:r>
-      <w:proofErr w:type="gramStart"/>
-      <w:r>
-        <w:t>output .</w:t>
-      </w:r>
-      <w:proofErr w:type="spellStart"/>
-      <w:r>
-        <w:t>tsvs</w:t>
-      </w:r>
-      <w:proofErr w:type="spellEnd"/>
-      <w:proofErr w:type="gramEnd"/>
-      <w:r>
-        <w:t xml:space="preserve"> from an extractor </w:t>
-      </w:r>
-      <w:r>
-        <w:lastRenderedPageBreak/>
-        <w:t xml:space="preserve">step, otherwise it will continue with the data that was used in the extractor. </w:t>
-      </w:r>
-      <w:r>
-        <w:t>If step is checked you will be provided w</w:t>
-      </w:r>
-      <w:r>
-        <w:t>ith a table like the following:</w:t>
-      </w:r>
-    </w:p>
-    <w:p>
+        <w:t xml:space="preserve"> files.  The .</w:t>
+      </w:r>
+      <w:proofErr w:type="spellStart"/>
+      <w:r>
+        <w:t>mzML</w:t>
+      </w:r>
+      <w:proofErr w:type="spellEnd"/>
+      <w:r>
+        <w:t xml:space="preserve"> files need to be centroided and </w:t>
+      </w:r>
+      <w:proofErr w:type="spellStart"/>
+      <w:r>
+        <w:t>ms</w:t>
+      </w:r>
+      <w:proofErr w:type="spellEnd"/>
+      <w:r>
+        <w:t xml:space="preserve"> level 1 only.  If you require a utility to transform your mass spectrometry data, the </w:t>
+      </w:r>
+      <w:proofErr w:type="spellStart"/>
+      <w:r>
+        <w:t>msconvert</w:t>
+      </w:r>
+      <w:proofErr w:type="spellEnd"/>
+      <w:r>
+        <w:t xml:space="preserve"> tool from </w:t>
+      </w:r>
+      <w:proofErr w:type="spellStart"/>
+      <w:r>
+        <w:t>proteowizard</w:t>
+      </w:r>
+      <w:proofErr w:type="spellEnd"/>
+      <w:r>
+        <w:t xml:space="preserve"> can do this</w:t>
+      </w:r>
+      <w:r>
+        <w:fldChar w:fldCharType="begin"/>
+      </w:r>
+      <w:r>
+        <w:instrText xml:space="preserve"> ADDIN EN.CITE &lt;EndNote&gt;&lt;Cite&gt;&lt;Author&gt;Kessner&lt;/Author&gt;&lt;Year&gt;2008&lt;/Year&gt;&lt;RecNum&gt;242&lt;/RecNum&gt;&lt;DisplayText&gt;&lt;style face="superscript"&gt;1&lt;/style&gt;&lt;/DisplayText&gt;&lt;record&gt;&lt;rec-number&gt;242&lt;/rec-number&gt;&lt;foreign-keys&gt;&lt;key app="EN" db-id="fpdv9fppfp5tsyed2t3v0fskps2apv095w2e" timestamp="1617649836" guid="3ee1a0f6-b7b0-4707-a602-c9102daba211"&gt;242&lt;/key&gt;&lt;/foreign-keys&gt;&lt;ref-type name="Journal Article"&gt;17&lt;/ref-type&gt;&lt;contributors&gt;&lt;authors&gt;&lt;author&gt;Kessner, D.&lt;/author&gt;&lt;author&gt;Chambers, M.&lt;/author&gt;&lt;author&gt;Burke, R.&lt;/author&gt;&lt;author&gt;Agus, D.&lt;/author&gt;&lt;author&gt;Mallick, P.&lt;/author&gt;&lt;/authors&gt;&lt;/contributors&gt;&lt;auth-address&gt;Spielberg Family Center for Applied Proteomics, Cedars-Sinai Medical Center, USA. darren@proteowizard.org&lt;/auth-address&gt;&lt;titles&gt;&lt;title&gt;ProteoWizard: open source software for rapid proteomics tools development&lt;/title&gt;&lt;secondary-title&gt;Bioinformatics&lt;/secondary-title&gt;&lt;/titles&gt;&lt;periodical&gt;&lt;full-title&gt;Bioinformatics&lt;/full-title&gt;&lt;/periodical&gt;&lt;pages&gt;2534-6&lt;/pages&gt;&lt;volume&gt;24&lt;/volume&gt;&lt;number&gt;21&lt;/number&gt;&lt;keywords&gt;&lt;keyword&gt;Databases, Protein&lt;/keyword&gt;&lt;keyword&gt;Proteins/analysis/chemistry&lt;/keyword&gt;&lt;keyword&gt;Proteome/*analysis/chemistry&lt;/keyword&gt;&lt;keyword&gt;Proteomics/*methods&lt;/keyword&gt;&lt;keyword&gt;*Software&lt;/keyword&gt;&lt;keyword&gt;User-Computer Interface&lt;/keyword&gt;&lt;/keywords&gt;&lt;dates&gt;&lt;year&gt;2008&lt;/year&gt;&lt;pub-dates&gt;&lt;date&gt;Nov 1&lt;/date&gt;&lt;/pub-dates&gt;&lt;/dates&gt;&lt;isbn&gt;1367-4811 (Electronic)&amp;#xD;1367-4803 (Linking)&lt;/isbn&gt;&lt;accession-num&gt;18606607&lt;/accession-num&gt;&lt;urls&gt;&lt;related-urls&gt;&lt;url&gt;https://www.ncbi.nlm.nih.gov/pubmed/18606607&lt;/url&gt;&lt;/related-urls&gt;&lt;/urls&gt;&lt;custom2&gt;PMC2732273&lt;/custom2&gt;&lt;electronic-resource-num&gt;10.1093/bioinformatics/btn323&lt;/electronic-resource-num&gt;&lt;/record&gt;&lt;/Cite&gt;&lt;/EndNote&gt;</w:instrText>
+      </w:r>
+      <w:r>
+        <w:fldChar w:fldCharType="separate"/>
+      </w:r>
       <w:r>
         <w:rPr>
           <w:noProof/>
+          <w:vertAlign w:val="superscript"/>
+        </w:rPr>
+        <w:t>1</w:t>
+      </w:r>
+      <w:r>
+        <w:fldChar w:fldCharType="end"/>
+      </w:r>
+      <w:r>
+        <w:t xml:space="preserve">.  Us the </w:t>
+      </w:r>
+      <w:proofErr w:type="spellStart"/>
+      <w:r>
+        <w:t>peakpicking</w:t>
+      </w:r>
+      <w:proofErr w:type="spellEnd"/>
+      <w:r>
+        <w:t xml:space="preserve"> setting to centroid.</w:t>
+      </w:r>
+    </w:p>
+    <w:p>
+      <w:r>
+        <w:t xml:space="preserve">First you will be asked to </w:t>
+      </w:r>
+      <w:r>
+        <w:t>provide the guide file:</w:t>
+      </w:r>
+    </w:p>
+    <w:p>
+      <w:r>
+        <w:rPr>
+          <w:noProof/>
         </w:rPr>
         <w:drawing>
-          <wp:inline distT="0" distB="0" distL="0" distR="0" wp14:anchorId="5FBC5DBD" wp14:editId="3894ADFF">
-            <wp:extent cx="5943600" cy="2886710"/>
-            <wp:effectExtent l="0" t="0" r="0" b="8890"/>
-            <wp:docPr id="18" name="Picture 18"/>
+          <wp:inline distT="0" distB="0" distL="0" distR="0" wp14:anchorId="14201791" wp14:editId="2E34CC9A">
+            <wp:extent cx="3028950" cy="1057275"/>
+            <wp:effectExtent l="0" t="0" r="0" b="9525"/>
+            <wp:docPr id="16" name="Picture 16"/>
             <wp:cNvGraphicFramePr>
               <a:graphicFrameLocks xmlns:a="http://schemas.openxmlformats.org/drawingml/2006/main" noChangeAspect="1"/>
             </wp:cNvGraphicFramePr>
@@ -4679,7 +4153,7 @@
                   <pic:spPr>
                     <a:xfrm>
                       <a:off x="0" y="0"/>
-                      <a:ext cx="5943600" cy="2886710"/>
+                      <a:ext cx="3028950" cy="1057275"/>
                     </a:xfrm>
                     <a:prstGeom prst="rect">
                       <a:avLst/>
@@ -4694,81 +4168,15 @@
     </w:p>
     <w:p>
       <w:r>
-        <w:t>Each extracted .</w:t>
-      </w:r>
-      <w:proofErr w:type="spellStart"/>
-      <w:r>
-        <w:t>tsv</w:t>
-      </w:r>
-      <w:proofErr w:type="spellEnd"/>
-      <w:r>
-        <w:t xml:space="preserve"> file will be present in the “Filename” column.  You must fill out the “Time” column and the “Subject ID” column</w:t>
-      </w:r>
-      <w:r>
-        <w:t xml:space="preserve">.  </w:t>
-      </w:r>
-    </w:p>
-    <w:p>
-      <w:r>
-        <w:t>“Time”</w:t>
-      </w:r>
-      <w:r>
-        <w:t xml:space="preserve"> must be the time since the beginning of deuterium labeling in the subject.  Days is the best unit for time.  </w:t>
-      </w:r>
-      <w:proofErr w:type="spellStart"/>
-      <w:r>
-        <w:t>DeuteRater</w:t>
-      </w:r>
-      <w:proofErr w:type="spellEnd"/>
-      <w:r>
-        <w:t xml:space="preserve">-H can use any time unit so long as it is consistent, but several later filters are calibrated for time data being in units of days.  </w:t>
-      </w:r>
-    </w:p>
-    <w:p>
-      <w:r>
-        <w:t xml:space="preserve">“Subject ID” is a label that will applied to your data.  Different Subject IDs will not be mixed at later steps in the analysis.  This can be useful for separating data from different subjects in the same analysis, separating different </w:t>
-      </w:r>
-      <w:r>
-        <w:t xml:space="preserve">tissues for the same subject, or for simply providing an identifier to this data which will be preserved as a column in every output and as part of the title of every graph.  Do keep in mind that to a computer “A” and “a” are different and a space </w:t>
-      </w:r>
-      <w:proofErr w:type="gramStart"/>
-      <w:r>
-        <w:t>“ “</w:t>
-      </w:r>
-      <w:proofErr w:type="gramEnd"/>
-      <w:r>
-        <w:t xml:space="preserve"> is considered a character so be careful to make each Subject ID for the same subject (or whatever you wish to mark) exactly the same.</w:t>
-      </w:r>
-    </w:p>
-    <w:p>
-      <w:proofErr w:type="spellStart"/>
-      <w:r>
-        <w:t>Ctrl+c</w:t>
-      </w:r>
-      <w:proofErr w:type="spellEnd"/>
-      <w:r>
-        <w:t xml:space="preserve"> for copy, </w:t>
-      </w:r>
-      <w:proofErr w:type="spellStart"/>
-      <w:r>
-        <w:t>Ctrl+v</w:t>
-      </w:r>
-      <w:proofErr w:type="spellEnd"/>
-      <w:r>
-        <w:t xml:space="preserve"> for paste and del and backspace for delete are enabled for this table and the next one.</w:t>
-      </w:r>
-    </w:p>
-    <w:p>
-      <w:r>
-        <w:t xml:space="preserve">Fill out the table and hit the green “Proceed” button.  The red “Cancel” button will prevent further analysis and return you to the main interface. If there is a problem with the data you entered, such as a missing value or a non-numeric or negative time, a warning message will appear.  You must correct the problem </w:t>
-      </w:r>
-    </w:p>
-    <w:p>
-      <w:r>
-        <w:t xml:space="preserve">After </w:t>
-      </w:r>
-      <w:r>
-        <w:t>you hit proceed, another window will appear:</w:t>
+        <w:t>Navigate to wherever you have the guide file and select it.  You will then be prompted to select your .</w:t>
+      </w:r>
+      <w:proofErr w:type="spellStart"/>
+      <w:r>
+        <w:t>mzML</w:t>
+      </w:r>
+      <w:proofErr w:type="spellEnd"/>
+      <w:r>
+        <w:t xml:space="preserve"> files.  You may select one or several at once:</w:t>
       </w:r>
     </w:p>
     <w:p>
@@ -4776,12 +4184,11 @@
         <w:rPr>
           <w:noProof/>
         </w:rPr>
-        <w:lastRenderedPageBreak/>
         <w:drawing>
-          <wp:inline distT="0" distB="0" distL="0" distR="0" wp14:anchorId="7BDD3DC0" wp14:editId="5E2D54BA">
-            <wp:extent cx="5943600" cy="4411345"/>
-            <wp:effectExtent l="0" t="0" r="0" b="8255"/>
-            <wp:docPr id="19" name="Picture 19"/>
+          <wp:inline distT="0" distB="0" distL="0" distR="0" wp14:anchorId="6AA8D756" wp14:editId="6A59E2DE">
+            <wp:extent cx="3771900" cy="1104900"/>
+            <wp:effectExtent l="0" t="0" r="0" b="0"/>
+            <wp:docPr id="17" name="Picture 17"/>
             <wp:cNvGraphicFramePr>
               <a:graphicFrameLocks xmlns:a="http://schemas.openxmlformats.org/drawingml/2006/main" noChangeAspect="1"/>
             </wp:cNvGraphicFramePr>
@@ -4801,6 +4208,731 @@
                   <pic:spPr>
                     <a:xfrm>
                       <a:off x="0" y="0"/>
+                      <a:ext cx="3771900" cy="1104900"/>
+                    </a:xfrm>
+                    <a:prstGeom prst="rect">
+                      <a:avLst/>
+                    </a:prstGeom>
+                  </pic:spPr>
+                </pic:pic>
+              </a:graphicData>
+            </a:graphic>
+          </wp:inline>
+        </w:drawing>
+      </w:r>
+    </w:p>
+    <w:p>
+      <w:r>
+        <w:lastRenderedPageBreak/>
+        <w:t xml:space="preserve">This may prompt another window warning about overwriting files if you selected files that have already been extracted.  This is because </w:t>
+      </w:r>
+      <w:r>
+        <w:t>DeuteRater v6</w:t>
+      </w:r>
+      <w:r>
+        <w:t xml:space="preserve"> does not know the filenames of the extracted outputs until you choose the .</w:t>
+      </w:r>
+      <w:proofErr w:type="spellStart"/>
+      <w:r>
+        <w:t>mzML</w:t>
+      </w:r>
+      <w:proofErr w:type="spellEnd"/>
+      <w:r>
+        <w:t xml:space="preserve"> files to extract, so cannot determine which files may be overwritten.</w:t>
+      </w:r>
+    </w:p>
+    <w:p>
+      <w:proofErr w:type="gramStart"/>
+      <w:r>
+        <w:t>Each .</w:t>
+      </w:r>
+      <w:proofErr w:type="spellStart"/>
+      <w:r>
+        <w:t>mz</w:t>
+      </w:r>
+      <w:r>
+        <w:t>ML</w:t>
+      </w:r>
+      <w:proofErr w:type="spellEnd"/>
+      <w:proofErr w:type="gramEnd"/>
+      <w:r>
+        <w:t xml:space="preserve"> you provided to </w:t>
+      </w:r>
+      <w:proofErr w:type="spellStart"/>
+      <w:r>
+        <w:t>DeuteRater_H</w:t>
+      </w:r>
+      <w:proofErr w:type="spellEnd"/>
+      <w:r>
+        <w:t xml:space="preserve"> will have a corresponding output file.  The file will have the same name as the original </w:t>
+      </w:r>
+      <w:r>
+        <w:t xml:space="preserve">with </w:t>
+      </w:r>
+      <w:proofErr w:type="gramStart"/>
+      <w:r>
+        <w:t>a .</w:t>
+      </w:r>
+      <w:proofErr w:type="spellStart"/>
+      <w:r>
+        <w:t>tsv</w:t>
+      </w:r>
+      <w:proofErr w:type="spellEnd"/>
+      <w:proofErr w:type="gramEnd"/>
+      <w:r>
+        <w:t xml:space="preserve"> extension instead of an .</w:t>
+      </w:r>
+      <w:proofErr w:type="spellStart"/>
+      <w:r>
+        <w:t>mzML</w:t>
+      </w:r>
+      <w:proofErr w:type="spellEnd"/>
+      <w:r>
+        <w:t xml:space="preserve"> extension.  The file will be the same as the guide file with several extra columns:</w:t>
+      </w:r>
+    </w:p>
+    <w:p>
+      <w:proofErr w:type="spellStart"/>
+      <w:r>
+        <w:t>Id_index</w:t>
+      </w:r>
+      <w:proofErr w:type="spellEnd"/>
+      <w:r>
+        <w:t xml:space="preserve"> – an internal index of the file</w:t>
+      </w:r>
+    </w:p>
+    <w:p>
+      <w:proofErr w:type="spellStart"/>
+      <w:r>
+        <w:t>Mz</w:t>
+      </w:r>
+      <w:proofErr w:type="spellEnd"/>
+      <w:r>
+        <w:t xml:space="preserve"> – calculated m/z value</w:t>
+      </w:r>
+    </w:p>
+    <w:p>
+      <w:r>
+        <w:t>Z – charge state</w:t>
+      </w:r>
+    </w:p>
+    <w:p>
+      <w:r>
+        <w:t>Rt – retention time in minutes</w:t>
+      </w:r>
+    </w:p>
+    <w:p>
+      <w:proofErr w:type="spellStart"/>
+      <w:r>
+        <w:t>N_isos</w:t>
+      </w:r>
+      <w:proofErr w:type="spellEnd"/>
+      <w:r>
+        <w:t xml:space="preserve"> – neutromers to extract</w:t>
+      </w:r>
+    </w:p>
+    <w:p>
+      <w:r>
+        <w:t>Mass – neutral mass</w:t>
+      </w:r>
+    </w:p>
+    <w:p>
+      <w:proofErr w:type="spellStart"/>
+      <w:r>
+        <w:t>Mzs</w:t>
+      </w:r>
+      <w:proofErr w:type="spellEnd"/>
+      <w:r>
+        <w:t xml:space="preserve"> – the actual </w:t>
+      </w:r>
+      <w:proofErr w:type="spellStart"/>
+      <w:r>
+        <w:t>mzs</w:t>
+      </w:r>
+      <w:proofErr w:type="spellEnd"/>
+      <w:r>
+        <w:t xml:space="preserve"> found in </w:t>
+      </w:r>
+      <w:proofErr w:type="gramStart"/>
+      <w:r>
+        <w:t>the .</w:t>
+      </w:r>
+      <w:proofErr w:type="spellStart"/>
+      <w:r>
+        <w:t>mzML</w:t>
+      </w:r>
+      <w:proofErr w:type="spellEnd"/>
+      <w:proofErr w:type="gramEnd"/>
+    </w:p>
+    <w:p>
+      <w:r>
+        <w:t>Abundances</w:t>
+      </w:r>
+      <w:r>
+        <w:t xml:space="preserve"> – the actual </w:t>
+      </w:r>
+      <w:r>
+        <w:t>abundances</w:t>
+      </w:r>
+      <w:r>
+        <w:t xml:space="preserve"> found in </w:t>
+      </w:r>
+      <w:proofErr w:type="gramStart"/>
+      <w:r>
+        <w:t>the .</w:t>
+      </w:r>
+      <w:proofErr w:type="spellStart"/>
+      <w:r>
+        <w:t>mzML</w:t>
+      </w:r>
+      <w:proofErr w:type="spellEnd"/>
+      <w:proofErr w:type="gramEnd"/>
+    </w:p>
+    <w:p>
+      <w:proofErr w:type="spellStart"/>
+      <w:r>
+        <w:t>lookback_mzs</w:t>
+      </w:r>
+      <w:proofErr w:type="spellEnd"/>
+      <w:r>
+        <w:t xml:space="preserve"> – </w:t>
+      </w:r>
+      <w:proofErr w:type="spellStart"/>
+      <w:r>
+        <w:t>mz</w:t>
+      </w:r>
+      <w:proofErr w:type="spellEnd"/>
+      <w:r>
+        <w:t xml:space="preserve"> of the isotope </w:t>
+      </w:r>
+      <w:r>
+        <w:t>peak in front of the first neutromer extracted</w:t>
+      </w:r>
+      <w:r>
+        <w:t xml:space="preserve"> if the extractor is extracting on an isotope other than the first</w:t>
+      </w:r>
+    </w:p>
+    <w:p>
+      <w:proofErr w:type="spellStart"/>
+      <w:r>
+        <w:t>lookback_abundances</w:t>
+      </w:r>
+      <w:proofErr w:type="spellEnd"/>
+      <w:r>
+        <w:t xml:space="preserve"> – abundance of the isotope peak in front of the first neutromer extracted if the extractor is extracting on an isotope other than the first</w:t>
+      </w:r>
+    </w:p>
+    <w:p>
+      <w:proofErr w:type="spellStart"/>
+      <w:r>
+        <w:t>look</w:t>
+      </w:r>
+      <w:r>
+        <w:t>ahead</w:t>
+      </w:r>
+      <w:r>
+        <w:t>_mzs</w:t>
+      </w:r>
+      <w:proofErr w:type="spellEnd"/>
+      <w:r>
+        <w:t xml:space="preserve"> – </w:t>
+      </w:r>
+      <w:proofErr w:type="spellStart"/>
+      <w:r>
+        <w:t>mz</w:t>
+      </w:r>
+      <w:proofErr w:type="spellEnd"/>
+      <w:r>
+        <w:t xml:space="preserve"> of the isotope peak behind the last neutromer extracted if the extractor is extracting insufficient neutromers.</w:t>
+      </w:r>
+    </w:p>
+    <w:p>
+      <w:proofErr w:type="spellStart"/>
+      <w:r>
+        <w:t>lookback_abundances</w:t>
+      </w:r>
+      <w:proofErr w:type="spellEnd"/>
+      <w:r>
+        <w:t xml:space="preserve"> - abundance of the isotope peak behind the last neutromer extracted if the extractor is extracting insufficient neutromers.</w:t>
+      </w:r>
+    </w:p>
+    <w:p>
+      <w:proofErr w:type="spellStart"/>
+      <w:r>
+        <w:t>rt_min</w:t>
+      </w:r>
+      <w:proofErr w:type="spellEnd"/>
+      <w:r>
+        <w:t xml:space="preserve"> – minimum retention time observed</w:t>
+      </w:r>
+    </w:p>
+    <w:p>
+      <w:proofErr w:type="spellStart"/>
+      <w:r>
+        <w:t>rt_max</w:t>
+      </w:r>
+      <w:proofErr w:type="spellEnd"/>
+      <w:r>
+        <w:t xml:space="preserve"> – maximum retention time observed</w:t>
+      </w:r>
+    </w:p>
+    <w:p>
+      <w:proofErr w:type="spellStart"/>
+      <w:r>
+        <w:t>baseline_signal</w:t>
+      </w:r>
+      <w:proofErr w:type="spellEnd"/>
+      <w:r>
+        <w:t xml:space="preserve"> – abundance of the baseline in the area around this neutromer envelope</w:t>
+      </w:r>
+    </w:p>
+    <w:p>
+      <w:proofErr w:type="spellStart"/>
+      <w:r>
+        <w:t>signal_noise</w:t>
+      </w:r>
+      <w:proofErr w:type="spellEnd"/>
+      <w:r>
+        <w:t xml:space="preserve"> – </w:t>
+      </w:r>
+      <w:r>
+        <w:t>irrelevant</w:t>
+      </w:r>
+    </w:p>
+    <w:p>
+      <w:r>
+        <w:t>mads</w:t>
+      </w:r>
+      <w:r>
+        <w:t xml:space="preserve"> – </w:t>
+      </w:r>
+      <w:r>
+        <w:t xml:space="preserve">an error metric </w:t>
+      </w:r>
+    </w:p>
+    <w:p>
+      <w:proofErr w:type="spellStart"/>
+      <w:r>
+        <w:t>mzs_list</w:t>
+      </w:r>
+      <w:proofErr w:type="spellEnd"/>
+      <w:r>
+        <w:t xml:space="preserve"> – </w:t>
+      </w:r>
+      <w:r>
+        <w:t>only filled for chromatography division setting.</w:t>
+      </w:r>
+    </w:p>
+    <w:p>
+      <w:proofErr w:type="spellStart"/>
+      <w:r>
+        <w:t>intensities_list</w:t>
+      </w:r>
+      <w:proofErr w:type="spellEnd"/>
+      <w:r>
+        <w:t xml:space="preserve"> – </w:t>
+      </w:r>
+      <w:r>
+        <w:t>only filled for chromatography division setting.</w:t>
+      </w:r>
+    </w:p>
+    <w:p>
+      <w:proofErr w:type="spellStart"/>
+      <w:r>
+        <w:rPr>
+          <w:rFonts w:ascii="Calibri" w:eastAsia="Times New Roman" w:hAnsi="Calibri" w:cs="Calibri"/>
+          <w:color w:val="000000"/>
+        </w:rPr>
+        <w:t>rt_list</w:t>
+      </w:r>
+      <w:proofErr w:type="spellEnd"/>
+      <w:r>
+        <w:rPr>
+          <w:rFonts w:ascii="Calibri" w:eastAsia="Times New Roman" w:hAnsi="Calibri" w:cs="Calibri"/>
+          <w:color w:val="000000"/>
+        </w:rPr>
+        <w:t xml:space="preserve"> – </w:t>
+      </w:r>
+      <w:r>
+        <w:t>only filled for chromatography division setting.</w:t>
+      </w:r>
+    </w:p>
+    <w:p>
+      <w:proofErr w:type="spellStart"/>
+      <w:r>
+        <w:rPr>
+          <w:rFonts w:ascii="Calibri" w:eastAsia="Times New Roman" w:hAnsi="Calibri" w:cs="Calibri"/>
+          <w:color w:val="000000"/>
+        </w:rPr>
+        <w:t>baseline_list</w:t>
+      </w:r>
+      <w:proofErr w:type="spellEnd"/>
+      <w:r>
+        <w:rPr>
+          <w:rFonts w:ascii="Calibri" w:eastAsia="Times New Roman" w:hAnsi="Calibri" w:cs="Calibri"/>
+          <w:color w:val="000000"/>
+        </w:rPr>
+        <w:t xml:space="preserve"> – </w:t>
+      </w:r>
+      <w:r>
+        <w:t>only filled for chromatography division setting.</w:t>
+      </w:r>
+    </w:p>
+    <w:p>
+      <w:pPr>
+        <w:rPr>
+          <w:rFonts w:ascii="Calibri" w:eastAsia="Times New Roman" w:hAnsi="Calibri" w:cs="Calibri"/>
+          <w:color w:val="000000"/>
+        </w:rPr>
+      </w:pPr>
+      <w:proofErr w:type="spellStart"/>
+      <w:r>
+        <w:rPr>
+          <w:rFonts w:ascii="Calibri" w:eastAsia="Times New Roman" w:hAnsi="Calibri" w:cs="Calibri"/>
+          <w:color w:val="000000"/>
+        </w:rPr>
+        <w:t>num_scans_combined</w:t>
+      </w:r>
+      <w:proofErr w:type="spellEnd"/>
+      <w:r>
+        <w:rPr>
+          <w:rFonts w:ascii="Calibri" w:eastAsia="Times New Roman" w:hAnsi="Calibri" w:cs="Calibri"/>
+          <w:color w:val="000000"/>
+        </w:rPr>
+        <w:t xml:space="preserve"> – the number of scans used to generate relevant values.</w:t>
+      </w:r>
+    </w:p>
+    <w:p>
+      <w:pPr>
+        <w:spacing w:line="240" w:lineRule="auto"/>
+        <w:rPr>
+          <w:rFonts w:ascii="Calibri" w:eastAsia="Times New Roman" w:hAnsi="Calibri" w:cs="Calibri"/>
+          <w:color w:val="000000"/>
+        </w:rPr>
+      </w:pPr>
+      <w:proofErr w:type="spellStart"/>
+      <w:r>
+        <w:rPr>
+          <w:rFonts w:ascii="Calibri" w:eastAsia="Times New Roman" w:hAnsi="Calibri" w:cs="Calibri"/>
+          <w:color w:val="000000"/>
+        </w:rPr>
+        <w:lastRenderedPageBreak/>
+        <w:t>mzml_path</w:t>
+      </w:r>
+      <w:proofErr w:type="spellEnd"/>
+      <w:r>
+        <w:rPr>
+          <w:rFonts w:ascii="Calibri" w:eastAsia="Times New Roman" w:hAnsi="Calibri" w:cs="Calibri"/>
+          <w:color w:val="000000"/>
+        </w:rPr>
+        <w:t xml:space="preserve"> – the path to the </w:t>
+      </w:r>
+      <w:proofErr w:type="spellStart"/>
+      <w:r>
+        <w:rPr>
+          <w:rFonts w:ascii="Calibri" w:eastAsia="Times New Roman" w:hAnsi="Calibri" w:cs="Calibri"/>
+          <w:color w:val="000000"/>
+        </w:rPr>
+        <w:t>mzml</w:t>
+      </w:r>
+      <w:proofErr w:type="spellEnd"/>
+      <w:r>
+        <w:rPr>
+          <w:rFonts w:ascii="Calibri" w:eastAsia="Times New Roman" w:hAnsi="Calibri" w:cs="Calibri"/>
+          <w:color w:val="000000"/>
+        </w:rPr>
+        <w:t xml:space="preserve"> file used for this data</w:t>
+      </w:r>
+    </w:p>
+    <w:p>
+      <w:pPr>
+        <w:spacing w:line="240" w:lineRule="auto"/>
+        <w:rPr>
+          <w:rFonts w:ascii="Calibri" w:eastAsia="Times New Roman" w:hAnsi="Calibri" w:cs="Calibri"/>
+          <w:color w:val="000000"/>
+        </w:rPr>
+      </w:pPr>
+      <w:r>
+        <w:rPr>
+          <w:rFonts w:ascii="Calibri" w:eastAsia="Times New Roman" w:hAnsi="Calibri" w:cs="Calibri"/>
+          <w:color w:val="000000"/>
+        </w:rPr>
+        <w:t xml:space="preserve">Columns </w:t>
+      </w:r>
+      <w:proofErr w:type="spellStart"/>
+      <w:r>
+        <w:rPr>
+          <w:rFonts w:ascii="Calibri" w:eastAsia="Times New Roman" w:hAnsi="Calibri" w:cs="Calibri"/>
+          <w:color w:val="000000"/>
+        </w:rPr>
+        <w:t>mzs</w:t>
+      </w:r>
+      <w:proofErr w:type="spellEnd"/>
+      <w:r>
+        <w:rPr>
+          <w:rFonts w:ascii="Calibri" w:eastAsia="Times New Roman" w:hAnsi="Calibri" w:cs="Calibri"/>
+          <w:color w:val="000000"/>
+        </w:rPr>
+        <w:t xml:space="preserve"> to </w:t>
+      </w:r>
+      <w:proofErr w:type="spellStart"/>
+      <w:r>
+        <w:rPr>
+          <w:rFonts w:ascii="Calibri" w:eastAsia="Times New Roman" w:hAnsi="Calibri" w:cs="Calibri"/>
+          <w:color w:val="000000"/>
+        </w:rPr>
+        <w:t>num_scans_combined</w:t>
+      </w:r>
+      <w:proofErr w:type="spellEnd"/>
+      <w:r>
+        <w:rPr>
+          <w:rFonts w:ascii="Calibri" w:eastAsia="Times New Roman" w:hAnsi="Calibri" w:cs="Calibri"/>
+          <w:color w:val="000000"/>
+        </w:rPr>
+        <w:t xml:space="preserve"> are only filled in if data was found for this row.  If data was not found, and all of these columns are blank, the rows will be discarded in step “Combine Extracted Files”.</w:t>
+      </w:r>
+    </w:p>
+    <w:p>
+      <w:pPr>
+        <w:spacing w:line="240" w:lineRule="auto"/>
+        <w:rPr>
+          <w:rFonts w:ascii="Calibri" w:eastAsia="Times New Roman" w:hAnsi="Calibri" w:cs="Calibri"/>
+          <w:color w:val="000000"/>
+        </w:rPr>
+      </w:pPr>
+      <w:r>
+        <w:rPr>
+          <w:rFonts w:ascii="Calibri" w:eastAsia="Times New Roman" w:hAnsi="Calibri" w:cs="Calibri"/>
+          <w:color w:val="000000"/>
+        </w:rPr>
+        <w:t xml:space="preserve">You will see progress bars on the black command prompt that appeared with the interface (or the normal command prompt if you called the program from there).  Do note that if you have “Provide Time and Enrichment” checked, you will be prompted to fill out the tables associated with that step after </w:t>
+      </w:r>
+      <w:proofErr w:type="gramStart"/>
+      <w:r>
+        <w:rPr>
+          <w:rFonts w:ascii="Calibri" w:eastAsia="Times New Roman" w:hAnsi="Calibri" w:cs="Calibri"/>
+          <w:color w:val="000000"/>
+        </w:rPr>
+        <w:t>selecting .</w:t>
+      </w:r>
+      <w:proofErr w:type="spellStart"/>
+      <w:r>
+        <w:rPr>
+          <w:rFonts w:ascii="Calibri" w:eastAsia="Times New Roman" w:hAnsi="Calibri" w:cs="Calibri"/>
+          <w:color w:val="000000"/>
+        </w:rPr>
+        <w:t>mzMLs</w:t>
+      </w:r>
+      <w:proofErr w:type="spellEnd"/>
+      <w:proofErr w:type="gramEnd"/>
+      <w:r>
+        <w:rPr>
+          <w:rFonts w:ascii="Calibri" w:eastAsia="Times New Roman" w:hAnsi="Calibri" w:cs="Calibri"/>
+          <w:color w:val="000000"/>
+        </w:rPr>
+        <w:t xml:space="preserve"> but before the actual extraction happens.  This is so you can walk away from the analysis without it stalling to ask for your input halfway through.</w:t>
+      </w:r>
+    </w:p>
+    <w:p>
+      <w:pPr>
+        <w:pStyle w:val="Heading2"/>
+      </w:pPr>
+      <w:bookmarkStart w:id="12" w:name="_Toc86148499"/>
+      <w:r>
+        <w:t>Rate Calculation – Provide Time and Enrichment</w:t>
+      </w:r>
+      <w:bookmarkEnd w:id="12"/>
+    </w:p>
+    <w:p>
+      <w:r>
+        <w:t xml:space="preserve">The purpose of the “Provide Time and Enrichment” </w:t>
+      </w:r>
+      <w:r>
+        <w:t xml:space="preserve">is to provide </w:t>
+      </w:r>
+      <w:r>
+        <w:t>information on the .</w:t>
+      </w:r>
+      <w:proofErr w:type="spellStart"/>
+      <w:r>
+        <w:t>mzml</w:t>
+      </w:r>
+      <w:proofErr w:type="spellEnd"/>
+      <w:r>
+        <w:t xml:space="preserve"> files you are using.  </w:t>
+      </w:r>
+      <w:r>
+        <w:t xml:space="preserve">If you are starting with this step you will be asked to select the </w:t>
+      </w:r>
+      <w:proofErr w:type="gramStart"/>
+      <w:r>
+        <w:t>output .</w:t>
+      </w:r>
+      <w:proofErr w:type="spellStart"/>
+      <w:r>
+        <w:t>tsvs</w:t>
+      </w:r>
+      <w:proofErr w:type="spellEnd"/>
+      <w:proofErr w:type="gramEnd"/>
+      <w:r>
+        <w:t xml:space="preserve"> from an extractor step, otherwise it will continue with the data that was used in the extractor. </w:t>
+      </w:r>
+      <w:r>
+        <w:t>If step is checked you will be provided w</w:t>
+      </w:r>
+      <w:r>
+        <w:t>ith a table like the following:</w:t>
+      </w:r>
+    </w:p>
+    <w:p>
+      <w:r>
+        <w:rPr>
+          <w:noProof/>
+        </w:rPr>
+        <w:drawing>
+          <wp:inline distT="0" distB="0" distL="0" distR="0" wp14:anchorId="5FBC5DBD" wp14:editId="3894ADFF">
+            <wp:extent cx="5943600" cy="2886710"/>
+            <wp:effectExtent l="0" t="0" r="0" b="8890"/>
+            <wp:docPr id="18" name="Picture 18"/>
+            <wp:cNvGraphicFramePr>
+              <a:graphicFrameLocks xmlns:a="http://schemas.openxmlformats.org/drawingml/2006/main" noChangeAspect="1"/>
+            </wp:cNvGraphicFramePr>
+            <a:graphic xmlns:a="http://schemas.openxmlformats.org/drawingml/2006/main">
+              <a:graphicData uri="http://schemas.openxmlformats.org/drawingml/2006/picture">
+                <pic:pic xmlns:pic="http://schemas.openxmlformats.org/drawingml/2006/picture">
+                  <pic:nvPicPr>
+                    <pic:cNvPr id="1" name=""/>
+                    <pic:cNvPicPr/>
+                  </pic:nvPicPr>
+                  <pic:blipFill>
+                    <a:blip r:embed="rId19"/>
+                    <a:stretch>
+                      <a:fillRect/>
+                    </a:stretch>
+                  </pic:blipFill>
+                  <pic:spPr>
+                    <a:xfrm>
+                      <a:off x="0" y="0"/>
+                      <a:ext cx="5943600" cy="2886710"/>
+                    </a:xfrm>
+                    <a:prstGeom prst="rect">
+                      <a:avLst/>
+                    </a:prstGeom>
+                  </pic:spPr>
+                </pic:pic>
+              </a:graphicData>
+            </a:graphic>
+          </wp:inline>
+        </w:drawing>
+      </w:r>
+    </w:p>
+    <w:p>
+      <w:r>
+        <w:t>Each extracted .</w:t>
+      </w:r>
+      <w:proofErr w:type="spellStart"/>
+      <w:r>
+        <w:t>tsv</w:t>
+      </w:r>
+      <w:proofErr w:type="spellEnd"/>
+      <w:r>
+        <w:t xml:space="preserve"> file will be present in the “Filename” column.  You must fill out the “Time” column and the “Subject ID” column</w:t>
+      </w:r>
+      <w:r>
+        <w:t xml:space="preserve">.  </w:t>
+      </w:r>
+    </w:p>
+    <w:p>
+      <w:r>
+        <w:t>“Time”</w:t>
+      </w:r>
+      <w:r>
+        <w:t xml:space="preserve"> must be the time since the beginning of deuterium labeling in the subject.  Days is the best unit for time.  </w:t>
+      </w:r>
+      <w:r>
+        <w:t>DeuteRater v6</w:t>
+      </w:r>
+      <w:r>
+        <w:t xml:space="preserve"> can use any time unit so long as it is consistent, but several later filters are calibrated for time data being in units of days.  </w:t>
+      </w:r>
+    </w:p>
+    <w:p>
+      <w:r>
+        <w:t xml:space="preserve">“Subject ID” is a label that will applied to your data.  Different Subject IDs will not be mixed at later steps in the analysis.  This can be useful for separating data from different subjects in the same analysis, separating different </w:t>
+      </w:r>
+      <w:r>
+        <w:t xml:space="preserve">tissues for the same subject, or for simply providing an identifier to this data which will be preserved as a column in every output and as part of the title of every graph.  Do keep in mind that to a computer “A” and “a” are different and a space </w:t>
+      </w:r>
+      <w:proofErr w:type="gramStart"/>
+      <w:r>
+        <w:t>“ “</w:t>
+      </w:r>
+      <w:proofErr w:type="gramEnd"/>
+      <w:r>
+        <w:t xml:space="preserve"> is considered a character so be careful to make each Subject ID for the same subject (or whatever you wish to mark) exactly the same.</w:t>
+      </w:r>
+    </w:p>
+    <w:p>
+      <w:proofErr w:type="spellStart"/>
+      <w:r>
+        <w:lastRenderedPageBreak/>
+        <w:t>Ctrl+c</w:t>
+      </w:r>
+      <w:proofErr w:type="spellEnd"/>
+      <w:r>
+        <w:t xml:space="preserve"> for copy, </w:t>
+      </w:r>
+      <w:proofErr w:type="spellStart"/>
+      <w:r>
+        <w:t>Ctrl+v</w:t>
+      </w:r>
+      <w:proofErr w:type="spellEnd"/>
+      <w:r>
+        <w:t xml:space="preserve"> for paste and del and backspace for delete are enabled for this table and the next one.</w:t>
+      </w:r>
+    </w:p>
+    <w:p>
+      <w:r>
+        <w:t xml:space="preserve">Fill out the table and hit the green “Proceed” button.  The red “Cancel” button will prevent further analysis and return you to the main interface. If there is a problem with the data you entered, such as a missing value or a non-numeric or negative time, a warning message will appear.  You must correct the problem </w:t>
+      </w:r>
+    </w:p>
+    <w:p>
+      <w:r>
+        <w:t xml:space="preserve">After </w:t>
+      </w:r>
+      <w:r>
+        <w:t>you hit proceed, another window will appear:</w:t>
+      </w:r>
+    </w:p>
+    <w:p>
+      <w:r>
+        <w:rPr>
+          <w:noProof/>
+        </w:rPr>
+        <w:drawing>
+          <wp:inline distT="0" distB="0" distL="0" distR="0" wp14:anchorId="7BDD3DC0" wp14:editId="5E2D54BA">
+            <wp:extent cx="5943600" cy="4411345"/>
+            <wp:effectExtent l="0" t="0" r="0" b="8255"/>
+            <wp:docPr id="19" name="Picture 19"/>
+            <wp:cNvGraphicFramePr>
+              <a:graphicFrameLocks xmlns:a="http://schemas.openxmlformats.org/drawingml/2006/main" noChangeAspect="1"/>
+            </wp:cNvGraphicFramePr>
+            <a:graphic xmlns:a="http://schemas.openxmlformats.org/drawingml/2006/main">
+              <a:graphicData uri="http://schemas.openxmlformats.org/drawingml/2006/picture">
+                <pic:pic xmlns:pic="http://schemas.openxmlformats.org/drawingml/2006/picture">
+                  <pic:nvPicPr>
+                    <pic:cNvPr id="1" name=""/>
+                    <pic:cNvPicPr/>
+                  </pic:nvPicPr>
+                  <pic:blipFill>
+                    <a:blip r:embed="rId20"/>
+                    <a:stretch>
+                      <a:fillRect/>
+                    </a:stretch>
+                  </pic:blipFill>
+                  <pic:spPr>
+                    <a:xfrm>
+                      <a:off x="0" y="0"/>
                       <a:ext cx="5943600" cy="4411345"/>
                     </a:xfrm>
                     <a:prstGeom prst="rect">
@@ -4815,29 +4947,29 @@
       </w:r>
     </w:p>
     <w:p>
-      <w:proofErr w:type="spellStart"/>
-      <w:r>
-        <w:t>DeuteRater</w:t>
-      </w:r>
-      <w:proofErr w:type="spellEnd"/>
-      <w:r>
-        <w:t xml:space="preserve">-H needs to know how the deuterium enrichment changes over time for each subject.  To start, adjust the “Number of Enrichment Measurements per Subject” box to the maximum number of enrichment measurements any subject has and press the “Update Table” button.  This will ensure each subject </w:t>
+      <w:r>
+        <w:t>DeuteRater v6</w:t>
+      </w:r>
+      <w:r>
+        <w:t xml:space="preserve"> needs to know how the deuterium enrichment changes over time for each subject.  To start, adjust the “Number of Enrichment Measurements per Subject” box to the maximum number of enrichment measurements any subject has and press the “Update Table” button.  This will ensure each subject </w:t>
       </w:r>
       <w:r>
         <w:t xml:space="preserve">has enough row to fill in.  If subjects have different numbers of measurements, for example if S2 in the table above has 10 measurements, but S3 has only 5, set the “Number of Enrichment Measurements per Subject” to the higher value (10) and leave the extra rows for the subject with less blank.  So long as both “Time” and “Enrichment (in Decimal)” are blank, </w:t>
       </w:r>
-      <w:proofErr w:type="spellStart"/>
-      <w:r>
-        <w:t>DeuteRater</w:t>
-      </w:r>
-      <w:proofErr w:type="spellEnd"/>
-      <w:r>
-        <w:t xml:space="preserve">-H will discard the empty column with no problem.  </w:t>
-      </w:r>
-    </w:p>
-    <w:p>
-      <w:r>
-        <w:t>“Time” is the Time using whatever units you used in the last table (days are the preferred unit).  “Enrichment (in Decimal)” is the amount of deuterium in the body water of the subject, with natural enrichment being 0.  Use decimal (so .05 not 5%).  These do not have to correspond in any way to the times of the .</w:t>
+      <w:r>
+        <w:t>DeuteRater v6</w:t>
+      </w:r>
+      <w:r>
+        <w:t xml:space="preserve"> will discard the empty column with no problem.  </w:t>
+      </w:r>
+    </w:p>
+    <w:p>
+      <w:r>
+        <w:t xml:space="preserve">“Time” is the Time using whatever units you used in the last table (days are the preferred unit).  “Enrichment (in Decimal)” is the amount of deuterium in the body water of the subject, with natural </w:t>
+      </w:r>
+      <w:r>
+        <w:lastRenderedPageBreak/>
+        <w:t>enrichment being 0.  Use decimal (so .05 not 5%).  These do not have to correspond in any way to the times of the .</w:t>
       </w:r>
       <w:proofErr w:type="spellStart"/>
       <w:r>
@@ -4884,7 +5016,6 @@
     </w:p>
     <w:p>
       <w:r>
-        <w:lastRenderedPageBreak/>
         <w:t>The output file is called “</w:t>
       </w:r>
       <w:proofErr w:type="spellStart"/>
@@ -4917,13 +5048,11 @@
       <w:r>
         <w:t xml:space="preserve">”. Inside will be a graph for every subject, with red dots indicating the data you provided and the black dotted line representing the spline fit that </w:t>
       </w:r>
-      <w:proofErr w:type="spellStart"/>
-      <w:r>
-        <w:t>DeuteRater</w:t>
-      </w:r>
-      <w:proofErr w:type="spellEnd"/>
-      <w:r>
-        <w:t>-H created.  Names of graphs are subject names. Filetype is determined in the settings menu.</w:t>
+      <w:r>
+        <w:t>DeuteRater v6</w:t>
+      </w:r>
+      <w:r>
+        <w:t xml:space="preserve"> created.  Names of graphs are subject names. Filetype is determined in the settings menu.</w:t>
       </w:r>
     </w:p>
     <w:p>
@@ -4959,11 +5088,11 @@
       <w:pPr>
         <w:pStyle w:val="Heading2"/>
       </w:pPr>
-      <w:bookmarkStart w:id="12" w:name="_Toc86148500"/>
+      <w:bookmarkStart w:id="13" w:name="_Toc86148500"/>
       <w:r>
         <w:t>Rate Calculation – Combine Extracted Files</w:t>
       </w:r>
-      <w:bookmarkEnd w:id="12"/>
+      <w:bookmarkEnd w:id="13"/>
     </w:p>
     <w:p>
       <w:r>
@@ -5046,11 +5175,9 @@
       <w:r>
         <w:t>”, “</w:t>
       </w:r>
-      <w:proofErr w:type="spellStart"/>
       <w:r>
         <w:t>literature_n</w:t>
       </w:r>
-      <w:proofErr w:type="spellEnd"/>
       <w:r>
         <w:t>”, “</w:t>
       </w:r>
@@ -5060,11 +5187,9 @@
       <w:r>
         <w:t>”, “</w:t>
       </w:r>
-      <w:proofErr w:type="spellStart"/>
       <w:r>
         <w:t>cf</w:t>
       </w:r>
-      <w:proofErr w:type="spellEnd"/>
       <w:r>
         <w:t>”, “</w:t>
       </w:r>
@@ -5138,11 +5263,11 @@
       <w:pPr>
         <w:pStyle w:val="Heading2"/>
       </w:pPr>
-      <w:bookmarkStart w:id="13" w:name="_Toc86148501"/>
+      <w:bookmarkStart w:id="14" w:name="_Toc86148501"/>
       <w:r>
         <w:t xml:space="preserve">Rate Calculation – </w:t>
       </w:r>
-      <w:bookmarkEnd w:id="13"/>
+      <w:bookmarkEnd w:id="14"/>
       <w:r>
         <w:t>Calculate Baseline Enrichment</w:t>
       </w:r>
@@ -5208,14 +5333,15 @@
       <w:pPr>
         <w:pStyle w:val="Heading2"/>
       </w:pPr>
-      <w:bookmarkStart w:id="14" w:name="_Toc86148502"/>
+      <w:bookmarkStart w:id="15" w:name="_Toc86148502"/>
       <w:r>
         <w:t>Rate Calculation – Rate Calculation</w:t>
       </w:r>
-      <w:bookmarkEnd w:id="14"/>
-    </w:p>
-    <w:p>
-      <w:r>
+      <w:bookmarkEnd w:id="15"/>
+    </w:p>
+    <w:p>
+      <w:r>
+        <w:lastRenderedPageBreak/>
         <w:t>This step performs the actual rate calculation on the peptides.  The different rows with the same peptide sequence (including modifications) and same subject will be combined, so different charge states and different times.  Nothing else will be combined at this stage.</w:t>
       </w:r>
     </w:p>
@@ -5284,190 +5410,191 @@
     </w:p>
     <w:p>
       <w:r>
+        <w:t>rate_by_sequence.csv</w:t>
+      </w:r>
+      <w:r>
+        <w:t xml:space="preserve"> is a .csv file which should be easy to open in any spreadsheet program. It has the following columns:</w:t>
+      </w:r>
+    </w:p>
+    <w:p>
+      <w:r>
+        <w:t>Subject ID</w:t>
+      </w:r>
+      <w:r>
+        <w:t xml:space="preserve"> – the Subject ID for the data analyzed in this row.</w:t>
+      </w:r>
+    </w:p>
+    <w:p>
+      <w:r>
+        <w:t>Protein ID</w:t>
+      </w:r>
+      <w:r>
+        <w:t xml:space="preserve"> – the </w:t>
+      </w:r>
+      <w:r>
+        <w:t>Protein ID</w:t>
+      </w:r>
+      <w:r>
+        <w:t xml:space="preserve"> </w:t>
+      </w:r>
+      <w:r>
+        <w:t>for the data analyzed in this row.</w:t>
+      </w:r>
+    </w:p>
+    <w:p>
+      <w:r>
+        <w:t>Protein Name</w:t>
+      </w:r>
+      <w:r>
+        <w:t xml:space="preserve"> – the </w:t>
+      </w:r>
+      <w:r>
+        <w:t>Protein Name</w:t>
+      </w:r>
+      <w:r>
+        <w:t xml:space="preserve"> for the data analyzed in this row.</w:t>
+      </w:r>
+    </w:p>
+    <w:p>
+      <w:r>
+        <w:t>Sequence</w:t>
+      </w:r>
+      <w:r>
+        <w:t xml:space="preserve"> – the amino acid sequence for the data analyzed in this row.</w:t>
+      </w:r>
+    </w:p>
+    <w:p>
+      <w:r>
+        <w:t>Abundance rate</w:t>
+      </w:r>
+      <w:r>
+        <w:t xml:space="preserve"> – the actual rate calculated for this peptide.  Will be blank if rate could not be calculated for some reason.</w:t>
+      </w:r>
+    </w:p>
+    <w:p>
+      <w:r>
+        <w:t>Unique Timepoints</w:t>
+      </w:r>
+      <w:r>
+        <w:t xml:space="preserve"> – the number of unique times this peptide was observed in based on the times provided for your extracted .</w:t>
+      </w:r>
+      <w:proofErr w:type="spellStart"/>
+      <w:r>
+        <w:t>mzml</w:t>
+      </w:r>
+      <w:proofErr w:type="spellEnd"/>
+      <w:r>
+        <w:t xml:space="preserve"> files.</w:t>
+      </w:r>
+    </w:p>
+    <w:p>
+      <w:r>
+        <w:t>Number of Measurements</w:t>
+      </w:r>
+      <w:r>
+        <w:t xml:space="preserve"> – number of </w:t>
+      </w:r>
+      <w:r>
+        <w:t>measurements</w:t>
+      </w:r>
+      <w:r>
+        <w:t xml:space="preserve"> </w:t>
+      </w:r>
+      <w:r>
+        <w:t xml:space="preserve">(isotope data for a measured time) </w:t>
+      </w:r>
+      <w:r>
+        <w:t xml:space="preserve">included in the graph.  Will include different timepoints, different charge states, and replicates. Will not include any points rejected for running afoul of any of </w:t>
+      </w:r>
+      <w:r>
+        <w:t>DeuteRater v6</w:t>
+      </w:r>
+      <w:r>
+        <w:t>’s filters.</w:t>
+      </w:r>
+    </w:p>
+    <w:p>
+      <w:r>
+        <w:t>Approximate Variance</w:t>
+      </w:r>
+      <w:r>
+        <w:t xml:space="preserve"> – an error metric for the rate calculation.  Smaller is better.  Will be blank if rate could not be calculated for some reason.</w:t>
+      </w:r>
+    </w:p>
+    <w:p>
+      <w:r>
+        <w:t>mean of all absolute residuals</w:t>
+      </w:r>
+      <w:r>
+        <w:t xml:space="preserve"> – an error metric describing how far the points are from the fitted line.  Smaller is better. Will be blank if rate could not be calculated for some reason.</w:t>
+      </w:r>
+    </w:p>
+    <w:p>
+      <w:r>
+        <w:t>num times</w:t>
+      </w:r>
+      <w:r>
+        <w:t xml:space="preserve"> – number of different times used.  Will include any duplicates of unique times</w:t>
+      </w:r>
+      <w:r>
+        <w:t>, but not any times that were rejected for not passing filters.</w:t>
+      </w:r>
+    </w:p>
+    <w:p>
+      <w:proofErr w:type="spellStart"/>
+      <w:r>
+        <w:t>n_isos</w:t>
+      </w:r>
+      <w:proofErr w:type="spellEnd"/>
+      <w:r>
+        <w:t xml:space="preserve"> – number of isotopes used in the calculations, as in previous files</w:t>
+      </w:r>
+    </w:p>
+    <w:p>
+      <w:r>
+        <w:t>num measurements</w:t>
+      </w:r>
+      <w:r>
+        <w:t xml:space="preserve"> – </w:t>
+      </w:r>
+      <w:proofErr w:type="spellStart"/>
+      <w:r>
+        <w:t>n_isos</w:t>
+      </w:r>
+      <w:proofErr w:type="spellEnd"/>
+      <w:r>
+        <w:t xml:space="preserve"> multiplied by num times or Number of Measurements since both are the same.  This is done since each isotope is a separate line, and therefore each isotope of each measurement is a point on the resulting graph.</w:t>
+      </w:r>
+    </w:p>
+    <w:p>
+      <w:r>
+        <w:t>time values</w:t>
+      </w:r>
+      <w:r>
+        <w:t xml:space="preserve"> – a semicolon delimited list of the times that passed the filters.</w:t>
+      </w:r>
+    </w:p>
+    <w:p>
+      <w:r>
+        <w:t>dropped points</w:t>
+      </w:r>
+      <w:r>
+        <w:t xml:space="preserve"> – the number of points dropped for failing any of the filters.</w:t>
+      </w:r>
+      <w:r>
+        <w:t xml:space="preserve"> </w:t>
+      </w:r>
+    </w:p>
+    <w:p>
+      <w:r>
+        <w:t>M0 constantly decreasing</w:t>
+      </w:r>
+      <w:r>
+        <w:t xml:space="preserve"> – a True or False value indicating whether M0, the isotope composed of only the lightest elements, is constantly decreasing over time.  In practice this means does not go over a </w:t>
+      </w:r>
+      <w:r>
         <w:lastRenderedPageBreak/>
-        <w:t>rate_by_sequence.csv</w:t>
-      </w:r>
-      <w:r>
-        <w:t xml:space="preserve"> is a .csv file which should be easy to open in any spreadsheet program. It has the following columns:</w:t>
-      </w:r>
-    </w:p>
-    <w:p>
-      <w:r>
-        <w:t>Subject ID</w:t>
-      </w:r>
-      <w:r>
-        <w:t xml:space="preserve"> – the Subject ID for the data analyzed in this row.</w:t>
-      </w:r>
-    </w:p>
-    <w:p>
-      <w:r>
-        <w:t>Protein ID</w:t>
-      </w:r>
-      <w:r>
-        <w:t xml:space="preserve"> – the </w:t>
-      </w:r>
-      <w:r>
-        <w:t>Protein ID</w:t>
-      </w:r>
-      <w:r>
-        <w:t xml:space="preserve"> </w:t>
-      </w:r>
-      <w:r>
-        <w:t>for the data analyzed in this row.</w:t>
-      </w:r>
-    </w:p>
-    <w:p>
-      <w:r>
-        <w:t>Protein Name</w:t>
-      </w:r>
-      <w:r>
-        <w:t xml:space="preserve"> – the </w:t>
-      </w:r>
-      <w:r>
-        <w:t>Protein Name</w:t>
-      </w:r>
-      <w:r>
-        <w:t xml:space="preserve"> for the data analyzed in this row.</w:t>
-      </w:r>
-    </w:p>
-    <w:p>
-      <w:r>
-        <w:t>Sequence</w:t>
-      </w:r>
-      <w:r>
-        <w:t xml:space="preserve"> – the amino acid sequence for the data analyzed in this row.</w:t>
-      </w:r>
-    </w:p>
-    <w:p>
-      <w:r>
-        <w:t>Abundance rate</w:t>
-      </w:r>
-      <w:r>
-        <w:t xml:space="preserve"> – the actual rate calculated for this peptide.  Will be blank if rate could not be calculated for some reason.</w:t>
-      </w:r>
-    </w:p>
-    <w:p>
-      <w:r>
-        <w:t>Unique Timepoints</w:t>
-      </w:r>
-      <w:r>
-        <w:t xml:space="preserve"> – the number of unique times this peptide was observed in based on the times provided for your extracted .</w:t>
-      </w:r>
-      <w:proofErr w:type="spellStart"/>
-      <w:r>
-        <w:t>mzml</w:t>
-      </w:r>
-      <w:proofErr w:type="spellEnd"/>
-      <w:r>
-        <w:t xml:space="preserve"> files.</w:t>
-      </w:r>
-    </w:p>
-    <w:p>
-      <w:r>
-        <w:t>Number of Measurements</w:t>
-      </w:r>
-      <w:r>
-        <w:t xml:space="preserve"> – number of </w:t>
-      </w:r>
-      <w:r>
-        <w:t>measurements</w:t>
-      </w:r>
-      <w:r>
-        <w:t xml:space="preserve"> </w:t>
-      </w:r>
-      <w:r>
-        <w:t xml:space="preserve">(isotope data for a measured time) </w:t>
-      </w:r>
-      <w:r>
-        <w:t xml:space="preserve">included in the graph.  Will include different timepoints, different charge states, and replicates. Will not include any points rejected for running afoul of any of </w:t>
-      </w:r>
-      <w:proofErr w:type="spellStart"/>
-      <w:r>
-        <w:t>DeuteRater</w:t>
-      </w:r>
-      <w:proofErr w:type="spellEnd"/>
-      <w:r>
-        <w:t>-H’s filters.</w:t>
-      </w:r>
-    </w:p>
-    <w:p>
-      <w:r>
-        <w:t>Approximate Variance</w:t>
-      </w:r>
-      <w:r>
-        <w:t xml:space="preserve"> – an error metric for the rate calculation.  Smaller is better.  Will be blank if rate could not be calculated for some reason.</w:t>
-      </w:r>
-    </w:p>
-    <w:p>
-      <w:r>
-        <w:t>mean of all absolute residuals</w:t>
-      </w:r>
-      <w:r>
-        <w:t xml:space="preserve"> – an error metric describing how far the points are from the fitted line.  Smaller is better. Will be blank if rate could not be calculated for some reason.</w:t>
-      </w:r>
-    </w:p>
-    <w:p>
-      <w:r>
-        <w:t>num times</w:t>
-      </w:r>
-      <w:r>
-        <w:t xml:space="preserve"> – number of different times used.  Will include any duplicates of unique times</w:t>
-      </w:r>
-      <w:r>
-        <w:t>, but not any times that were rejected for not passing filters.</w:t>
-      </w:r>
-    </w:p>
-    <w:p>
-      <w:proofErr w:type="spellStart"/>
-      <w:r>
-        <w:t>n_isos</w:t>
-      </w:r>
-      <w:proofErr w:type="spellEnd"/>
-      <w:r>
-        <w:t xml:space="preserve"> – number of isotopes used in the calculations, as in previous files</w:t>
-      </w:r>
-    </w:p>
-    <w:p>
-      <w:r>
-        <w:t>num measurements</w:t>
-      </w:r>
-      <w:r>
-        <w:t xml:space="preserve"> – </w:t>
-      </w:r>
-      <w:proofErr w:type="spellStart"/>
-      <w:r>
-        <w:t>n_isos</w:t>
-      </w:r>
-      <w:proofErr w:type="spellEnd"/>
-      <w:r>
-        <w:t xml:space="preserve"> multiplied by num times or Number of Measurements since both are the same.  This is done since each isotope is a separate line, and therefore each isotope of each measurement is a point on the resulting graph.</w:t>
-      </w:r>
-    </w:p>
-    <w:p>
-      <w:r>
-        <w:t>time values</w:t>
-      </w:r>
-      <w:r>
-        <w:t xml:space="preserve"> – a semicolon delimited list of the times that passed the filters.</w:t>
-      </w:r>
-    </w:p>
-    <w:p>
-      <w:r>
-        <w:t>dropped points</w:t>
-      </w:r>
-      <w:r>
-        <w:t xml:space="preserve"> – the number of points dropped for failing any of the filters.</w:t>
-      </w:r>
-      <w:r>
-        <w:t xml:space="preserve"> </w:t>
-      </w:r>
-    </w:p>
-    <w:p>
-      <w:r>
-        <w:t>M0 constantly decreasing</w:t>
-      </w:r>
-      <w:r>
-        <w:t xml:space="preserve"> – a True or False value indicating whether M0, the isotope composed of only the lightest elements, is constantly decreasing over time.  In practice this means does not go over a certain amount over its previous value (there is a setting that governs this cutoff). Since heavy water is being given to the subject, M0 should be constantly stable or decreasing. </w:t>
+        <w:t xml:space="preserve">certain amount over its previous value (there is a setting that governs this cutoff). Since heavy water is being given to the subject, M0 should be constantly stable or decreasing. </w:t>
       </w:r>
       <w:r>
         <w:t>This is for the user’s information, peptides with False are not discarded</w:t>
@@ -5489,7 +5616,6 @@
     </w:p>
     <w:p>
       <w:r>
-        <w:lastRenderedPageBreak/>
         <w:t xml:space="preserve">The folder named </w:t>
       </w:r>
       <w:proofErr w:type="spellStart"/>
@@ -5572,11 +5698,11 @@
       <w:pPr>
         <w:pStyle w:val="Heading2"/>
       </w:pPr>
-      <w:bookmarkStart w:id="15" w:name="_Toc86148503"/>
+      <w:bookmarkStart w:id="16" w:name="_Toc86148503"/>
       <w:r>
         <w:t>Rate Calculation – Combine Sequence Rates</w:t>
       </w:r>
-      <w:bookmarkEnd w:id="15"/>
+      <w:bookmarkEnd w:id="16"/>
     </w:p>
     <w:p>
       <w:r>
@@ -5664,6 +5790,7 @@
     </w:p>
     <w:p>
       <w:r>
+        <w:lastRenderedPageBreak/>
         <w:t>Num Peptides Below Min. Allowed Rate</w:t>
       </w:r>
       <w:r>
@@ -5697,7 +5824,6 @@
     </w:p>
     <w:p>
       <w:r>
-        <w:lastRenderedPageBreak/>
         <w:t>number of sequences with error "Fit is too poor for accurate calculation"</w:t>
       </w:r>
       <w:r>
@@ -5756,28 +5882,24 @@
       <w:pPr>
         <w:pStyle w:val="Heading1"/>
       </w:pPr>
-      <w:bookmarkStart w:id="16" w:name="_Toc86148504"/>
+      <w:bookmarkStart w:id="17" w:name="_Toc86148504"/>
       <w:r>
         <w:t>Settings</w:t>
       </w:r>
-      <w:bookmarkEnd w:id="16"/>
-    </w:p>
-    <w:p>
-      <w:proofErr w:type="spellStart"/>
-      <w:r>
-        <w:t>DeuteRater</w:t>
-      </w:r>
-      <w:proofErr w:type="spellEnd"/>
-      <w:r>
-        <w:t xml:space="preserve">-H has several optional settings.  The most common settings to adjust are accessible from the settings menu in the main interface.  This is only useful for the current run of </w:t>
-      </w:r>
-      <w:proofErr w:type="spellStart"/>
-      <w:r>
-        <w:t>DeuteRater</w:t>
-      </w:r>
-      <w:proofErr w:type="spellEnd"/>
-      <w:r>
-        <w:t>-H.  If you close and then re-open the program, all settings will return to their default values.  Default settings and any settings not in the settings menu can be altered, but be warned that this has fewer protections than the settings menu so it is recommended to be cautious and save a backup of the relevant files before alteration.  Both the settings menu and altering default values will be discussed in this section.</w:t>
+      <w:bookmarkEnd w:id="17"/>
+    </w:p>
+    <w:p>
+      <w:r>
+        <w:t>DeuteRater v6</w:t>
+      </w:r>
+      <w:r>
+        <w:t xml:space="preserve"> has several optional settings.  The most common settings to adjust are accessible from the settings menu in the main interface.  This is only useful for the current run of </w:t>
+      </w:r>
+      <w:r>
+        <w:t>DeuteRater v6</w:t>
+      </w:r>
+      <w:r>
+        <w:t>.  If you close and then re-open the program, all settings will return to their default values.  Default settings and any settings not in the settings menu can be altered, but be warned that this has fewer protections than the settings menu so it is recommended to be cautious and save a backup of the relevant files before alteration.  Both the settings menu and altering default values will be discussed in this section.</w:t>
       </w:r>
     </w:p>
     <w:p>
@@ -5805,11 +5927,11 @@
       <w:pPr>
         <w:pStyle w:val="Heading2"/>
       </w:pPr>
-      <w:bookmarkStart w:id="17" w:name="_Toc86148505"/>
+      <w:bookmarkStart w:id="18" w:name="_Toc86148505"/>
       <w:r>
         <w:t>Settings Menu</w:t>
       </w:r>
-      <w:bookmarkEnd w:id="17"/>
+      <w:bookmarkEnd w:id="18"/>
     </w:p>
     <w:p>
       <w:r>
@@ -5920,7 +6042,7 @@
                     <pic:cNvPicPr/>
                   </pic:nvPicPr>
                   <pic:blipFill>
-                    <a:blip r:embed="rId9"/>
+                    <a:blip r:embed="rId12"/>
                     <a:stretch>
                       <a:fillRect/>
                     </a:stretch>
@@ -5973,7 +6095,7 @@
                     <pic:cNvPicPr/>
                   </pic:nvPicPr>
                   <pic:blipFill>
-                    <a:blip r:embed="rId19"/>
+                    <a:blip r:embed="rId21"/>
                     <a:stretch>
                       <a:fillRect/>
                     </a:stretch>
@@ -6016,26 +6138,22 @@
       <w:r>
         <w:t xml:space="preserve"> file from a previous run of </w:t>
       </w:r>
-      <w:proofErr w:type="spellStart"/>
-      <w:r>
-        <w:t>DeuteRater</w:t>
-      </w:r>
-      <w:proofErr w:type="spellEnd"/>
-      <w:r>
-        <w:t>-H.  The settings from that file will then be displayed.  You still must save the settings for them to be applied.</w:t>
+      <w:r>
+        <w:t>DeuteRater v6</w:t>
+      </w:r>
+      <w:r>
+        <w:t>.  The settings from that file will then be displayed.  You still must save the settings for them to be applied.</w:t>
       </w:r>
     </w:p>
     <w:p>
       <w:r>
         <w:t xml:space="preserve">Exit – Exit the settings menu.  If the settings displayed in the menu are not the same as those currently in use by </w:t>
       </w:r>
-      <w:proofErr w:type="spellStart"/>
-      <w:r>
-        <w:t>DeuteRater</w:t>
-      </w:r>
-      <w:proofErr w:type="spellEnd"/>
-      <w:r>
-        <w:t>-H, you will be prompted to save.  You may choose to save or reject your changes.</w:t>
+      <w:r>
+        <w:t>DeuteRater v6</w:t>
+      </w:r>
+      <w:r>
+        <w:t>, you will be prompted to save.  You may choose to save or reject your changes.</w:t>
       </w:r>
     </w:p>
     <w:p>
@@ -6047,28 +6165,24 @@
       <w:r>
         <w:t xml:space="preserve">Recognize available cores – most steps of </w:t>
       </w:r>
-      <w:proofErr w:type="spellStart"/>
-      <w:r>
-        <w:t>DeuteRater</w:t>
-      </w:r>
-      <w:proofErr w:type="spellEnd"/>
-      <w:r>
-        <w:t xml:space="preserve">-H use multiprocessing to increase speed.  If this setting is “Yes” </w:t>
-      </w:r>
-      <w:proofErr w:type="spellStart"/>
-      <w:r>
-        <w:t>DeuteRater</w:t>
-      </w:r>
-      <w:proofErr w:type="spellEnd"/>
-      <w:r>
-        <w:t>-H will determine how many cores you have and attempt to use all of them.</w:t>
+      <w:r>
+        <w:t>DeuteRater v6</w:t>
+      </w:r>
+      <w:r>
+        <w:t xml:space="preserve"> use multiprocessing to increase speed.  If this setting is “Yes” </w:t>
+      </w:r>
+      <w:r>
+        <w:t>DeuteRater v6</w:t>
+      </w:r>
+      <w:r>
+        <w:t xml:space="preserve"> will determine how many cores you have and attempt to use all of them.</w:t>
       </w:r>
     </w:p>
     <w:p>
       <w:r>
         <w:t xml:space="preserve">Default Cores to Use – </w:t>
       </w:r>
-      <w:bookmarkStart w:id="18" w:name="_Hlk86052874"/>
+      <w:bookmarkStart w:id="19" w:name="_Hlk86052874"/>
       <w:r>
         <w:t>the number of processor cores to use for calculations if “Recognize available cores” is set to “No”.</w:t>
       </w:r>
@@ -6131,7 +6245,7 @@
         <w:t>”) or to compare the same peptide and its charge states between files (“Interfile”) This will increase calculation time, generate extra intermediate files and may remove data.</w:t>
       </w:r>
     </w:p>
-    <w:bookmarkEnd w:id="18"/>
+    <w:bookmarkEnd w:id="19"/>
     <w:p>
       <w:r>
         <w:t>Minimum timepoints (enrichment)</w:t>
@@ -6154,26 +6268,22 @@
       <w:r>
         <w:t xml:space="preserve"> proximity filter (ppm) – there is a possibility that two different peptide sequences will have the same mass and retention time (especially if multiple charge states are considered).  Because </w:t>
       </w:r>
-      <w:proofErr w:type="spellStart"/>
-      <w:r>
-        <w:t>DeuteRater</w:t>
-      </w:r>
-      <w:proofErr w:type="spellEnd"/>
-      <w:r>
-        <w:t>-H does not consider fragmentation data, there is no way to give preference to one sequence over another. Therefore, if multiple sequences are too close in both m/z and retention time, all of these sequences are deleted.  M/z within this setting of another peptide are determined to be close in m/z.</w:t>
+      <w:r>
+        <w:t>DeuteRater v6</w:t>
+      </w:r>
+      <w:r>
+        <w:t xml:space="preserve"> does not consider fragmentation data, there is no way to give preference to one sequence over another. Therefore, if multiple sequences are too close in both m/z and retention time, all of these sequences are deleted.  M/z within this setting of another peptide are determined to be close in m/z.</w:t>
       </w:r>
     </w:p>
     <w:p>
       <w:r>
         <w:t xml:space="preserve">Retention Time proximity filter (min) – there is a possibility that two different peptide sequences will have the same mass and retention time (especially if multiple charge states are considered).  Because </w:t>
       </w:r>
-      <w:proofErr w:type="spellStart"/>
-      <w:r>
-        <w:t>DeuteRater</w:t>
-      </w:r>
-      <w:proofErr w:type="spellEnd"/>
-      <w:r>
-        <w:t>-H does not consider fragmentation data, there is no way to give preference to one sequence over another. Therefore, if multiple sequences are too close in both m/z and retention time, all of these sequences are deleted.  Times within this setting of each other are considered close in time.</w:t>
+      <w:r>
+        <w:t>DeuteRater v6</w:t>
+      </w:r>
+      <w:r>
+        <w:t xml:space="preserve"> does not consider fragmentation data, there is no way to give preference to one sequence over another. Therefore, if multiple sequences are too close in both m/z and retention time, all of these sequences are deleted.  Times within this setting of each other are considered close in time.</w:t>
       </w:r>
     </w:p>
     <w:p>
@@ -6190,13 +6300,11 @@
       <w:r>
         <w:t xml:space="preserve">Label Key – the amount of deuterium incorporated into any amino acid is determined by the biochemical pathways in an organism.  This may vary by organism, time of life or disease state.  This tells </w:t>
       </w:r>
-      <w:proofErr w:type="spellStart"/>
-      <w:r>
-        <w:t>DeuteRater</w:t>
-      </w:r>
-      <w:proofErr w:type="spellEnd"/>
-      <w:r>
-        <w:t>-H what the potential deuterium incorporation of each amino acid is.  The default “tissue” is standard adult mammalian tissue.  If you wish to examine or change these values, or add a new label key see the “</w:t>
+      <w:r>
+        <w:t>DeuteRater v6</w:t>
+      </w:r>
+      <w:r>
+        <w:t xml:space="preserve"> what the potential deuterium incorporation of each amino acid is.  The default “tissue” is standard adult mammalian tissue.  If you wish to examine or change these values, or add a new label key see the “</w:t>
       </w:r>
       <w:r>
         <w:t>Adding new Labeling Schemes</w:t>
@@ -6342,8 +6450,6 @@
       <w:r>
         <w:t>Minimum number of peptide sequences per protein rate – the minimum number of peptide rates that must be combined together for a protein rate to be considered valid.</w:t>
       </w:r>
-      <w:bookmarkStart w:id="19" w:name="_GoBack"/>
-      <w:bookmarkEnd w:id="19"/>
     </w:p>
     <w:p>
       <w:r>
@@ -6486,7 +6592,7 @@
                     <pic:cNvPicPr/>
                   </pic:nvPicPr>
                   <pic:blipFill>
-                    <a:blip r:embed="rId20"/>
+                    <a:blip r:embed="rId22"/>
                     <a:stretch>
                       <a:fillRect/>
                     </a:stretch>
@@ -6511,13 +6617,11 @@
       <w:r>
         <w:t xml:space="preserve">In this folder are several files that </w:t>
       </w:r>
-      <w:proofErr w:type="spellStart"/>
-      <w:r>
-        <w:t>DeuteRater</w:t>
-      </w:r>
-      <w:proofErr w:type="spellEnd"/>
-      <w:r>
-        <w:t xml:space="preserve">-H uses to load various values.  </w:t>
+      <w:r>
+        <w:t>DeuteRater v6</w:t>
+      </w:r>
+      <w:r>
+        <w:t xml:space="preserve"> uses to load various values.  </w:t>
       </w:r>
       <w:r>
         <w:t xml:space="preserve">These must be altered to change default values or reach settings the settings menu does not provide access to. </w:t>
@@ -6729,7 +6833,7 @@
                     <pic:cNvPicPr/>
                   </pic:nvPicPr>
                   <pic:blipFill>
-                    <a:blip r:embed="rId21"/>
+                    <a:blip r:embed="rId23"/>
                     <a:stretch>
                       <a:fillRect/>
                     </a:stretch>
@@ -6755,13 +6859,11 @@
         <w:lastRenderedPageBreak/>
         <w:t xml:space="preserve">Do note that </w:t>
       </w:r>
-      <w:proofErr w:type="spellStart"/>
-      <w:r>
-        <w:t>DeuteRater</w:t>
-      </w:r>
-      <w:proofErr w:type="spellEnd"/>
-      <w:r>
-        <w:t xml:space="preserve">-H has limited checks on if these files are good, so be careful when altering them.  Also in this folder you will often find </w:t>
+      <w:r>
+        <w:t>DeuteRater v6</w:t>
+      </w:r>
+      <w:r>
+        <w:t xml:space="preserve"> has limited checks on if these files are good, so be careful when altering them.  Also in this folder you will often find </w:t>
       </w:r>
       <w:proofErr w:type="spellStart"/>
       <w:r>
@@ -6784,21 +6886,17 @@
       <w:r>
         <w:t xml:space="preserve">.  These are temporary files created by </w:t>
       </w:r>
-      <w:proofErr w:type="spellStart"/>
-      <w:r>
-        <w:t>DeuteRater</w:t>
-      </w:r>
-      <w:proofErr w:type="spellEnd"/>
-      <w:r>
-        <w:t xml:space="preserve">-H to store temporary changes to the settings made at run time (such as if the user adjusts a value in the settings menu) and so will be deleted and recreated every time you run </w:t>
-      </w:r>
-      <w:proofErr w:type="spellStart"/>
-      <w:r>
-        <w:t>DeuteRater</w:t>
-      </w:r>
-      <w:proofErr w:type="spellEnd"/>
-      <w:r>
-        <w:t>-H.  The files without the “temp_” prefix are the ones we want here.</w:t>
+      <w:r>
+        <w:t>DeuteRater v6</w:t>
+      </w:r>
+      <w:r>
+        <w:t xml:space="preserve"> to store temporary changes to the settings made at run time (such as if the user adjusts a value in the settings menu) and so will be deleted and recreated every time you run </w:t>
+      </w:r>
+      <w:r>
+        <w:t>DeuteRater v6</w:t>
+      </w:r>
+      <w:r>
+        <w:t>.  The files without the “temp_” prefix are the ones we want here.</w:t>
       </w:r>
     </w:p>
     <w:p>
@@ -6840,7 +6938,7 @@
                     <pic:cNvPicPr/>
                   </pic:nvPicPr>
                   <pic:blipFill>
-                    <a:blip r:embed="rId22"/>
+                    <a:blip r:embed="rId24"/>
                     <a:stretch>
                       <a:fillRect/>
                     </a:stretch>
@@ -6865,13 +6963,11 @@
       <w:r>
         <w:t xml:space="preserve">This is in a code editor to aid visualization of the different points of interest.  Anything after a # (gray text in the image above) is a comment for those altering the file.  </w:t>
       </w:r>
-      <w:proofErr w:type="spellStart"/>
-      <w:r>
-        <w:t>DeuteRater</w:t>
-      </w:r>
-      <w:proofErr w:type="spellEnd"/>
-      <w:r>
-        <w:t>-H will ignore them and so they may be safely added, altered or deleted.</w:t>
+      <w:r>
+        <w:t>DeuteRater v6</w:t>
+      </w:r>
+      <w:r>
+        <w:t xml:space="preserve"> will ignore them and so they may be safely added, altered or deleted.</w:t>
       </w:r>
     </w:p>
     <w:p>
@@ -6896,13 +6992,11 @@
       <w:r>
         <w:t xml:space="preserve">Separated from the colon by a space are two exclamation points followed by a few letters, like !!int or !!str.  this tells </w:t>
       </w:r>
-      <w:proofErr w:type="spellStart"/>
-      <w:r>
-        <w:t>DeuteRater</w:t>
-      </w:r>
-      <w:proofErr w:type="spellEnd"/>
-      <w:r>
-        <w:t xml:space="preserve">-H what kind of variable this is.  !!int is and integer, !!float is a number with a decimal point in it, !!bool is either true or false, and !!str is text. These should not be altered. </w:t>
+      <w:r>
+        <w:t>DeuteRater v6</w:t>
+      </w:r>
+      <w:r>
+        <w:t xml:space="preserve"> what kind of variable this is.  !!int is and integer, !!float is a number with a decimal point in it, !!bool is either true or false, and !!str is text. These should not be altered. </w:t>
       </w:r>
     </w:p>
     <w:p>
@@ -7003,13 +7097,11 @@
       <w:r>
         <w:t xml:space="preserve"> – there is a possibility that two different peptide sequences will have the same mass and retention time (especially if multiple charge states are considered).  Because </w:t>
       </w:r>
-      <w:proofErr w:type="spellStart"/>
-      <w:r>
-        <w:t>DeuteRater</w:t>
-      </w:r>
-      <w:proofErr w:type="spellEnd"/>
-      <w:r>
-        <w:t>-H does not consider fragmentation data, there is no way to give preference to one sequence over another. Therefore, if multiple sequences are too close in both m/z and retention time, all of these sequences are deleted.  Times within this setting of each other are considered close in time. Relevant for the PEAKS settings, not Template.</w:t>
+      <w:r>
+        <w:t>DeuteRater v6</w:t>
+      </w:r>
+      <w:r>
+        <w:t xml:space="preserve"> does not consider fragmentation data, there is no way to give preference to one sequence over another. Therefore, if multiple sequences are too close in both m/z and retention time, all of these sequences are deleted.  Times within this setting of each other are considered close in time. Relevant for the PEAKS settings, not Template.</w:t>
       </w:r>
     </w:p>
     <w:p>
@@ -7021,13 +7113,11 @@
       <w:r>
         <w:t xml:space="preserve"> proximity filter (ppm) – there is a possibility that two different peptide sequences will have the same mass and retention time (especially if multiple charge states are considered).  Because </w:t>
       </w:r>
-      <w:proofErr w:type="spellStart"/>
-      <w:r>
-        <w:t>DeuteRater</w:t>
-      </w:r>
-      <w:proofErr w:type="spellEnd"/>
-      <w:r>
-        <w:t>-H does not consider fragmentation data, there is no way to give preference to one sequence over another. Therefore, if multiple sequences are too close in both m/z and retention time, all of these sequences are deleted.  M/z within this setting of another peptide are determined to be close in m/z. Relevant for the PEAKS settings, not Template.</w:t>
+      <w:r>
+        <w:t>DeuteRater v6</w:t>
+      </w:r>
+      <w:r>
+        <w:t xml:space="preserve"> does not consider fragmentation data, there is no way to give preference to one sequence over another. Therefore, if multiple sequences are too close in both m/z and retention time, all of these sequences are deleted.  M/z within this setting of another peptide are determined to be close in m/z. Relevant for the PEAKS settings, not Template.</w:t>
       </w:r>
     </w:p>
     <w:p>
@@ -7049,13 +7139,11 @@
       <w:r>
         <w:t xml:space="preserve"> - the amount of deuterium incorporated into any amino acid is determined by the biochemical pathways in an organism.  This may vary by organism, time of life or disease state.  This tells </w:t>
       </w:r>
-      <w:proofErr w:type="spellStart"/>
-      <w:r>
-        <w:t>DeuteRater</w:t>
-      </w:r>
-      <w:proofErr w:type="spellEnd"/>
-      <w:r>
-        <w:t>-H what the potential deuterium incorporation of each amino acid is.  The default “tissue” is standard adult mammalian tissue.  If you wish to examine or change these values, or add a new label key see the “</w:t>
+      <w:r>
+        <w:t>DeuteRater v6</w:t>
+      </w:r>
+      <w:r>
+        <w:t xml:space="preserve"> what the potential deuterium incorporation of each amino acid is.  The default “tissue” is standard adult mammalian tissue.  If you wish to examine or change these values, or add a new label key see the “</w:t>
       </w:r>
       <w:r>
         <w:t>Adding new Labeling Schemes</w:t>
@@ -7189,13 +7277,11 @@
       <w:r>
         <w:t xml:space="preserve"> – if this is at 0, </w:t>
       </w:r>
-      <w:proofErr w:type="spellStart"/>
-      <w:r>
-        <w:t>DeuteRater</w:t>
-      </w:r>
-      <w:proofErr w:type="spellEnd"/>
-      <w:r>
-        <w:t>-H will run normally. If it is set at 1, it will deactivate multiprocessing for easier troubleshooting.  Should only be changed from 0 if troubleshooting.</w:t>
+      <w:r>
+        <w:t>DeuteRater v6</w:t>
+      </w:r>
+      <w:r>
+        <w:t xml:space="preserve"> will run normally. If it is set at 1, it will deactivate multiprocessing for easier troubleshooting.  Should only be changed from 0 if troubleshooting.</w:t>
       </w:r>
     </w:p>
     <w:p>
@@ -7210,21 +7296,17 @@
       <w:r>
         <w:t xml:space="preserve">most steps of </w:t>
       </w:r>
-      <w:proofErr w:type="spellStart"/>
-      <w:r>
-        <w:t>DeuteRater</w:t>
-      </w:r>
-      <w:proofErr w:type="spellEnd"/>
-      <w:r>
-        <w:t xml:space="preserve">-H use multiprocessing to increase speed.  If this setting is “Yes” </w:t>
-      </w:r>
-      <w:proofErr w:type="spellStart"/>
-      <w:r>
-        <w:t>DeuteRater</w:t>
-      </w:r>
-      <w:proofErr w:type="spellEnd"/>
-      <w:r>
-        <w:t xml:space="preserve">-H will determine how many cores you have </w:t>
+      <w:r>
+        <w:t>DeuteRater v6</w:t>
+      </w:r>
+      <w:r>
+        <w:t xml:space="preserve"> use multiprocessing to increase speed.  If this setting is “Yes” </w:t>
+      </w:r>
+      <w:r>
+        <w:t>DeuteRater v6</w:t>
+      </w:r>
+      <w:r>
+        <w:t xml:space="preserve"> will determine how many cores you have </w:t>
       </w:r>
       <w:proofErr w:type="spellStart"/>
       <w:r>
@@ -7449,13 +7531,8 @@
       <w:r>
         <w:t xml:space="preserve">used in the extractor. </w:t>
       </w:r>
-      <w:proofErr w:type="spellStart"/>
-      <w:r>
-        <w:t>neutromer</w:t>
-      </w:r>
-      <w:proofErr w:type="spellEnd"/>
-      <w:r>
-        <w:t xml:space="preserve"> envelopes in adjacent scans are compared to each other as vectors.  If the vector</w:t>
+      <w:r>
+        <w:t>neutromer envelopes in adjacent scans are compared to each other as vectors.  If the vector</w:t>
       </w:r>
       <w:r>
         <w:t xml:space="preserve"> of the next scan in time and the current summed scans</w:t>
@@ -7477,15 +7554,7 @@
       </w:r>
       <w:proofErr w:type="spellEnd"/>
       <w:r>
-        <w:t xml:space="preserve"> – used in extractor.  For a </w:t>
-      </w:r>
-      <w:proofErr w:type="spellStart"/>
-      <w:r>
-        <w:t>neutromer</w:t>
-      </w:r>
-      <w:proofErr w:type="spellEnd"/>
-      <w:r>
-        <w:t xml:space="preserve"> envelope to be added to an id, it’s m0 value must be greater than 1/</w:t>
+        <w:t xml:space="preserve"> – used in extractor.  For a neutromer envelope to be added to an id, it’s m0 value must be greater than 1/</w:t>
       </w:r>
       <w:proofErr w:type="spellStart"/>
       <w:r>
@@ -7580,13 +7649,11 @@
       <w:r>
         <w:t xml:space="preserve">the amount of deuterium incorporated into any amino acid is determined by the biochemical pathways in an organism.  This may vary by organism, time of life or disease state.  This tells </w:t>
       </w:r>
-      <w:proofErr w:type="spellStart"/>
-      <w:r>
-        <w:t>DeuteRater</w:t>
-      </w:r>
-      <w:proofErr w:type="spellEnd"/>
-      <w:r>
-        <w:t>-H what the potential deuterium incorporation of each amino acid is.  The default “tissue” is standard adult mammalian tissue.  If you wish to examine or change these values, or add a new label key see the “Adding new Labeling Schemes” portion of this read me.</w:t>
+      <w:r>
+        <w:t>DeuteRater v6</w:t>
+      </w:r>
+      <w:r>
+        <w:t xml:space="preserve"> what the potential deuterium incorporation of each amino acid is.  The default “tissue” is standard adult mammalian tissue.  If you wish to examine or change these values, or add a new label key see the “Adding new Labeling Schemes” portion of this read me.</w:t>
       </w:r>
       <w:r>
         <w:t xml:space="preserve"> </w:t>
@@ -7622,15 +7689,7 @@
       </w:r>
       <w:proofErr w:type="spellEnd"/>
       <w:r>
-        <w:t xml:space="preserve"> – Used in the extractor. The number of peaks to look for in front of the first </w:t>
-      </w:r>
-      <w:proofErr w:type="spellStart"/>
-      <w:r>
-        <w:t>neutromer</w:t>
-      </w:r>
-      <w:proofErr w:type="spellEnd"/>
-      <w:r>
-        <w:t xml:space="preserve"> for troubleshooting the extractor.</w:t>
+        <w:t xml:space="preserve"> – Used in the extractor. The number of peaks to look for in front of the first neutromer for troubleshooting the extractor.</w:t>
       </w:r>
     </w:p>
     <w:p>
@@ -7640,15 +7699,7 @@
       </w:r>
       <w:proofErr w:type="spellEnd"/>
       <w:r>
-        <w:t xml:space="preserve"> – Used in the extractor. The number of peaks to look for after of the last extracted </w:t>
-      </w:r>
-      <w:proofErr w:type="spellStart"/>
-      <w:r>
-        <w:t>neutromer</w:t>
-      </w:r>
-      <w:proofErr w:type="spellEnd"/>
-      <w:r>
-        <w:t xml:space="preserve"> for troubleshooting the extractor.</w:t>
+        <w:t xml:space="preserve"> – Used in the extractor. The number of peaks to look for after of the last extracted neutromer for troubleshooting the extractor.</w:t>
       </w:r>
     </w:p>
     <w:p>
@@ -7681,15 +7732,7 @@
         <w:t xml:space="preserve"> – Used in the extractor.  A median absolute deviation test is used to identify outlier scans.  this is done by getting the mean absolute deviation of an m/z value </w:t>
       </w:r>
       <w:r>
-        <w:t xml:space="preserve">compared to the median m/z for that </w:t>
-      </w:r>
-      <w:proofErr w:type="spellStart"/>
-      <w:r>
-        <w:t>neutromer</w:t>
-      </w:r>
-      <w:proofErr w:type="spellEnd"/>
-      <w:r>
-        <w:t xml:space="preserve">. </w:t>
+        <w:t xml:space="preserve">compared to the median m/z for that neutromer. </w:t>
       </w:r>
       <w:r>
         <w:t xml:space="preserve">This is the </w:t>
@@ -7715,13 +7758,11 @@
       <w:r>
         <w:t xml:space="preserve"> – there is a possibility that two different peptide sequences will have the same mass and retention time (especially if multiple charge states are considered).  Because </w:t>
       </w:r>
-      <w:proofErr w:type="spellStart"/>
-      <w:r>
-        <w:t>DeuteRater</w:t>
-      </w:r>
-      <w:proofErr w:type="spellEnd"/>
-      <w:r>
-        <w:t xml:space="preserve">-H does not consider fragmentation data, there is no way to give preference to one sequence over another. Therefore, if multiple sequences are too close in both m/z and retention time, all of these sequences are deleted.  Times within this setting of each other are considered close in time. </w:t>
+      <w:r>
+        <w:t>DeuteRater v6</w:t>
+      </w:r>
+      <w:r>
+        <w:t xml:space="preserve"> does not consider fragmentation data, there is no way to give preference to one sequence over another. Therefore, if multiple sequences are too close in both m/z and retention time, all of these sequences are deleted.  Times within this setting of each other are considered close in time. </w:t>
       </w:r>
       <w:r>
         <w:t xml:space="preserve">Default value for </w:t>
@@ -7748,13 +7789,11 @@
       <w:r>
         <w:t xml:space="preserve">there is a possibility that two different peptide sequences will have the same mass and retention time (especially if multiple charge states are considered).  Because </w:t>
       </w:r>
-      <w:proofErr w:type="spellStart"/>
-      <w:r>
-        <w:t>DeuteRater</w:t>
-      </w:r>
-      <w:proofErr w:type="spellEnd"/>
-      <w:r>
-        <w:t>-H does not consider fragmentation data, there is no way to give preference to one sequence over another. Therefore, if multiple sequences are too close in both m/z and retention time, all of these sequences are deleted.  M/z within this setting of another peptide are determined to be close in m/z.</w:t>
+      <w:r>
+        <w:t>DeuteRater v6</w:t>
+      </w:r>
+      <w:r>
+        <w:t xml:space="preserve"> does not consider fragmentation data, there is no way to give preference to one sequence over another. Therefore, if multiple sequences are too close in both m/z and retention time, all of these sequences are deleted.  M/z within this setting of another peptide are determined to be close in m/z.</w:t>
       </w:r>
       <w:r>
         <w:t xml:space="preserve"> </w:t>
@@ -8115,15 +8154,7 @@
         <w:t xml:space="preserve"> – Used in the extractor. </w:t>
       </w:r>
       <w:r>
-        <w:t xml:space="preserve">A filter used in many areas for scan combining. If a </w:t>
-      </w:r>
-      <w:proofErr w:type="spellStart"/>
-      <w:r>
-        <w:t>neutromer</w:t>
-      </w:r>
-      <w:proofErr w:type="spellEnd"/>
-      <w:r>
-        <w:t xml:space="preserve"> peak is below the</w:t>
+        <w:t>A filter used in many areas for scan combining. If a neutromer peak is below the</w:t>
       </w:r>
       <w:r>
         <w:t xml:space="preserve"> </w:t>
@@ -8310,15 +8341,7 @@
       </w:r>
       <w:proofErr w:type="gramEnd"/>
       <w:r>
-        <w:t xml:space="preserve"> of scans allowed between </w:t>
-      </w:r>
-      <w:proofErr w:type="spellStart"/>
-      <w:r>
-        <w:t>neutromer</w:t>
-      </w:r>
-      <w:proofErr w:type="spellEnd"/>
-      <w:r>
-        <w:t xml:space="preserve"> peaks to be considered a valid peak.</w:t>
+        <w:t xml:space="preserve"> of scans allowed between neutromer peaks to be considered a valid peak.</w:t>
       </w:r>
       <w:r>
         <w:t xml:space="preserve"> Best value will vary by instrument.</w:t>
@@ -8387,15 +8410,7 @@
         <w:t xml:space="preserve">used in the extractor if chromatography division is used. </w:t>
       </w:r>
       <w:r>
-        <w:t xml:space="preserve">The weight that should be used for </w:t>
-      </w:r>
-      <w:proofErr w:type="spellStart"/>
-      <w:r>
-        <w:t>neutromer</w:t>
-      </w:r>
-      <w:proofErr w:type="spellEnd"/>
-      <w:r>
-        <w:t xml:space="preserve"> peak variance when calculating the score for chromatography peak picking. Default = 1.0</w:t>
+        <w:t>The weight that should be used for neutromer peak variance when calculating the score for chromatography peak picking. Default = 1.0</w:t>
       </w:r>
       <w:r>
         <w:t>. Best value will vary by instrument.</w:t>
@@ -8507,24 +8522,20 @@
       <w:r>
         <w:t xml:space="preserve">There are several locations in </w:t>
       </w:r>
-      <w:proofErr w:type="spellStart"/>
-      <w:r>
-        <w:t>DeuteRater</w:t>
-      </w:r>
-      <w:proofErr w:type="spellEnd"/>
-      <w:r>
-        <w:t xml:space="preserve">-H where </w:t>
+      <w:r>
+        <w:t>DeuteRater v6</w:t>
+      </w:r>
+      <w:r>
+        <w:t xml:space="preserve"> where </w:t>
       </w:r>
       <w:r>
         <w:t xml:space="preserve">the elemental composition of a peptide, including fixed and variable post-translational modifications, are relevant. The resource files discussed in this section are used to tell </w:t>
       </w:r>
-      <w:proofErr w:type="spellStart"/>
-      <w:r>
-        <w:t>DeuteRater</w:t>
-      </w:r>
-      <w:proofErr w:type="spellEnd"/>
-      <w:r>
-        <w:t xml:space="preserve">-H about what elements exist, what amino acids exist and what their element composition is, what post-translational modifications exist and what their elemental compositions are, and how many extra </w:t>
+      <w:r>
+        <w:t>DeuteRater v6</w:t>
+      </w:r>
+      <w:r>
+        <w:t xml:space="preserve"> about what elements exist, what amino acids exist and what their element composition is, what post-translational modifications exist and what their elemental compositions are, and how many extra </w:t>
       </w:r>
       <w:proofErr w:type="spellStart"/>
       <w:r>
@@ -8642,7 +8653,7 @@
                     <pic:cNvPicPr/>
                   </pic:nvPicPr>
                   <pic:blipFill>
-                    <a:blip r:embed="rId20"/>
+                    <a:blip r:embed="rId22"/>
                     <a:stretch>
                       <a:fillRect/>
                     </a:stretch>
@@ -8686,13 +8697,11 @@
       <w:r>
         <w:t xml:space="preserve">here is an internal location in the </w:t>
       </w:r>
-      <w:proofErr w:type="spellStart"/>
-      <w:r>
-        <w:t>DeuteRater</w:t>
-      </w:r>
-      <w:proofErr w:type="spellEnd"/>
-      <w:r>
-        <w:t xml:space="preserve">-H code which must know the element to add it.  Currently, it knows, H, C, N, O, P, S, F, D (required deuterium for a standard or similar), Cl, Br, I, and Si.  If you require a different element you must use the python version (the location to alter is the emass.py in the </w:t>
+      <w:r>
+        <w:t>DeuteRater v6</w:t>
+      </w:r>
+      <w:r>
+        <w:t xml:space="preserve"> code which must know the element to add it.  Currently, it knows, H, C, N, O, P, S, F, D (required deuterium for a standard or similar), Cl, Br, I, and Si.  If you require a different element you must use the python version (the location to alter is the emass.py in the </w:t>
       </w:r>
       <w:proofErr w:type="spellStart"/>
       <w:r>
@@ -8737,339 +8746,6 @@
             <wp:extent cx="5943600" cy="1365250"/>
             <wp:effectExtent l="0" t="0" r="0" b="6350"/>
             <wp:docPr id="34" name="Picture 34"/>
-            <wp:cNvGraphicFramePr>
-              <a:graphicFrameLocks xmlns:a="http://schemas.openxmlformats.org/drawingml/2006/main" noChangeAspect="1"/>
-            </wp:cNvGraphicFramePr>
-            <a:graphic xmlns:a="http://schemas.openxmlformats.org/drawingml/2006/main">
-              <a:graphicData uri="http://schemas.openxmlformats.org/drawingml/2006/picture">
-                <pic:pic xmlns:pic="http://schemas.openxmlformats.org/drawingml/2006/picture">
-                  <pic:nvPicPr>
-                    <pic:cNvPr id="1" name=""/>
-                    <pic:cNvPicPr/>
-                  </pic:nvPicPr>
-                  <pic:blipFill>
-                    <a:blip r:embed="rId23"/>
-                    <a:stretch>
-                      <a:fillRect/>
-                    </a:stretch>
-                  </pic:blipFill>
-                  <pic:spPr>
-                    <a:xfrm>
-                      <a:off x="0" y="0"/>
-                      <a:ext cx="5943600" cy="1365250"/>
-                    </a:xfrm>
-                    <a:prstGeom prst="rect">
-                      <a:avLst/>
-                    </a:prstGeom>
-                  </pic:spPr>
-                </pic:pic>
-              </a:graphicData>
-            </a:graphic>
-          </wp:inline>
-        </w:drawing>
-      </w:r>
-    </w:p>
-    <w:p>
-      <w:r>
-        <w:t xml:space="preserve">This is based on data that came with the </w:t>
-      </w:r>
-      <w:proofErr w:type="spellStart"/>
-      <w:r>
-        <w:t>emass</w:t>
-      </w:r>
-      <w:proofErr w:type="spellEnd"/>
-      <w:r>
-        <w:t xml:space="preserve"> algorithm</w:t>
-      </w:r>
-      <w:r>
-        <w:fldChar w:fldCharType="begin"/>
-      </w:r>
-      <w:r>
-        <w:instrText xml:space="preserve"> ADDIN EN.CITE &lt;EndNote&gt;&lt;Cite&gt;&lt;Author&gt;Rockwood&lt;/Author&gt;&lt;Year&gt;2006&lt;/Year&gt;&lt;RecNum&gt;61&lt;/RecNum&gt;&lt;DisplayText&gt;&lt;style face="superscript"&gt;2&lt;/style&gt;&lt;/DisplayText&gt;&lt;record&gt;&lt;rec-number&gt;61&lt;/rec-number&gt;&lt;foreign-keys&gt;&lt;key app="EN" db-id="fpdv9fppfp5tsyed2t3v0fskps2apv095w2e" timestamp="1617649830" guid="899b4f48-5faf-4975-8ca1-05283a49d647"&gt;61&lt;/key&gt;&lt;/foreign-keys&gt;&lt;ref-type name="Journal Article"&gt;17&lt;/ref-type&gt;&lt;contributors&gt;&lt;authors&gt;&lt;author&gt;Rockwood, A. L.&lt;/author&gt;&lt;author&gt;Haimi, P.&lt;/author&gt;&lt;/authors&gt;&lt;/contributors&gt;&lt;titles&gt;&lt;title&gt;Efficient calculation of accurate masses of isotopic peaks&lt;/title&gt;&lt;secondary-title&gt;J Am Soc Mass Spectrom&lt;/secondary-title&gt;&lt;/titles&gt;&lt;periodical&gt;&lt;full-title&gt;J Am Soc Mass Spectrom&lt;/full-title&gt;&lt;/periodical&gt;&lt;pages&gt;415-9&lt;/pages&gt;&lt;volume&gt;17&lt;/volume&gt;&lt;number&gt;3&lt;/number&gt;&lt;edition&gt;2006/02/03&lt;/edition&gt;&lt;keywords&gt;&lt;keyword&gt;Algorithms&lt;/keyword&gt;&lt;keyword&gt;Computer Simulation&lt;/keyword&gt;&lt;keyword&gt;Mass Spectrometry&lt;/keyword&gt;&lt;keyword&gt;Models, Chemical&lt;/keyword&gt;&lt;keyword&gt;Models, Molecular&lt;/keyword&gt;&lt;keyword&gt;Molecular Weight&lt;/keyword&gt;&lt;keyword&gt;Radioisotopes&lt;/keyword&gt;&lt;keyword&gt;Reproducibility of Results&lt;/keyword&gt;&lt;keyword&gt;Sensitivity and Specificity&lt;/keyword&gt;&lt;/keywords&gt;&lt;dates&gt;&lt;year&gt;2006&lt;/year&gt;&lt;pub-dates&gt;&lt;date&gt;Mar&lt;/date&gt;&lt;/pub-dates&gt;&lt;/dates&gt;&lt;isbn&gt;1044-0305&lt;/isbn&gt;&lt;accession-num&gt;16458531&lt;/accession-num&gt;&lt;urls&gt;&lt;related-urls&gt;&lt;url&gt;https://www.ncbi.nlm.nih.gov/pubmed/16458531&lt;/url&gt;&lt;/related-urls&gt;&lt;/urls&gt;&lt;electronic-resource-num&gt;10.1016/j.jasms.2005.12.001&lt;/electronic-resource-num&gt;&lt;language&gt;eng&lt;/language&gt;&lt;/record&gt;&lt;/Cite&gt;&lt;/EndNote&gt;</w:instrText>
-      </w:r>
-      <w:r>
-        <w:fldChar w:fldCharType="separate"/>
-      </w:r>
-      <w:r>
-        <w:rPr>
-          <w:noProof/>
-          <w:vertAlign w:val="superscript"/>
-        </w:rPr>
-        <w:t>2</w:t>
-      </w:r>
-      <w:r>
-        <w:fldChar w:fldCharType="end"/>
-      </w:r>
-      <w:r>
-        <w:t>.  The only relevant columns are the isotope letter (the chemical symbol) and the “</w:t>
-      </w:r>
-      <w:proofErr w:type="spellStart"/>
-      <w:r>
-        <w:t>standard_atomic_weight</w:t>
-      </w:r>
-      <w:proofErr w:type="spellEnd"/>
-      <w:r>
-        <w:t>” which is the atomic mass weighted by isotope abundance as you would find on the periodic table.</w:t>
-      </w:r>
-    </w:p>
-    <w:p>
-      <w:pPr>
-        <w:pStyle w:val="Heading2"/>
-      </w:pPr>
-      <w:bookmarkStart w:id="25" w:name="_Toc86148511"/>
-      <w:bookmarkStart w:id="26" w:name="_Hlk86137618"/>
-      <w:r>
-        <w:t>Adjusting Amino Acids</w:t>
-      </w:r>
-      <w:bookmarkEnd w:id="25"/>
-    </w:p>
-    <w:bookmarkEnd w:id="26"/>
-    <w:p>
-      <w:r>
-        <w:t xml:space="preserve">The relevant file here </w:t>
-      </w:r>
-      <w:r>
-        <w:t xml:space="preserve">is </w:t>
-      </w:r>
-      <w:r>
-        <w:t>“</w:t>
-      </w:r>
-      <w:proofErr w:type="spellStart"/>
-      <w:r>
-        <w:t>aa_elem_compositions.tsv</w:t>
-      </w:r>
-      <w:proofErr w:type="spellEnd"/>
-      <w:r>
-        <w:t>”</w:t>
-      </w:r>
-      <w:r>
-        <w:t>.  Inside the file looks like this:</w:t>
-      </w:r>
-    </w:p>
-    <w:p>
-      <w:r>
-        <w:rPr>
-          <w:noProof/>
-        </w:rPr>
-        <w:lastRenderedPageBreak/>
-        <w:drawing>
-          <wp:inline distT="0" distB="0" distL="0" distR="0" wp14:anchorId="49D932F8" wp14:editId="2BBF2F22">
-            <wp:extent cx="5943600" cy="2898140"/>
-            <wp:effectExtent l="0" t="0" r="0" b="0"/>
-            <wp:docPr id="30" name="Picture 30"/>
-            <wp:cNvGraphicFramePr>
-              <a:graphicFrameLocks xmlns:a="http://schemas.openxmlformats.org/drawingml/2006/main" noChangeAspect="1"/>
-            </wp:cNvGraphicFramePr>
-            <a:graphic xmlns:a="http://schemas.openxmlformats.org/drawingml/2006/main">
-              <a:graphicData uri="http://schemas.openxmlformats.org/drawingml/2006/picture">
-                <pic:pic xmlns:pic="http://schemas.openxmlformats.org/drawingml/2006/picture">
-                  <pic:nvPicPr>
-                    <pic:cNvPr id="1" name=""/>
-                    <pic:cNvPicPr/>
-                  </pic:nvPicPr>
-                  <pic:blipFill>
-                    <a:blip r:embed="rId24"/>
-                    <a:stretch>
-                      <a:fillRect/>
-                    </a:stretch>
-                  </pic:blipFill>
-                  <pic:spPr>
-                    <a:xfrm>
-                      <a:off x="0" y="0"/>
-                      <a:ext cx="5943600" cy="2898140"/>
-                    </a:xfrm>
-                    <a:prstGeom prst="rect">
-                      <a:avLst/>
-                    </a:prstGeom>
-                  </pic:spPr>
-                </pic:pic>
-              </a:graphicData>
-            </a:graphic>
-          </wp:inline>
-        </w:drawing>
-      </w:r>
-    </w:p>
-    <w:p>
-      <w:r>
-        <w:t xml:space="preserve">The first column lists the one letter code for the amino acid or modified amino acid.  This does not have to be the traditional one letter code, or even a letter so long as it is unique and only one character long.  The second column is the name, mostly for your benefit.  For example, the cysteine above has the chemical formula for having an iodoacetamide modification and the name reflects this so we are not confused.  All the other columns </w:t>
-      </w:r>
-      <w:r>
-        <w:t>are elements that compose the amino acid.  A few notes:</w:t>
-      </w:r>
-    </w:p>
-    <w:p>
-      <w:pPr>
-        <w:pStyle w:val="ListParagraph"/>
-        <w:numPr>
-          <w:ilvl w:val="0"/>
-          <w:numId w:val="1"/>
-        </w:numPr>
-      </w:pPr>
-      <w:r>
-        <w:t xml:space="preserve">the elemental composition is based on the elemental composition in the middle of a peptide chain.  </w:t>
-      </w:r>
-      <w:proofErr w:type="gramStart"/>
-      <w:r>
-        <w:t>So</w:t>
-      </w:r>
-      <w:proofErr w:type="gramEnd"/>
-      <w:r>
-        <w:t xml:space="preserve"> the peptide bonds are </w:t>
-      </w:r>
-      <w:r>
-        <w:t>formed.  This is why alanine only has one Oxygen for example.</w:t>
-      </w:r>
-    </w:p>
-    <w:p>
-      <w:pPr>
-        <w:pStyle w:val="ListParagraph"/>
-        <w:numPr>
-          <w:ilvl w:val="0"/>
-          <w:numId w:val="1"/>
-        </w:numPr>
-      </w:pPr>
-      <w:r>
-        <w:t xml:space="preserve">Amino acids may be freely adjusted, renamed or have their composition changed.  But remember that the change will affect all future </w:t>
-      </w:r>
-      <w:proofErr w:type="spellStart"/>
-      <w:r>
-        <w:t>DeuteRater</w:t>
-      </w:r>
-      <w:proofErr w:type="spellEnd"/>
-      <w:r>
-        <w:t>-H runs until it is changed again.</w:t>
-      </w:r>
-    </w:p>
-    <w:p>
-      <w:pPr>
-        <w:pStyle w:val="ListParagraph"/>
-        <w:numPr>
-          <w:ilvl w:val="0"/>
-          <w:numId w:val="1"/>
-        </w:numPr>
-      </w:pPr>
-      <w:r>
-        <w:t xml:space="preserve">if you wish you may add a new element to the right of the table.  The column must be </w:t>
-      </w:r>
-      <w:r>
-        <w:t>filled but</w:t>
-      </w:r>
-      <w:r>
-        <w:t xml:space="preserve"> it may be filled with zeroes. It must be a known element in the “</w:t>
-      </w:r>
-      <w:proofErr w:type="spellStart"/>
-      <w:r>
-        <w:t>elements.tsv</w:t>
-      </w:r>
-      <w:proofErr w:type="spellEnd"/>
-      <w:r>
-        <w:t>” file discussed in section “</w:t>
-      </w:r>
-      <w:r>
-        <w:t>Adding new elements</w:t>
-      </w:r>
-      <w:r>
-        <w:t>”.  “X” is not valid.</w:t>
-      </w:r>
-    </w:p>
-    <w:p>
-      <w:pPr>
-        <w:pStyle w:val="ListParagraph"/>
-        <w:numPr>
-          <w:ilvl w:val="0"/>
-          <w:numId w:val="1"/>
-        </w:numPr>
-      </w:pPr>
-      <w:r>
-        <w:t xml:space="preserve">There is an internal location in the </w:t>
-      </w:r>
-      <w:proofErr w:type="spellStart"/>
-      <w:r>
-        <w:t>DeuteRater</w:t>
-      </w:r>
-      <w:proofErr w:type="spellEnd"/>
-      <w:r>
-        <w:t xml:space="preserve">-H code which must know the element to add it.  Currently, it knows, H, C, N, O, P, S, F, D (required deuterium for a standard or similar), Cl, Br, I, and Si.  If you require a different element you must use the python version (the location to alter is the emass.py in the </w:t>
-      </w:r>
-      <w:proofErr w:type="spellStart"/>
-      <w:r>
-        <w:t>utils</w:t>
-      </w:r>
-      <w:proofErr w:type="spellEnd"/>
-      <w:r>
-        <w:t xml:space="preserve"> folder.  Line 213 has the “</w:t>
-      </w:r>
-      <w:proofErr w:type="spellStart"/>
-      <w:r>
-        <w:t>master_isotope</w:t>
-      </w:r>
-      <w:proofErr w:type="spellEnd"/>
-      <w:r>
-        <w:t>” dictionary.  Use the other elements as a model and add to the dictionary between the curly braces).</w:t>
-      </w:r>
-    </w:p>
-    <w:p>
-      <w:pPr>
-        <w:pStyle w:val="ListParagraph"/>
-        <w:numPr>
-          <w:ilvl w:val="0"/>
-          <w:numId w:val="1"/>
-        </w:numPr>
-      </w:pPr>
-      <w:r>
-        <w:t>If you add a new amino acid, remember to add the deuterium amount of any new amino acids you add as described in “</w:t>
-      </w:r>
-      <w:r>
-        <w:t>Adding new Labeling Schemes</w:t>
-      </w:r>
-      <w:r>
-        <w:t xml:space="preserve">” </w:t>
-      </w:r>
-    </w:p>
-    <w:p>
-      <w:pPr>
-        <w:pStyle w:val="Heading2"/>
-      </w:pPr>
-      <w:bookmarkStart w:id="27" w:name="_Toc86148512"/>
-      <w:bookmarkStart w:id="28" w:name="_Hlk86052215"/>
-      <w:r>
-        <w:t>Adjusting Post Translational Modifications</w:t>
-      </w:r>
-      <w:bookmarkEnd w:id="27"/>
-    </w:p>
-    <w:p>
-      <w:r>
-        <w:t xml:space="preserve">Post-translational modifications </w:t>
-      </w:r>
-      <w:r>
-        <w:t>can be used in two different ways.  The first, required no matter what, is to adjust the “</w:t>
-      </w:r>
-      <w:proofErr w:type="spellStart"/>
-      <w:r>
-        <w:t>aa_elem_compositions.tsv</w:t>
-      </w:r>
-      <w:proofErr w:type="spellEnd"/>
-      <w:r>
-        <w:t>” as described in “</w:t>
-      </w:r>
-      <w:r>
-        <w:t>Adjusting Amino Acids</w:t>
-      </w:r>
-      <w:r>
-        <w:t>”. As an example:</w:t>
-      </w:r>
-    </w:p>
-    <w:p>
-      <w:r>
-        <w:rPr>
-          <w:noProof/>
-        </w:rPr>
-        <w:lastRenderedPageBreak/>
-        <w:drawing>
-          <wp:inline distT="0" distB="0" distL="0" distR="0" wp14:anchorId="1DCB698C" wp14:editId="2AEBB275">
-            <wp:extent cx="5943600" cy="2273300"/>
-            <wp:effectExtent l="0" t="0" r="0" b="0"/>
-            <wp:docPr id="31" name="Picture 31"/>
             <wp:cNvGraphicFramePr>
               <a:graphicFrameLocks xmlns:a="http://schemas.openxmlformats.org/drawingml/2006/main" noChangeAspect="1"/>
             </wp:cNvGraphicFramePr>
@@ -9089,7 +8765,7 @@
                   <pic:spPr>
                     <a:xfrm>
                       <a:off x="0" y="0"/>
-                      <a:ext cx="5943600" cy="2273300"/>
+                      <a:ext cx="5943600" cy="1365250"/>
                     </a:xfrm>
                     <a:prstGeom prst="rect">
                       <a:avLst/>
@@ -9104,57 +8780,92 @@
     </w:p>
     <w:p>
       <w:r>
-        <w:t xml:space="preserve">These are variable modifications.  Replace the relevant amino acid </w:t>
-      </w:r>
-      <w:r>
-        <w:t xml:space="preserve">in your Guide file.  </w:t>
-      </w:r>
-      <w:r>
-        <w:t>So,</w:t>
-      </w:r>
-      <w:r>
-        <w:t xml:space="preserve"> if a methionine is oxidized, replace an “M” with an “m” in the relevant peptide sequence. Fixed modifications can be represented as a separate amino acid or by altering the primary amino acid.  So “C” can be altered to always have Iodoacetamide as part of its chemical formula.   </w:t>
-      </w:r>
-    </w:p>
-    <w:p>
-      <w:r>
-        <w:t>If you add a new amino acid modification, remember to add the deuterium amount of any new amino acids you add as described in “</w:t>
-      </w:r>
-      <w:r>
-        <w:t>Adding new Labeling Schemes</w:t>
-      </w:r>
-      <w:r>
-        <w:t xml:space="preserve">” </w:t>
-      </w:r>
-    </w:p>
-    <w:p>
-      <w:r>
-        <w:t>The second file having to do with post-translational modifications is “</w:t>
-      </w:r>
-      <w:proofErr w:type="spellStart"/>
-      <w:proofErr w:type="gramStart"/>
-      <w:r>
-        <w:t>ptms.json</w:t>
-      </w:r>
-      <w:proofErr w:type="spellEnd"/>
-      <w:proofErr w:type="gramEnd"/>
-      <w:r>
-        <w:t xml:space="preserve">”. This is only relevant for </w:t>
-      </w:r>
-      <w:r>
-        <w:t>creating a Guide file for peaks.  This file can be opened in notepad or any coding environment. It looks like this:</w:t>
-      </w:r>
-    </w:p>
-    <w:p>
+        <w:t xml:space="preserve">This is based on data that came with the </w:t>
+      </w:r>
+      <w:proofErr w:type="spellStart"/>
+      <w:r>
+        <w:t>emass</w:t>
+      </w:r>
+      <w:proofErr w:type="spellEnd"/>
+      <w:r>
+        <w:t xml:space="preserve"> algorithm</w:t>
+      </w:r>
+      <w:r>
+        <w:fldChar w:fldCharType="begin"/>
+      </w:r>
+      <w:r>
+        <w:instrText xml:space="preserve"> ADDIN EN.CITE &lt;EndNote&gt;&lt;Cite&gt;&lt;Author&gt;Rockwood&lt;/Author&gt;&lt;Year&gt;2006&lt;/Year&gt;&lt;RecNum&gt;61&lt;/RecNum&gt;&lt;DisplayText&gt;&lt;style face="superscript"&gt;2&lt;/style&gt;&lt;/DisplayText&gt;&lt;record&gt;&lt;rec-number&gt;61&lt;/rec-number&gt;&lt;foreign-keys&gt;&lt;key app="EN" db-id="fpdv9fppfp5tsyed2t3v0fskps2apv095w2e" timestamp="1617649830" guid="899b4f48-5faf-4975-8ca1-05283a49d647"&gt;61&lt;/key&gt;&lt;/foreign-keys&gt;&lt;ref-type name="Journal Article"&gt;17&lt;/ref-type&gt;&lt;contributors&gt;&lt;authors&gt;&lt;author&gt;Rockwood, A. L.&lt;/author&gt;&lt;author&gt;Haimi, P.&lt;/author&gt;&lt;/authors&gt;&lt;/contributors&gt;&lt;titles&gt;&lt;title&gt;Efficient calculation of accurate masses of isotopic peaks&lt;/title&gt;&lt;secondary-title&gt;J Am Soc Mass Spectrom&lt;/secondary-title&gt;&lt;/titles&gt;&lt;periodical&gt;&lt;full-title&gt;J Am Soc Mass Spectrom&lt;/full-title&gt;&lt;/periodical&gt;&lt;pages&gt;415-9&lt;/pages&gt;&lt;volume&gt;17&lt;/volume&gt;&lt;number&gt;3&lt;/number&gt;&lt;edition&gt;2006/02/03&lt;/edition&gt;&lt;keywords&gt;&lt;keyword&gt;Algorithms&lt;/keyword&gt;&lt;keyword&gt;Computer Simulation&lt;/keyword&gt;&lt;keyword&gt;Mass Spectrometry&lt;/keyword&gt;&lt;keyword&gt;Models, Chemical&lt;/keyword&gt;&lt;keyword&gt;Models, Molecular&lt;/keyword&gt;&lt;keyword&gt;Molecular Weight&lt;/keyword&gt;&lt;keyword&gt;Radioisotopes&lt;/keyword&gt;&lt;keyword&gt;Reproducibility of Results&lt;/keyword&gt;&lt;keyword&gt;Sensitivity and Specificity&lt;/keyword&gt;&lt;/keywords&gt;&lt;dates&gt;&lt;year&gt;2006&lt;/year&gt;&lt;pub-dates&gt;&lt;date&gt;Mar&lt;/date&gt;&lt;/pub-dates&gt;&lt;/dates&gt;&lt;isbn&gt;1044-0305&lt;/isbn&gt;&lt;accession-num&gt;16458531&lt;/accession-num&gt;&lt;urls&gt;&lt;related-urls&gt;&lt;url&gt;https://www.ncbi.nlm.nih.gov/pubmed/16458531&lt;/url&gt;&lt;/related-urls&gt;&lt;/urls&gt;&lt;electronic-resource-num&gt;10.1016/j.jasms.2005.12.001&lt;/electronic-resource-num&gt;&lt;language&gt;eng&lt;/language&gt;&lt;/record&gt;&lt;/Cite&gt;&lt;/EndNote&gt;</w:instrText>
+      </w:r>
+      <w:r>
+        <w:fldChar w:fldCharType="separate"/>
+      </w:r>
       <w:r>
         <w:rPr>
           <w:noProof/>
-        </w:rPr>
+          <w:vertAlign w:val="superscript"/>
+        </w:rPr>
+        <w:t>2</w:t>
+      </w:r>
+      <w:r>
+        <w:fldChar w:fldCharType="end"/>
+      </w:r>
+      <w:r>
+        <w:t>.  The only relevant columns are the isotope letter (the chemical symbol) and the “</w:t>
+      </w:r>
+      <w:proofErr w:type="spellStart"/>
+      <w:r>
+        <w:t>standard_atomic_weight</w:t>
+      </w:r>
+      <w:proofErr w:type="spellEnd"/>
+      <w:r>
+        <w:t>” which is the atomic mass weighted by isotope abundance as you would find on the periodic table.</w:t>
+      </w:r>
+    </w:p>
+    <w:p>
+      <w:pPr>
+        <w:pStyle w:val="Heading2"/>
+      </w:pPr>
+      <w:bookmarkStart w:id="25" w:name="_Toc86148511"/>
+      <w:bookmarkStart w:id="26" w:name="_Hlk86137618"/>
+      <w:r>
+        <w:t>Adjusting Amino Acids</w:t>
+      </w:r>
+      <w:bookmarkEnd w:id="25"/>
+    </w:p>
+    <w:bookmarkEnd w:id="26"/>
+    <w:p>
+      <w:r>
+        <w:t xml:space="preserve">The relevant file here </w:t>
+      </w:r>
+      <w:r>
+        <w:t xml:space="preserve">is </w:t>
+      </w:r>
+      <w:r>
+        <w:t>“</w:t>
+      </w:r>
+      <w:proofErr w:type="spellStart"/>
+      <w:r>
+        <w:t>aa_elem_compositions.tsv</w:t>
+      </w:r>
+      <w:proofErr w:type="spellEnd"/>
+      <w:r>
+        <w:t>”</w:t>
+      </w:r>
+      <w:r>
+        <w:t>.  Inside the file looks like this:</w:t>
+      </w:r>
+    </w:p>
+    <w:p>
+      <w:r>
+        <w:rPr>
+          <w:noProof/>
+        </w:rPr>
+        <w:lastRenderedPageBreak/>
         <w:drawing>
-          <wp:inline distT="0" distB="0" distL="0" distR="0" wp14:anchorId="2F26094C" wp14:editId="613F85F8">
-            <wp:extent cx="5257800" cy="2724150"/>
+          <wp:inline distT="0" distB="0" distL="0" distR="0" wp14:anchorId="49D932F8" wp14:editId="2BBF2F22">
+            <wp:extent cx="5943600" cy="2898140"/>
             <wp:effectExtent l="0" t="0" r="0" b="0"/>
-            <wp:docPr id="32" name="Picture 32"/>
+            <wp:docPr id="30" name="Picture 30"/>
             <wp:cNvGraphicFramePr>
               <a:graphicFrameLocks xmlns:a="http://schemas.openxmlformats.org/drawingml/2006/main" noChangeAspect="1"/>
             </wp:cNvGraphicFramePr>
@@ -9174,6 +8885,300 @@
                   <pic:spPr>
                     <a:xfrm>
                       <a:off x="0" y="0"/>
+                      <a:ext cx="5943600" cy="2898140"/>
+                    </a:xfrm>
+                    <a:prstGeom prst="rect">
+                      <a:avLst/>
+                    </a:prstGeom>
+                  </pic:spPr>
+                </pic:pic>
+              </a:graphicData>
+            </a:graphic>
+          </wp:inline>
+        </w:drawing>
+      </w:r>
+    </w:p>
+    <w:p>
+      <w:r>
+        <w:t xml:space="preserve">The first column lists the one letter code for the amino acid or modified amino acid.  This does not have to be the traditional one letter code, or even a letter so long as it is unique and only one character long.  The second column is the name, mostly for your benefit.  For example, the cysteine above has the chemical formula for having an iodoacetamide modification and the name reflects this so we are not confused.  All the other columns </w:t>
+      </w:r>
+      <w:r>
+        <w:t>are elements that compose the amino acid.  A few notes:</w:t>
+      </w:r>
+    </w:p>
+    <w:p>
+      <w:pPr>
+        <w:pStyle w:val="ListParagraph"/>
+        <w:numPr>
+          <w:ilvl w:val="0"/>
+          <w:numId w:val="1"/>
+        </w:numPr>
+      </w:pPr>
+      <w:r>
+        <w:t xml:space="preserve">the elemental composition is based on the elemental composition in the middle of a peptide chain.  </w:t>
+      </w:r>
+      <w:proofErr w:type="gramStart"/>
+      <w:r>
+        <w:t>So</w:t>
+      </w:r>
+      <w:proofErr w:type="gramEnd"/>
+      <w:r>
+        <w:t xml:space="preserve"> the peptide bonds are </w:t>
+      </w:r>
+      <w:r>
+        <w:t>formed.  This is why alanine only has one Oxygen for example.</w:t>
+      </w:r>
+    </w:p>
+    <w:p>
+      <w:pPr>
+        <w:pStyle w:val="ListParagraph"/>
+        <w:numPr>
+          <w:ilvl w:val="0"/>
+          <w:numId w:val="1"/>
+        </w:numPr>
+      </w:pPr>
+      <w:r>
+        <w:t xml:space="preserve">Amino acids may be freely adjusted, renamed or have their composition changed.  But remember that the change will affect all future </w:t>
+      </w:r>
+      <w:r>
+        <w:t>DeuteRater v6</w:t>
+      </w:r>
+      <w:r>
+        <w:t xml:space="preserve"> runs until it is changed again.</w:t>
+      </w:r>
+    </w:p>
+    <w:p>
+      <w:pPr>
+        <w:pStyle w:val="ListParagraph"/>
+        <w:numPr>
+          <w:ilvl w:val="0"/>
+          <w:numId w:val="1"/>
+        </w:numPr>
+      </w:pPr>
+      <w:r>
+        <w:t xml:space="preserve">if you wish you may add a new element to the right of the table.  The column must be </w:t>
+      </w:r>
+      <w:r>
+        <w:t>filled but</w:t>
+      </w:r>
+      <w:r>
+        <w:t xml:space="preserve"> it may be filled with zeroes. It must be a known element in the “</w:t>
+      </w:r>
+      <w:proofErr w:type="spellStart"/>
+      <w:r>
+        <w:t>elements.tsv</w:t>
+      </w:r>
+      <w:proofErr w:type="spellEnd"/>
+      <w:r>
+        <w:t>” file discussed in section “</w:t>
+      </w:r>
+      <w:r>
+        <w:t>Adding new elements</w:t>
+      </w:r>
+      <w:r>
+        <w:t>”.  “X” is not valid.</w:t>
+      </w:r>
+    </w:p>
+    <w:p>
+      <w:pPr>
+        <w:pStyle w:val="ListParagraph"/>
+        <w:numPr>
+          <w:ilvl w:val="0"/>
+          <w:numId w:val="1"/>
+        </w:numPr>
+      </w:pPr>
+      <w:r>
+        <w:t xml:space="preserve">There is an internal location in the </w:t>
+      </w:r>
+      <w:r>
+        <w:t>DeuteRater v6</w:t>
+      </w:r>
+      <w:r>
+        <w:t xml:space="preserve"> code which must know the element to add it.  Currently, it knows, H, C, N, O, P, S, F, D (required deuterium for a standard or similar), Cl, Br, I, and Si.  If you require a different element you must use the python version (the location to alter is the emass.py in the </w:t>
+      </w:r>
+      <w:proofErr w:type="spellStart"/>
+      <w:r>
+        <w:t>utils</w:t>
+      </w:r>
+      <w:proofErr w:type="spellEnd"/>
+      <w:r>
+        <w:t xml:space="preserve"> folder.  Line 213 has the “</w:t>
+      </w:r>
+      <w:proofErr w:type="spellStart"/>
+      <w:r>
+        <w:t>master_isotope</w:t>
+      </w:r>
+      <w:proofErr w:type="spellEnd"/>
+      <w:r>
+        <w:t>” dictionary.  Use the other elements as a model and add to the dictionary between the curly braces).</w:t>
+      </w:r>
+    </w:p>
+    <w:p>
+      <w:pPr>
+        <w:pStyle w:val="ListParagraph"/>
+        <w:numPr>
+          <w:ilvl w:val="0"/>
+          <w:numId w:val="1"/>
+        </w:numPr>
+      </w:pPr>
+      <w:r>
+        <w:t>If you add a new amino acid, remember to add the deuterium amount of any new amino acids you add as described in “</w:t>
+      </w:r>
+      <w:r>
+        <w:t>Adding new Labeling Schemes</w:t>
+      </w:r>
+      <w:r>
+        <w:t xml:space="preserve">” </w:t>
+      </w:r>
+    </w:p>
+    <w:p>
+      <w:pPr>
+        <w:pStyle w:val="Heading2"/>
+      </w:pPr>
+      <w:bookmarkStart w:id="27" w:name="_Toc86148512"/>
+      <w:bookmarkStart w:id="28" w:name="_Hlk86052215"/>
+      <w:r>
+        <w:t>Adjusting Post Translational Modifications</w:t>
+      </w:r>
+      <w:bookmarkEnd w:id="27"/>
+    </w:p>
+    <w:p>
+      <w:r>
+        <w:t xml:space="preserve">Post-translational modifications </w:t>
+      </w:r>
+      <w:r>
+        <w:t>can be used in two different ways.  The first, required no matter what, is to adjust the “</w:t>
+      </w:r>
+      <w:proofErr w:type="spellStart"/>
+      <w:r>
+        <w:t>aa_elem_compositions.tsv</w:t>
+      </w:r>
+      <w:proofErr w:type="spellEnd"/>
+      <w:r>
+        <w:t>” as described in “</w:t>
+      </w:r>
+      <w:r>
+        <w:t>Adjusting Amino Acids</w:t>
+      </w:r>
+      <w:r>
+        <w:t>”. As an example:</w:t>
+      </w:r>
+    </w:p>
+    <w:p>
+      <w:r>
+        <w:rPr>
+          <w:noProof/>
+        </w:rPr>
+        <w:lastRenderedPageBreak/>
+        <w:drawing>
+          <wp:inline distT="0" distB="0" distL="0" distR="0" wp14:anchorId="1DCB698C" wp14:editId="2AEBB275">
+            <wp:extent cx="5943600" cy="2273300"/>
+            <wp:effectExtent l="0" t="0" r="0" b="0"/>
+            <wp:docPr id="31" name="Picture 31"/>
+            <wp:cNvGraphicFramePr>
+              <a:graphicFrameLocks xmlns:a="http://schemas.openxmlformats.org/drawingml/2006/main" noChangeAspect="1"/>
+            </wp:cNvGraphicFramePr>
+            <a:graphic xmlns:a="http://schemas.openxmlformats.org/drawingml/2006/main">
+              <a:graphicData uri="http://schemas.openxmlformats.org/drawingml/2006/picture">
+                <pic:pic xmlns:pic="http://schemas.openxmlformats.org/drawingml/2006/picture">
+                  <pic:nvPicPr>
+                    <pic:cNvPr id="1" name=""/>
+                    <pic:cNvPicPr/>
+                  </pic:nvPicPr>
+                  <pic:blipFill>
+                    <a:blip r:embed="rId27"/>
+                    <a:stretch>
+                      <a:fillRect/>
+                    </a:stretch>
+                  </pic:blipFill>
+                  <pic:spPr>
+                    <a:xfrm>
+                      <a:off x="0" y="0"/>
+                      <a:ext cx="5943600" cy="2273300"/>
+                    </a:xfrm>
+                    <a:prstGeom prst="rect">
+                      <a:avLst/>
+                    </a:prstGeom>
+                  </pic:spPr>
+                </pic:pic>
+              </a:graphicData>
+            </a:graphic>
+          </wp:inline>
+        </w:drawing>
+      </w:r>
+    </w:p>
+    <w:p>
+      <w:r>
+        <w:t xml:space="preserve">These are variable modifications.  Replace the relevant amino acid </w:t>
+      </w:r>
+      <w:r>
+        <w:t xml:space="preserve">in your Guide file.  </w:t>
+      </w:r>
+      <w:r>
+        <w:t>So,</w:t>
+      </w:r>
+      <w:r>
+        <w:t xml:space="preserve"> if a methionine is oxidized, replace an “M” with an “m” in the relevant peptide sequence. Fixed modifications can be represented as a separate amino acid or by altering the primary amino acid.  So “C” can be altered to always have Iodoacetamide as part of its chemical formula.   </w:t>
+      </w:r>
+    </w:p>
+    <w:p>
+      <w:r>
+        <w:t>If you add a new amino acid modification, remember to add the deuterium amount of any new amino acids you add as described in “</w:t>
+      </w:r>
+      <w:r>
+        <w:t>Adding new Labeling Schemes</w:t>
+      </w:r>
+      <w:r>
+        <w:t xml:space="preserve">” </w:t>
+      </w:r>
+    </w:p>
+    <w:p>
+      <w:r>
+        <w:t>The second file having to do with post-translational modifications is “</w:t>
+      </w:r>
+      <w:proofErr w:type="spellStart"/>
+      <w:proofErr w:type="gramStart"/>
+      <w:r>
+        <w:t>ptms.json</w:t>
+      </w:r>
+      <w:proofErr w:type="spellEnd"/>
+      <w:proofErr w:type="gramEnd"/>
+      <w:r>
+        <w:t xml:space="preserve">”. This is only relevant for </w:t>
+      </w:r>
+      <w:r>
+        <w:t>creating a Guide file for peaks.  This file can be opened in notepad or any coding environment. It looks like this:</w:t>
+      </w:r>
+    </w:p>
+    <w:p>
+      <w:r>
+        <w:rPr>
+          <w:noProof/>
+        </w:rPr>
+        <w:drawing>
+          <wp:inline distT="0" distB="0" distL="0" distR="0" wp14:anchorId="2F26094C" wp14:editId="613F85F8">
+            <wp:extent cx="5257800" cy="2724150"/>
+            <wp:effectExtent l="0" t="0" r="0" b="0"/>
+            <wp:docPr id="32" name="Picture 32"/>
+            <wp:cNvGraphicFramePr>
+              <a:graphicFrameLocks xmlns:a="http://schemas.openxmlformats.org/drawingml/2006/main" noChangeAspect="1"/>
+            </wp:cNvGraphicFramePr>
+            <a:graphic xmlns:a="http://schemas.openxmlformats.org/drawingml/2006/main">
+              <a:graphicData uri="http://schemas.openxmlformats.org/drawingml/2006/picture">
+                <pic:pic xmlns:pic="http://schemas.openxmlformats.org/drawingml/2006/picture">
+                  <pic:nvPicPr>
+                    <pic:cNvPr id="1" name=""/>
+                    <pic:cNvPicPr/>
+                  </pic:nvPicPr>
+                  <pic:blipFill>
+                    <a:blip r:embed="rId28"/>
+                    <a:stretch>
+                      <a:fillRect/>
+                    </a:stretch>
+                  </pic:blipFill>
+                  <pic:spPr>
+                    <a:xfrm>
+                      <a:off x="0" y="0"/>
                       <a:ext cx="5257800" cy="2724150"/>
                     </a:xfrm>
                     <a:prstGeom prst="rect">
@@ -9191,24 +9196,20 @@
       <w:r>
         <w:t xml:space="preserve">The text is the name of the modification, which will be added to the appropriate column in your guide file.  Inside the brackets, the first element is the one letter code for the modification.  The second element is the name for the modification produced by peaks.  This allows </w:t>
       </w:r>
-      <w:proofErr w:type="spellStart"/>
-      <w:r>
-        <w:t>DeuteRater</w:t>
-      </w:r>
-      <w:proofErr w:type="spellEnd"/>
-      <w:r>
-        <w:t xml:space="preserve">-H to replace the </w:t>
+      <w:r>
+        <w:t>DeuteRater v6</w:t>
+      </w:r>
+      <w:r>
+        <w:t xml:space="preserve"> to replace the </w:t>
       </w:r>
       <w:r>
         <w:t xml:space="preserve">modification name from Peaks with the one letter code </w:t>
       </w:r>
-      <w:proofErr w:type="spellStart"/>
-      <w:r>
-        <w:t>DeuteRater</w:t>
-      </w:r>
-      <w:proofErr w:type="spellEnd"/>
-      <w:r>
-        <w:t>-H recognizes.  Make sure if you add to this, you also add to the “</w:t>
+      <w:r>
+        <w:t>DeuteRater v6</w:t>
+      </w:r>
+      <w:r>
+        <w:t xml:space="preserve"> recognizes.  Make sure if you add to this, you also add to the “</w:t>
       </w:r>
       <w:proofErr w:type="spellStart"/>
       <w:r>
@@ -9268,7 +9269,7 @@
                     <pic:cNvPicPr/>
                   </pic:nvPicPr>
                   <pic:blipFill>
-                    <a:blip r:embed="rId27"/>
+                    <a:blip r:embed="rId29"/>
                     <a:stretch>
                       <a:fillRect/>
                     </a:stretch>
@@ -10360,6 +10361,25 @@
       <w:u w:val="single"/>
     </w:rPr>
   </w:style>
+  <w:style w:type="paragraph" w:styleId="Caption">
+    <w:name w:val="caption"/>
+    <w:basedOn w:val="Normal"/>
+    <w:next w:val="Normal"/>
+    <w:uiPriority w:val="35"/>
+    <w:unhideWhenUsed/>
+    <w:qFormat/>
+    <w:rsid w:val="002F36E8"/>
+    <w:pPr>
+      <w:spacing w:after="200" w:line="240" w:lineRule="auto"/>
+    </w:pPr>
+    <w:rPr>
+      <w:i/>
+      <w:iCs/>
+      <w:color w:val="44546A" w:themeColor="text2"/>
+      <w:sz w:val="18"/>
+      <w:szCs w:val="18"/>
+    </w:rPr>
+  </w:style>
 </w:styles>
 </file>
 
@@ -10663,7 +10683,7 @@
 </file>
 
 <file path=customXml/itemProps1.xml><?xml version="1.0" encoding="utf-8"?>
-<ds:datastoreItem xmlns:ds="http://schemas.openxmlformats.org/officeDocument/2006/customXml" ds:itemID="{CA45D7F8-54BE-42D4-9FFD-BA159A14BAE0}">
+<ds:datastoreItem xmlns:ds="http://schemas.openxmlformats.org/officeDocument/2006/customXml" ds:itemID="{A105CE98-6168-4166-84D5-B0CAA3CC9098}">
   <ds:schemaRefs>
     <ds:schemaRef ds:uri="http://schemas.openxmlformats.org/officeDocument/2006/bibliography"/>
   </ds:schemaRefs>

--- a/DeuteRater_readme.docx
+++ b/DeuteRater_readme.docx
@@ -2590,6 +2590,9 @@
     </w:p>
     <w:p>
       <w:r>
+        <w:rPr>
+          <w:noProof/>
+        </w:rPr>
         <w:lastRenderedPageBreak/>
         <w:drawing>
           <wp:inline distT="0" distB="0" distL="0" distR="0" wp14:anchorId="31DEC008" wp14:editId="6DB670D7">
@@ -2673,6 +2676,9 @@
     </w:p>
     <w:p>
       <w:r>
+        <w:rPr>
+          <w:noProof/>
+        </w:rPr>
         <w:lastRenderedPageBreak/>
         <w:drawing>
           <wp:inline distT="0" distB="0" distL="0" distR="0" wp14:anchorId="0A943CC2" wp14:editId="73EB9C5D">
@@ -2710,8 +2716,6 @@
           </wp:inline>
         </w:drawing>
       </w:r>
-      <w:bookmarkStart w:id="9" w:name="_GoBack"/>
-      <w:bookmarkEnd w:id="9"/>
     </w:p>
     <w:p>
       <w:r>
@@ -2780,211 +2784,171 @@
       <w:r>
         <w:t xml:space="preserve">Lipid data: </w:t>
       </w:r>
+      <w:r>
+        <w:t xml:space="preserve">Lipid Name, Lipid Unique Identifier, Precursor Retention Time (m/z), Precursor m/z, </w:t>
+      </w:r>
+      <w:proofErr w:type="spellStart"/>
+      <w:r>
+        <w:t>cf</w:t>
+      </w:r>
+      <w:proofErr w:type="spellEnd"/>
+    </w:p>
+    <w:p>
+      <w:r>
+        <w:t>For peptide data, t</w:t>
+      </w:r>
+      <w:r>
+        <w:t xml:space="preserve">he following columns are needed for analysis but will be filled in by </w:t>
+      </w:r>
+      <w:r>
+        <w:t>DeuteRater v6</w:t>
+      </w:r>
+      <w:r>
+        <w:t xml:space="preserve"> if left blank (do note that if any blanks are present in any of these columns, all data in any of these columns will be overwritten): </w:t>
+      </w:r>
+      <w:r>
+        <w:t>Peptide Theoretical Mass</w:t>
+      </w:r>
+      <w:r>
+        <w:t xml:space="preserve">, </w:t>
+      </w:r>
+      <w:proofErr w:type="spellStart"/>
+      <w:r>
+        <w:t>cf</w:t>
+      </w:r>
+      <w:proofErr w:type="spellEnd"/>
+      <w:r>
+        <w:t xml:space="preserve">, </w:t>
+      </w:r>
+      <w:proofErr w:type="spellStart"/>
+      <w:r>
+        <w:t>neutromers_to_extract</w:t>
+      </w:r>
+      <w:proofErr w:type="spellEnd"/>
+      <w:r>
+        <w:t xml:space="preserve">, and </w:t>
+      </w:r>
+      <w:proofErr w:type="spellStart"/>
+      <w:r>
+        <w:t>literature_n</w:t>
+      </w:r>
+      <w:proofErr w:type="spellEnd"/>
+    </w:p>
+    <w:p>
+      <w:r>
+        <w:t>All other columns</w:t>
+      </w:r>
+      <w:r>
+        <w:t>, including any other columns you want to add,</w:t>
+      </w:r>
+      <w:r>
+        <w:t xml:space="preserve"> are for the user’s information and may be left blank or filled with data as you wish.  A description of all columns</w:t>
+      </w:r>
+      <w:r>
+        <w:t xml:space="preserve"> included in the guide file templates are as</w:t>
+      </w:r>
+      <w:r>
+        <w:t xml:space="preserve"> follows:</w:t>
+      </w:r>
+    </w:p>
+    <w:p>
+      <w:r>
+        <w:t>Sequence</w:t>
+      </w:r>
+      <w:r>
+        <w:t xml:space="preserve"> – the amino acid sequence.  It should be in the form of single letter amino acid code. Post translational modifications (PTMs) should be included here.  The recognized PTMs are found in the file “</w:t>
+      </w:r>
+      <w:proofErr w:type="spellStart"/>
+      <w:r>
+        <w:t>aa_elem_compositions.tsv</w:t>
+      </w:r>
+      <w:proofErr w:type="spellEnd"/>
+      <w:r>
+        <w:t xml:space="preserve">” in the resources file of your </w:t>
+      </w:r>
+      <w:r>
+        <w:t>DeuteRater v6</w:t>
+      </w:r>
+      <w:r>
+        <w:t xml:space="preserve"> download.  This will be detailed in section</w:t>
+      </w:r>
+      <w:r>
+        <w:t>s “Adjusting Amino Acids” and “Adjusting Post Translational Modifications”</w:t>
+      </w:r>
+      <w:r>
+        <w:t xml:space="preserve">. </w:t>
+      </w:r>
     </w:p>
     <w:p/>
     <w:p>
-      <w:r>
-        <w:t>The following columns must be filled out with the correct spelling and capitalization or analysis will not proceed:</w:t>
-      </w:r>
-    </w:p>
-    <w:p>
-      <w:r>
-        <w:t xml:space="preserve">Peptide data - </w:t>
-      </w:r>
-      <w:r>
-        <w:t>Sequence</w:t>
-      </w:r>
-      <w:r>
-        <w:t xml:space="preserve">, </w:t>
-      </w:r>
+      <w:pPr>
+        <w:rPr>
+          <w:b/>
+        </w:rPr>
+      </w:pPr>
+      <w:r>
+        <w:rPr>
+          <w:b/>
+        </w:rPr>
+        <w:t>Peptide columns:</w:t>
+      </w:r>
+    </w:p>
+    <w:p>
       <w:r>
         <w:t>Protein ID</w:t>
       </w:r>
       <w:r>
-        <w:t xml:space="preserve">, </w:t>
-      </w:r>
+        <w:t xml:space="preserve"> </w:t>
+      </w:r>
+      <w:r>
+        <w:t>– a unique identification code for the protein this peptide belongs to.</w:t>
+      </w:r>
+    </w:p>
+    <w:p>
+      <w:r>
+        <w:t>Protein Name</w:t>
+      </w:r>
+      <w:r>
+        <w:t xml:space="preserve"> – common name of the parent protein</w:t>
+      </w:r>
+    </w:p>
+    <w:p>
       <w:r>
         <w:t>Precursor Retention Time (sec)</w:t>
       </w:r>
       <w:r>
-        <w:t xml:space="preserve">, </w:t>
-      </w:r>
-      <w:r>
-        <w:t>Precursor m/z</w:t>
-      </w:r>
-      <w:r>
-        <w:t xml:space="preserve">, and </w:t>
-      </w:r>
-      <w:r>
-        <w:t>Identification Charge</w:t>
-      </w:r>
-      <w:r>
-        <w:t xml:space="preserve">, </w:t>
-      </w:r>
-      <w:proofErr w:type="spellStart"/>
-      <w:r>
-        <w:t>cf</w:t>
-      </w:r>
-      <w:proofErr w:type="spellEnd"/>
-      <w:r>
-        <w:t xml:space="preserve">, </w:t>
-      </w:r>
-      <w:proofErr w:type="spellStart"/>
-      <w:r>
-        <w:t>literature_n</w:t>
-      </w:r>
-      <w:proofErr w:type="spellEnd"/>
-    </w:p>
-    <w:p>
-      <w:r>
-        <w:t xml:space="preserve">Lipid data - Lipid Name, Lipid Unique Identifier, Precursor Retention Time (sec), Precursor m/z, Identification Charge, </w:t>
-      </w:r>
-      <w:proofErr w:type="spellStart"/>
-      <w:r>
-        <w:t>cf</w:t>
-      </w:r>
-      <w:proofErr w:type="spellEnd"/>
-      <w:r>
-        <w:t xml:space="preserve">, LMP, HMP, </w:t>
-      </w:r>
-      <w:proofErr w:type="spellStart"/>
-      <w:r>
-        <w:t>literature_n</w:t>
-      </w:r>
-      <w:proofErr w:type="spellEnd"/>
-    </w:p>
-    <w:p/>
-    <w:p/>
-    <w:p>
-      <w:r>
-        <w:t xml:space="preserve">The following columns are needed for analysis but will be filled in by </w:t>
-      </w:r>
-      <w:r>
-        <w:t>DeuteRater v6</w:t>
-      </w:r>
-      <w:r>
-        <w:t xml:space="preserve"> if left blank (do note that if any blanks are present in any of these columns, all data in any of these columns will be overwritten): </w:t>
-      </w:r>
-      <w:r>
-        <w:t>Peptide Theoretical Mass</w:t>
-      </w:r>
-      <w:r>
-        <w:t xml:space="preserve">, </w:t>
-      </w:r>
-      <w:proofErr w:type="spellStart"/>
-      <w:r>
-        <w:t>cf</w:t>
-      </w:r>
-      <w:proofErr w:type="spellEnd"/>
-      <w:r>
-        <w:t xml:space="preserve">, </w:t>
-      </w:r>
-      <w:proofErr w:type="spellStart"/>
-      <w:r>
-        <w:t>neutromers_to_extract</w:t>
-      </w:r>
-      <w:proofErr w:type="spellEnd"/>
-      <w:r>
-        <w:t xml:space="preserve">, and </w:t>
-      </w:r>
-      <w:proofErr w:type="spellStart"/>
-      <w:r>
-        <w:t>literature_n</w:t>
-      </w:r>
-      <w:proofErr w:type="spellEnd"/>
-    </w:p>
-    <w:p>
-      <w:r>
-        <w:t>All other columns are for the user’s information and may be left blank or filled with data as you wish.  A description of all columns follows:</w:t>
-      </w:r>
-    </w:p>
-    <w:p>
-      <w:r>
-        <w:t>Sequence</w:t>
-      </w:r>
-      <w:r>
-        <w:t xml:space="preserve"> – the amino acid sequence.  It should be in the form of single letter amino acid code. Post translational modifications (PTMs) should be included here.  The recognized PTMs are found in the file </w:t>
-      </w:r>
+        <w:t xml:space="preserve"> </w:t>
+      </w:r>
+      <w:r>
+        <w:t>– the middle of the elution peak for this peptide. Time unit is se</w:t>
+      </w:r>
+      <w:r>
+        <w:t>t</w:t>
+      </w:r>
+      <w:r>
+        <w:t xml:space="preserve"> in the settings menu (default is seconds)</w:t>
+      </w:r>
+    </w:p>
+    <w:p>
+      <w:proofErr w:type="spellStart"/>
+      <w:r>
+        <w:t>rt_start</w:t>
+      </w:r>
+      <w:proofErr w:type="spellEnd"/>
+      <w:r>
+        <w:t xml:space="preserve"> </w:t>
+      </w:r>
+      <w:r>
+        <w:t>– the start of the elution peak.</w:t>
+      </w:r>
+      <w:r>
+        <w:t xml:space="preserve"> </w:t>
+      </w:r>
+    </w:p>
+    <w:p>
+      <w:proofErr w:type="spellStart"/>
       <w:r>
         <w:lastRenderedPageBreak/>
-        <w:t>“</w:t>
-      </w:r>
-      <w:proofErr w:type="spellStart"/>
-      <w:r>
-        <w:t>aa_elem_compositions.tsv</w:t>
-      </w:r>
-      <w:proofErr w:type="spellEnd"/>
-      <w:r>
-        <w:t xml:space="preserve">” in the resources file of your </w:t>
-      </w:r>
-      <w:r>
-        <w:t>DeuteRater v6</w:t>
-      </w:r>
-      <w:r>
-        <w:t xml:space="preserve"> download.  This will be detailed in section</w:t>
-      </w:r>
-      <w:r>
-        <w:t>s “Adjusting Amino Acids” and “Adjusting Post Translational Modifications”</w:t>
-      </w:r>
-      <w:r>
-        <w:t xml:space="preserve">. </w:t>
-      </w:r>
-    </w:p>
-    <w:p>
-      <w:r>
-        <w:t>Protein ID</w:t>
-      </w:r>
-      <w:r>
-        <w:t xml:space="preserve"> </w:t>
-      </w:r>
-      <w:r>
-        <w:t>– a unique identification code for the protein this peptide belongs to.</w:t>
-      </w:r>
-    </w:p>
-    <w:p>
-      <w:r>
-        <w:t>Protein Name</w:t>
-      </w:r>
-      <w:r>
-        <w:t xml:space="preserve"> – common name of the parent protein</w:t>
-      </w:r>
-    </w:p>
-    <w:p>
-      <w:r>
-        <w:t>Precursor Retention Time (sec)</w:t>
-      </w:r>
-      <w:r>
-        <w:t xml:space="preserve"> </w:t>
-      </w:r>
-      <w:r>
-        <w:t>– the middle of the elution peak for this peptide. Time unit is se</w:t>
-      </w:r>
-      <w:r>
-        <w:t>t</w:t>
-      </w:r>
-      <w:r>
-        <w:t xml:space="preserve"> in the settings menu (default is seconds)</w:t>
-      </w:r>
-    </w:p>
-    <w:p>
-      <w:proofErr w:type="spellStart"/>
-      <w:r>
-        <w:t>rt_start</w:t>
-      </w:r>
-      <w:proofErr w:type="spellEnd"/>
-      <w:r>
-        <w:t xml:space="preserve"> </w:t>
-      </w:r>
-      <w:r>
-        <w:t>– the start of the elution peak.</w:t>
-      </w:r>
-      <w:r>
-        <w:t xml:space="preserve"> </w:t>
-      </w:r>
-    </w:p>
-    <w:p>
-      <w:proofErr w:type="spellStart"/>
-      <w:r>
         <w:t>rt_end</w:t>
       </w:r>
       <w:proofErr w:type="spellEnd"/>
@@ -3173,15 +3137,16 @@
         <w:rPr>
           <w:rFonts w:ascii="Calibri" w:eastAsia="Times New Roman" w:hAnsi="Calibri" w:cs="Calibri"/>
           <w:color w:val="000000"/>
-        </w:rPr>
-        <w:t>Homologous Proteins</w:t>
-      </w:r>
-      <w:r>
-        <w:rPr>
-          <w:rFonts w:ascii="Calibri" w:eastAsia="Times New Roman" w:hAnsi="Calibri" w:cs="Calibri"/>
-          <w:color w:val="000000"/>
-        </w:rPr>
-        <w:t xml:space="preserve"> – identifiers for homologous proteins for this peptide sequence</w:t>
+          <w:highlight w:val="yellow"/>
+        </w:rPr>
+        <w:t>accessions -</w:t>
+      </w:r>
+      <w:r>
+        <w:rPr>
+          <w:rFonts w:ascii="Calibri" w:eastAsia="Times New Roman" w:hAnsi="Calibri" w:cs="Calibri"/>
+          <w:color w:val="000000"/>
+        </w:rPr>
+        <w:t xml:space="preserve"> </w:t>
       </w:r>
     </w:p>
     <w:p>
@@ -3395,8 +3360,413 @@
       </w:r>
     </w:p>
     <w:p>
-      <w:r>
-        <w:t>Only peptides you put into this document will be included in the search, so if you wish to search for multiple post translational modifications, or multiple charge states each must be on a separate line.</w:t>
+      <w:pPr>
+        <w:spacing w:line="240" w:lineRule="auto"/>
+        <w:rPr>
+          <w:rFonts w:ascii="Calibri" w:eastAsia="Times New Roman" w:hAnsi="Calibri" w:cs="Calibri"/>
+          <w:color w:val="000000"/>
+        </w:rPr>
+      </w:pPr>
+    </w:p>
+    <w:p>
+      <w:pPr>
+        <w:spacing w:line="240" w:lineRule="auto"/>
+        <w:rPr>
+          <w:rFonts w:ascii="Calibri" w:eastAsia="Times New Roman" w:hAnsi="Calibri" w:cs="Calibri"/>
+          <w:b/>
+          <w:color w:val="000000"/>
+          <w:highlight w:val="yellow"/>
+        </w:rPr>
+      </w:pPr>
+      <w:r>
+        <w:rPr>
+          <w:rFonts w:ascii="Calibri" w:eastAsia="Times New Roman" w:hAnsi="Calibri" w:cs="Calibri"/>
+          <w:b/>
+          <w:color w:val="000000"/>
+          <w:highlight w:val="yellow"/>
+        </w:rPr>
+        <w:t>Lipid columns:</w:t>
+      </w:r>
+    </w:p>
+    <w:p>
+      <w:pPr>
+        <w:spacing w:line="240" w:lineRule="auto"/>
+        <w:rPr>
+          <w:rFonts w:ascii="Calibri" w:eastAsia="Times New Roman" w:hAnsi="Calibri" w:cs="Calibri"/>
+          <w:color w:val="000000"/>
+          <w:highlight w:val="yellow"/>
+        </w:rPr>
+      </w:pPr>
+      <w:r>
+        <w:rPr>
+          <w:rFonts w:ascii="Calibri" w:eastAsia="Times New Roman" w:hAnsi="Calibri" w:cs="Calibri"/>
+          <w:color w:val="000000"/>
+          <w:highlight w:val="yellow"/>
+        </w:rPr>
+        <w:t xml:space="preserve">Lipid Name – </w:t>
+      </w:r>
+      <w:r>
+        <w:rPr>
+          <w:rFonts w:ascii="Calibri" w:eastAsia="Times New Roman" w:hAnsi="Calibri" w:cs="Calibri"/>
+          <w:color w:val="000000"/>
+          <w:highlight w:val="yellow"/>
+        </w:rPr>
+        <w:t>common name of the parent lipid</w:t>
+      </w:r>
+    </w:p>
+    <w:p>
+      <w:pPr>
+        <w:spacing w:line="240" w:lineRule="auto"/>
+        <w:rPr>
+          <w:rFonts w:ascii="Calibri" w:eastAsia="Times New Roman" w:hAnsi="Calibri" w:cs="Calibri"/>
+          <w:color w:val="000000"/>
+          <w:highlight w:val="yellow"/>
+        </w:rPr>
+      </w:pPr>
+      <w:r>
+        <w:rPr>
+          <w:rFonts w:ascii="Calibri" w:eastAsia="Times New Roman" w:hAnsi="Calibri" w:cs="Calibri"/>
+          <w:color w:val="000000"/>
+          <w:highlight w:val="yellow"/>
+        </w:rPr>
+        <w:t xml:space="preserve">Lipid Unique Identifier – </w:t>
+      </w:r>
+      <w:r>
+        <w:rPr>
+          <w:rFonts w:ascii="Calibri" w:eastAsia="Times New Roman" w:hAnsi="Calibri" w:cs="Calibri"/>
+          <w:color w:val="000000"/>
+          <w:highlight w:val="yellow"/>
+        </w:rPr>
+        <w:t>the unique name for the specific lipid species</w:t>
+      </w:r>
+    </w:p>
+    <w:p>
+      <w:pPr>
+        <w:spacing w:line="240" w:lineRule="auto"/>
+        <w:rPr>
+          <w:rFonts w:ascii="Calibri" w:eastAsia="Times New Roman" w:hAnsi="Calibri" w:cs="Calibri"/>
+          <w:color w:val="000000"/>
+          <w:highlight w:val="yellow"/>
+        </w:rPr>
+      </w:pPr>
+      <w:r>
+        <w:rPr>
+          <w:rFonts w:ascii="Calibri" w:eastAsia="Times New Roman" w:hAnsi="Calibri" w:cs="Calibri"/>
+          <w:color w:val="000000"/>
+          <w:highlight w:val="yellow"/>
+        </w:rPr>
+        <w:t xml:space="preserve">Precursor m/z – </w:t>
+      </w:r>
+      <w:r>
+        <w:rPr>
+          <w:rFonts w:ascii="Calibri" w:eastAsia="Times New Roman" w:hAnsi="Calibri" w:cs="Calibri"/>
+          <w:color w:val="000000"/>
+          <w:highlight w:val="yellow"/>
+        </w:rPr>
+        <w:t>observed m/z of the lipid</w:t>
+      </w:r>
+    </w:p>
+    <w:p>
+      <w:pPr>
+        <w:spacing w:line="240" w:lineRule="auto"/>
+        <w:rPr>
+          <w:rFonts w:ascii="Calibri" w:eastAsia="Times New Roman" w:hAnsi="Calibri" w:cs="Calibri"/>
+          <w:color w:val="000000"/>
+          <w:highlight w:val="yellow"/>
+        </w:rPr>
+      </w:pPr>
+      <w:r>
+        <w:rPr>
+          <w:rFonts w:ascii="Calibri" w:eastAsia="Times New Roman" w:hAnsi="Calibri" w:cs="Calibri"/>
+          <w:color w:val="000000"/>
+          <w:highlight w:val="yellow"/>
+        </w:rPr>
+        <w:t xml:space="preserve">Precursor Retention Time (sec) – </w:t>
+      </w:r>
+      <w:r>
+        <w:rPr>
+          <w:highlight w:val="yellow"/>
+        </w:rPr>
+        <w:t xml:space="preserve">the middle of the elution peak for this </w:t>
+      </w:r>
+      <w:r>
+        <w:rPr>
+          <w:highlight w:val="yellow"/>
+        </w:rPr>
+        <w:t>lipid</w:t>
+      </w:r>
+      <w:r>
+        <w:rPr>
+          <w:highlight w:val="yellow"/>
+        </w:rPr>
+        <w:t>. Time unit is set in the settings menu (default is seconds)</w:t>
+      </w:r>
+    </w:p>
+    <w:p>
+      <w:pPr>
+        <w:spacing w:line="240" w:lineRule="auto"/>
+        <w:rPr>
+          <w:rFonts w:ascii="Calibri" w:eastAsia="Times New Roman" w:hAnsi="Calibri" w:cs="Calibri"/>
+          <w:color w:val="000000"/>
+          <w:highlight w:val="yellow"/>
+        </w:rPr>
+      </w:pPr>
+      <w:r>
+        <w:rPr>
+          <w:rFonts w:ascii="Calibri" w:eastAsia="Times New Roman" w:hAnsi="Calibri" w:cs="Calibri"/>
+          <w:color w:val="000000"/>
+          <w:highlight w:val="yellow"/>
+        </w:rPr>
+        <w:t xml:space="preserve">Identification Charge – </w:t>
+      </w:r>
+      <w:r>
+        <w:rPr>
+          <w:rFonts w:ascii="Calibri" w:eastAsia="Times New Roman" w:hAnsi="Calibri" w:cs="Calibri"/>
+          <w:color w:val="000000"/>
+          <w:highlight w:val="yellow"/>
+        </w:rPr>
+        <w:t>observed charge state</w:t>
+      </w:r>
+    </w:p>
+    <w:p>
+      <w:pPr>
+        <w:spacing w:line="240" w:lineRule="auto"/>
+        <w:rPr>
+          <w:rFonts w:ascii="Calibri" w:eastAsia="Times New Roman" w:hAnsi="Calibri" w:cs="Calibri"/>
+          <w:color w:val="000000"/>
+          <w:highlight w:val="yellow"/>
+        </w:rPr>
+      </w:pPr>
+      <w:proofErr w:type="spellStart"/>
+      <w:r>
+        <w:rPr>
+          <w:rFonts w:ascii="Calibri" w:eastAsia="Times New Roman" w:hAnsi="Calibri" w:cs="Calibri"/>
+          <w:color w:val="000000"/>
+          <w:highlight w:val="yellow"/>
+        </w:rPr>
+        <w:t>cf</w:t>
+      </w:r>
+      <w:proofErr w:type="spellEnd"/>
+      <w:r>
+        <w:rPr>
+          <w:rFonts w:ascii="Calibri" w:eastAsia="Times New Roman" w:hAnsi="Calibri" w:cs="Calibri"/>
+          <w:color w:val="000000"/>
+          <w:highlight w:val="yellow"/>
+        </w:rPr>
+        <w:t xml:space="preserve"> – </w:t>
+      </w:r>
+      <w:r>
+        <w:rPr>
+          <w:rFonts w:ascii="Calibri" w:eastAsia="Times New Roman" w:hAnsi="Calibri" w:cs="Calibri"/>
+          <w:color w:val="000000"/>
+          <w:highlight w:val="yellow"/>
+        </w:rPr>
+        <w:t>chemical formula in standard format (e.g. C7H16NO2)</w:t>
+      </w:r>
+    </w:p>
+    <w:p>
+      <w:pPr>
+        <w:spacing w:line="240" w:lineRule="auto"/>
+        <w:rPr>
+          <w:rFonts w:ascii="Calibri" w:eastAsia="Times New Roman" w:hAnsi="Calibri" w:cs="Calibri"/>
+          <w:color w:val="000000"/>
+          <w:highlight w:val="yellow"/>
+        </w:rPr>
+      </w:pPr>
+      <w:proofErr w:type="spellStart"/>
+      <w:r>
+        <w:rPr>
+          <w:rFonts w:ascii="Calibri" w:eastAsia="Times New Roman" w:hAnsi="Calibri" w:cs="Calibri"/>
+          <w:color w:val="000000"/>
+          <w:highlight w:val="yellow"/>
+        </w:rPr>
+        <w:t>neutromers_to_extract</w:t>
+      </w:r>
+      <w:proofErr w:type="spellEnd"/>
+      <w:r>
+        <w:rPr>
+          <w:rFonts w:ascii="Calibri" w:eastAsia="Times New Roman" w:hAnsi="Calibri" w:cs="Calibri"/>
+          <w:color w:val="000000"/>
+          <w:highlight w:val="yellow"/>
+        </w:rPr>
+        <w:t xml:space="preserve"> – </w:t>
+      </w:r>
+      <w:r>
+        <w:rPr>
+          <w:rFonts w:ascii="Calibri" w:eastAsia="Times New Roman" w:hAnsi="Calibri" w:cs="Calibri"/>
+          <w:color w:val="000000"/>
+          <w:highlight w:val="yellow"/>
+        </w:rPr>
+        <w:t>number of isotopes to consider</w:t>
+      </w:r>
+    </w:p>
+    <w:p>
+      <w:pPr>
+        <w:spacing w:line="240" w:lineRule="auto"/>
+        <w:rPr>
+          <w:rFonts w:ascii="Calibri" w:eastAsia="Times New Roman" w:hAnsi="Calibri" w:cs="Calibri"/>
+          <w:color w:val="000000"/>
+          <w:highlight w:val="yellow"/>
+        </w:rPr>
+      </w:pPr>
+      <w:r>
+        <w:rPr>
+          <w:rFonts w:ascii="Calibri" w:eastAsia="Times New Roman" w:hAnsi="Calibri" w:cs="Calibri"/>
+          <w:color w:val="000000"/>
+          <w:highlight w:val="yellow"/>
+        </w:rPr>
+        <w:lastRenderedPageBreak/>
+        <w:t xml:space="preserve">Adduct – </w:t>
+      </w:r>
+      <w:r>
+        <w:rPr>
+          <w:rFonts w:cs="Calibri"/>
+          <w:highlight w:val="yellow"/>
+          <w:shd w:val="clear" w:color="auto" w:fill="F7F7F8"/>
+        </w:rPr>
+        <w:t>t</w:t>
+      </w:r>
+      <w:r>
+        <w:rPr>
+          <w:rFonts w:cs="Calibri"/>
+          <w:highlight w:val="yellow"/>
+          <w:shd w:val="clear" w:color="auto" w:fill="F7F7F8"/>
+        </w:rPr>
+        <w:t>he molecular-ion complexes used for mass spectrometry analysis. For instance, a lipid molecule can create adducts with sodium ions, ammonium ions, or hydrogen ions, each yielding distinct m/z values while representing the same molecular species</w:t>
+      </w:r>
+      <w:r>
+        <w:rPr>
+          <w:rFonts w:cs="Calibri"/>
+          <w:highlight w:val="yellow"/>
+          <w:shd w:val="clear" w:color="auto" w:fill="F7F7F8"/>
+        </w:rPr>
+        <w:t>.</w:t>
+      </w:r>
+    </w:p>
+    <w:p>
+      <w:pPr>
+        <w:spacing w:line="240" w:lineRule="auto"/>
+        <w:rPr>
+          <w:rFonts w:ascii="Calibri" w:eastAsia="Times New Roman" w:hAnsi="Calibri" w:cs="Calibri"/>
+          <w:color w:val="000000"/>
+          <w:highlight w:val="yellow"/>
+        </w:rPr>
+      </w:pPr>
+      <w:proofErr w:type="spellStart"/>
+      <w:r>
+        <w:rPr>
+          <w:rFonts w:ascii="Calibri" w:eastAsia="Times New Roman" w:hAnsi="Calibri" w:cs="Calibri"/>
+          <w:color w:val="000000"/>
+          <w:highlight w:val="yellow"/>
+        </w:rPr>
+        <w:t>Adduct_cf</w:t>
+      </w:r>
+      <w:proofErr w:type="spellEnd"/>
+      <w:r>
+        <w:rPr>
+          <w:rFonts w:ascii="Calibri" w:eastAsia="Times New Roman" w:hAnsi="Calibri" w:cs="Calibri"/>
+          <w:color w:val="000000"/>
+          <w:highlight w:val="yellow"/>
+        </w:rPr>
+        <w:t xml:space="preserve"> – </w:t>
+      </w:r>
+      <w:r>
+        <w:rPr>
+          <w:rFonts w:ascii="Calibri" w:eastAsia="Times New Roman" w:hAnsi="Calibri" w:cs="Calibri"/>
+          <w:color w:val="000000"/>
+          <w:highlight w:val="yellow"/>
+        </w:rPr>
+        <w:t>the chemical formula of the lipid including the adduct</w:t>
+      </w:r>
+    </w:p>
+    <w:p>
+      <w:pPr>
+        <w:spacing w:line="240" w:lineRule="auto"/>
+        <w:rPr>
+          <w:rFonts w:ascii="Calibri" w:eastAsia="Times New Roman" w:hAnsi="Calibri" w:cs="Calibri"/>
+          <w:color w:val="000000"/>
+        </w:rPr>
+      </w:pPr>
+      <w:proofErr w:type="spellStart"/>
+      <w:r>
+        <w:rPr>
+          <w:rFonts w:ascii="Calibri" w:eastAsia="Times New Roman" w:hAnsi="Calibri" w:cs="Calibri"/>
+          <w:color w:val="000000"/>
+          <w:highlight w:val="yellow"/>
+        </w:rPr>
+        <w:t>l</w:t>
+      </w:r>
+      <w:r>
+        <w:rPr>
+          <w:rFonts w:ascii="Calibri" w:eastAsia="Times New Roman" w:hAnsi="Calibri" w:cs="Calibri"/>
+          <w:color w:val="000000"/>
+          <w:highlight w:val="yellow"/>
+        </w:rPr>
+        <w:t>iterature_n</w:t>
+      </w:r>
+      <w:proofErr w:type="spellEnd"/>
+      <w:r>
+        <w:rPr>
+          <w:rFonts w:ascii="Calibri" w:eastAsia="Times New Roman" w:hAnsi="Calibri" w:cs="Calibri"/>
+          <w:color w:val="000000"/>
+          <w:highlight w:val="yellow"/>
+        </w:rPr>
+        <w:t xml:space="preserve"> – </w:t>
+      </w:r>
+      <w:r>
+        <w:rPr>
+          <w:rFonts w:ascii="Calibri" w:eastAsia="Times New Roman" w:hAnsi="Calibri" w:cs="Calibri"/>
+          <w:color w:val="000000"/>
+          <w:highlight w:val="yellow"/>
+        </w:rPr>
+        <w:t xml:space="preserve">the number of </w:t>
+      </w:r>
+      <w:proofErr w:type="spellStart"/>
+      <w:r>
+        <w:rPr>
+          <w:rFonts w:ascii="Calibri" w:eastAsia="Times New Roman" w:hAnsi="Calibri" w:cs="Calibri"/>
+          <w:color w:val="000000"/>
+          <w:highlight w:val="yellow"/>
+        </w:rPr>
+        <w:t>deuteriums</w:t>
+      </w:r>
+      <w:proofErr w:type="spellEnd"/>
+      <w:r>
+        <w:rPr>
+          <w:rFonts w:ascii="Calibri" w:eastAsia="Times New Roman" w:hAnsi="Calibri" w:cs="Calibri"/>
+          <w:color w:val="000000"/>
+          <w:highlight w:val="yellow"/>
+        </w:rPr>
+        <w:t xml:space="preserve"> that can be incorporated. You likely won’t have literature n-values for lipids, so leave this column blank and DeuteRater will calculate empirical n-values to populate the column</w:t>
+      </w:r>
+    </w:p>
+    <w:p>
+      <w:pPr>
+        <w:spacing w:line="240" w:lineRule="auto"/>
+        <w:rPr>
+          <w:rFonts w:ascii="Calibri" w:eastAsia="Times New Roman" w:hAnsi="Calibri" w:cs="Calibri"/>
+          <w:color w:val="000000"/>
+        </w:rPr>
+      </w:pPr>
+    </w:p>
+    <w:p>
+      <w:r>
+        <w:rPr>
+          <w:highlight w:val="yellow"/>
+        </w:rPr>
+        <w:t xml:space="preserve">Only </w:t>
+      </w:r>
+      <w:r>
+        <w:rPr>
+          <w:highlight w:val="yellow"/>
+        </w:rPr>
+        <w:t>molecules</w:t>
+      </w:r>
+      <w:r>
+        <w:rPr>
+          <w:highlight w:val="yellow"/>
+        </w:rPr>
+        <w:t xml:space="preserve"> you put into this document will be included in the search, so if you wish to search for multiple post translational modifications, or multiple charge states each must be on a separate line.</w:t>
       </w:r>
     </w:p>
     <w:p>
@@ -3404,15 +3774,13 @@
         <w:t xml:space="preserve">If necessary columns are not completely filled </w:t>
       </w:r>
       <w:r>
-        <w:t xml:space="preserve">or there is a problem </w:t>
-      </w:r>
-      <w:proofErr w:type="spellStart"/>
-      <w:r>
-        <w:t>autofilling</w:t>
-      </w:r>
-      <w:proofErr w:type="spellEnd"/>
-      <w:r>
-        <w:t xml:space="preserve"> the necessary columns, an error message will appear</w:t>
+        <w:t>or there is a problem auto</w:t>
+      </w:r>
+      <w:r>
+        <w:t>-</w:t>
+      </w:r>
+      <w:r>
+        <w:t>filling the necessary columns, an error message will appear</w:t>
       </w:r>
       <w:r>
         <w:t xml:space="preserve"> as shown below</w:t>
@@ -3426,7 +3794,6 @@
         <w:rPr>
           <w:noProof/>
         </w:rPr>
-        <w:lastRenderedPageBreak/>
         <w:drawing>
           <wp:inline distT="0" distB="0" distL="0" distR="0" wp14:anchorId="166CEC2C" wp14:editId="6BAD1432">
             <wp:extent cx="4562475" cy="1152525"/>
@@ -3468,7 +3835,7 @@
       <w:pPr>
         <w:pStyle w:val="Heading2"/>
       </w:pPr>
-      <w:bookmarkStart w:id="10" w:name="_Toc86148497"/>
+      <w:bookmarkStart w:id="9" w:name="_Toc86148497"/>
       <w:r>
         <w:t xml:space="preserve">Rate </w:t>
       </w:r>
@@ -3478,7 +3845,7 @@
       <w:r>
         <w:t xml:space="preserve"> – General</w:t>
       </w:r>
-      <w:bookmarkEnd w:id="10"/>
+      <w:bookmarkEnd w:id="9"/>
     </w:p>
     <w:p>
       <w:r>
@@ -3489,15 +3856,7 @@
         <w:t>DeuteRater v6</w:t>
       </w:r>
       <w:r>
-        <w:t xml:space="preserve"> is the Rate Calculation </w:t>
-      </w:r>
-      <w:proofErr w:type="gramStart"/>
-      <w:r>
-        <w:t>button  (</w:t>
-      </w:r>
-      <w:proofErr w:type="gramEnd"/>
-      <w:r>
-        <w:t>red box below) which starts the analysis by going through each step checked in the “Rate Calculator Step” table (blue box below)</w:t>
+        <w:t xml:space="preserve"> is the Rate Calculation button (red box below) which starts the analysis by going through each step checked in the “Rate Calculator Step” table (blue box below)</w:t>
       </w:r>
       <w:r>
         <w:t>:</w:t>
@@ -3508,18 +3867,19 @@
         <w:rPr>
           <w:noProof/>
         </w:rPr>
+        <w:lastRenderedPageBreak/>
         <mc:AlternateContent>
           <mc:Choice Requires="wps">
             <w:drawing>
-              <wp:anchor distT="0" distB="0" distL="114300" distR="114300" simplePos="0" relativeHeight="251664384" behindDoc="0" locked="0" layoutInCell="1" allowOverlap="1" wp14:anchorId="0BCF78AD" wp14:editId="36F674E6">
+              <wp:anchor distT="0" distB="0" distL="114300" distR="114300" simplePos="0" relativeHeight="251664384" behindDoc="0" locked="0" layoutInCell="1" allowOverlap="1" wp14:anchorId="0BCF78AD" wp14:editId="2F49EFDF">
                 <wp:simplePos x="0" y="0"/>
-                <wp:positionH relativeFrom="margin">
-                  <wp:align>right</wp:align>
+                <wp:positionH relativeFrom="rightMargin">
+                  <wp:posOffset>-3171825</wp:posOffset>
                 </wp:positionH>
                 <wp:positionV relativeFrom="paragraph">
-                  <wp:posOffset>2886075</wp:posOffset>
+                  <wp:posOffset>2828925</wp:posOffset>
                 </wp:positionV>
-                <wp:extent cx="3124200" cy="2286000"/>
+                <wp:extent cx="3124200" cy="2076450"/>
                 <wp:effectExtent l="0" t="0" r="19050" b="19050"/>
                 <wp:wrapNone/>
                 <wp:docPr id="11" name="Rectangle 11"/>
@@ -3531,7 +3891,7 @@
                       <wps:spPr>
                         <a:xfrm>
                           <a:off x="0" y="0"/>
-                          <a:ext cx="3124200" cy="2286000"/>
+                          <a:ext cx="3124200" cy="2076450"/>
                         </a:xfrm>
                         <a:prstGeom prst="rect">
                           <a:avLst/>
@@ -3579,7 +3939,7 @@
           </mc:Choice>
           <mc:Fallback>
             <w:pict>
-              <v:rect w14:anchorId="15166E6F" id="Rectangle 11" o:spid="_x0000_s1026" style="position:absolute;margin-left:194.8pt;margin-top:227.25pt;width:246pt;height:180pt;z-index:251664384;visibility:visible;mso-wrap-style:square;mso-width-percent:0;mso-height-percent:0;mso-wrap-distance-left:9pt;mso-wrap-distance-top:0;mso-wrap-distance-right:9pt;mso-wrap-distance-bottom:0;mso-position-horizontal:right;mso-position-horizontal-relative:margin;mso-position-vertical:absolute;mso-position-vertical-relative:text;mso-width-percent:0;mso-height-percent:0;mso-width-relative:margin;mso-height-relative:margin;v-text-anchor:middle" o:gfxdata="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" filled="f" strokecolor="#00b0f0" strokeweight="1.5pt">
+              <v:rect w14:anchorId="34653E87" id="Rectangle 11" o:spid="_x0000_s1026" style="position:absolute;margin-left:-249.75pt;margin-top:222.75pt;width:246pt;height:163.5pt;z-index:251664384;visibility:visible;mso-wrap-style:square;mso-width-percent:0;mso-height-percent:0;mso-wrap-distance-left:9pt;mso-wrap-distance-top:0;mso-wrap-distance-right:9pt;mso-wrap-distance-bottom:0;mso-position-horizontal:absolute;mso-position-horizontal-relative:right-margin-area;mso-position-vertical:absolute;mso-position-vertical-relative:text;mso-width-percent:0;mso-height-percent:0;mso-width-relative:margin;mso-height-relative:margin;v-text-anchor:middle" o:gfxdata="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" filled="f" strokecolor="#00b0f0" strokeweight="1.5pt">
                 <w10:wrap anchorx="margin"/>
               </v:rect>
             </w:pict>
@@ -3593,15 +3953,15 @@
         <mc:AlternateContent>
           <mc:Choice Requires="wps">
             <w:drawing>
-              <wp:anchor distT="0" distB="0" distL="114300" distR="114300" simplePos="0" relativeHeight="251662336" behindDoc="0" locked="0" layoutInCell="1" allowOverlap="1" wp14:anchorId="21FE9291" wp14:editId="418599D5">
+              <wp:anchor distT="0" distB="0" distL="114300" distR="114300" simplePos="0" relativeHeight="251662336" behindDoc="0" locked="0" layoutInCell="1" allowOverlap="1" wp14:anchorId="21FE9291" wp14:editId="419400B9">
                 <wp:simplePos x="0" y="0"/>
-                <wp:positionH relativeFrom="column">
-                  <wp:posOffset>2943225</wp:posOffset>
+                <wp:positionH relativeFrom="margin">
+                  <wp:align>right</wp:align>
                 </wp:positionH>
                 <wp:positionV relativeFrom="paragraph">
-                  <wp:posOffset>2247900</wp:posOffset>
+                  <wp:posOffset>2219325</wp:posOffset>
                 </wp:positionV>
-                <wp:extent cx="3038475" cy="495300"/>
+                <wp:extent cx="3152775" cy="495300"/>
                 <wp:effectExtent l="0" t="0" r="28575" b="19050"/>
                 <wp:wrapNone/>
                 <wp:docPr id="10" name="Rectangle 10"/>
@@ -3613,7 +3973,7 @@
                       <wps:spPr>
                         <a:xfrm>
                           <a:off x="0" y="0"/>
-                          <a:ext cx="3038475" cy="495300"/>
+                          <a:ext cx="3152775" cy="495300"/>
                         </a:xfrm>
                         <a:prstGeom prst="rect">
                           <a:avLst/>
@@ -3650,12 +4010,17 @@
                     </wps:wsp>
                   </a:graphicData>
                 </a:graphic>
+                <wp14:sizeRelH relativeFrom="margin">
+                  <wp14:pctWidth>0</wp14:pctWidth>
+                </wp14:sizeRelH>
               </wp:anchor>
             </w:drawing>
           </mc:Choice>
           <mc:Fallback>
             <w:pict>
-              <v:rect w14:anchorId="6A2482D8" id="Rectangle 10" o:spid="_x0000_s1026" style="position:absolute;margin-left:231.75pt;margin-top:177pt;width:239.25pt;height:39pt;z-index:251662336;visibility:visible;mso-wrap-style:square;mso-wrap-distance-left:9pt;mso-wrap-distance-top:0;mso-wrap-distance-right:9pt;mso-wrap-distance-bottom:0;mso-position-horizontal:absolute;mso-position-horizontal-relative:text;mso-position-vertical:absolute;mso-position-vertical-relative:text;v-text-anchor:middle" o:gfxdata="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" filled="f" strokecolor="red" strokeweight="1.5pt"/>
+              <v:rect w14:anchorId="4868490D" id="Rectangle 10" o:spid="_x0000_s1026" style="position:absolute;margin-left:197.05pt;margin-top:174.75pt;width:248.25pt;height:39pt;z-index:251662336;visibility:visible;mso-wrap-style:square;mso-width-percent:0;mso-wrap-distance-left:9pt;mso-wrap-distance-top:0;mso-wrap-distance-right:9pt;mso-wrap-distance-bottom:0;mso-position-horizontal:right;mso-position-horizontal-relative:margin;mso-position-vertical:absolute;mso-position-vertical-relative:text;mso-width-percent:0;mso-width-relative:margin;v-text-anchor:middle" o:gfxdata="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" filled="f" strokecolor="red" strokeweight="1.5pt">
+                <w10:wrap anchorx="margin"/>
+              </v:rect>
             </w:pict>
           </mc:Fallback>
         </mc:AlternateContent>
@@ -3665,10 +4030,57 @@
           <w:noProof/>
         </w:rPr>
         <w:drawing>
-          <wp:inline distT="0" distB="0" distL="0" distR="0" wp14:anchorId="266F675B" wp14:editId="19A4F722">
-            <wp:extent cx="5943600" cy="5262245"/>
+          <wp:inline distT="0" distB="0" distL="0" distR="0" wp14:anchorId="65D03CB5" wp14:editId="688D770E">
+            <wp:extent cx="5943600" cy="5835015"/>
             <wp:effectExtent l="0" t="0" r="0" b="0"/>
-            <wp:docPr id="36" name="Picture 36"/>
+            <wp:docPr id="21" name="Picture 21"/>
+            <wp:cNvGraphicFramePr>
+              <a:graphicFrameLocks xmlns:a="http://schemas.openxmlformats.org/drawingml/2006/main" noChangeAspect="1"/>
+            </wp:cNvGraphicFramePr>
+            <a:graphic xmlns:a="http://schemas.openxmlformats.org/drawingml/2006/main">
+              <a:graphicData uri="http://schemas.openxmlformats.org/drawingml/2006/picture">
+                <pic:pic xmlns:pic="http://schemas.openxmlformats.org/drawingml/2006/picture">
+                  <pic:nvPicPr>
+                    <pic:cNvPr id="1" name=""/>
+                    <pic:cNvPicPr/>
+                  </pic:nvPicPr>
+                  <pic:blipFill>
+                    <a:blip r:embed="rId9"/>
+                    <a:stretch>
+                      <a:fillRect/>
+                    </a:stretch>
+                  </pic:blipFill>
+                  <pic:spPr>
+                    <a:xfrm>
+                      <a:off x="0" y="0"/>
+                      <a:ext cx="5943600" cy="5835015"/>
+                    </a:xfrm>
+                    <a:prstGeom prst="rect">
+                      <a:avLst/>
+                    </a:prstGeom>
+                  </pic:spPr>
+                </pic:pic>
+              </a:graphicData>
+            </a:graphic>
+          </wp:inline>
+        </w:drawing>
+      </w:r>
+    </w:p>
+    <w:p>
+      <w:r>
+        <w:t>We will go over each step individually but first, a few general rules about it.  All steps that are checked must be next to each other.  If there is a gap, you will get an error message:</w:t>
+      </w:r>
+    </w:p>
+    <w:p>
+      <w:r>
+        <w:rPr>
+          <w:noProof/>
+        </w:rPr>
+        <w:drawing>
+          <wp:inline distT="0" distB="0" distL="0" distR="0" wp14:anchorId="5B931A80" wp14:editId="356C9025">
+            <wp:extent cx="4743450" cy="1190625"/>
+            <wp:effectExtent l="0" t="0" r="0" b="9525"/>
+            <wp:docPr id="12" name="Picture 12"/>
             <wp:cNvGraphicFramePr>
               <a:graphicFrameLocks xmlns:a="http://schemas.openxmlformats.org/drawingml/2006/main" noChangeAspect="1"/>
             </wp:cNvGraphicFramePr>
@@ -3688,7 +4100,7 @@
                   <pic:spPr>
                     <a:xfrm>
                       <a:off x="0" y="0"/>
-                      <a:ext cx="5943600" cy="5262245"/>
+                      <a:ext cx="4743450" cy="1190625"/>
                     </a:xfrm>
                     <a:prstGeom prst="rect">
                       <a:avLst/>
@@ -3703,7 +4115,7 @@
     </w:p>
     <w:p>
       <w:r>
-        <w:t>We will go over each step individually but first, a few general rules about it.  All steps that are checked must be next to each other.  If there is a gap, you will get an error message:</w:t>
+        <w:t>No matter which step is checked, you will be asked to select a folder at first:</w:t>
       </w:r>
     </w:p>
     <w:p>
@@ -3713,10 +4125,10 @@
         </w:rPr>
         <w:lastRenderedPageBreak/>
         <w:drawing>
-          <wp:inline distT="0" distB="0" distL="0" distR="0" wp14:anchorId="5B931A80" wp14:editId="356C9025">
-            <wp:extent cx="4743450" cy="1190625"/>
+          <wp:inline distT="0" distB="0" distL="0" distR="0" wp14:anchorId="77E0270D" wp14:editId="6D471C33">
+            <wp:extent cx="2152650" cy="1133475"/>
             <wp:effectExtent l="0" t="0" r="0" b="9525"/>
-            <wp:docPr id="12" name="Picture 12"/>
+            <wp:docPr id="13" name="Picture 13"/>
             <wp:cNvGraphicFramePr>
               <a:graphicFrameLocks xmlns:a="http://schemas.openxmlformats.org/drawingml/2006/main" noChangeAspect="1"/>
             </wp:cNvGraphicFramePr>
@@ -3736,7 +4148,7 @@
                   <pic:spPr>
                     <a:xfrm>
                       <a:off x="0" y="0"/>
-                      <a:ext cx="4743450" cy="1190625"/>
+                      <a:ext cx="2152650" cy="1133475"/>
                     </a:xfrm>
                     <a:prstGeom prst="rect">
                       <a:avLst/>
@@ -3749,21 +4161,54 @@
         </w:drawing>
       </w:r>
     </w:p>
-    <w:p>
-      <w:r>
-        <w:t>No matter which step is checked, you will be asked to select a folder at first:</w:t>
-      </w:r>
-    </w:p>
-    <w:p>
-      <w:r>
+    <w:p/>
+    <w:p>
+      <w:pPr>
         <w:rPr>
           <w:noProof/>
         </w:rPr>
+      </w:pPr>
+      <w:r>
+        <w:rPr>
+          <w:noProof/>
+        </w:rPr>
+        <w:t>The names of the output files are always the same.  If you have used the folder you select, you will get two messages.  The first will notify you that there is a settings output (settings.yaml) present.  You will be given the option to use the settings in the folder (“Use Settings”) or</w:t>
+      </w:r>
+      <w:r>
+        <w:rPr>
+          <w:noProof/>
+        </w:rPr>
+        <w:t xml:space="preserve"> overwrite this file and use the settings</w:t>
+      </w:r>
+      <w:r>
+        <w:rPr>
+          <w:noProof/>
+        </w:rPr>
+        <w:t xml:space="preserve"> you have currently set in </w:t>
+      </w:r>
+      <w:r>
+        <w:rPr>
+          <w:noProof/>
+        </w:rPr>
+        <w:t>DeuteRater v6</w:t>
+      </w:r>
+      <w:r>
+        <w:rPr>
+          <w:noProof/>
+        </w:rPr>
+        <w:t xml:space="preserve"> (“Overwrite”):</w:t>
+      </w:r>
+    </w:p>
+    <w:p>
+      <w:r>
+        <w:rPr>
+          <w:noProof/>
+        </w:rPr>
         <w:drawing>
-          <wp:inline distT="0" distB="0" distL="0" distR="0" wp14:anchorId="77E0270D" wp14:editId="6D471C33">
-            <wp:extent cx="2152650" cy="1133475"/>
-            <wp:effectExtent l="0" t="0" r="0" b="9525"/>
-            <wp:docPr id="13" name="Picture 13"/>
+          <wp:inline distT="0" distB="0" distL="0" distR="0" wp14:anchorId="4EF2764C" wp14:editId="46B12650">
+            <wp:extent cx="4733925" cy="1219200"/>
+            <wp:effectExtent l="0" t="0" r="9525" b="0"/>
+            <wp:docPr id="15" name="Picture 15"/>
             <wp:cNvGraphicFramePr>
               <a:graphicFrameLocks xmlns:a="http://schemas.openxmlformats.org/drawingml/2006/main" noChangeAspect="1"/>
             </wp:cNvGraphicFramePr>
@@ -3783,7 +4228,7 @@
                   <pic:spPr>
                     <a:xfrm>
                       <a:off x="0" y="0"/>
-                      <a:ext cx="2152650" cy="1133475"/>
+                      <a:ext cx="4733925" cy="1219200"/>
                     </a:xfrm>
                     <a:prstGeom prst="rect">
                       <a:avLst/>
@@ -3796,54 +4241,42 @@
         </w:drawing>
       </w:r>
     </w:p>
-    <w:p/>
-    <w:p>
-      <w:pPr>
+    <w:p>
+      <w:r>
+        <w:t xml:space="preserve">Second, if there are output files for a step that is currently checked present in your folder, you will be given a warning that </w:t>
+      </w:r>
+      <w:r>
+        <w:t xml:space="preserve">you are going to overwrite output files.  “Yes” overwrites the files, “No” returns you to the main </w:t>
+      </w:r>
+      <w:r>
+        <w:t>DeuteRater v6</w:t>
+      </w:r>
+      <w:r>
+        <w:t xml:space="preserve"> interface, and “Show Details” will list the files that will be overwritten so you may make an informed decision</w:t>
+      </w:r>
+      <w:r>
+        <w:t xml:space="preserve">.  You can rename your files to avoid them being overwritten, but that must be done manually.  </w:t>
+      </w:r>
+      <w:r>
+        <w:t>DeuteRater v6</w:t>
+      </w:r>
+      <w:r>
+        <w:t xml:space="preserve"> will not do it for you</w:t>
+      </w:r>
+      <w:r>
+        <w:t>:</w:t>
+      </w:r>
+    </w:p>
+    <w:p>
+      <w:r>
         <w:rPr>
           <w:noProof/>
         </w:rPr>
-      </w:pPr>
-      <w:r>
-        <w:rPr>
-          <w:noProof/>
-        </w:rPr>
-        <w:t>The names of the output files are always the same.  If you have used the folder you select, you will get two messages.  The first will notify you that there is a settings output (settings.yaml) present.  You will be given the option to use the settings in the folder (“Use Settings”) or</w:t>
-      </w:r>
-      <w:r>
-        <w:rPr>
-          <w:noProof/>
-        </w:rPr>
-        <w:t xml:space="preserve"> overwrite this file and use the settings</w:t>
-      </w:r>
-      <w:r>
-        <w:rPr>
-          <w:noProof/>
-        </w:rPr>
-        <w:t xml:space="preserve"> you have currently set in </w:t>
-      </w:r>
-      <w:r>
-        <w:rPr>
-          <w:noProof/>
-        </w:rPr>
-        <w:t>DeuteRater v6</w:t>
-      </w:r>
-      <w:r>
-        <w:rPr>
-          <w:noProof/>
-        </w:rPr>
-        <w:t xml:space="preserve"> (“Overwrite”):</w:t>
-      </w:r>
-    </w:p>
-    <w:p>
-      <w:r>
-        <w:rPr>
-          <w:noProof/>
-        </w:rPr>
         <w:drawing>
-          <wp:inline distT="0" distB="0" distL="0" distR="0" wp14:anchorId="4EF2764C" wp14:editId="46B12650">
-            <wp:extent cx="4733925" cy="1219200"/>
+          <wp:inline distT="0" distB="0" distL="0" distR="0" wp14:anchorId="27D44DB9" wp14:editId="16B66A08">
+            <wp:extent cx="3057525" cy="1257300"/>
             <wp:effectExtent l="0" t="0" r="9525" b="0"/>
-            <wp:docPr id="15" name="Picture 15"/>
+            <wp:docPr id="14" name="Picture 14"/>
             <wp:cNvGraphicFramePr>
               <a:graphicFrameLocks xmlns:a="http://schemas.openxmlformats.org/drawingml/2006/main" noChangeAspect="1"/>
             </wp:cNvGraphicFramePr>
@@ -3863,7 +4296,7 @@
                   <pic:spPr>
                     <a:xfrm>
                       <a:off x="0" y="0"/>
-                      <a:ext cx="4733925" cy="1219200"/>
+                      <a:ext cx="3057525" cy="1257300"/>
                     </a:xfrm>
                     <a:prstGeom prst="rect">
                       <a:avLst/>
@@ -3878,40 +4311,223 @@
     </w:p>
     <w:p>
       <w:r>
-        <w:t xml:space="preserve">Second, if there are output files for a step that is currently checked present in your folder, you will be given a warning that </w:t>
-      </w:r>
-      <w:r>
-        <w:t xml:space="preserve">you are going to overwrite output files.  “Yes” overwrites the files, “No” returns you to the main </w:t>
+        <w:t xml:space="preserve">In addition to output spreadsheet files, </w:t>
+      </w:r>
+      <w:r>
+        <w:t>two graph folders will be produced during the Rate Calculation step</w:t>
+      </w:r>
+      <w:r>
+        <w:t xml:space="preserve">.  If this step is redone in the same parent folders, the graph subfolders will be deleted with all their contents. </w:t>
+      </w:r>
+    </w:p>
+    <w:p>
+      <w:r>
+        <w:t xml:space="preserve">If a file is open in another program while an overwrite is occurring, </w:t>
+      </w:r>
+      <w:r>
+        <w:t xml:space="preserve">it cannot be overwritten.  You will be given an error message and returned to the main interface.  This will also occur if you are attempting to write to a folder which </w:t>
       </w:r>
       <w:r>
         <w:t>DeuteRater v6</w:t>
       </w:r>
       <w:r>
-        <w:t xml:space="preserve"> interface, and “Show Details” will list the files that will be overwritten so you may make an informed decision</w:t>
-      </w:r>
-      <w:r>
-        <w:t xml:space="preserve">.  You can rename your files to avoid them being overwritten, but that must be done manually.  </w:t>
-      </w:r>
-      <w:r>
+        <w:t xml:space="preserve"> does not have permission to write to for whatever reason.  </w:t>
+      </w:r>
+    </w:p>
+    <w:p>
+      <w:r>
+        <w:t xml:space="preserve">Each step will produce a </w:t>
+      </w:r>
+      <w:r>
+        <w:t>.</w:t>
+      </w:r>
+      <w:r>
+        <w:t xml:space="preserve">tsv output file.  These are tab separated text documents which can be opened in any text editor or spreadsheet program like Microsoft Excel.  </w:t>
+      </w:r>
+      <w:r>
+        <w:t xml:space="preserve">The .tsv step from a one step can be used as the input file for the next step in the Rate Calculator, allowing you to start and stop if necessary (e.g. to redo part of the analysis with different settings).  Be warned, that except for the guide file, </w:t>
+      </w:r>
+      <w:r>
+        <w:lastRenderedPageBreak/>
         <w:t>DeuteRater v6</w:t>
       </w:r>
       <w:r>
-        <w:t xml:space="preserve"> will not do it for you</w:t>
-      </w:r>
-      <w:r>
-        <w:t>:</w:t>
-      </w:r>
-    </w:p>
-    <w:p>
+        <w:t xml:space="preserve"> will only check your input file for proper filetype and column names.  It will not check that the data makes sense.  </w:t>
+      </w:r>
+      <w:r>
+        <w:t xml:space="preserve">Be careful changing intermediate files before re-using them as an input file for a later step, because changes may cause </w:t>
+      </w:r>
+      <w:r>
+        <w:t>DeuteRater v6</w:t>
+      </w:r>
+      <w:r>
+        <w:t xml:space="preserve"> to error out or give nonsensical results.</w:t>
+      </w:r>
+    </w:p>
+    <w:p>
+      <w:r>
+        <w:t xml:space="preserve">When running a worklist, </w:t>
+      </w:r>
+      <w:proofErr w:type="spellStart"/>
+      <w:r>
+        <w:t>rate_</w:t>
+      </w:r>
+      <w:proofErr w:type="gramStart"/>
+      <w:r>
+        <w:t>settings.yaml</w:t>
+      </w:r>
+      <w:proofErr w:type="spellEnd"/>
+      <w:proofErr w:type="gramEnd"/>
+      <w:r>
+        <w:t xml:space="preserve"> will be saved in your output file.  This should allow you to track what settings were used for each analysis should that be necessary.</w:t>
+      </w:r>
+    </w:p>
+    <w:p>
+      <w:pPr>
+        <w:pStyle w:val="Heading2"/>
+      </w:pPr>
+      <w:bookmarkStart w:id="10" w:name="_Toc86148498"/>
+      <w:r>
+        <w:t>Rate Calculation – Extract</w:t>
+      </w:r>
+      <w:bookmarkEnd w:id="10"/>
+    </w:p>
+    <w:p>
+      <w:r>
+        <w:t xml:space="preserve">The first step of Rate Calculation is “Extract”.  The purpose of the Extract step is to find neutromers in </w:t>
+      </w:r>
+      <w:r>
+        <w:t>centroided MS1 mass spectrometry data. This requires two things.  The first is the Guide file that you created earlier (see “Create Guide File” section) and the second is one or more .</w:t>
+      </w:r>
+      <w:proofErr w:type="spellStart"/>
+      <w:r>
+        <w:t>mzml</w:t>
+      </w:r>
+      <w:proofErr w:type="spellEnd"/>
+      <w:r>
+        <w:t xml:space="preserve"> files.  The .</w:t>
+      </w:r>
+      <w:proofErr w:type="spellStart"/>
+      <w:r>
+        <w:t>mzML</w:t>
+      </w:r>
+      <w:proofErr w:type="spellEnd"/>
+      <w:r>
+        <w:t xml:space="preserve"> files need to be centroided and </w:t>
+      </w:r>
+      <w:proofErr w:type="spellStart"/>
+      <w:r>
+        <w:t>ms</w:t>
+      </w:r>
+      <w:proofErr w:type="spellEnd"/>
+      <w:r>
+        <w:t xml:space="preserve"> level 1 only.  </w:t>
+      </w:r>
+      <w:r>
+        <w:rPr>
+          <w:highlight w:val="cyan"/>
+        </w:rPr>
+        <w:t xml:space="preserve">If you require a utility to transform your mass spectrometry data, the </w:t>
+      </w:r>
+      <w:proofErr w:type="spellStart"/>
+      <w:r>
+        <w:rPr>
+          <w:highlight w:val="cyan"/>
+        </w:rPr>
+        <w:t>msconvert</w:t>
+      </w:r>
+      <w:proofErr w:type="spellEnd"/>
+      <w:r>
+        <w:rPr>
+          <w:highlight w:val="cyan"/>
+        </w:rPr>
+        <w:t xml:space="preserve"> tool from </w:t>
+      </w:r>
+      <w:proofErr w:type="spellStart"/>
+      <w:r>
+        <w:rPr>
+          <w:highlight w:val="cyan"/>
+        </w:rPr>
+        <w:t>proteowizard</w:t>
+      </w:r>
+      <w:proofErr w:type="spellEnd"/>
+      <w:r>
+        <w:rPr>
+          <w:highlight w:val="cyan"/>
+        </w:rPr>
+        <w:t xml:space="preserve"> can do this</w:t>
+      </w:r>
+      <w:r>
+        <w:rPr>
+          <w:highlight w:val="cyan"/>
+        </w:rPr>
+        <w:fldChar w:fldCharType="begin"/>
+      </w:r>
+      <w:r>
+        <w:rPr>
+          <w:highlight w:val="cyan"/>
+        </w:rPr>
+        <w:instrText xml:space="preserve"> ADDIN EN.CITE &lt;EndNote&gt;&lt;Cite&gt;&lt;Author&gt;Kessner&lt;/Author&gt;&lt;Year&gt;2008&lt;/Year&gt;&lt;RecNum&gt;242&lt;/RecNum&gt;&lt;DisplayText&gt;&lt;style face="superscript"&gt;1&lt;/style&gt;&lt;/DisplayText&gt;&lt;record&gt;&lt;rec-number&gt;242&lt;/rec-number&gt;&lt;foreign-keys&gt;&lt;key app="EN" db-id="fpdv9fppfp5tsyed2t3v0fskps2apv095w2e" timestamp="1617649836" guid="3ee1a0f6-b7b0-4707-a602-c9102daba211"&gt;242&lt;/key&gt;&lt;/foreign-keys&gt;&lt;ref-type name="Journal Article"&gt;17&lt;/ref-type&gt;&lt;contributors&gt;&lt;authors&gt;&lt;author&gt;Kessner, D.&lt;/author&gt;&lt;author&gt;Chambers, M.&lt;/author&gt;&lt;author&gt;Burke, R.&lt;/author&gt;&lt;author&gt;Agus, D.&lt;/author&gt;&lt;author&gt;Mallick, P.&lt;/author&gt;&lt;/authors&gt;&lt;/contributors&gt;&lt;auth-address&gt;Spielberg Family Center for Applied Proteomics, Cedars-Sinai Medical Center, USA. darren@proteowizard.org&lt;/auth-address&gt;&lt;titles&gt;&lt;title&gt;ProteoWizard: open source software for rapid proteomics tools development&lt;/title&gt;&lt;secondary-title&gt;Bioinformatics&lt;/secondary-title&gt;&lt;/titles&gt;&lt;periodical&gt;&lt;full-title&gt;Bioinformatics&lt;/full-title&gt;&lt;/periodical&gt;&lt;pages&gt;2534-6&lt;/pages&gt;&lt;volume&gt;24&lt;/volume&gt;&lt;number&gt;21&lt;/number&gt;&lt;keywords&gt;&lt;keyword&gt;Databases, Protein&lt;/keyword&gt;&lt;keyword&gt;Proteins/analysis/chemistry&lt;/keyword&gt;&lt;keyword&gt;Proteome/*analysis/chemistry&lt;/keyword&gt;&lt;keyword&gt;Proteomics/*methods&lt;/keyword&gt;&lt;keyword&gt;*Software&lt;/keyword&gt;&lt;keyword&gt;User-Computer Interface&lt;/keyword&gt;&lt;/keywords&gt;&lt;dates&gt;&lt;year&gt;2008&lt;/year&gt;&lt;pub-dates&gt;&lt;date&gt;Nov 1&lt;/date&gt;&lt;/pub-dates&gt;&lt;/dates&gt;&lt;isbn&gt;1367-4811 (Electronic)&amp;#xD;1367-4803 (Linking)&lt;/isbn&gt;&lt;accession-num&gt;18606607&lt;/accession-num&gt;&lt;urls&gt;&lt;related-urls&gt;&lt;url&gt;https://www.ncbi.nlm.nih.gov/pubmed/18606607&lt;/url&gt;&lt;/related-urls&gt;&lt;/urls&gt;&lt;custom2&gt;PMC2732273&lt;/custom2&gt;&lt;electronic-resource-num&gt;10.1093/bioinformatics/btn323&lt;/electronic-resource-num&gt;&lt;/record&gt;&lt;/Cite&gt;&lt;/EndNote&gt;</w:instrText>
+      </w:r>
+      <w:r>
+        <w:rPr>
+          <w:highlight w:val="cyan"/>
+        </w:rPr>
+        <w:fldChar w:fldCharType="separate"/>
+      </w:r>
       <w:r>
         <w:rPr>
           <w:noProof/>
+          <w:highlight w:val="cyan"/>
+          <w:vertAlign w:val="superscript"/>
+        </w:rPr>
+        <w:t>1</w:t>
+      </w:r>
+      <w:r>
+        <w:rPr>
+          <w:highlight w:val="cyan"/>
+        </w:rPr>
+        <w:fldChar w:fldCharType="end"/>
+      </w:r>
+      <w:r>
+        <w:rPr>
+          <w:highlight w:val="cyan"/>
+        </w:rPr>
+        <w:t xml:space="preserve">.  Us the </w:t>
+      </w:r>
+      <w:proofErr w:type="spellStart"/>
+      <w:r>
+        <w:rPr>
+          <w:highlight w:val="cyan"/>
+        </w:rPr>
+        <w:t>peakpicking</w:t>
+      </w:r>
+      <w:proofErr w:type="spellEnd"/>
+      <w:r>
+        <w:rPr>
+          <w:highlight w:val="cyan"/>
+        </w:rPr>
+        <w:t xml:space="preserve"> setting to centroid.</w:t>
+      </w:r>
+    </w:p>
+    <w:p>
+      <w:r>
+        <w:t xml:space="preserve">First you will be asked to </w:t>
+      </w:r>
+      <w:r>
+        <w:t>provide the guide file:</w:t>
+      </w:r>
+    </w:p>
+    <w:p>
+      <w:r>
+        <w:rPr>
+          <w:noProof/>
         </w:rPr>
         <w:drawing>
-          <wp:inline distT="0" distB="0" distL="0" distR="0" wp14:anchorId="27D44DB9" wp14:editId="16B66A08">
-            <wp:extent cx="3057525" cy="1257300"/>
-            <wp:effectExtent l="0" t="0" r="9525" b="0"/>
-            <wp:docPr id="14" name="Picture 14"/>
+          <wp:inline distT="0" distB="0" distL="0" distR="0" wp14:anchorId="14201791" wp14:editId="2E34CC9A">
+            <wp:extent cx="3028950" cy="1057275"/>
+            <wp:effectExtent l="0" t="0" r="0" b="9525"/>
+            <wp:docPr id="16" name="Picture 16"/>
             <wp:cNvGraphicFramePr>
               <a:graphicFrameLocks xmlns:a="http://schemas.openxmlformats.org/drawingml/2006/main" noChangeAspect="1"/>
             </wp:cNvGraphicFramePr>
@@ -3931,7 +4547,7 @@
                   <pic:spPr>
                     <a:xfrm>
                       <a:off x="0" y="0"/>
-                      <a:ext cx="3057525" cy="1257300"/>
+                      <a:ext cx="3028950" cy="1057275"/>
                     </a:xfrm>
                     <a:prstGeom prst="rect">
                       <a:avLst/>
@@ -3946,112 +4562,7 @@
     </w:p>
     <w:p>
       <w:r>
-        <w:lastRenderedPageBreak/>
-        <w:t xml:space="preserve">In addition to output spreadsheet files, three steps (“Provide Time and Enrichment”, “Rate Calculation”, and “Combine Sequence Rates”) produce folders of graphs.  If this step is redone in the same parent folders, the graph subfolders will be deleted with all their contents. </w:t>
-      </w:r>
-    </w:p>
-    <w:p>
-      <w:r>
-        <w:t xml:space="preserve">If a file is open in another program while an overwrite is occurring, </w:t>
-      </w:r>
-      <w:r>
-        <w:t xml:space="preserve">it cannot be overwritten.  You will be given an error message and returned to the main interface.  This will also occur if you are attempting to write to a folder which </w:t>
-      </w:r>
-      <w:r>
-        <w:t>DeuteRater v6</w:t>
-      </w:r>
-      <w:r>
-        <w:t xml:space="preserve"> does not have permission to write to for whatever reason.  </w:t>
-      </w:r>
-    </w:p>
-    <w:p>
-      <w:r>
-        <w:t xml:space="preserve">Each step will produce </w:t>
-      </w:r>
-      <w:proofErr w:type="gramStart"/>
-      <w:r>
-        <w:t>a .</w:t>
-      </w:r>
-      <w:proofErr w:type="spellStart"/>
-      <w:r>
-        <w:t>tsv</w:t>
-      </w:r>
-      <w:proofErr w:type="spellEnd"/>
-      <w:proofErr w:type="gramEnd"/>
-      <w:r>
-        <w:t xml:space="preserve"> output file.  These are tab separated text documents which can be opened in any text editor or spreadsheet program like Microsoft Excel.  </w:t>
-      </w:r>
-      <w:proofErr w:type="gramStart"/>
-      <w:r>
-        <w:t>The .</w:t>
-      </w:r>
-      <w:proofErr w:type="spellStart"/>
-      <w:r>
-        <w:t>tsv</w:t>
-      </w:r>
-      <w:proofErr w:type="spellEnd"/>
-      <w:proofErr w:type="gramEnd"/>
-      <w:r>
-        <w:t xml:space="preserve"> step from a one step can be used as the input file for the next step in the Rate Calculator, allowing you to start and stop if necessary (e.g. to redo part of the analysis with different settings).  Be warned, that except for the guide file, </w:t>
-      </w:r>
-      <w:r>
-        <w:t>DeuteRater v6</w:t>
-      </w:r>
-      <w:r>
-        <w:t xml:space="preserve"> will only check your input file for proper filetype and column names.  It will not check that the data makes sense.  </w:t>
-      </w:r>
-      <w:r>
-        <w:t xml:space="preserve">Be careful changing intermediate files before re-using them as an input file for a later step, because changes may cause </w:t>
-      </w:r>
-      <w:r>
-        <w:t>DeuteRater v6</w:t>
-      </w:r>
-      <w:r>
-        <w:t xml:space="preserve"> to error out or give nonsensical results.</w:t>
-      </w:r>
-    </w:p>
-    <w:p>
-      <w:r>
-        <w:t xml:space="preserve">When running a worklist, </w:t>
-      </w:r>
-      <w:proofErr w:type="spellStart"/>
-      <w:r>
-        <w:t>rate_</w:t>
-      </w:r>
-      <w:proofErr w:type="gramStart"/>
-      <w:r>
-        <w:t>settings.yaml</w:t>
-      </w:r>
-      <w:proofErr w:type="spellEnd"/>
-      <w:proofErr w:type="gramEnd"/>
-      <w:r>
-        <w:t xml:space="preserve"> will be saved in your output file.  This should allow you to track what settings were used for each analysis should that be necessary.</w:t>
-      </w:r>
-    </w:p>
-    <w:p>
-      <w:pPr>
-        <w:pStyle w:val="Heading2"/>
-      </w:pPr>
-      <w:bookmarkStart w:id="11" w:name="_Toc86148498"/>
-      <w:r>
-        <w:t>Rate Calculation – Extract</w:t>
-      </w:r>
-      <w:bookmarkEnd w:id="11"/>
-    </w:p>
-    <w:p>
-      <w:r>
-        <w:t xml:space="preserve">The first step of Rate Calculation is “Extract”.  The purpose of the Extract step is to find neutromers in </w:t>
-      </w:r>
-      <w:r>
-        <w:t>centroided MS1 mass spectrometry data. This requires two things.  The first is the Guide file that you created earlier (see “Create Guide File” section) and the second is one or more .</w:t>
-      </w:r>
-      <w:proofErr w:type="spellStart"/>
-      <w:r>
-        <w:t>mzml</w:t>
-      </w:r>
-      <w:proofErr w:type="spellEnd"/>
-      <w:r>
-        <w:t xml:space="preserve"> files.  The .</w:t>
+        <w:t>Navigate to wherever you have the guide file and select it.  You will then be prompted to select your .</w:t>
       </w:r>
       <w:proofErr w:type="spellStart"/>
       <w:r>
@@ -4059,81 +4570,19 @@
       </w:r>
       <w:proofErr w:type="spellEnd"/>
       <w:r>
-        <w:t xml:space="preserve"> files need to be centroided and </w:t>
-      </w:r>
-      <w:proofErr w:type="spellStart"/>
-      <w:r>
-        <w:t>ms</w:t>
-      </w:r>
-      <w:proofErr w:type="spellEnd"/>
-      <w:r>
-        <w:t xml:space="preserve"> level 1 only.  If you require a utility to transform your mass spectrometry data, the </w:t>
-      </w:r>
-      <w:proofErr w:type="spellStart"/>
-      <w:r>
-        <w:t>msconvert</w:t>
-      </w:r>
-      <w:proofErr w:type="spellEnd"/>
-      <w:r>
-        <w:t xml:space="preserve"> tool from </w:t>
-      </w:r>
-      <w:proofErr w:type="spellStart"/>
-      <w:r>
-        <w:t>proteowizard</w:t>
-      </w:r>
-      <w:proofErr w:type="spellEnd"/>
-      <w:r>
-        <w:t xml:space="preserve"> can do this</w:t>
-      </w:r>
-      <w:r>
-        <w:fldChar w:fldCharType="begin"/>
-      </w:r>
-      <w:r>
-        <w:instrText xml:space="preserve"> ADDIN EN.CITE &lt;EndNote&gt;&lt;Cite&gt;&lt;Author&gt;Kessner&lt;/Author&gt;&lt;Year&gt;2008&lt;/Year&gt;&lt;RecNum&gt;242&lt;/RecNum&gt;&lt;DisplayText&gt;&lt;style face="superscript"&gt;1&lt;/style&gt;&lt;/DisplayText&gt;&lt;record&gt;&lt;rec-number&gt;242&lt;/rec-number&gt;&lt;foreign-keys&gt;&lt;key app="EN" db-id="fpdv9fppfp5tsyed2t3v0fskps2apv095w2e" timestamp="1617649836" guid="3ee1a0f6-b7b0-4707-a602-c9102daba211"&gt;242&lt;/key&gt;&lt;/foreign-keys&gt;&lt;ref-type name="Journal Article"&gt;17&lt;/ref-type&gt;&lt;contributors&gt;&lt;authors&gt;&lt;author&gt;Kessner, D.&lt;/author&gt;&lt;author&gt;Chambers, M.&lt;/author&gt;&lt;author&gt;Burke, R.&lt;/author&gt;&lt;author&gt;Agus, D.&lt;/author&gt;&lt;author&gt;Mallick, P.&lt;/author&gt;&lt;/authors&gt;&lt;/contributors&gt;&lt;auth-address&gt;Spielberg Family Center for Applied Proteomics, Cedars-Sinai Medical Center, USA. darren@proteowizard.org&lt;/auth-address&gt;&lt;titles&gt;&lt;title&gt;ProteoWizard: open source software for rapid proteomics tools development&lt;/title&gt;&lt;secondary-title&gt;Bioinformatics&lt;/secondary-title&gt;&lt;/titles&gt;&lt;periodical&gt;&lt;full-title&gt;Bioinformatics&lt;/full-title&gt;&lt;/periodical&gt;&lt;pages&gt;2534-6&lt;/pages&gt;&lt;volume&gt;24&lt;/volume&gt;&lt;number&gt;21&lt;/number&gt;&lt;keywords&gt;&lt;keyword&gt;Databases, Protein&lt;/keyword&gt;&lt;keyword&gt;Proteins/analysis/chemistry&lt;/keyword&gt;&lt;keyword&gt;Proteome/*analysis/chemistry&lt;/keyword&gt;&lt;keyword&gt;Proteomics/*methods&lt;/keyword&gt;&lt;keyword&gt;*Software&lt;/keyword&gt;&lt;keyword&gt;User-Computer Interface&lt;/keyword&gt;&lt;/keywords&gt;&lt;dates&gt;&lt;year&gt;2008&lt;/year&gt;&lt;pub-dates&gt;&lt;date&gt;Nov 1&lt;/date&gt;&lt;/pub-dates&gt;&lt;/dates&gt;&lt;isbn&gt;1367-4811 (Electronic)&amp;#xD;1367-4803 (Linking)&lt;/isbn&gt;&lt;accession-num&gt;18606607&lt;/accession-num&gt;&lt;urls&gt;&lt;related-urls&gt;&lt;url&gt;https://www.ncbi.nlm.nih.gov/pubmed/18606607&lt;/url&gt;&lt;/related-urls&gt;&lt;/urls&gt;&lt;custom2&gt;PMC2732273&lt;/custom2&gt;&lt;electronic-resource-num&gt;10.1093/bioinformatics/btn323&lt;/electronic-resource-num&gt;&lt;/record&gt;&lt;/Cite&gt;&lt;/EndNote&gt;</w:instrText>
-      </w:r>
-      <w:r>
-        <w:fldChar w:fldCharType="separate"/>
-      </w:r>
+        <w:t xml:space="preserve"> files.  You may select one or several at once:</w:t>
+      </w:r>
+    </w:p>
+    <w:p>
       <w:r>
         <w:rPr>
           <w:noProof/>
-          <w:vertAlign w:val="superscript"/>
-        </w:rPr>
-        <w:t>1</w:t>
-      </w:r>
-      <w:r>
-        <w:fldChar w:fldCharType="end"/>
-      </w:r>
-      <w:r>
-        <w:t xml:space="preserve">.  Us the </w:t>
-      </w:r>
-      <w:proofErr w:type="spellStart"/>
-      <w:r>
-        <w:t>peakpicking</w:t>
-      </w:r>
-      <w:proofErr w:type="spellEnd"/>
-      <w:r>
-        <w:t xml:space="preserve"> setting to centroid.</w:t>
-      </w:r>
-    </w:p>
-    <w:p>
-      <w:r>
-        <w:t xml:space="preserve">First you will be asked to </w:t>
-      </w:r>
-      <w:r>
-        <w:t>provide the guide file:</w:t>
-      </w:r>
-    </w:p>
-    <w:p>
-      <w:r>
-        <w:rPr>
-          <w:noProof/>
         </w:rPr>
         <w:drawing>
-          <wp:inline distT="0" distB="0" distL="0" distR="0" wp14:anchorId="14201791" wp14:editId="2E34CC9A">
-            <wp:extent cx="3028950" cy="1057275"/>
-            <wp:effectExtent l="0" t="0" r="0" b="9525"/>
-            <wp:docPr id="16" name="Picture 16"/>
+          <wp:inline distT="0" distB="0" distL="0" distR="0" wp14:anchorId="6AA8D756" wp14:editId="6A59E2DE">
+            <wp:extent cx="3771900" cy="1104900"/>
+            <wp:effectExtent l="0" t="0" r="0" b="0"/>
+            <wp:docPr id="17" name="Picture 17"/>
             <wp:cNvGraphicFramePr>
               <a:graphicFrameLocks xmlns:a="http://schemas.openxmlformats.org/drawingml/2006/main" noChangeAspect="1"/>
             </wp:cNvGraphicFramePr>
@@ -4153,7 +4602,7 @@
                   <pic:spPr>
                     <a:xfrm>
                       <a:off x="0" y="0"/>
-                      <a:ext cx="3028950" cy="1057275"/>
+                      <a:ext cx="3771900" cy="1104900"/>
                     </a:xfrm>
                     <a:prstGeom prst="rect">
                       <a:avLst/>
@@ -4168,7 +4617,13 @@
     </w:p>
     <w:p>
       <w:r>
-        <w:t>Navigate to wherever you have the guide file and select it.  You will then be prompted to select your .</w:t>
+        <w:t xml:space="preserve">This may prompt another window warning about overwriting files if you selected files that have already been extracted.  This is because </w:t>
+      </w:r>
+      <w:r>
+        <w:t>DeuteRater v6</w:t>
+      </w:r>
+      <w:r>
+        <w:t xml:space="preserve"> does not know the filenames of the extracted outputs until you choose the .</w:t>
       </w:r>
       <w:proofErr w:type="spellStart"/>
       <w:r>
@@ -4176,19 +4631,800 @@
       </w:r>
       <w:proofErr w:type="spellEnd"/>
       <w:r>
-        <w:t xml:space="preserve"> files.  You may select one or several at once:</w:t>
-      </w:r>
-    </w:p>
-    <w:p>
+        <w:t xml:space="preserve"> files to extract, so cannot determine which files may be overwritten.</w:t>
+      </w:r>
+    </w:p>
+    <w:p>
+      <w:proofErr w:type="gramStart"/>
+      <w:r>
+        <w:t>Each .</w:t>
+      </w:r>
+      <w:proofErr w:type="spellStart"/>
+      <w:r>
+        <w:t>mz</w:t>
+      </w:r>
+      <w:r>
+        <w:t>ML</w:t>
+      </w:r>
+      <w:proofErr w:type="spellEnd"/>
+      <w:proofErr w:type="gramEnd"/>
+      <w:r>
+        <w:t xml:space="preserve"> you provided to DeuteRate</w:t>
+      </w:r>
+      <w:r>
+        <w:t>r v6</w:t>
+      </w:r>
+      <w:r>
+        <w:t xml:space="preserve"> will have a corresponding output file.  The file will have the same name as the original </w:t>
+      </w:r>
+      <w:r>
+        <w:t xml:space="preserve">with </w:t>
+      </w:r>
+      <w:proofErr w:type="gramStart"/>
+      <w:r>
+        <w:t>a .tsv</w:t>
+      </w:r>
+      <w:proofErr w:type="gramEnd"/>
+      <w:r>
+        <w:t xml:space="preserve"> extension instead of an .</w:t>
+      </w:r>
+      <w:proofErr w:type="spellStart"/>
+      <w:r>
+        <w:t>mzML</w:t>
+      </w:r>
+      <w:proofErr w:type="spellEnd"/>
+      <w:r>
+        <w:t xml:space="preserve"> extension.  The file will be the same as the guide file with several extra columns:</w:t>
+      </w:r>
+    </w:p>
+    <w:p>
+      <w:proofErr w:type="spellStart"/>
+      <w:r>
+        <w:t>Id_index</w:t>
+      </w:r>
+      <w:proofErr w:type="spellEnd"/>
+      <w:r>
+        <w:t xml:space="preserve"> – an internal index of the file</w:t>
+      </w:r>
+    </w:p>
+    <w:p>
+      <w:proofErr w:type="spellStart"/>
+      <w:r>
+        <w:t>m</w:t>
+      </w:r>
+      <w:r>
+        <w:t>z</w:t>
+      </w:r>
+      <w:proofErr w:type="spellEnd"/>
+      <w:r>
+        <w:t xml:space="preserve"> – calculated m/z value</w:t>
+      </w:r>
+    </w:p>
+    <w:p>
+      <w:r>
+        <w:t>Z – charge state</w:t>
+      </w:r>
+    </w:p>
+    <w:p>
+      <w:r>
+        <w:t>r</w:t>
+      </w:r>
+      <w:r>
+        <w:t>t – retention time in minutes</w:t>
+      </w:r>
+    </w:p>
+    <w:p>
+      <w:proofErr w:type="spellStart"/>
+      <w:r>
+        <w:lastRenderedPageBreak/>
+        <w:t>n</w:t>
+      </w:r>
+      <w:r>
+        <w:t>_isos</w:t>
+      </w:r>
+      <w:proofErr w:type="spellEnd"/>
+      <w:r>
+        <w:t xml:space="preserve"> – neutromers to extract</w:t>
+      </w:r>
+    </w:p>
+    <w:p>
+      <w:r>
+        <w:t>m</w:t>
+      </w:r>
+      <w:r>
+        <w:t>ass – neutral mass</w:t>
+      </w:r>
+    </w:p>
+    <w:p>
+      <w:proofErr w:type="spellStart"/>
+      <w:r>
+        <w:t>m</w:t>
+      </w:r>
+      <w:r>
+        <w:t>zs</w:t>
+      </w:r>
+      <w:proofErr w:type="spellEnd"/>
+      <w:r>
+        <w:t xml:space="preserve"> – the actual </w:t>
+      </w:r>
+      <w:proofErr w:type="spellStart"/>
+      <w:r>
+        <w:t>mzs</w:t>
+      </w:r>
+      <w:proofErr w:type="spellEnd"/>
+      <w:r>
+        <w:t xml:space="preserve"> found in </w:t>
+      </w:r>
+      <w:proofErr w:type="gramStart"/>
+      <w:r>
+        <w:t>the .</w:t>
+      </w:r>
+      <w:proofErr w:type="spellStart"/>
+      <w:r>
+        <w:t>mzML</w:t>
+      </w:r>
+      <w:proofErr w:type="spellEnd"/>
+      <w:proofErr w:type="gramEnd"/>
+    </w:p>
+    <w:p>
+      <w:r>
+        <w:t>a</w:t>
+      </w:r>
+      <w:r>
+        <w:t>bundances</w:t>
+      </w:r>
+      <w:r>
+        <w:t xml:space="preserve"> – the actual </w:t>
+      </w:r>
+      <w:r>
+        <w:t>abundances</w:t>
+      </w:r>
+      <w:r>
+        <w:t xml:space="preserve"> found in </w:t>
+      </w:r>
+      <w:proofErr w:type="gramStart"/>
+      <w:r>
+        <w:t>the .</w:t>
+      </w:r>
+      <w:proofErr w:type="spellStart"/>
+      <w:r>
+        <w:t>mzML</w:t>
+      </w:r>
+      <w:proofErr w:type="spellEnd"/>
+      <w:proofErr w:type="gramEnd"/>
+    </w:p>
+    <w:p>
+      <w:proofErr w:type="spellStart"/>
+      <w:r>
+        <w:t>lookback_mzs</w:t>
+      </w:r>
+      <w:proofErr w:type="spellEnd"/>
+      <w:r>
+        <w:t xml:space="preserve"> – </w:t>
+      </w:r>
+      <w:proofErr w:type="spellStart"/>
+      <w:r>
+        <w:t>mz</w:t>
+      </w:r>
+      <w:proofErr w:type="spellEnd"/>
+      <w:r>
+        <w:t xml:space="preserve"> of the isotope </w:t>
+      </w:r>
+      <w:r>
+        <w:t>peak in front of the first neutromer extracted</w:t>
+      </w:r>
+      <w:r>
+        <w:t xml:space="preserve"> if the extractor is extracting on an isotope other than the first</w:t>
+      </w:r>
+    </w:p>
+    <w:p>
+      <w:proofErr w:type="spellStart"/>
+      <w:r>
+        <w:t>lookback_abundances</w:t>
+      </w:r>
+      <w:proofErr w:type="spellEnd"/>
+      <w:r>
+        <w:t xml:space="preserve"> – abundance of the isotope peak in front of the first neutromer extracted if the extractor is extracting on an isotope other than the first</w:t>
+      </w:r>
+    </w:p>
+    <w:p>
+      <w:proofErr w:type="spellStart"/>
+      <w:r>
+        <w:t>look</w:t>
+      </w:r>
+      <w:r>
+        <w:t>ahead</w:t>
+      </w:r>
+      <w:r>
+        <w:t>_mzs</w:t>
+      </w:r>
+      <w:proofErr w:type="spellEnd"/>
+      <w:r>
+        <w:t xml:space="preserve"> – </w:t>
+      </w:r>
+      <w:proofErr w:type="spellStart"/>
+      <w:r>
+        <w:t>mz</w:t>
+      </w:r>
+      <w:proofErr w:type="spellEnd"/>
+      <w:r>
+        <w:t xml:space="preserve"> of the isotope peak behind the last neutromer extracted if the extractor is extracting insufficient neutromers.</w:t>
+      </w:r>
+    </w:p>
+    <w:p>
+      <w:proofErr w:type="spellStart"/>
+      <w:r>
+        <w:t>lookback_abundances</w:t>
+      </w:r>
+      <w:proofErr w:type="spellEnd"/>
+      <w:r>
+        <w:t xml:space="preserve"> - abundance of the isotope peak behind the last neutromer extracted if the extractor is extracting insufficient neutromers.</w:t>
+      </w:r>
+    </w:p>
+    <w:p>
+      <w:proofErr w:type="spellStart"/>
+      <w:r>
+        <w:t>rt_min</w:t>
+      </w:r>
+      <w:proofErr w:type="spellEnd"/>
+      <w:r>
+        <w:t xml:space="preserve"> – minimum retention time observed</w:t>
+      </w:r>
+    </w:p>
+    <w:p>
+      <w:proofErr w:type="spellStart"/>
+      <w:r>
+        <w:t>rt_max</w:t>
+      </w:r>
+      <w:proofErr w:type="spellEnd"/>
+      <w:r>
+        <w:t xml:space="preserve"> – maximum retention time observed</w:t>
+      </w:r>
+    </w:p>
+    <w:p>
+      <w:proofErr w:type="spellStart"/>
+      <w:r>
+        <w:t>baseline_signal</w:t>
+      </w:r>
+      <w:proofErr w:type="spellEnd"/>
+      <w:r>
+        <w:t xml:space="preserve"> – abundance of the baseline in the area around this neutromer envelope</w:t>
+      </w:r>
+    </w:p>
+    <w:p>
+      <w:proofErr w:type="spellStart"/>
+      <w:r>
+        <w:t>signal_noise</w:t>
+      </w:r>
+      <w:proofErr w:type="spellEnd"/>
+      <w:r>
+        <w:t xml:space="preserve"> – </w:t>
+      </w:r>
+      <w:r>
+        <w:t>irrelevant</w:t>
+      </w:r>
+    </w:p>
+    <w:p>
+      <w:r>
+        <w:t>mads</w:t>
+      </w:r>
+      <w:r>
+        <w:t xml:space="preserve"> – </w:t>
+      </w:r>
+      <w:r>
+        <w:t xml:space="preserve">an error metric </w:t>
+      </w:r>
+    </w:p>
+    <w:p>
+      <w:proofErr w:type="spellStart"/>
+      <w:r>
+        <w:t>mzs_list</w:t>
+      </w:r>
+      <w:proofErr w:type="spellEnd"/>
+      <w:r>
+        <w:t xml:space="preserve"> – </w:t>
+      </w:r>
+      <w:r>
+        <w:t>only filled for chromatography division setting.</w:t>
+      </w:r>
+    </w:p>
+    <w:p>
+      <w:proofErr w:type="spellStart"/>
+      <w:r>
+        <w:t>intensities_list</w:t>
+      </w:r>
+      <w:proofErr w:type="spellEnd"/>
+      <w:r>
+        <w:t xml:space="preserve"> – </w:t>
+      </w:r>
+      <w:r>
+        <w:t>only filled for chromatography division setting.</w:t>
+      </w:r>
+    </w:p>
+    <w:p>
+      <w:proofErr w:type="spellStart"/>
+      <w:r>
+        <w:rPr>
+          <w:rFonts w:ascii="Calibri" w:eastAsia="Times New Roman" w:hAnsi="Calibri" w:cs="Calibri"/>
+          <w:color w:val="000000"/>
+        </w:rPr>
+        <w:t>rt_list</w:t>
+      </w:r>
+      <w:proofErr w:type="spellEnd"/>
+      <w:r>
+        <w:rPr>
+          <w:rFonts w:ascii="Calibri" w:eastAsia="Times New Roman" w:hAnsi="Calibri" w:cs="Calibri"/>
+          <w:color w:val="000000"/>
+        </w:rPr>
+        <w:t xml:space="preserve"> – </w:t>
+      </w:r>
+      <w:r>
+        <w:t>only filled for chromatography division setting.</w:t>
+      </w:r>
+    </w:p>
+    <w:p>
+      <w:proofErr w:type="spellStart"/>
+      <w:r>
+        <w:rPr>
+          <w:rFonts w:ascii="Calibri" w:eastAsia="Times New Roman" w:hAnsi="Calibri" w:cs="Calibri"/>
+          <w:color w:val="000000"/>
+        </w:rPr>
+        <w:t>baseline_list</w:t>
+      </w:r>
+      <w:proofErr w:type="spellEnd"/>
+      <w:r>
+        <w:rPr>
+          <w:rFonts w:ascii="Calibri" w:eastAsia="Times New Roman" w:hAnsi="Calibri" w:cs="Calibri"/>
+          <w:color w:val="000000"/>
+        </w:rPr>
+        <w:t xml:space="preserve"> – </w:t>
+      </w:r>
+      <w:r>
+        <w:t>only filled for chromatography division setting.</w:t>
+      </w:r>
+    </w:p>
+    <w:p>
+      <w:pPr>
+        <w:rPr>
+          <w:rFonts w:ascii="Calibri" w:eastAsia="Times New Roman" w:hAnsi="Calibri" w:cs="Calibri"/>
+          <w:color w:val="000000"/>
+        </w:rPr>
+      </w:pPr>
+      <w:proofErr w:type="spellStart"/>
+      <w:r>
+        <w:rPr>
+          <w:rFonts w:ascii="Calibri" w:eastAsia="Times New Roman" w:hAnsi="Calibri" w:cs="Calibri"/>
+          <w:color w:val="000000"/>
+        </w:rPr>
+        <w:t>num_scans_combined</w:t>
+      </w:r>
+      <w:proofErr w:type="spellEnd"/>
+      <w:r>
+        <w:rPr>
+          <w:rFonts w:ascii="Calibri" w:eastAsia="Times New Roman" w:hAnsi="Calibri" w:cs="Calibri"/>
+          <w:color w:val="000000"/>
+        </w:rPr>
+        <w:t xml:space="preserve"> – the number of scans used to generate relevant values.</w:t>
+      </w:r>
+    </w:p>
+    <w:p>
+      <w:pPr>
+        <w:spacing w:line="240" w:lineRule="auto"/>
+        <w:rPr>
+          <w:rFonts w:ascii="Calibri" w:eastAsia="Times New Roman" w:hAnsi="Calibri" w:cs="Calibri"/>
+          <w:color w:val="000000"/>
+        </w:rPr>
+      </w:pPr>
+      <w:proofErr w:type="spellStart"/>
+      <w:r>
+        <w:rPr>
+          <w:rFonts w:ascii="Calibri" w:eastAsia="Times New Roman" w:hAnsi="Calibri" w:cs="Calibri"/>
+          <w:color w:val="000000"/>
+        </w:rPr>
+        <w:t>mzml_path</w:t>
+      </w:r>
+      <w:proofErr w:type="spellEnd"/>
+      <w:r>
+        <w:rPr>
+          <w:rFonts w:ascii="Calibri" w:eastAsia="Times New Roman" w:hAnsi="Calibri" w:cs="Calibri"/>
+          <w:color w:val="000000"/>
+        </w:rPr>
+        <w:t xml:space="preserve"> – the path to the </w:t>
+      </w:r>
+      <w:proofErr w:type="spellStart"/>
+      <w:r>
+        <w:rPr>
+          <w:rFonts w:ascii="Calibri" w:eastAsia="Times New Roman" w:hAnsi="Calibri" w:cs="Calibri"/>
+          <w:color w:val="000000"/>
+        </w:rPr>
+        <w:t>mzml</w:t>
+      </w:r>
+      <w:proofErr w:type="spellEnd"/>
+      <w:r>
+        <w:rPr>
+          <w:rFonts w:ascii="Calibri" w:eastAsia="Times New Roman" w:hAnsi="Calibri" w:cs="Calibri"/>
+          <w:color w:val="000000"/>
+        </w:rPr>
+        <w:t xml:space="preserve"> file used for this data</w:t>
+      </w:r>
+    </w:p>
+    <w:p>
+      <w:pPr>
+        <w:spacing w:line="240" w:lineRule="auto"/>
+        <w:rPr>
+          <w:rFonts w:ascii="Calibri" w:eastAsia="Times New Roman" w:hAnsi="Calibri" w:cs="Calibri"/>
+          <w:color w:val="000000"/>
+          <w:highlight w:val="yellow"/>
+        </w:rPr>
+      </w:pPr>
+      <w:proofErr w:type="spellStart"/>
+      <w:r>
+        <w:rPr>
+          <w:rFonts w:ascii="Calibri" w:eastAsia="Times New Roman" w:hAnsi="Calibri" w:cs="Calibri"/>
+          <w:color w:val="000000"/>
+          <w:highlight w:val="yellow"/>
+        </w:rPr>
+        <w:t>file_name</w:t>
+      </w:r>
+      <w:proofErr w:type="spellEnd"/>
+      <w:r>
+        <w:rPr>
+          <w:rFonts w:ascii="Calibri" w:eastAsia="Times New Roman" w:hAnsi="Calibri" w:cs="Calibri"/>
+          <w:color w:val="000000"/>
+          <w:highlight w:val="yellow"/>
+        </w:rPr>
+        <w:t xml:space="preserve"> – </w:t>
+      </w:r>
+    </w:p>
+    <w:p>
+      <w:pPr>
+        <w:spacing w:line="240" w:lineRule="auto"/>
+        <w:rPr>
+          <w:rFonts w:ascii="Calibri" w:eastAsia="Times New Roman" w:hAnsi="Calibri" w:cs="Calibri"/>
+          <w:color w:val="000000"/>
+          <w:highlight w:val="yellow"/>
+        </w:rPr>
+      </w:pPr>
+      <w:proofErr w:type="spellStart"/>
+      <w:r>
+        <w:rPr>
+          <w:rFonts w:ascii="Calibri" w:eastAsia="Times New Roman" w:hAnsi="Calibri" w:cs="Calibri"/>
+          <w:color w:val="000000"/>
+          <w:highlight w:val="yellow"/>
+        </w:rPr>
+        <w:t>mzml_name</w:t>
+      </w:r>
+      <w:proofErr w:type="spellEnd"/>
+      <w:r>
+        <w:rPr>
+          <w:rFonts w:ascii="Calibri" w:eastAsia="Times New Roman" w:hAnsi="Calibri" w:cs="Calibri"/>
+          <w:color w:val="000000"/>
+          <w:highlight w:val="yellow"/>
+        </w:rPr>
+        <w:t xml:space="preserve"> – </w:t>
+      </w:r>
+    </w:p>
+    <w:p>
+      <w:pPr>
+        <w:spacing w:line="240" w:lineRule="auto"/>
+        <w:rPr>
+          <w:rFonts w:ascii="Calibri" w:eastAsia="Times New Roman" w:hAnsi="Calibri" w:cs="Calibri"/>
+          <w:color w:val="000000"/>
+          <w:highlight w:val="yellow"/>
+        </w:rPr>
+      </w:pPr>
+      <w:proofErr w:type="spellStart"/>
+      <w:r>
+        <w:rPr>
+          <w:rFonts w:ascii="Calibri" w:eastAsia="Times New Roman" w:hAnsi="Calibri" w:cs="Calibri"/>
+          <w:color w:val="000000"/>
+          <w:highlight w:val="yellow"/>
+        </w:rPr>
+        <w:t>name_check</w:t>
+      </w:r>
+      <w:proofErr w:type="spellEnd"/>
+      <w:r>
+        <w:rPr>
+          <w:rFonts w:ascii="Calibri" w:eastAsia="Times New Roman" w:hAnsi="Calibri" w:cs="Calibri"/>
+          <w:color w:val="000000"/>
+          <w:highlight w:val="yellow"/>
+        </w:rPr>
+        <w:t xml:space="preserve"> – </w:t>
+      </w:r>
+    </w:p>
+    <w:p>
+      <w:pPr>
+        <w:spacing w:line="240" w:lineRule="auto"/>
+        <w:rPr>
+          <w:rFonts w:ascii="Calibri" w:eastAsia="Times New Roman" w:hAnsi="Calibri" w:cs="Calibri"/>
+          <w:color w:val="000000"/>
+          <w:highlight w:val="yellow"/>
+        </w:rPr>
+      </w:pPr>
+      <w:proofErr w:type="spellStart"/>
+      <w:r>
+        <w:rPr>
+          <w:rFonts w:ascii="Calibri" w:eastAsia="Times New Roman" w:hAnsi="Calibri" w:cs="Calibri"/>
+          <w:color w:val="000000"/>
+          <w:highlight w:val="yellow"/>
+        </w:rPr>
+        <w:t>Extraction_Updated</w:t>
+      </w:r>
+      <w:proofErr w:type="spellEnd"/>
+      <w:r>
+        <w:rPr>
+          <w:rFonts w:ascii="Calibri" w:eastAsia="Times New Roman" w:hAnsi="Calibri" w:cs="Calibri"/>
+          <w:color w:val="000000"/>
+          <w:highlight w:val="yellow"/>
+        </w:rPr>
+        <w:t xml:space="preserve"> – </w:t>
+      </w:r>
+    </w:p>
+    <w:p>
+      <w:pPr>
+        <w:spacing w:line="240" w:lineRule="auto"/>
+        <w:rPr>
+          <w:rFonts w:ascii="Calibri" w:eastAsia="Times New Roman" w:hAnsi="Calibri" w:cs="Calibri"/>
+          <w:color w:val="000000"/>
+          <w:highlight w:val="yellow"/>
+        </w:rPr>
+      </w:pPr>
+      <w:proofErr w:type="spellStart"/>
+      <w:r>
+        <w:rPr>
+          <w:rFonts w:ascii="Calibri" w:eastAsia="Times New Roman" w:hAnsi="Calibri" w:cs="Calibri"/>
+          <w:color w:val="000000"/>
+          <w:highlight w:val="yellow"/>
+        </w:rPr>
+        <w:t>Extraction_Error</w:t>
+      </w:r>
+      <w:proofErr w:type="spellEnd"/>
+      <w:r>
+        <w:rPr>
+          <w:rFonts w:ascii="Calibri" w:eastAsia="Times New Roman" w:hAnsi="Calibri" w:cs="Calibri"/>
+          <w:color w:val="000000"/>
+          <w:highlight w:val="yellow"/>
+        </w:rPr>
+        <w:t xml:space="preserve"> – </w:t>
+      </w:r>
+    </w:p>
+    <w:p>
+      <w:pPr>
+        <w:spacing w:line="240" w:lineRule="auto"/>
+        <w:rPr>
+          <w:rFonts w:ascii="Calibri" w:eastAsia="Times New Roman" w:hAnsi="Calibri" w:cs="Calibri"/>
+          <w:color w:val="000000"/>
+        </w:rPr>
+      </w:pPr>
+      <w:proofErr w:type="spellStart"/>
+      <w:r>
+        <w:rPr>
+          <w:rFonts w:ascii="Calibri" w:eastAsia="Times New Roman" w:hAnsi="Calibri" w:cs="Calibri"/>
+          <w:color w:val="000000"/>
+          <w:highlight w:val="yellow"/>
+        </w:rPr>
+        <w:t>row_num</w:t>
+      </w:r>
+      <w:proofErr w:type="spellEnd"/>
+      <w:r>
+        <w:rPr>
+          <w:rFonts w:ascii="Calibri" w:eastAsia="Times New Roman" w:hAnsi="Calibri" w:cs="Calibri"/>
+          <w:color w:val="000000"/>
+          <w:highlight w:val="yellow"/>
+        </w:rPr>
+        <w:t xml:space="preserve"> –</w:t>
+      </w:r>
+      <w:r>
+        <w:rPr>
+          <w:rFonts w:ascii="Calibri" w:eastAsia="Times New Roman" w:hAnsi="Calibri" w:cs="Calibri"/>
+          <w:color w:val="000000"/>
+        </w:rPr>
+        <w:t xml:space="preserve"> </w:t>
+      </w:r>
+    </w:p>
+    <w:p>
+      <w:pPr>
+        <w:spacing w:line="240" w:lineRule="auto"/>
+        <w:rPr>
+          <w:rFonts w:ascii="Calibri" w:eastAsia="Times New Roman" w:hAnsi="Calibri" w:cs="Calibri"/>
+          <w:color w:val="000000"/>
+        </w:rPr>
+      </w:pPr>
+      <w:r>
+        <w:rPr>
+          <w:rFonts w:ascii="Calibri" w:eastAsia="Times New Roman" w:hAnsi="Calibri" w:cs="Calibri"/>
+          <w:color w:val="000000"/>
+        </w:rPr>
+        <w:t xml:space="preserve">Columns </w:t>
+      </w:r>
+      <w:proofErr w:type="spellStart"/>
+      <w:r>
+        <w:rPr>
+          <w:rFonts w:ascii="Calibri" w:eastAsia="Times New Roman" w:hAnsi="Calibri" w:cs="Calibri"/>
+          <w:color w:val="000000"/>
+        </w:rPr>
+        <w:t>mzs</w:t>
+      </w:r>
+      <w:proofErr w:type="spellEnd"/>
+      <w:r>
+        <w:rPr>
+          <w:rFonts w:ascii="Calibri" w:eastAsia="Times New Roman" w:hAnsi="Calibri" w:cs="Calibri"/>
+          <w:color w:val="000000"/>
+        </w:rPr>
+        <w:t xml:space="preserve"> to </w:t>
+      </w:r>
+      <w:proofErr w:type="spellStart"/>
+      <w:r>
+        <w:rPr>
+          <w:rFonts w:ascii="Calibri" w:eastAsia="Times New Roman" w:hAnsi="Calibri" w:cs="Calibri"/>
+          <w:color w:val="000000"/>
+        </w:rPr>
+        <w:t>num_scans_combined</w:t>
+      </w:r>
+      <w:proofErr w:type="spellEnd"/>
+      <w:r>
+        <w:rPr>
+          <w:rFonts w:ascii="Calibri" w:eastAsia="Times New Roman" w:hAnsi="Calibri" w:cs="Calibri"/>
+          <w:color w:val="000000"/>
+        </w:rPr>
+        <w:t xml:space="preserve"> are only filled in if data was found for this row.  If data was not found, and all of these columns are blank, the rows will be discarded in step “Combine Extracted Files”.</w:t>
+      </w:r>
+    </w:p>
+    <w:p>
+      <w:pPr>
+        <w:spacing w:line="240" w:lineRule="auto"/>
+        <w:rPr>
+          <w:rFonts w:ascii="Calibri" w:eastAsia="Times New Roman" w:hAnsi="Calibri" w:cs="Calibri"/>
+          <w:color w:val="000000"/>
+        </w:rPr>
+      </w:pPr>
+      <w:r>
+        <w:rPr>
+          <w:rFonts w:ascii="Calibri" w:eastAsia="Times New Roman" w:hAnsi="Calibri" w:cs="Calibri"/>
+          <w:color w:val="000000"/>
+        </w:rPr>
+        <w:lastRenderedPageBreak/>
+        <w:t xml:space="preserve">You will see progress bars on the black command prompt that appeared with the interface (or the normal command prompt if you called the program from there).  Do note that if you have “Provide Time and Enrichment” checked, you will be prompted to fill out the tables associated with that step after </w:t>
+      </w:r>
+      <w:proofErr w:type="gramStart"/>
+      <w:r>
+        <w:rPr>
+          <w:rFonts w:ascii="Calibri" w:eastAsia="Times New Roman" w:hAnsi="Calibri" w:cs="Calibri"/>
+          <w:color w:val="000000"/>
+        </w:rPr>
+        <w:t>selecting .</w:t>
+      </w:r>
+      <w:proofErr w:type="spellStart"/>
+      <w:r>
+        <w:rPr>
+          <w:rFonts w:ascii="Calibri" w:eastAsia="Times New Roman" w:hAnsi="Calibri" w:cs="Calibri"/>
+          <w:color w:val="000000"/>
+        </w:rPr>
+        <w:t>mzMLs</w:t>
+      </w:r>
+      <w:proofErr w:type="spellEnd"/>
+      <w:proofErr w:type="gramEnd"/>
+      <w:r>
+        <w:rPr>
+          <w:rFonts w:ascii="Calibri" w:eastAsia="Times New Roman" w:hAnsi="Calibri" w:cs="Calibri"/>
+          <w:color w:val="000000"/>
+        </w:rPr>
+        <w:t xml:space="preserve"> but before the actual extraction happens.  This is so you can walk away from the analysis without it stalling to ask for your input halfway through.</w:t>
+      </w:r>
+    </w:p>
+    <w:p>
+      <w:pPr>
+        <w:pStyle w:val="Heading2"/>
+      </w:pPr>
+      <w:bookmarkStart w:id="11" w:name="_Toc86148499"/>
+      <w:r>
+        <w:t>Rate Calculation – Provide Time and Enrichment</w:t>
+      </w:r>
+      <w:bookmarkEnd w:id="11"/>
+    </w:p>
+    <w:p>
+      <w:pPr>
+        <w:rPr>
+          <w:highlight w:val="cyan"/>
+        </w:rPr>
+      </w:pPr>
+      <w:r>
+        <w:rPr>
+          <w:highlight w:val="cyan"/>
+        </w:rPr>
+        <w:t xml:space="preserve">The purpose of the “Provide Time and Enrichment” </w:t>
+      </w:r>
+      <w:r>
+        <w:rPr>
+          <w:highlight w:val="cyan"/>
+        </w:rPr>
+        <w:t xml:space="preserve">is to provide </w:t>
+      </w:r>
+      <w:r>
+        <w:rPr>
+          <w:highlight w:val="cyan"/>
+        </w:rPr>
+        <w:t>information on the .</w:t>
+      </w:r>
+      <w:proofErr w:type="spellStart"/>
+      <w:r>
+        <w:rPr>
+          <w:highlight w:val="cyan"/>
+        </w:rPr>
+        <w:t>mzml</w:t>
+      </w:r>
+      <w:proofErr w:type="spellEnd"/>
+      <w:r>
+        <w:rPr>
+          <w:highlight w:val="cyan"/>
+        </w:rPr>
+        <w:t xml:space="preserve"> files you are </w:t>
+      </w:r>
+      <w:bookmarkStart w:id="12" w:name="_GoBack"/>
+      <w:bookmarkEnd w:id="12"/>
+      <w:r>
+        <w:rPr>
+          <w:highlight w:val="cyan"/>
+        </w:rPr>
+        <w:t xml:space="preserve">using.  </w:t>
+      </w:r>
+      <w:r>
+        <w:rPr>
+          <w:highlight w:val="cyan"/>
+        </w:rPr>
+        <w:t xml:space="preserve">If you are starting with this step you will be asked to select the </w:t>
+      </w:r>
+      <w:proofErr w:type="gramStart"/>
+      <w:r>
+        <w:rPr>
+          <w:highlight w:val="cyan"/>
+        </w:rPr>
+        <w:t>output .</w:t>
+      </w:r>
+      <w:proofErr w:type="spellStart"/>
+      <w:r>
+        <w:rPr>
+          <w:highlight w:val="cyan"/>
+        </w:rPr>
+        <w:t>tsvs</w:t>
+      </w:r>
+      <w:proofErr w:type="spellEnd"/>
+      <w:proofErr w:type="gramEnd"/>
+      <w:r>
+        <w:rPr>
+          <w:highlight w:val="cyan"/>
+        </w:rPr>
+        <w:t xml:space="preserve"> from an extractor step, otherwise it will continue with the data that was used in the extractor. </w:t>
+      </w:r>
+      <w:r>
+        <w:rPr>
+          <w:highlight w:val="cyan"/>
+        </w:rPr>
+        <w:t>If step is checked you will be provided w</w:t>
+      </w:r>
+      <w:r>
+        <w:rPr>
+          <w:highlight w:val="cyan"/>
+        </w:rPr>
+        <w:t>ith a table like the following:</w:t>
+      </w:r>
+    </w:p>
+    <w:p>
+      <w:pPr>
+        <w:rPr>
+          <w:highlight w:val="cyan"/>
+        </w:rPr>
+      </w:pPr>
       <w:r>
         <w:rPr>
           <w:noProof/>
+          <w:highlight w:val="cyan"/>
         </w:rPr>
         <w:drawing>
-          <wp:inline distT="0" distB="0" distL="0" distR="0" wp14:anchorId="6AA8D756" wp14:editId="6A59E2DE">
-            <wp:extent cx="3771900" cy="1104900"/>
-            <wp:effectExtent l="0" t="0" r="0" b="0"/>
-            <wp:docPr id="17" name="Picture 17"/>
+          <wp:inline distT="0" distB="0" distL="0" distR="0" wp14:anchorId="5FBC5DBD" wp14:editId="3894ADFF">
+            <wp:extent cx="5943600" cy="2886710"/>
+            <wp:effectExtent l="0" t="0" r="0" b="8890"/>
+            <wp:docPr id="18" name="Picture 18"/>
             <wp:cNvGraphicFramePr>
               <a:graphicFrameLocks xmlns:a="http://schemas.openxmlformats.org/drawingml/2006/main" noChangeAspect="1"/>
             </wp:cNvGraphicFramePr>
@@ -4208,7 +5444,7 @@
                   <pic:spPr>
                     <a:xfrm>
                       <a:off x="0" y="0"/>
-                      <a:ext cx="3771900" cy="1104900"/>
+                      <a:ext cx="5943600" cy="2886710"/>
                     </a:xfrm>
                     <a:prstGeom prst="rect">
                       <a:avLst/>
@@ -4222,578 +5458,172 @@
       </w:r>
     </w:p>
     <w:p>
-      <w:r>
+      <w:pPr>
+        <w:rPr>
+          <w:highlight w:val="cyan"/>
+        </w:rPr>
+      </w:pPr>
+      <w:r>
+        <w:rPr>
+          <w:highlight w:val="cyan"/>
+        </w:rPr>
+        <w:t>Each extracted .tsv file will be present in the “Filename” column.  You must fill out the “Time” column and the “Subject ID” column</w:t>
+      </w:r>
+      <w:r>
+        <w:rPr>
+          <w:highlight w:val="cyan"/>
+        </w:rPr>
+        <w:t xml:space="preserve">.  </w:t>
+      </w:r>
+    </w:p>
+    <w:p>
+      <w:pPr>
+        <w:rPr>
+          <w:highlight w:val="cyan"/>
+        </w:rPr>
+      </w:pPr>
+      <w:r>
+        <w:rPr>
+          <w:highlight w:val="cyan"/>
+        </w:rPr>
+        <w:t>“Time”</w:t>
+      </w:r>
+      <w:r>
+        <w:rPr>
+          <w:highlight w:val="cyan"/>
+        </w:rPr>
+        <w:t xml:space="preserve"> must be the time since the beginning of deuterium labeling in the subject.  Days is the best unit for time.  </w:t>
+      </w:r>
+      <w:r>
+        <w:rPr>
+          <w:highlight w:val="cyan"/>
+        </w:rPr>
+        <w:t>DeuteRater v6</w:t>
+      </w:r>
+      <w:r>
+        <w:rPr>
+          <w:highlight w:val="cyan"/>
+        </w:rPr>
+        <w:t xml:space="preserve"> can use any time unit so long as it is consistent, but several later filters are calibrated for time data being in units of days.  </w:t>
+      </w:r>
+    </w:p>
+    <w:p>
+      <w:pPr>
+        <w:rPr>
+          <w:highlight w:val="cyan"/>
+        </w:rPr>
+      </w:pPr>
+      <w:r>
+        <w:rPr>
+          <w:highlight w:val="cyan"/>
+        </w:rPr>
+        <w:t xml:space="preserve">“Subject ID” is a label that will applied to your data.  Different Subject IDs will not be mixed at later steps in the analysis.  This can be useful for separating data from different subjects in the same analysis, separating different </w:t>
+      </w:r>
+      <w:r>
+        <w:rPr>
+          <w:highlight w:val="cyan"/>
+        </w:rPr>
+        <w:t xml:space="preserve">tissues for the same subject, or for simply providing an identifier to this data which will be preserved as a column in every output and as part of the title of every graph.  Do keep in mind that to a computer “A” and “a” are different and a space </w:t>
+      </w:r>
+      <w:proofErr w:type="gramStart"/>
+      <w:r>
+        <w:rPr>
+          <w:highlight w:val="cyan"/>
+        </w:rPr>
+        <w:t>“ “</w:t>
+      </w:r>
+      <w:proofErr w:type="gramEnd"/>
+      <w:r>
+        <w:rPr>
+          <w:highlight w:val="cyan"/>
+        </w:rPr>
+        <w:t xml:space="preserve"> is considered a character so be careful to make each Subject ID for the same subject (or whatever you wish to mark) exactly the same.</w:t>
+      </w:r>
+    </w:p>
+    <w:p>
+      <w:pPr>
+        <w:rPr>
+          <w:highlight w:val="cyan"/>
+        </w:rPr>
+      </w:pPr>
+      <w:proofErr w:type="spellStart"/>
+      <w:r>
+        <w:rPr>
+          <w:highlight w:val="cyan"/>
+        </w:rPr>
+        <w:t>Ctrl+c</w:t>
+      </w:r>
+      <w:proofErr w:type="spellEnd"/>
+      <w:r>
+        <w:rPr>
+          <w:highlight w:val="cyan"/>
+        </w:rPr>
+        <w:t xml:space="preserve"> for copy, </w:t>
+      </w:r>
+      <w:proofErr w:type="spellStart"/>
+      <w:r>
+        <w:rPr>
+          <w:highlight w:val="cyan"/>
+        </w:rPr>
+        <w:t>Ctrl+v</w:t>
+      </w:r>
+      <w:proofErr w:type="spellEnd"/>
+      <w:r>
+        <w:rPr>
+          <w:highlight w:val="cyan"/>
+        </w:rPr>
+        <w:t xml:space="preserve"> for paste and del and backspace for delete are enabled for this table and the next one.</w:t>
+      </w:r>
+    </w:p>
+    <w:p>
+      <w:pPr>
+        <w:rPr>
+          <w:highlight w:val="cyan"/>
+        </w:rPr>
+      </w:pPr>
+      <w:r>
+        <w:rPr>
+          <w:highlight w:val="cyan"/>
+        </w:rPr>
         <w:lastRenderedPageBreak/>
-        <w:t xml:space="preserve">This may prompt another window warning about overwriting files if you selected files that have already been extracted.  This is because </w:t>
-      </w:r>
-      <w:r>
-        <w:t>DeuteRater v6</w:t>
-      </w:r>
-      <w:r>
-        <w:t xml:space="preserve"> does not know the filenames of the extracted outputs until you choose the .</w:t>
-      </w:r>
-      <w:proofErr w:type="spellStart"/>
-      <w:r>
-        <w:t>mzML</w:t>
-      </w:r>
-      <w:proofErr w:type="spellEnd"/>
-      <w:r>
-        <w:t xml:space="preserve"> files to extract, so cannot determine which files may be overwritten.</w:t>
-      </w:r>
-    </w:p>
-    <w:p>
-      <w:proofErr w:type="gramStart"/>
-      <w:r>
-        <w:t>Each .</w:t>
-      </w:r>
-      <w:proofErr w:type="spellStart"/>
-      <w:r>
-        <w:t>mz</w:t>
-      </w:r>
-      <w:r>
-        <w:t>ML</w:t>
-      </w:r>
-      <w:proofErr w:type="spellEnd"/>
-      <w:proofErr w:type="gramEnd"/>
-      <w:r>
-        <w:t xml:space="preserve"> you provided to </w:t>
-      </w:r>
-      <w:proofErr w:type="spellStart"/>
-      <w:r>
-        <w:t>DeuteRater_H</w:t>
-      </w:r>
-      <w:proofErr w:type="spellEnd"/>
-      <w:r>
-        <w:t xml:space="preserve"> will have a corresponding output file.  The file will have the same name as the original </w:t>
-      </w:r>
-      <w:r>
-        <w:t xml:space="preserve">with </w:t>
-      </w:r>
-      <w:proofErr w:type="gramStart"/>
-      <w:r>
-        <w:t>a .</w:t>
-      </w:r>
-      <w:proofErr w:type="spellStart"/>
-      <w:r>
-        <w:t>tsv</w:t>
-      </w:r>
-      <w:proofErr w:type="spellEnd"/>
-      <w:proofErr w:type="gramEnd"/>
-      <w:r>
-        <w:t xml:space="preserve"> extension instead of an .</w:t>
-      </w:r>
-      <w:proofErr w:type="spellStart"/>
-      <w:r>
-        <w:t>mzML</w:t>
-      </w:r>
-      <w:proofErr w:type="spellEnd"/>
-      <w:r>
-        <w:t xml:space="preserve"> extension.  The file will be the same as the guide file with several extra columns:</w:t>
-      </w:r>
-    </w:p>
-    <w:p>
-      <w:proofErr w:type="spellStart"/>
-      <w:r>
-        <w:t>Id_index</w:t>
-      </w:r>
-      <w:proofErr w:type="spellEnd"/>
-      <w:r>
-        <w:t xml:space="preserve"> – an internal index of the file</w:t>
-      </w:r>
-    </w:p>
-    <w:p>
-      <w:proofErr w:type="spellStart"/>
-      <w:r>
-        <w:t>Mz</w:t>
-      </w:r>
-      <w:proofErr w:type="spellEnd"/>
-      <w:r>
-        <w:t xml:space="preserve"> – calculated m/z value</w:t>
-      </w:r>
-    </w:p>
-    <w:p>
-      <w:r>
-        <w:t>Z – charge state</w:t>
-      </w:r>
-    </w:p>
-    <w:p>
-      <w:r>
-        <w:t>Rt – retention time in minutes</w:t>
-      </w:r>
-    </w:p>
-    <w:p>
-      <w:proofErr w:type="spellStart"/>
-      <w:r>
-        <w:t>N_isos</w:t>
-      </w:r>
-      <w:proofErr w:type="spellEnd"/>
-      <w:r>
-        <w:t xml:space="preserve"> – neutromers to extract</w:t>
-      </w:r>
-    </w:p>
-    <w:p>
-      <w:r>
-        <w:t>Mass – neutral mass</w:t>
-      </w:r>
-    </w:p>
-    <w:p>
-      <w:proofErr w:type="spellStart"/>
-      <w:r>
-        <w:t>Mzs</w:t>
-      </w:r>
-      <w:proofErr w:type="spellEnd"/>
-      <w:r>
-        <w:t xml:space="preserve"> – the actual </w:t>
-      </w:r>
-      <w:proofErr w:type="spellStart"/>
-      <w:r>
-        <w:t>mzs</w:t>
-      </w:r>
-      <w:proofErr w:type="spellEnd"/>
-      <w:r>
-        <w:t xml:space="preserve"> found in </w:t>
-      </w:r>
-      <w:proofErr w:type="gramStart"/>
-      <w:r>
-        <w:t>the .</w:t>
-      </w:r>
-      <w:proofErr w:type="spellStart"/>
-      <w:r>
-        <w:t>mzML</w:t>
-      </w:r>
-      <w:proofErr w:type="spellEnd"/>
-      <w:proofErr w:type="gramEnd"/>
-    </w:p>
-    <w:p>
-      <w:r>
-        <w:t>Abundances</w:t>
-      </w:r>
-      <w:r>
-        <w:t xml:space="preserve"> – the actual </w:t>
-      </w:r>
-      <w:r>
-        <w:t>abundances</w:t>
-      </w:r>
-      <w:r>
-        <w:t xml:space="preserve"> found in </w:t>
-      </w:r>
-      <w:proofErr w:type="gramStart"/>
-      <w:r>
-        <w:t>the .</w:t>
-      </w:r>
-      <w:proofErr w:type="spellStart"/>
-      <w:r>
-        <w:t>mzML</w:t>
-      </w:r>
-      <w:proofErr w:type="spellEnd"/>
-      <w:proofErr w:type="gramEnd"/>
-    </w:p>
-    <w:p>
-      <w:proofErr w:type="spellStart"/>
-      <w:r>
-        <w:t>lookback_mzs</w:t>
-      </w:r>
-      <w:proofErr w:type="spellEnd"/>
-      <w:r>
-        <w:t xml:space="preserve"> – </w:t>
-      </w:r>
-      <w:proofErr w:type="spellStart"/>
-      <w:r>
-        <w:t>mz</w:t>
-      </w:r>
-      <w:proofErr w:type="spellEnd"/>
-      <w:r>
-        <w:t xml:space="preserve"> of the isotope </w:t>
-      </w:r>
-      <w:r>
-        <w:t>peak in front of the first neutromer extracted</w:t>
-      </w:r>
-      <w:r>
-        <w:t xml:space="preserve"> if the extractor is extracting on an isotope other than the first</w:t>
-      </w:r>
-    </w:p>
-    <w:p>
-      <w:proofErr w:type="spellStart"/>
-      <w:r>
-        <w:t>lookback_abundances</w:t>
-      </w:r>
-      <w:proofErr w:type="spellEnd"/>
-      <w:r>
-        <w:t xml:space="preserve"> – abundance of the isotope peak in front of the first neutromer extracted if the extractor is extracting on an isotope other than the first</w:t>
-      </w:r>
-    </w:p>
-    <w:p>
-      <w:proofErr w:type="spellStart"/>
-      <w:r>
-        <w:t>look</w:t>
-      </w:r>
-      <w:r>
-        <w:t>ahead</w:t>
-      </w:r>
-      <w:r>
-        <w:t>_mzs</w:t>
-      </w:r>
-      <w:proofErr w:type="spellEnd"/>
-      <w:r>
-        <w:t xml:space="preserve"> – </w:t>
-      </w:r>
-      <w:proofErr w:type="spellStart"/>
-      <w:r>
-        <w:t>mz</w:t>
-      </w:r>
-      <w:proofErr w:type="spellEnd"/>
-      <w:r>
-        <w:t xml:space="preserve"> of the isotope peak behind the last neutromer extracted if the extractor is extracting insufficient neutromers.</w:t>
-      </w:r>
-    </w:p>
-    <w:p>
-      <w:proofErr w:type="spellStart"/>
-      <w:r>
-        <w:t>lookback_abundances</w:t>
-      </w:r>
-      <w:proofErr w:type="spellEnd"/>
-      <w:r>
-        <w:t xml:space="preserve"> - abundance of the isotope peak behind the last neutromer extracted if the extractor is extracting insufficient neutromers.</w:t>
-      </w:r>
-    </w:p>
-    <w:p>
-      <w:proofErr w:type="spellStart"/>
-      <w:r>
-        <w:t>rt_min</w:t>
-      </w:r>
-      <w:proofErr w:type="spellEnd"/>
-      <w:r>
-        <w:t xml:space="preserve"> – minimum retention time observed</w:t>
-      </w:r>
-    </w:p>
-    <w:p>
-      <w:proofErr w:type="spellStart"/>
-      <w:r>
-        <w:t>rt_max</w:t>
-      </w:r>
-      <w:proofErr w:type="spellEnd"/>
-      <w:r>
-        <w:t xml:space="preserve"> – maximum retention time observed</w:t>
-      </w:r>
-    </w:p>
-    <w:p>
-      <w:proofErr w:type="spellStart"/>
-      <w:r>
-        <w:t>baseline_signal</w:t>
-      </w:r>
-      <w:proofErr w:type="spellEnd"/>
-      <w:r>
-        <w:t xml:space="preserve"> – abundance of the baseline in the area around this neutromer envelope</w:t>
-      </w:r>
-    </w:p>
-    <w:p>
-      <w:proofErr w:type="spellStart"/>
-      <w:r>
-        <w:t>signal_noise</w:t>
-      </w:r>
-      <w:proofErr w:type="spellEnd"/>
-      <w:r>
-        <w:t xml:space="preserve"> – </w:t>
-      </w:r>
-      <w:r>
-        <w:t>irrelevant</w:t>
-      </w:r>
-    </w:p>
-    <w:p>
-      <w:r>
-        <w:t>mads</w:t>
-      </w:r>
-      <w:r>
-        <w:t xml:space="preserve"> – </w:t>
-      </w:r>
-      <w:r>
-        <w:t xml:space="preserve">an error metric </w:t>
-      </w:r>
-    </w:p>
-    <w:p>
-      <w:proofErr w:type="spellStart"/>
-      <w:r>
-        <w:t>mzs_list</w:t>
-      </w:r>
-      <w:proofErr w:type="spellEnd"/>
-      <w:r>
-        <w:t xml:space="preserve"> – </w:t>
-      </w:r>
-      <w:r>
-        <w:t>only filled for chromatography division setting.</w:t>
-      </w:r>
-    </w:p>
-    <w:p>
-      <w:proofErr w:type="spellStart"/>
-      <w:r>
-        <w:t>intensities_list</w:t>
-      </w:r>
-      <w:proofErr w:type="spellEnd"/>
-      <w:r>
-        <w:t xml:space="preserve"> – </w:t>
-      </w:r>
-      <w:r>
-        <w:t>only filled for chromatography division setting.</w:t>
-      </w:r>
-    </w:p>
-    <w:p>
-      <w:proofErr w:type="spellStart"/>
-      <w:r>
-        <w:rPr>
-          <w:rFonts w:ascii="Calibri" w:eastAsia="Times New Roman" w:hAnsi="Calibri" w:cs="Calibri"/>
-          <w:color w:val="000000"/>
-        </w:rPr>
-        <w:t>rt_list</w:t>
-      </w:r>
-      <w:proofErr w:type="spellEnd"/>
-      <w:r>
-        <w:rPr>
-          <w:rFonts w:ascii="Calibri" w:eastAsia="Times New Roman" w:hAnsi="Calibri" w:cs="Calibri"/>
-          <w:color w:val="000000"/>
-        </w:rPr>
-        <w:t xml:space="preserve"> – </w:t>
-      </w:r>
-      <w:r>
-        <w:t>only filled for chromatography division setting.</w:t>
-      </w:r>
-    </w:p>
-    <w:p>
-      <w:proofErr w:type="spellStart"/>
-      <w:r>
-        <w:rPr>
-          <w:rFonts w:ascii="Calibri" w:eastAsia="Times New Roman" w:hAnsi="Calibri" w:cs="Calibri"/>
-          <w:color w:val="000000"/>
-        </w:rPr>
-        <w:t>baseline_list</w:t>
-      </w:r>
-      <w:proofErr w:type="spellEnd"/>
-      <w:r>
-        <w:rPr>
-          <w:rFonts w:ascii="Calibri" w:eastAsia="Times New Roman" w:hAnsi="Calibri" w:cs="Calibri"/>
-          <w:color w:val="000000"/>
-        </w:rPr>
-        <w:t xml:space="preserve"> – </w:t>
-      </w:r>
-      <w:r>
-        <w:t>only filled for chromatography division setting.</w:t>
+        <w:t xml:space="preserve">Fill out the table and hit the green “Proceed” button.  The red “Cancel” button will prevent further analysis and return you to the main interface. If there is a problem with the data you entered, such as a missing value or a non-numeric or negative time, a warning message will appear.  You must correct the problem </w:t>
       </w:r>
     </w:p>
     <w:p>
       <w:pPr>
         <w:rPr>
-          <w:rFonts w:ascii="Calibri" w:eastAsia="Times New Roman" w:hAnsi="Calibri" w:cs="Calibri"/>
-          <w:color w:val="000000"/>
+          <w:highlight w:val="cyan"/>
         </w:rPr>
       </w:pPr>
-      <w:proofErr w:type="spellStart"/>
-      <w:r>
-        <w:rPr>
-          <w:rFonts w:ascii="Calibri" w:eastAsia="Times New Roman" w:hAnsi="Calibri" w:cs="Calibri"/>
-          <w:color w:val="000000"/>
-        </w:rPr>
-        <w:t>num_scans_combined</w:t>
-      </w:r>
-      <w:proofErr w:type="spellEnd"/>
-      <w:r>
-        <w:rPr>
-          <w:rFonts w:ascii="Calibri" w:eastAsia="Times New Roman" w:hAnsi="Calibri" w:cs="Calibri"/>
-          <w:color w:val="000000"/>
-        </w:rPr>
-        <w:t xml:space="preserve"> – the number of scans used to generate relevant values.</w:t>
+      <w:r>
+        <w:rPr>
+          <w:highlight w:val="cyan"/>
+        </w:rPr>
+        <w:t xml:space="preserve">After </w:t>
+      </w:r>
+      <w:r>
+        <w:rPr>
+          <w:highlight w:val="cyan"/>
+        </w:rPr>
+        <w:t>you hit proceed, another window will appear:</w:t>
       </w:r>
     </w:p>
     <w:p>
       <w:pPr>
-        <w:spacing w:line="240" w:lineRule="auto"/>
-        <w:rPr>
-          <w:rFonts w:ascii="Calibri" w:eastAsia="Times New Roman" w:hAnsi="Calibri" w:cs="Calibri"/>
-          <w:color w:val="000000"/>
+        <w:rPr>
+          <w:highlight w:val="cyan"/>
         </w:rPr>
       </w:pPr>
-      <w:proofErr w:type="spellStart"/>
-      <w:r>
-        <w:rPr>
-          <w:rFonts w:ascii="Calibri" w:eastAsia="Times New Roman" w:hAnsi="Calibri" w:cs="Calibri"/>
-          <w:color w:val="000000"/>
-        </w:rPr>
-        <w:lastRenderedPageBreak/>
-        <w:t>mzml_path</w:t>
-      </w:r>
-      <w:proofErr w:type="spellEnd"/>
-      <w:r>
-        <w:rPr>
-          <w:rFonts w:ascii="Calibri" w:eastAsia="Times New Roman" w:hAnsi="Calibri" w:cs="Calibri"/>
-          <w:color w:val="000000"/>
-        </w:rPr>
-        <w:t xml:space="preserve"> – the path to the </w:t>
-      </w:r>
-      <w:proofErr w:type="spellStart"/>
-      <w:r>
-        <w:rPr>
-          <w:rFonts w:ascii="Calibri" w:eastAsia="Times New Roman" w:hAnsi="Calibri" w:cs="Calibri"/>
-          <w:color w:val="000000"/>
-        </w:rPr>
-        <w:t>mzml</w:t>
-      </w:r>
-      <w:proofErr w:type="spellEnd"/>
-      <w:r>
-        <w:rPr>
-          <w:rFonts w:ascii="Calibri" w:eastAsia="Times New Roman" w:hAnsi="Calibri" w:cs="Calibri"/>
-          <w:color w:val="000000"/>
-        </w:rPr>
-        <w:t xml:space="preserve"> file used for this data</w:t>
-      </w:r>
-    </w:p>
-    <w:p>
-      <w:pPr>
-        <w:spacing w:line="240" w:lineRule="auto"/>
-        <w:rPr>
-          <w:rFonts w:ascii="Calibri" w:eastAsia="Times New Roman" w:hAnsi="Calibri" w:cs="Calibri"/>
-          <w:color w:val="000000"/>
-        </w:rPr>
-      </w:pPr>
-      <w:r>
-        <w:rPr>
-          <w:rFonts w:ascii="Calibri" w:eastAsia="Times New Roman" w:hAnsi="Calibri" w:cs="Calibri"/>
-          <w:color w:val="000000"/>
-        </w:rPr>
-        <w:t xml:space="preserve">Columns </w:t>
-      </w:r>
-      <w:proofErr w:type="spellStart"/>
-      <w:r>
-        <w:rPr>
-          <w:rFonts w:ascii="Calibri" w:eastAsia="Times New Roman" w:hAnsi="Calibri" w:cs="Calibri"/>
-          <w:color w:val="000000"/>
-        </w:rPr>
-        <w:t>mzs</w:t>
-      </w:r>
-      <w:proofErr w:type="spellEnd"/>
-      <w:r>
-        <w:rPr>
-          <w:rFonts w:ascii="Calibri" w:eastAsia="Times New Roman" w:hAnsi="Calibri" w:cs="Calibri"/>
-          <w:color w:val="000000"/>
-        </w:rPr>
-        <w:t xml:space="preserve"> to </w:t>
-      </w:r>
-      <w:proofErr w:type="spellStart"/>
-      <w:r>
-        <w:rPr>
-          <w:rFonts w:ascii="Calibri" w:eastAsia="Times New Roman" w:hAnsi="Calibri" w:cs="Calibri"/>
-          <w:color w:val="000000"/>
-        </w:rPr>
-        <w:t>num_scans_combined</w:t>
-      </w:r>
-      <w:proofErr w:type="spellEnd"/>
-      <w:r>
-        <w:rPr>
-          <w:rFonts w:ascii="Calibri" w:eastAsia="Times New Roman" w:hAnsi="Calibri" w:cs="Calibri"/>
-          <w:color w:val="000000"/>
-        </w:rPr>
-        <w:t xml:space="preserve"> are only filled in if data was found for this row.  If data was not found, and all of these columns are blank, the rows will be discarded in step “Combine Extracted Files”.</w:t>
-      </w:r>
-    </w:p>
-    <w:p>
-      <w:pPr>
-        <w:spacing w:line="240" w:lineRule="auto"/>
-        <w:rPr>
-          <w:rFonts w:ascii="Calibri" w:eastAsia="Times New Roman" w:hAnsi="Calibri" w:cs="Calibri"/>
-          <w:color w:val="000000"/>
-        </w:rPr>
-      </w:pPr>
-      <w:r>
-        <w:rPr>
-          <w:rFonts w:ascii="Calibri" w:eastAsia="Times New Roman" w:hAnsi="Calibri" w:cs="Calibri"/>
-          <w:color w:val="000000"/>
-        </w:rPr>
-        <w:t xml:space="preserve">You will see progress bars on the black command prompt that appeared with the interface (or the normal command prompt if you called the program from there).  Do note that if you have “Provide Time and Enrichment” checked, you will be prompted to fill out the tables associated with that step after </w:t>
-      </w:r>
-      <w:proofErr w:type="gramStart"/>
-      <w:r>
-        <w:rPr>
-          <w:rFonts w:ascii="Calibri" w:eastAsia="Times New Roman" w:hAnsi="Calibri" w:cs="Calibri"/>
-          <w:color w:val="000000"/>
-        </w:rPr>
-        <w:t>selecting .</w:t>
-      </w:r>
-      <w:proofErr w:type="spellStart"/>
-      <w:r>
-        <w:rPr>
-          <w:rFonts w:ascii="Calibri" w:eastAsia="Times New Roman" w:hAnsi="Calibri" w:cs="Calibri"/>
-          <w:color w:val="000000"/>
-        </w:rPr>
-        <w:t>mzMLs</w:t>
-      </w:r>
-      <w:proofErr w:type="spellEnd"/>
-      <w:proofErr w:type="gramEnd"/>
-      <w:r>
-        <w:rPr>
-          <w:rFonts w:ascii="Calibri" w:eastAsia="Times New Roman" w:hAnsi="Calibri" w:cs="Calibri"/>
-          <w:color w:val="000000"/>
-        </w:rPr>
-        <w:t xml:space="preserve"> but before the actual extraction happens.  This is so you can walk away from the analysis without it stalling to ask for your input halfway through.</w:t>
-      </w:r>
-    </w:p>
-    <w:p>
-      <w:pPr>
-        <w:pStyle w:val="Heading2"/>
-      </w:pPr>
-      <w:bookmarkStart w:id="12" w:name="_Toc86148499"/>
-      <w:r>
-        <w:t>Rate Calculation – Provide Time and Enrichment</w:t>
-      </w:r>
-      <w:bookmarkEnd w:id="12"/>
-    </w:p>
-    <w:p>
-      <w:r>
-        <w:t xml:space="preserve">The purpose of the “Provide Time and Enrichment” </w:t>
-      </w:r>
-      <w:r>
-        <w:t xml:space="preserve">is to provide </w:t>
-      </w:r>
-      <w:r>
-        <w:t>information on the .</w:t>
-      </w:r>
-      <w:proofErr w:type="spellStart"/>
-      <w:r>
-        <w:t>mzml</w:t>
-      </w:r>
-      <w:proofErr w:type="spellEnd"/>
-      <w:r>
-        <w:t xml:space="preserve"> files you are using.  </w:t>
-      </w:r>
-      <w:r>
-        <w:t xml:space="preserve">If you are starting with this step you will be asked to select the </w:t>
-      </w:r>
-      <w:proofErr w:type="gramStart"/>
-      <w:r>
-        <w:t>output .</w:t>
-      </w:r>
-      <w:proofErr w:type="spellStart"/>
-      <w:r>
-        <w:t>tsvs</w:t>
-      </w:r>
-      <w:proofErr w:type="spellEnd"/>
-      <w:proofErr w:type="gramEnd"/>
-      <w:r>
-        <w:t xml:space="preserve"> from an extractor step, otherwise it will continue with the data that was used in the extractor. </w:t>
-      </w:r>
-      <w:r>
-        <w:t>If step is checked you will be provided w</w:t>
-      </w:r>
-      <w:r>
-        <w:t>ith a table like the following:</w:t>
-      </w:r>
-    </w:p>
-    <w:p>
       <w:r>
         <w:rPr>
           <w:noProof/>
+          <w:highlight w:val="cyan"/>
         </w:rPr>
         <w:drawing>
-          <wp:inline distT="0" distB="0" distL="0" distR="0" wp14:anchorId="5FBC5DBD" wp14:editId="3894ADFF">
-            <wp:extent cx="5943600" cy="2886710"/>
-            <wp:effectExtent l="0" t="0" r="0" b="8890"/>
-            <wp:docPr id="18" name="Picture 18"/>
+          <wp:inline distT="0" distB="0" distL="0" distR="0" wp14:anchorId="7BDD3DC0" wp14:editId="5E2D54BA">
+            <wp:extent cx="5943600" cy="4411345"/>
+            <wp:effectExtent l="0" t="0" r="0" b="8255"/>
+            <wp:docPr id="19" name="Picture 19"/>
             <wp:cNvGraphicFramePr>
               <a:graphicFrameLocks xmlns:a="http://schemas.openxmlformats.org/drawingml/2006/main" noChangeAspect="1"/>
             </wp:cNvGraphicFramePr>
@@ -4813,126 +5643,6 @@
                   <pic:spPr>
                     <a:xfrm>
                       <a:off x="0" y="0"/>
-                      <a:ext cx="5943600" cy="2886710"/>
-                    </a:xfrm>
-                    <a:prstGeom prst="rect">
-                      <a:avLst/>
-                    </a:prstGeom>
-                  </pic:spPr>
-                </pic:pic>
-              </a:graphicData>
-            </a:graphic>
-          </wp:inline>
-        </w:drawing>
-      </w:r>
-    </w:p>
-    <w:p>
-      <w:r>
-        <w:t>Each extracted .</w:t>
-      </w:r>
-      <w:proofErr w:type="spellStart"/>
-      <w:r>
-        <w:t>tsv</w:t>
-      </w:r>
-      <w:proofErr w:type="spellEnd"/>
-      <w:r>
-        <w:t xml:space="preserve"> file will be present in the “Filename” column.  You must fill out the “Time” column and the “Subject ID” column</w:t>
-      </w:r>
-      <w:r>
-        <w:t xml:space="preserve">.  </w:t>
-      </w:r>
-    </w:p>
-    <w:p>
-      <w:r>
-        <w:t>“Time”</w:t>
-      </w:r>
-      <w:r>
-        <w:t xml:space="preserve"> must be the time since the beginning of deuterium labeling in the subject.  Days is the best unit for time.  </w:t>
-      </w:r>
-      <w:r>
-        <w:t>DeuteRater v6</w:t>
-      </w:r>
-      <w:r>
-        <w:t xml:space="preserve"> can use any time unit so long as it is consistent, but several later filters are calibrated for time data being in units of days.  </w:t>
-      </w:r>
-    </w:p>
-    <w:p>
-      <w:r>
-        <w:t xml:space="preserve">“Subject ID” is a label that will applied to your data.  Different Subject IDs will not be mixed at later steps in the analysis.  This can be useful for separating data from different subjects in the same analysis, separating different </w:t>
-      </w:r>
-      <w:r>
-        <w:t xml:space="preserve">tissues for the same subject, or for simply providing an identifier to this data which will be preserved as a column in every output and as part of the title of every graph.  Do keep in mind that to a computer “A” and “a” are different and a space </w:t>
-      </w:r>
-      <w:proofErr w:type="gramStart"/>
-      <w:r>
-        <w:t>“ “</w:t>
-      </w:r>
-      <w:proofErr w:type="gramEnd"/>
-      <w:r>
-        <w:t xml:space="preserve"> is considered a character so be careful to make each Subject ID for the same subject (or whatever you wish to mark) exactly the same.</w:t>
-      </w:r>
-    </w:p>
-    <w:p>
-      <w:proofErr w:type="spellStart"/>
-      <w:r>
-        <w:lastRenderedPageBreak/>
-        <w:t>Ctrl+c</w:t>
-      </w:r>
-      <w:proofErr w:type="spellEnd"/>
-      <w:r>
-        <w:t xml:space="preserve"> for copy, </w:t>
-      </w:r>
-      <w:proofErr w:type="spellStart"/>
-      <w:r>
-        <w:t>Ctrl+v</w:t>
-      </w:r>
-      <w:proofErr w:type="spellEnd"/>
-      <w:r>
-        <w:t xml:space="preserve"> for paste and del and backspace for delete are enabled for this table and the next one.</w:t>
-      </w:r>
-    </w:p>
-    <w:p>
-      <w:r>
-        <w:t xml:space="preserve">Fill out the table and hit the green “Proceed” button.  The red “Cancel” button will prevent further analysis and return you to the main interface. If there is a problem with the data you entered, such as a missing value or a non-numeric or negative time, a warning message will appear.  You must correct the problem </w:t>
-      </w:r>
-    </w:p>
-    <w:p>
-      <w:r>
-        <w:t xml:space="preserve">After </w:t>
-      </w:r>
-      <w:r>
-        <w:t>you hit proceed, another window will appear:</w:t>
-      </w:r>
-    </w:p>
-    <w:p>
-      <w:r>
-        <w:rPr>
-          <w:noProof/>
-        </w:rPr>
-        <w:drawing>
-          <wp:inline distT="0" distB="0" distL="0" distR="0" wp14:anchorId="7BDD3DC0" wp14:editId="5E2D54BA">
-            <wp:extent cx="5943600" cy="4411345"/>
-            <wp:effectExtent l="0" t="0" r="0" b="8255"/>
-            <wp:docPr id="19" name="Picture 19"/>
-            <wp:cNvGraphicFramePr>
-              <a:graphicFrameLocks xmlns:a="http://schemas.openxmlformats.org/drawingml/2006/main" noChangeAspect="1"/>
-            </wp:cNvGraphicFramePr>
-            <a:graphic xmlns:a="http://schemas.openxmlformats.org/drawingml/2006/main">
-              <a:graphicData uri="http://schemas.openxmlformats.org/drawingml/2006/picture">
-                <pic:pic xmlns:pic="http://schemas.openxmlformats.org/drawingml/2006/picture">
-                  <pic:nvPicPr>
-                    <pic:cNvPr id="1" name=""/>
-                    <pic:cNvPicPr/>
-                  </pic:nvPicPr>
-                  <pic:blipFill>
-                    <a:blip r:embed="rId20"/>
-                    <a:stretch>
-                      <a:fillRect/>
-                    </a:stretch>
-                  </pic:blipFill>
-                  <pic:spPr>
-                    <a:xfrm>
-                      <a:off x="0" y="0"/>
                       <a:ext cx="5943600" cy="4411345"/>
                     </a:xfrm>
                     <a:prstGeom prst="rect">
@@ -4947,141 +5657,273 @@
       </w:r>
     </w:p>
     <w:p>
-      <w:r>
+      <w:pPr>
+        <w:rPr>
+          <w:highlight w:val="cyan"/>
+        </w:rPr>
+      </w:pPr>
+      <w:r>
+        <w:rPr>
+          <w:highlight w:val="cyan"/>
+        </w:rPr>
         <w:t>DeuteRater v6</w:t>
       </w:r>
       <w:r>
+        <w:rPr>
+          <w:highlight w:val="cyan"/>
+        </w:rPr>
         <w:t xml:space="preserve"> needs to know how the deuterium enrichment changes over time for each subject.  To start, adjust the “Number of Enrichment Measurements per Subject” box to the maximum number of enrichment measurements any subject has and press the “Update Table” button.  This will ensure each subject </w:t>
       </w:r>
       <w:r>
+        <w:rPr>
+          <w:highlight w:val="cyan"/>
+        </w:rPr>
         <w:t xml:space="preserve">has enough row to fill in.  If subjects have different numbers of measurements, for example if S2 in the table above has 10 measurements, but S3 has only 5, set the “Number of Enrichment Measurements per Subject” to the higher value (10) and leave the extra rows for the subject with less blank.  So long as both “Time” and “Enrichment (in Decimal)” are blank, </w:t>
       </w:r>
       <w:r>
+        <w:rPr>
+          <w:highlight w:val="cyan"/>
+        </w:rPr>
         <w:t>DeuteRater v6</w:t>
       </w:r>
       <w:r>
+        <w:rPr>
+          <w:highlight w:val="cyan"/>
+        </w:rPr>
         <w:t xml:space="preserve"> will discard the empty column with no problem.  </w:t>
       </w:r>
     </w:p>
     <w:p>
-      <w:r>
-        <w:t xml:space="preserve">“Time” is the Time using whatever units you used in the last table (days are the preferred unit).  “Enrichment (in Decimal)” is the amount of deuterium in the body water of the subject, with natural </w:t>
-      </w:r>
-      <w:r>
+      <w:pPr>
+        <w:rPr>
+          <w:highlight w:val="cyan"/>
+        </w:rPr>
+      </w:pPr>
+      <w:r>
+        <w:rPr>
+          <w:highlight w:val="cyan"/>
+        </w:rPr>
+        <w:t>“Time” is the Time using whatever units you used in the last table (days are the preferred unit).  “Enrichment (in Decimal)” is the amount of deuterium in the body water of the subject, with natural enrichment being 0.  Use decimal (so .05 not 5%).  These do not have to correspond in any way to the times of the .</w:t>
+      </w:r>
+      <w:proofErr w:type="spellStart"/>
+      <w:r>
+        <w:rPr>
+          <w:highlight w:val="cyan"/>
+        </w:rPr>
+        <w:t>mzML</w:t>
+      </w:r>
+      <w:proofErr w:type="spellEnd"/>
+      <w:r>
+        <w:rPr>
+          <w:highlight w:val="cyan"/>
+        </w:rPr>
+        <w:t xml:space="preserve"> files you provided.</w:t>
+      </w:r>
+    </w:p>
+    <w:p>
+      <w:pPr>
+        <w:rPr>
+          <w:highlight w:val="cyan"/>
+        </w:rPr>
+      </w:pPr>
+      <w:r>
+        <w:rPr>
+          <w:highlight w:val="cyan"/>
+        </w:rPr>
         <w:lastRenderedPageBreak/>
-        <w:t>enrichment being 0.  Use decimal (so .05 not 5%).  These do not have to correspond in any way to the times of the .</w:t>
-      </w:r>
-      <w:proofErr w:type="spellStart"/>
-      <w:r>
-        <w:t>mzML</w:t>
-      </w:r>
-      <w:proofErr w:type="spellEnd"/>
-      <w:r>
-        <w:t xml:space="preserve"> files you provided.</w:t>
-      </w:r>
-    </w:p>
-    <w:p>
-      <w:r>
         <w:t xml:space="preserve">You must have at least 4 measurements per subject or the fitting spline will not be able to be fit. </w:t>
       </w:r>
       <w:proofErr w:type="gramStart"/>
       <w:r>
+        <w:rPr>
+          <w:highlight w:val="cyan"/>
+        </w:rPr>
         <w:t>Also</w:t>
       </w:r>
       <w:proofErr w:type="gramEnd"/>
       <w:r>
+        <w:rPr>
+          <w:highlight w:val="cyan"/>
+        </w:rPr>
         <w:t xml:space="preserve"> every row must be completely filled or blank except for Subject Id.  </w:t>
       </w:r>
     </w:p>
     <w:p>
-      <w:r>
+      <w:pPr>
+        <w:rPr>
+          <w:highlight w:val="cyan"/>
+        </w:rPr>
+      </w:pPr>
+      <w:r>
+        <w:rPr>
+          <w:highlight w:val="cyan"/>
+        </w:rPr>
         <w:t xml:space="preserve">As with the previous table, </w:t>
       </w:r>
       <w:proofErr w:type="spellStart"/>
       <w:r>
+        <w:rPr>
+          <w:highlight w:val="cyan"/>
+        </w:rPr>
         <w:t>Ctrl+c</w:t>
       </w:r>
       <w:proofErr w:type="spellEnd"/>
       <w:r>
+        <w:rPr>
+          <w:highlight w:val="cyan"/>
+        </w:rPr>
         <w:t xml:space="preserve">, </w:t>
       </w:r>
       <w:proofErr w:type="spellStart"/>
       <w:r>
+        <w:rPr>
+          <w:highlight w:val="cyan"/>
+        </w:rPr>
         <w:t>Ctrl+v</w:t>
       </w:r>
       <w:proofErr w:type="spellEnd"/>
       <w:r>
+        <w:rPr>
+          <w:highlight w:val="cyan"/>
+        </w:rPr>
         <w:t>, del, and backspace are enabled.  If there is an error filling out the table you will be told to correct before proceeding.</w:t>
       </w:r>
     </w:p>
     <w:p>
-      <w:r>
+      <w:pPr>
+        <w:rPr>
+          <w:highlight w:val="cyan"/>
+        </w:rPr>
+      </w:pPr>
+      <w:r>
+        <w:rPr>
+          <w:highlight w:val="cyan"/>
+        </w:rPr>
         <w:t>The output file is called “</w:t>
       </w:r>
       <w:proofErr w:type="spellStart"/>
       <w:r>
+        <w:rPr>
+          <w:highlight w:val="cyan"/>
+        </w:rPr>
         <w:t>time_enrichment_data.tsv</w:t>
       </w:r>
       <w:proofErr w:type="spellEnd"/>
       <w:r>
+        <w:rPr>
+          <w:highlight w:val="cyan"/>
+        </w:rPr>
         <w:t>”</w:t>
       </w:r>
       <w:r>
+        <w:rPr>
+          <w:highlight w:val="cyan"/>
+        </w:rPr>
         <w:t>.</w:t>
       </w:r>
       <w:r>
+        <w:rPr>
+          <w:highlight w:val="cyan"/>
+        </w:rPr>
         <w:t xml:space="preserve">  This file contains the exact contents of each table you filled out with a spacing column in between them and the second table’s Subject ID column called “Subject ID Enrichment” to differentiate </w:t>
       </w:r>
       <w:r>
+        <w:rPr>
+          <w:highlight w:val="cyan"/>
+        </w:rPr>
         <w:t xml:space="preserve">the two columns.  </w:t>
       </w:r>
     </w:p>
     <w:p>
-      <w:r>
+      <w:pPr>
+        <w:rPr>
+          <w:highlight w:val="cyan"/>
+        </w:rPr>
+      </w:pPr>
+      <w:r>
+        <w:rPr>
+          <w:highlight w:val="cyan"/>
+        </w:rPr>
         <w:t>Also created is a folder called “</w:t>
       </w:r>
       <w:proofErr w:type="spellStart"/>
       <w:r>
+        <w:rPr>
+          <w:highlight w:val="cyan"/>
+        </w:rPr>
         <w:t>Enrichment_Graphs</w:t>
       </w:r>
       <w:proofErr w:type="spellEnd"/>
       <w:r>
+        <w:rPr>
+          <w:highlight w:val="cyan"/>
+        </w:rPr>
         <w:t xml:space="preserve">”. Inside will be a graph for every subject, with red dots indicating the data you provided and the black dotted line representing the spline fit that </w:t>
       </w:r>
       <w:r>
+        <w:rPr>
+          <w:highlight w:val="cyan"/>
+        </w:rPr>
         <w:t>DeuteRater v6</w:t>
       </w:r>
       <w:r>
+        <w:rPr>
+          <w:highlight w:val="cyan"/>
+        </w:rPr>
         <w:t xml:space="preserve"> created.  Names of graphs are subject names. Filetype is determined in the settings menu.</w:t>
       </w:r>
     </w:p>
     <w:p>
       <w:r>
+        <w:rPr>
+          <w:highlight w:val="cyan"/>
+        </w:rPr>
         <w:t>Warning: the next step uses the filenames in the “</w:t>
       </w:r>
       <w:proofErr w:type="spellStart"/>
       <w:r>
+        <w:rPr>
+          <w:highlight w:val="cyan"/>
+        </w:rPr>
         <w:t>time_enrichment_data.tsv</w:t>
       </w:r>
       <w:proofErr w:type="spellEnd"/>
       <w:r>
+        <w:rPr>
+          <w:highlight w:val="cyan"/>
+        </w:rPr>
         <w:t>” file to find the extracted data.  if these files have been renamed or moved since the “</w:t>
       </w:r>
       <w:proofErr w:type="spellStart"/>
       <w:r>
+        <w:rPr>
+          <w:highlight w:val="cyan"/>
+        </w:rPr>
         <w:t>time_enrichment_data.tsv</w:t>
       </w:r>
       <w:proofErr w:type="spellEnd"/>
       <w:r>
+        <w:rPr>
+          <w:highlight w:val="cyan"/>
+        </w:rPr>
         <w:t>” you must alter the filenames to match the current position if you want to use “</w:t>
       </w:r>
       <w:proofErr w:type="spellStart"/>
       <w:r>
+        <w:rPr>
+          <w:highlight w:val="cyan"/>
+        </w:rPr>
         <w:t>time_enrichment_data.tsv</w:t>
       </w:r>
       <w:proofErr w:type="spellEnd"/>
       <w:r>
-        <w:t xml:space="preserve">” as an input. </w:t>
+        <w:rPr>
+          <w:highlight w:val="cyan"/>
+        </w:rPr>
+        <w:t>” as an input</w:t>
+      </w:r>
+      <w:r>
+        <w:t xml:space="preserve">. </w:t>
       </w:r>
     </w:p>
     <w:p>
@@ -5175,9 +6017,11 @@
       <w:r>
         <w:t>”, “</w:t>
       </w:r>
+      <w:proofErr w:type="spellStart"/>
       <w:r>
         <w:t>literature_n</w:t>
       </w:r>
+      <w:proofErr w:type="spellEnd"/>
       <w:r>
         <w:t>”, “</w:t>
       </w:r>
@@ -5187,9 +6031,11 @@
       <w:r>
         <w:t>”, “</w:t>
       </w:r>
+      <w:proofErr w:type="spellStart"/>
       <w:r>
         <w:t>cf</w:t>
       </w:r>
+      <w:proofErr w:type="spellEnd"/>
       <w:r>
         <w:t>”, “</w:t>
       </w:r>
@@ -5341,12 +6187,12 @@
     </w:p>
     <w:p>
       <w:r>
+        <w:t>This step performs the actual rate calculation on the peptides.  The different rows with the same peptide sequence (including modifications) and same subject will be combined, so different charge states and different times.  Nothing else will be combined at this stage.</w:t>
+      </w:r>
+    </w:p>
+    <w:p>
+      <w:r>
         <w:lastRenderedPageBreak/>
-        <w:t>This step performs the actual rate calculation on the peptides.  The different rows with the same peptide sequence (including modifications) and same subject will be combined, so different charge states and different times.  Nothing else will be combined at this stage.</w:t>
-      </w:r>
-    </w:p>
-    <w:p>
-      <w:r>
         <w:t>It takes “</w:t>
       </w:r>
       <w:proofErr w:type="spellStart"/>
@@ -5590,27 +6436,24 @@
         <w:t>M0 constantly decreasing</w:t>
       </w:r>
       <w:r>
-        <w:t xml:space="preserve"> – a True or False value indicating whether M0, the isotope composed of only the lightest elements, is constantly decreasing over time.  In practice this means does not go over a </w:t>
-      </w:r>
+        <w:t xml:space="preserve"> – a True or False value indicating whether M0, the isotope composed of only the lightest elements, is constantly decreasing over time.  In practice this means does not go over a certain amount over its previous value (there is a setting that governs this cutoff). Since heavy water is being given to the subject, M0 should be constantly stable or decreasing. </w:t>
+      </w:r>
+      <w:r>
+        <w:t>This is for the user’s information, peptides with False are not discarded</w:t>
+      </w:r>
+      <w:r>
+        <w:t xml:space="preserve"> unless all timepoints have only a single measurement</w:t>
+      </w:r>
+      <w:r>
+        <w:t xml:space="preserve">. </w:t>
+      </w:r>
+      <w:r>
+        <w:t>Will be blank if rate could not be calculated for some reason.</w:t>
+      </w:r>
+    </w:p>
+    <w:p>
       <w:r>
         <w:lastRenderedPageBreak/>
-        <w:t xml:space="preserve">certain amount over its previous value (there is a setting that governs this cutoff). Since heavy water is being given to the subject, M0 should be constantly stable or decreasing. </w:t>
-      </w:r>
-      <w:r>
-        <w:t>This is for the user’s information, peptides with False are not discarded</w:t>
-      </w:r>
-      <w:r>
-        <w:t xml:space="preserve"> unless all timepoints have only a single measurement</w:t>
-      </w:r>
-      <w:r>
-        <w:t xml:space="preserve">. </w:t>
-      </w:r>
-      <w:r>
-        <w:t>Will be blank if rate could not be calculated for some reason.</w:t>
-      </w:r>
-    </w:p>
-    <w:p>
-      <w:r>
         <w:t>Error Column – contains a description of any error that occurred in processing this row.  Usually insufficient timepoints, the filters dropped too many timepoints or the mean of absolute residuals was above a cutoff.  Any row with text in this column will be kept out of further analysis.</w:t>
       </w:r>
     </w:p>
@@ -5790,32 +6633,32 @@
     </w:p>
     <w:p>
       <w:r>
+        <w:t>Num Peptides Below Min. Allowed Rate</w:t>
+      </w:r>
+      <w:r>
+        <w:t xml:space="preserve"> – the number of peptides for this protein that had a rate that was too slow to be believable (including negative numbers)</w:t>
+      </w:r>
+    </w:p>
+    <w:p>
+      <w:r>
+        <w:t>number of sequences with error "insufficient non-zero timepoints"</w:t>
+      </w:r>
+      <w:r>
+        <w:t xml:space="preserve"> </w:t>
+      </w:r>
+      <w:r>
+        <w:t>–</w:t>
+      </w:r>
+      <w:r>
+        <w:t xml:space="preserve"> </w:t>
+      </w:r>
+      <w:r>
+        <w:t>number of peptides for this protein with an did not have enough non-zero timepoints to be fit (determined in the settings menu)</w:t>
+      </w:r>
+    </w:p>
+    <w:p>
+      <w:r>
         <w:lastRenderedPageBreak/>
-        <w:t>Num Peptides Below Min. Allowed Rate</w:t>
-      </w:r>
-      <w:r>
-        <w:t xml:space="preserve"> – the number of peptides for this protein that had a rate that was too slow to be believable (including negative numbers)</w:t>
-      </w:r>
-    </w:p>
-    <w:p>
-      <w:r>
-        <w:t>number of sequences with error "insufficient non-zero timepoints"</w:t>
-      </w:r>
-      <w:r>
-        <w:t xml:space="preserve"> </w:t>
-      </w:r>
-      <w:r>
-        <w:t>–</w:t>
-      </w:r>
-      <w:r>
-        <w:t xml:space="preserve"> </w:t>
-      </w:r>
-      <w:r>
-        <w:t>number of peptides for this protein with an did not have enough non-zero timepoints to be fit (determined in the settings menu)</w:t>
-      </w:r>
-    </w:p>
-    <w:p>
-      <w:r>
         <w:t>number of sequences with error "insufficient non-zero timepoints after filtering"</w:t>
       </w:r>
       <w:r>
@@ -6042,7 +6885,7 @@
                     <pic:cNvPicPr/>
                   </pic:nvPicPr>
                   <pic:blipFill>
-                    <a:blip r:embed="rId12"/>
+                    <a:blip r:embed="rId20"/>
                     <a:stretch>
                       <a:fillRect/>
                     </a:stretch>
@@ -10683,7 +11526,7 @@
 </file>
 
 <file path=customXml/itemProps1.xml><?xml version="1.0" encoding="utf-8"?>
-<ds:datastoreItem xmlns:ds="http://schemas.openxmlformats.org/officeDocument/2006/customXml" ds:itemID="{A105CE98-6168-4166-84D5-B0CAA3CC9098}">
+<ds:datastoreItem xmlns:ds="http://schemas.openxmlformats.org/officeDocument/2006/customXml" ds:itemID="{4BA02BA0-7332-4F9B-B642-7B9B04B1E760}">
   <ds:schemaRefs>
     <ds:schemaRef ds:uri="http://schemas.openxmlformats.org/officeDocument/2006/bibliography"/>
   </ds:schemaRefs>

--- a/DeuteRater_readme.docx
+++ b/DeuteRater_readme.docx
@@ -1,6 +1,6 @@
 
 <file path=word/document.xml><?xml version="1.0" encoding="utf-8"?>
-<w:document xmlns:wpc="http://schemas.microsoft.com/office/word/2010/wordprocessingCanvas" xmlns:cx="http://schemas.microsoft.com/office/drawing/2014/chartex" xmlns:cx1="http://schemas.microsoft.com/office/drawing/2015/9/8/chartex" xmlns:cx2="http://schemas.microsoft.com/office/drawing/2015/10/21/chartex" xmlns:cx3="http://schemas.microsoft.com/office/drawing/2016/5/9/chartex" xmlns:cx4="http://schemas.microsoft.com/office/drawing/2016/5/10/chartex" xmlns:cx5="http://schemas.microsoft.com/office/drawing/2016/5/11/chartex" xmlns:cx6="http://schemas.microsoft.com/office/drawing/2016/5/12/chartex" xmlns:cx7="http://schemas.microsoft.com/office/drawing/2016/5/13/chartex" xmlns:cx8="http://schemas.microsoft.com/office/drawing/2016/5/14/chartex" xmlns:mc="http://schemas.openxmlformats.org/markup-compatibility/2006" xmlns:aink="http://schemas.microsoft.com/office/drawing/2016/ink" xmlns:am3d="http://schemas.microsoft.com/office/drawing/2017/model3d" xmlns:o="urn:schemas-microsoft-com:office:office" xmlns:r="http://schemas.openxmlformats.org/officeDocument/2006/relationships" xmlns:m="http://schemas.openxmlformats.org/officeDocument/2006/math" xmlns:v="urn:schemas-microsoft-com:vml" xmlns:wp14="http://schemas.microsoft.com/office/word/2010/wordprocessingDrawing" xmlns:wp="http://schemas.openxmlformats.org/drawingml/2006/wordprocessingDrawing" xmlns:w10="urn:schemas-microsoft-com:office:word" xmlns:w="http://schemas.openxmlformats.org/wordprocessingml/2006/main" xmlns:w14="http://schemas.microsoft.com/office/word/2010/wordml" xmlns:w15="http://schemas.microsoft.com/office/word/2012/wordml" xmlns:w16cid="http://schemas.microsoft.com/office/word/2016/wordml/cid" xmlns:w16se="http://schemas.microsoft.com/office/word/2015/wordml/symex" xmlns:wpg="http://schemas.microsoft.com/office/word/2010/wordprocessingGroup" xmlns:wpi="http://schemas.microsoft.com/office/word/2010/wordprocessingInk" xmlns:wne="http://schemas.microsoft.com/office/word/2006/wordml" xmlns:wps="http://schemas.microsoft.com/office/word/2010/wordprocessingShape" mc:Ignorable="w14 w15 w16se w16cid wp14">
+<w:document xmlns:wpc="http://schemas.microsoft.com/office/word/2010/wordprocessingCanvas" xmlns:cx="http://schemas.microsoft.com/office/drawing/2014/chartex" xmlns:cx1="http://schemas.microsoft.com/office/drawing/2015/9/8/chartex" xmlns:cx2="http://schemas.microsoft.com/office/drawing/2015/10/21/chartex" xmlns:cx3="http://schemas.microsoft.com/office/drawing/2016/5/9/chartex" xmlns:cx4="http://schemas.microsoft.com/office/drawing/2016/5/10/chartex" xmlns:cx5="http://schemas.microsoft.com/office/drawing/2016/5/11/chartex" xmlns:cx6="http://schemas.microsoft.com/office/drawing/2016/5/12/chartex" xmlns:cx7="http://schemas.microsoft.com/office/drawing/2016/5/13/chartex" xmlns:cx8="http://schemas.microsoft.com/office/drawing/2016/5/14/chartex" xmlns:mc="http://schemas.openxmlformats.org/markup-compatibility/2006" xmlns:aink="http://schemas.microsoft.com/office/drawing/2016/ink" xmlns:am3d="http://schemas.microsoft.com/office/drawing/2017/model3d" xmlns:o="urn:schemas-microsoft-com:office:office" xmlns:oel="http://schemas.microsoft.com/office/2019/extlst" xmlns:r="http://schemas.openxmlformats.org/officeDocument/2006/relationships" xmlns:m="http://schemas.openxmlformats.org/officeDocument/2006/math" xmlns:v="urn:schemas-microsoft-com:vml" xmlns:wp14="http://schemas.microsoft.com/office/word/2010/wordprocessingDrawing" xmlns:wp="http://schemas.openxmlformats.org/drawingml/2006/wordprocessingDrawing" xmlns:w10="urn:schemas-microsoft-com:office:word" xmlns:w="http://schemas.openxmlformats.org/wordprocessingml/2006/main" xmlns:w14="http://schemas.microsoft.com/office/word/2010/wordml" xmlns:w15="http://schemas.microsoft.com/office/word/2012/wordml" xmlns:w16cex="http://schemas.microsoft.com/office/word/2018/wordml/cex" xmlns:w16cid="http://schemas.microsoft.com/office/word/2016/wordml/cid" xmlns:w16="http://schemas.microsoft.com/office/word/2018/wordml" xmlns:w16du="http://schemas.microsoft.com/office/word/2023/wordml/word16du" xmlns:w16sdtdh="http://schemas.microsoft.com/office/word/2020/wordml/sdtdatahash" xmlns:w16se="http://schemas.microsoft.com/office/word/2015/wordml/symex" xmlns:wpg="http://schemas.microsoft.com/office/word/2010/wordprocessingGroup" xmlns:wpi="http://schemas.microsoft.com/office/word/2010/wordprocessingInk" xmlns:wne="http://schemas.microsoft.com/office/word/2006/wordml" xmlns:wps="http://schemas.microsoft.com/office/word/2010/wordprocessingShape" mc:Ignorable="w14 w15 w16se w16cid w16 w16cex w16sdtdh w16du wp14">
   <w:body>
     <w:p>
       <w:pPr>
@@ -2090,11 +2090,9 @@
           <w:numId w:val="1"/>
         </w:numPr>
       </w:pPr>
-      <w:proofErr w:type="spellStart"/>
       <w:r>
         <w:t>tqdm</w:t>
       </w:r>
-      <w:proofErr w:type="spellEnd"/>
     </w:p>
     <w:p>
       <w:pPr>
@@ -2448,9 +2446,9 @@
           <w:noProof/>
         </w:rPr>
         <w:drawing>
-          <wp:inline distT="0" distB="0" distL="0" distR="0" wp14:anchorId="259AA7C4" wp14:editId="3922D98E">
-            <wp:extent cx="5943600" cy="3178175"/>
-            <wp:effectExtent l="0" t="0" r="0" b="3175"/>
+          <wp:inline distT="0" distB="0" distL="0" distR="0" wp14:anchorId="259AA7C4" wp14:editId="53689F9B">
+            <wp:extent cx="5494020" cy="2937775"/>
+            <wp:effectExtent l="0" t="0" r="0" b="0"/>
             <wp:docPr id="3" name="Picture 3"/>
             <wp:cNvGraphicFramePr>
               <a:graphicFrameLocks xmlns:a="http://schemas.openxmlformats.org/drawingml/2006/main" noChangeAspect="1"/>
@@ -2471,7 +2469,7 @@
                   <pic:spPr>
                     <a:xfrm>
                       <a:off x="0" y="0"/>
-                      <a:ext cx="5943600" cy="3178175"/>
+                      <a:ext cx="5496824" cy="2939274"/>
                     </a:xfrm>
                     <a:prstGeom prst="rect">
                       <a:avLst/>
@@ -2541,9 +2539,9 @@
           <w:noProof/>
         </w:rPr>
         <w:drawing>
-          <wp:inline distT="0" distB="0" distL="0" distR="0" wp14:anchorId="0900DDC7" wp14:editId="0148CFD2">
-            <wp:extent cx="5943600" cy="1275080"/>
-            <wp:effectExtent l="0" t="0" r="0" b="1270"/>
+          <wp:inline distT="0" distB="0" distL="0" distR="0" wp14:anchorId="0900DDC7" wp14:editId="0EF50E22">
+            <wp:extent cx="5273040" cy="1131225"/>
+            <wp:effectExtent l="0" t="0" r="3810" b="0"/>
             <wp:docPr id="5" name="Picture 5"/>
             <wp:cNvGraphicFramePr>
               <a:graphicFrameLocks xmlns:a="http://schemas.openxmlformats.org/drawingml/2006/main" noChangeAspect="1"/>
@@ -2564,7 +2562,7 @@
                   <pic:spPr>
                     <a:xfrm>
                       <a:off x="0" y="0"/>
-                      <a:ext cx="5943600" cy="1275080"/>
+                      <a:ext cx="5296278" cy="1136210"/>
                     </a:xfrm>
                     <a:prstGeom prst="rect">
                       <a:avLst/>
@@ -2590,15 +2588,12 @@
     </w:p>
     <w:p>
       <w:r>
-        <w:rPr>
-          <w:noProof/>
-        </w:rPr>
         <w:lastRenderedPageBreak/>
         <w:drawing>
-          <wp:inline distT="0" distB="0" distL="0" distR="0" wp14:anchorId="31DEC008" wp14:editId="6DB670D7">
-            <wp:extent cx="5943600" cy="5835015"/>
-            <wp:effectExtent l="0" t="0" r="0" b="0"/>
-            <wp:docPr id="6" name="Picture 6"/>
+          <wp:inline distT="0" distB="0" distL="0" distR="0" wp14:anchorId="67652E06" wp14:editId="491FE2CB">
+            <wp:extent cx="4434840" cy="3707072"/>
+            <wp:effectExtent l="0" t="0" r="3810" b="8255"/>
+            <wp:docPr id="1134094187" name="Picture 1" descr="A screenshot of a computer&#10;&#10;Description automatically generated"/>
             <wp:cNvGraphicFramePr>
               <a:graphicFrameLocks xmlns:a="http://schemas.openxmlformats.org/drawingml/2006/main" noChangeAspect="1"/>
             </wp:cNvGraphicFramePr>
@@ -2606,7 +2601,7 @@
               <a:graphicData uri="http://schemas.openxmlformats.org/drawingml/2006/picture">
                 <pic:pic xmlns:pic="http://schemas.openxmlformats.org/drawingml/2006/picture">
                   <pic:nvPicPr>
-                    <pic:cNvPr id="1" name=""/>
+                    <pic:cNvPr id="1134094187" name="Picture 1" descr="A screenshot of a computer&#10;&#10;Description automatically generated"/>
                     <pic:cNvPicPr/>
                   </pic:nvPicPr>
                   <pic:blipFill>
@@ -2618,7 +2613,7 @@
                   <pic:spPr>
                     <a:xfrm>
                       <a:off x="0" y="0"/>
-                      <a:ext cx="5943600" cy="5835015"/>
+                      <a:ext cx="4439516" cy="3710981"/>
                     </a:xfrm>
                     <a:prstGeom prst="rect">
                       <a:avLst/>
@@ -2679,11 +2674,10 @@
         <w:rPr>
           <w:noProof/>
         </w:rPr>
-        <w:lastRenderedPageBreak/>
         <w:drawing>
-          <wp:inline distT="0" distB="0" distL="0" distR="0" wp14:anchorId="0A943CC2" wp14:editId="73EB9C5D">
-            <wp:extent cx="2915057" cy="2152950"/>
-            <wp:effectExtent l="0" t="0" r="0" b="0"/>
+          <wp:inline distT="0" distB="0" distL="0" distR="0" wp14:anchorId="0A943CC2" wp14:editId="538D231A">
+            <wp:extent cx="2011680" cy="1485750"/>
+            <wp:effectExtent l="0" t="0" r="7620" b="635"/>
             <wp:docPr id="9" name="Picture 9"/>
             <wp:cNvGraphicFramePr>
               <a:graphicFrameLocks xmlns:a="http://schemas.openxmlformats.org/drawingml/2006/main" noChangeAspect="1"/>
@@ -2704,7 +2698,7 @@
                   <pic:spPr>
                     <a:xfrm>
                       <a:off x="0" y="0"/>
-                      <a:ext cx="2915057" cy="2152950"/>
+                      <a:ext cx="2015498" cy="1488570"/>
                     </a:xfrm>
                     <a:prstGeom prst="rect">
                       <a:avLst/>
@@ -2731,7 +2725,11 @@
         <w:t xml:space="preserve">  The file will be a </w:t>
       </w:r>
       <w:r>
-        <w:t xml:space="preserve">.csv (comma separated values) file which can be opened in any spreadsheet program such as Microsoft Excel. </w:t>
+        <w:t xml:space="preserve">.csv </w:t>
+      </w:r>
+      <w:r>
+        <w:lastRenderedPageBreak/>
+        <w:t xml:space="preserve">(comma separated values) file which can be opened in any spreadsheet program such as Microsoft Excel. </w:t>
       </w:r>
     </w:p>
     <w:p>
@@ -2785,244 +2783,535 @@
         <w:t xml:space="preserve">Lipid data: </w:t>
       </w:r>
       <w:r>
-        <w:t xml:space="preserve">Lipid Name, Lipid Unique Identifier, Precursor Retention Time (m/z), Precursor m/z, </w:t>
-      </w:r>
-      <w:proofErr w:type="spellStart"/>
+        <w:t>Lipid Name, Lipid Unique Identifier, Precursor Retention Time (m/z), Precursor m/z, cf</w:t>
+      </w:r>
+    </w:p>
+    <w:p>
+      <w:r>
+        <w:t>For peptide data, t</w:t>
+      </w:r>
+      <w:r>
+        <w:t xml:space="preserve">he following columns are needed for analysis but will be filled in by </w:t>
+      </w:r>
+      <w:r>
+        <w:t>DeuteRater v6</w:t>
+      </w:r>
+      <w:r>
+        <w:t xml:space="preserve"> if left blank (do note that if any blanks are present in any of these columns, all data in any of these columns will be overwritten): </w:t>
+      </w:r>
+      <w:r>
+        <w:t>Peptide Theoretical Mass</w:t>
+      </w:r>
+      <w:r>
+        <w:t xml:space="preserve">, </w:t>
+      </w:r>
       <w:r>
         <w:t>cf</w:t>
       </w:r>
-      <w:proofErr w:type="spellEnd"/>
-    </w:p>
-    <w:p>
-      <w:r>
-        <w:t>For peptide data, t</w:t>
-      </w:r>
-      <w:r>
-        <w:t xml:space="preserve">he following columns are needed for analysis but will be filled in by </w:t>
+      <w:r>
+        <w:t xml:space="preserve">, </w:t>
+      </w:r>
+      <w:r>
+        <w:t>neutromers_to_extract</w:t>
+      </w:r>
+      <w:r>
+        <w:t xml:space="preserve">, and </w:t>
+      </w:r>
+      <w:r>
+        <w:t>literature_n</w:t>
+      </w:r>
+    </w:p>
+    <w:p>
+      <w:r>
+        <w:t>All other columns</w:t>
+      </w:r>
+      <w:r>
+        <w:t>, including any other columns you want to add,</w:t>
+      </w:r>
+      <w:r>
+        <w:t xml:space="preserve"> are for the user’s information and may be left blank or filled with data as you wish.  A description of all columns</w:t>
+      </w:r>
+      <w:r>
+        <w:t xml:space="preserve"> included in the guide file templates are as</w:t>
+      </w:r>
+      <w:r>
+        <w:t xml:space="preserve"> follows:</w:t>
+      </w:r>
+    </w:p>
+    <w:p>
+      <w:r>
+        <w:t>Sequence</w:t>
+      </w:r>
+      <w:r>
+        <w:t xml:space="preserve"> – the amino acid sequence.  It should be in the form of single letter amino acid code. Post translational modifications (PTMs) should be included here.  The recognized PTMs are found in the file “</w:t>
+      </w:r>
+      <w:r>
+        <w:t>aa_elem_compositions.tsv</w:t>
+      </w:r>
+      <w:r>
+        <w:t xml:space="preserve">” in the resources file of your </w:t>
       </w:r>
       <w:r>
         <w:t>DeuteRater v6</w:t>
       </w:r>
       <w:r>
-        <w:t xml:space="preserve"> if left blank (do note that if any blanks are present in any of these columns, all data in any of these columns will be overwritten): </w:t>
-      </w:r>
+        <w:t xml:space="preserve"> download.  This will be detailed in section</w:t>
+      </w:r>
+      <w:r>
+        <w:t>s “Adjusting Amino Acids” and “Adjusting Post Translational Modifications”</w:t>
+      </w:r>
+      <w:r>
+        <w:t xml:space="preserve">. </w:t>
+      </w:r>
+    </w:p>
+    <w:p/>
+    <w:p>
+      <w:pPr>
+        <w:rPr>
+          <w:b/>
+        </w:rPr>
+      </w:pPr>
+      <w:r>
+        <w:rPr>
+          <w:b/>
+        </w:rPr>
+        <w:t>Peptide columns:</w:t>
+      </w:r>
+    </w:p>
+    <w:p>
+      <w:r>
+        <w:t>Protein ID</w:t>
+      </w:r>
+      <w:r>
+        <w:t xml:space="preserve"> </w:t>
+      </w:r>
+      <w:r>
+        <w:t>– a unique identification code for the protein this peptide belongs to.</w:t>
+      </w:r>
+    </w:p>
+    <w:p>
+      <w:r>
+        <w:t>Protein Name</w:t>
+      </w:r>
+      <w:r>
+        <w:t xml:space="preserve"> – common name of the parent protein</w:t>
+      </w:r>
+    </w:p>
+    <w:p>
+      <w:r>
+        <w:t>Precursor Retention Time (sec)</w:t>
+      </w:r>
+      <w:r>
+        <w:t xml:space="preserve"> </w:t>
+      </w:r>
+      <w:r>
+        <w:t>– the middle of the elution peak for this peptide. Time unit is se</w:t>
+      </w:r>
+      <w:r>
+        <w:t>t</w:t>
+      </w:r>
+      <w:r>
+        <w:t xml:space="preserve"> in the settings menu (default is seconds)</w:t>
+      </w:r>
+    </w:p>
+    <w:p>
+      <w:r>
+        <w:t>rt_start</w:t>
+      </w:r>
+      <w:r>
+        <w:t xml:space="preserve"> </w:t>
+      </w:r>
+      <w:r>
+        <w:t>– the start of the elution peak.</w:t>
+      </w:r>
+      <w:r>
+        <w:t xml:space="preserve"> </w:t>
+      </w:r>
+    </w:p>
+    <w:p>
+      <w:r>
+        <w:t>rt_end</w:t>
+      </w:r>
+      <w:r>
+        <w:t xml:space="preserve"> </w:t>
+      </w:r>
+      <w:r>
+        <w:t>– the end of the elution peak</w:t>
+      </w:r>
+      <w:r>
+        <w:t>.</w:t>
+      </w:r>
+    </w:p>
+    <w:p>
+      <w:r>
+        <w:t>rt_width</w:t>
+      </w:r>
+      <w:r>
+        <w:t xml:space="preserve"> </w:t>
+      </w:r>
+      <w:r>
+        <w:t xml:space="preserve">– the width of the elution peak. </w:t>
+      </w:r>
+    </w:p>
+    <w:p>
+      <w:r>
+        <w:t>Precursor m/z</w:t>
+      </w:r>
+      <w:r>
+        <w:t xml:space="preserve"> – observed m/z of the peptide</w:t>
+      </w:r>
+    </w:p>
+    <w:p>
       <w:r>
         <w:t>Peptide Theoretical Mass</w:t>
       </w:r>
       <w:r>
-        <w:t xml:space="preserve">, </w:t>
-      </w:r>
-      <w:proofErr w:type="spellStart"/>
-      <w:r>
+        <w:t xml:space="preserve"> </w:t>
+      </w:r>
+      <w:r>
+        <w:t>– the theoretical neutral mass of this peptide</w:t>
+      </w:r>
+    </w:p>
+    <w:p>
+      <w:r>
+        <w:t>Identification Charge</w:t>
+      </w:r>
+      <w:r>
+        <w:t xml:space="preserve"> – observed charge state</w:t>
+      </w:r>
+    </w:p>
+    <w:p>
+      <w:r>
+        <w:t xml:space="preserve">ptm – post translational modifications </w:t>
+      </w:r>
+      <w:r>
+        <w:t>observed</w:t>
+      </w:r>
+    </w:p>
+    <w:p>
+      <w:r>
+        <w:t>avg_ppm – the average ppm mass error in the observed peptide</w:t>
+      </w:r>
+    </w:p>
+    <w:p>
+      <w:pPr>
+        <w:spacing w:line="240" w:lineRule="auto"/>
+        <w:rPr>
+          <w:rFonts w:ascii="Calibri" w:eastAsia="Times New Roman" w:hAnsi="Calibri" w:cs="Calibri"/>
+          <w:color w:val="000000"/>
+        </w:rPr>
+      </w:pPr>
+      <w:r>
+        <w:rPr>
+          <w:rFonts w:ascii="Calibri" w:eastAsia="Times New Roman" w:hAnsi="Calibri" w:cs="Calibri"/>
+          <w:color w:val="000000"/>
+        </w:rPr>
+        <w:t>start_loc</w:t>
+      </w:r>
+      <w:r>
+        <w:rPr>
+          <w:rFonts w:ascii="Calibri" w:eastAsia="Times New Roman" w:hAnsi="Calibri" w:cs="Calibri"/>
+          <w:color w:val="000000"/>
+        </w:rPr>
+        <w:t xml:space="preserve"> – the location the peptide begins in the protein</w:t>
+      </w:r>
+    </w:p>
+    <w:p>
+      <w:pPr>
+        <w:spacing w:line="240" w:lineRule="auto"/>
+        <w:rPr>
+          <w:rFonts w:ascii="Calibri" w:eastAsia="Times New Roman" w:hAnsi="Calibri" w:cs="Calibri"/>
+          <w:color w:val="000000"/>
+        </w:rPr>
+      </w:pPr>
+      <w:r>
+        <w:rPr>
+          <w:rFonts w:ascii="Calibri" w:eastAsia="Times New Roman" w:hAnsi="Calibri" w:cs="Calibri"/>
+          <w:color w:val="000000"/>
+        </w:rPr>
+        <w:t>end_loc - the location the peptide ends in the protein</w:t>
+      </w:r>
+    </w:p>
+    <w:p>
+      <w:pPr>
+        <w:spacing w:line="240" w:lineRule="auto"/>
+        <w:rPr>
+          <w:rFonts w:ascii="Calibri" w:eastAsia="Times New Roman" w:hAnsi="Calibri" w:cs="Calibri"/>
+          <w:color w:val="000000"/>
+        </w:rPr>
+      </w:pPr>
+      <w:r>
+        <w:rPr>
+          <w:rFonts w:ascii="Calibri" w:eastAsia="Times New Roman" w:hAnsi="Calibri" w:cs="Calibri"/>
+          <w:color w:val="000000"/>
+        </w:rPr>
+        <w:lastRenderedPageBreak/>
+        <w:t>num_peptides</w:t>
+      </w:r>
+      <w:r>
+        <w:rPr>
+          <w:rFonts w:ascii="Calibri" w:eastAsia="Times New Roman" w:hAnsi="Calibri" w:cs="Calibri"/>
+          <w:color w:val="000000"/>
+        </w:rPr>
+        <w:t xml:space="preserve"> – number of peptides observed for this protein in this analysis</w:t>
+      </w:r>
+    </w:p>
+    <w:p>
+      <w:pPr>
+        <w:spacing w:line="240" w:lineRule="auto"/>
+        <w:rPr>
+          <w:rFonts w:ascii="Calibri" w:eastAsia="Times New Roman" w:hAnsi="Calibri" w:cs="Calibri"/>
+          <w:color w:val="000000"/>
+        </w:rPr>
+      </w:pPr>
+      <w:r>
+        <w:rPr>
+          <w:rFonts w:ascii="Calibri" w:eastAsia="Times New Roman" w:hAnsi="Calibri" w:cs="Calibri"/>
+          <w:color w:val="000000"/>
+        </w:rPr>
+        <w:t>num_unique</w:t>
+      </w:r>
+      <w:r>
+        <w:rPr>
+          <w:rFonts w:ascii="Calibri" w:eastAsia="Times New Roman" w:hAnsi="Calibri" w:cs="Calibri"/>
+          <w:color w:val="000000"/>
+        </w:rPr>
+        <w:t xml:space="preserve"> – number of peptides observed for this protein in this analysis</w:t>
+      </w:r>
+    </w:p>
+    <w:p>
+      <w:pPr>
+        <w:spacing w:line="240" w:lineRule="auto"/>
+        <w:rPr>
+          <w:rFonts w:ascii="Calibri" w:eastAsia="Times New Roman" w:hAnsi="Calibri" w:cs="Calibri"/>
+          <w:color w:val="000000"/>
+        </w:rPr>
+      </w:pPr>
+      <w:r>
+        <w:rPr>
+          <w:rFonts w:ascii="Calibri" w:eastAsia="Times New Roman" w:hAnsi="Calibri" w:cs="Calibri"/>
+          <w:color w:val="000000"/>
+          <w:highlight w:val="yellow"/>
+        </w:rPr>
+        <w:t>accessions -</w:t>
+      </w:r>
+      <w:r>
+        <w:rPr>
+          <w:rFonts w:ascii="Calibri" w:eastAsia="Times New Roman" w:hAnsi="Calibri" w:cs="Calibri"/>
+          <w:color w:val="000000"/>
+        </w:rPr>
+        <w:t xml:space="preserve"> </w:t>
+      </w:r>
+    </w:p>
+    <w:p>
+      <w:pPr>
+        <w:spacing w:line="240" w:lineRule="auto"/>
+        <w:rPr>
+          <w:rFonts w:ascii="Calibri" w:eastAsia="Times New Roman" w:hAnsi="Calibri" w:cs="Calibri"/>
+          <w:color w:val="000000"/>
+        </w:rPr>
+      </w:pPr>
+      <w:r>
+        <w:rPr>
+          <w:rFonts w:ascii="Calibri" w:eastAsia="Times New Roman" w:hAnsi="Calibri" w:cs="Calibri"/>
+          <w:color w:val="000000"/>
+        </w:rPr>
+        <w:t xml:space="preserve">species – the species this protein is from </w:t>
+      </w:r>
+    </w:p>
+    <w:p>
+      <w:pPr>
+        <w:spacing w:line="240" w:lineRule="auto"/>
+        <w:rPr>
+          <w:rFonts w:ascii="Calibri" w:eastAsia="Times New Roman" w:hAnsi="Calibri" w:cs="Calibri"/>
+          <w:color w:val="000000"/>
+        </w:rPr>
+      </w:pPr>
+      <w:r>
+        <w:rPr>
+          <w:rFonts w:ascii="Calibri" w:eastAsia="Times New Roman" w:hAnsi="Calibri" w:cs="Calibri"/>
+          <w:color w:val="000000"/>
+        </w:rPr>
+        <w:t>gene_name</w:t>
+      </w:r>
+      <w:r>
+        <w:rPr>
+          <w:rFonts w:ascii="Calibri" w:eastAsia="Times New Roman" w:hAnsi="Calibri" w:cs="Calibri"/>
+          <w:color w:val="000000"/>
+        </w:rPr>
+        <w:t xml:space="preserve"> – the identifier for the gene associated with this protein</w:t>
+      </w:r>
+    </w:p>
+    <w:p>
+      <w:pPr>
+        <w:spacing w:line="240" w:lineRule="auto"/>
+        <w:rPr>
+          <w:rFonts w:ascii="Calibri" w:eastAsia="Times New Roman" w:hAnsi="Calibri" w:cs="Calibri"/>
+          <w:color w:val="000000"/>
+        </w:rPr>
+      </w:pPr>
+      <w:r>
+        <w:rPr>
+          <w:rFonts w:ascii="Calibri" w:eastAsia="Times New Roman" w:hAnsi="Calibri" w:cs="Calibri"/>
+          <w:color w:val="000000"/>
+        </w:rPr>
+        <w:t>protein_existence</w:t>
+      </w:r>
+      <w:r>
+        <w:rPr>
+          <w:rFonts w:ascii="Calibri" w:eastAsia="Times New Roman" w:hAnsi="Calibri" w:cs="Calibri"/>
+          <w:color w:val="000000"/>
+        </w:rPr>
+        <w:t xml:space="preserve"> </w:t>
+      </w:r>
+      <w:r>
+        <w:rPr>
+          <w:rFonts w:ascii="Calibri" w:eastAsia="Times New Roman" w:hAnsi="Calibri" w:cs="Calibri"/>
+          <w:color w:val="000000"/>
+        </w:rPr>
+        <w:t xml:space="preserve">– </w:t>
+      </w:r>
+      <w:r>
+        <w:rPr>
+          <w:rFonts w:ascii="Calibri" w:eastAsia="Times New Roman" w:hAnsi="Calibri" w:cs="Calibri"/>
+          <w:color w:val="000000"/>
+        </w:rPr>
+        <w:t>a code to indicate the confidence that this protein is biologically relevant</w:t>
+      </w:r>
+    </w:p>
+    <w:p>
+      <w:pPr>
+        <w:spacing w:line="240" w:lineRule="auto"/>
+        <w:rPr>
+          <w:rFonts w:ascii="Calibri" w:eastAsia="Times New Roman" w:hAnsi="Calibri" w:cs="Calibri"/>
+          <w:color w:val="000000"/>
+        </w:rPr>
+      </w:pPr>
+      <w:r>
+        <w:rPr>
+          <w:rFonts w:ascii="Calibri" w:eastAsia="Times New Roman" w:hAnsi="Calibri" w:cs="Calibri"/>
+          <w:color w:val="000000"/>
+        </w:rPr>
+        <w:t>sequence_version</w:t>
+      </w:r>
+      <w:r>
+        <w:rPr>
+          <w:rFonts w:ascii="Calibri" w:eastAsia="Times New Roman" w:hAnsi="Calibri" w:cs="Calibri"/>
+          <w:color w:val="000000"/>
+        </w:rPr>
+        <w:t xml:space="preserve"> – a legacy setting from a previous version.  Leave it blank.</w:t>
+      </w:r>
+    </w:p>
+    <w:p>
+      <w:pPr>
+        <w:spacing w:line="240" w:lineRule="auto"/>
+        <w:rPr>
+          <w:rFonts w:ascii="Calibri" w:eastAsia="Times New Roman" w:hAnsi="Calibri" w:cs="Calibri"/>
+          <w:color w:val="000000"/>
+        </w:rPr>
+      </w:pPr>
+      <w:r>
+        <w:rPr>
+          <w:rFonts w:ascii="Calibri" w:eastAsia="Times New Roman" w:hAnsi="Calibri" w:cs="Calibri"/>
+          <w:color w:val="000000"/>
+        </w:rPr>
         <w:t>cf</w:t>
       </w:r>
-      <w:proofErr w:type="spellEnd"/>
-      <w:r>
-        <w:t xml:space="preserve">, </w:t>
-      </w:r>
-      <w:proofErr w:type="spellStart"/>
-      <w:r>
+      <w:r>
+        <w:rPr>
+          <w:rFonts w:ascii="Calibri" w:eastAsia="Times New Roman" w:hAnsi="Calibri" w:cs="Calibri"/>
+          <w:color w:val="000000"/>
+        </w:rPr>
+        <w:t xml:space="preserve"> – chemical formula in standard format (e.g. </w:t>
+      </w:r>
+      <w:r>
+        <w:rPr>
+          <w:rFonts w:ascii="Calibri" w:eastAsia="Times New Roman" w:hAnsi="Calibri" w:cs="Calibri"/>
+          <w:color w:val="000000"/>
+        </w:rPr>
+        <w:t>C34H60N10O10</w:t>
+      </w:r>
+      <w:r>
+        <w:rPr>
+          <w:rFonts w:ascii="Calibri" w:eastAsia="Times New Roman" w:hAnsi="Calibri" w:cs="Calibri"/>
+          <w:color w:val="000000"/>
+        </w:rPr>
+        <w:t>)</w:t>
+      </w:r>
+    </w:p>
+    <w:p>
+      <w:pPr>
+        <w:spacing w:line="240" w:lineRule="auto"/>
+        <w:rPr>
+          <w:rFonts w:ascii="Calibri" w:eastAsia="Times New Roman" w:hAnsi="Calibri" w:cs="Calibri"/>
+          <w:color w:val="000000"/>
+        </w:rPr>
+      </w:pPr>
+      <w:r>
+        <w:rPr>
+          <w:rFonts w:ascii="Calibri" w:eastAsia="Times New Roman" w:hAnsi="Calibri" w:cs="Calibri"/>
+          <w:color w:val="000000"/>
+        </w:rPr>
         <w:t>neutromers_to_extract</w:t>
       </w:r>
-      <w:proofErr w:type="spellEnd"/>
-      <w:r>
-        <w:t xml:space="preserve">, and </w:t>
-      </w:r>
-      <w:proofErr w:type="spellStart"/>
-      <w:r>
+      <w:r>
+        <w:rPr>
+          <w:rFonts w:ascii="Calibri" w:eastAsia="Times New Roman" w:hAnsi="Calibri" w:cs="Calibri"/>
+          <w:color w:val="000000"/>
+        </w:rPr>
+        <w:t xml:space="preserve"> – number of isotopes to consider</w:t>
+      </w:r>
+    </w:p>
+    <w:p>
+      <w:pPr>
+        <w:spacing w:line="240" w:lineRule="auto"/>
+        <w:rPr>
+          <w:rFonts w:ascii="Calibri" w:eastAsia="Times New Roman" w:hAnsi="Calibri" w:cs="Calibri"/>
+          <w:color w:val="000000"/>
+        </w:rPr>
+      </w:pPr>
+      <w:r>
+        <w:rPr>
+          <w:rFonts w:ascii="Calibri" w:eastAsia="Times New Roman" w:hAnsi="Calibri" w:cs="Calibri"/>
+          <w:color w:val="000000"/>
+        </w:rPr>
         <w:t>literature_n</w:t>
       </w:r>
-      <w:proofErr w:type="spellEnd"/>
-    </w:p>
-    <w:p>
-      <w:r>
-        <w:t>All other columns</w:t>
-      </w:r>
-      <w:r>
-        <w:t>, including any other columns you want to add,</w:t>
-      </w:r>
-      <w:r>
-        <w:t xml:space="preserve"> are for the user’s information and may be left blank or filled with data as you wish.  A description of all columns</w:t>
-      </w:r>
-      <w:r>
-        <w:t xml:space="preserve"> included in the guide file templates are as</w:t>
-      </w:r>
-      <w:r>
-        <w:t xml:space="preserve"> follows:</w:t>
-      </w:r>
-    </w:p>
-    <w:p>
-      <w:r>
-        <w:t>Sequence</w:t>
-      </w:r>
-      <w:r>
-        <w:t xml:space="preserve"> – the amino acid sequence.  It should be in the form of single letter amino acid code. Post translational modifications (PTMs) should be included here.  The recognized PTMs are found in the file “</w:t>
-      </w:r>
-      <w:proofErr w:type="spellStart"/>
-      <w:r>
-        <w:t>aa_elem_compositions.tsv</w:t>
-      </w:r>
-      <w:proofErr w:type="spellEnd"/>
-      <w:r>
-        <w:t xml:space="preserve">” in the resources file of your </w:t>
-      </w:r>
-      <w:r>
-        <w:t>DeuteRater v6</w:t>
-      </w:r>
-      <w:r>
-        <w:t xml:space="preserve"> download.  This will be detailed in section</w:t>
-      </w:r>
-      <w:r>
-        <w:t>s “Adjusting Amino Acids” and “Adjusting Post Translational Modifications”</w:t>
-      </w:r>
-      <w:r>
-        <w:t xml:space="preserve">. </w:t>
-      </w:r>
-    </w:p>
-    <w:p/>
-    <w:p>
-      <w:pPr>
-        <w:rPr>
+      <w:r>
+        <w:rPr>
+          <w:rFonts w:ascii="Calibri" w:eastAsia="Times New Roman" w:hAnsi="Calibri" w:cs="Calibri"/>
+          <w:color w:val="000000"/>
+        </w:rPr>
+        <w:t xml:space="preserve"> – the number of deuteriums that can be incorporated</w:t>
+      </w:r>
+    </w:p>
+    <w:p>
+      <w:pPr>
+        <w:spacing w:line="240" w:lineRule="auto"/>
+        <w:rPr>
+          <w:rFonts w:ascii="Calibri" w:eastAsia="Times New Roman" w:hAnsi="Calibri" w:cs="Calibri"/>
+          <w:color w:val="000000"/>
+        </w:rPr>
+      </w:pPr>
+    </w:p>
+    <w:p>
+      <w:pPr>
+        <w:spacing w:line="240" w:lineRule="auto"/>
+        <w:rPr>
+          <w:rFonts w:ascii="Calibri" w:eastAsia="Times New Roman" w:hAnsi="Calibri" w:cs="Calibri"/>
           <w:b/>
-        </w:rPr>
-      </w:pPr>
-      <w:r>
-        <w:rPr>
+          <w:color w:val="000000"/>
+          <w:highlight w:val="yellow"/>
+        </w:rPr>
+      </w:pPr>
+      <w:r>
+        <w:rPr>
+          <w:rFonts w:ascii="Calibri" w:eastAsia="Times New Roman" w:hAnsi="Calibri" w:cs="Calibri"/>
           <w:b/>
-        </w:rPr>
-        <w:t>Peptide columns:</w:t>
-      </w:r>
-    </w:p>
-    <w:p>
-      <w:r>
-        <w:t>Protein ID</w:t>
-      </w:r>
-      <w:r>
-        <w:t xml:space="preserve"> </w:t>
-      </w:r>
-      <w:r>
-        <w:t>– a unique identification code for the protein this peptide belongs to.</w:t>
-      </w:r>
-    </w:p>
-    <w:p>
-      <w:r>
-        <w:t>Protein Name</w:t>
-      </w:r>
-      <w:r>
-        <w:t xml:space="preserve"> – common name of the parent protein</w:t>
-      </w:r>
-    </w:p>
-    <w:p>
-      <w:r>
-        <w:t>Precursor Retention Time (sec)</w:t>
-      </w:r>
-      <w:r>
-        <w:t xml:space="preserve"> </w:t>
-      </w:r>
-      <w:r>
-        <w:t>– the middle of the elution peak for this peptide. Time unit is se</w:t>
-      </w:r>
-      <w:r>
-        <w:t>t</w:t>
-      </w:r>
-      <w:r>
-        <w:t xml:space="preserve"> in the settings menu (default is seconds)</w:t>
-      </w:r>
-    </w:p>
-    <w:p>
-      <w:proofErr w:type="spellStart"/>
-      <w:r>
-        <w:t>rt_start</w:t>
-      </w:r>
-      <w:proofErr w:type="spellEnd"/>
-      <w:r>
-        <w:t xml:space="preserve"> </w:t>
-      </w:r>
-      <w:r>
-        <w:t>– the start of the elution peak.</w:t>
-      </w:r>
-      <w:r>
-        <w:t xml:space="preserve"> </w:t>
-      </w:r>
-    </w:p>
-    <w:p>
-      <w:proofErr w:type="spellStart"/>
-      <w:r>
-        <w:lastRenderedPageBreak/>
-        <w:t>rt_end</w:t>
-      </w:r>
-      <w:proofErr w:type="spellEnd"/>
-      <w:r>
-        <w:t xml:space="preserve"> </w:t>
-      </w:r>
-      <w:r>
-        <w:t>– the end of the elution peak</w:t>
-      </w:r>
-      <w:r>
-        <w:t>.</w:t>
-      </w:r>
-    </w:p>
-    <w:p>
-      <w:proofErr w:type="spellStart"/>
-      <w:r>
-        <w:t>rt_width</w:t>
-      </w:r>
-      <w:proofErr w:type="spellEnd"/>
-      <w:r>
-        <w:t xml:space="preserve"> </w:t>
-      </w:r>
-      <w:r>
-        <w:t xml:space="preserve">– the width of the elution peak. </w:t>
-      </w:r>
-    </w:p>
-    <w:p>
-      <w:r>
-        <w:t>Precursor m/z</w:t>
-      </w:r>
-      <w:r>
-        <w:t xml:space="preserve"> – observed m/z of the peptide</w:t>
-      </w:r>
-    </w:p>
-    <w:p>
-      <w:r>
-        <w:t>Peptide Theoretical Mass</w:t>
-      </w:r>
-      <w:r>
-        <w:t xml:space="preserve"> </w:t>
-      </w:r>
-      <w:r>
-        <w:t>– the theoretical neutral mass of this peptide</w:t>
-      </w:r>
-    </w:p>
-    <w:p>
-      <w:r>
-        <w:t>Identification Charge</w:t>
-      </w:r>
-      <w:r>
-        <w:t xml:space="preserve"> – observed charge state</w:t>
-      </w:r>
-    </w:p>
-    <w:p>
-      <w:proofErr w:type="spellStart"/>
-      <w:r>
-        <w:t>ptm</w:t>
-      </w:r>
-      <w:proofErr w:type="spellEnd"/>
-      <w:r>
-        <w:t xml:space="preserve"> – post translational modifications </w:t>
-      </w:r>
-      <w:r>
-        <w:t>observed</w:t>
-      </w:r>
-    </w:p>
-    <w:p>
-      <w:proofErr w:type="spellStart"/>
-      <w:r>
-        <w:t>avg_ppm</w:t>
-      </w:r>
-      <w:proofErr w:type="spellEnd"/>
-      <w:r>
-        <w:t xml:space="preserve"> – the average ppm mass error in the observed peptide</w:t>
+          <w:color w:val="000000"/>
+          <w:highlight w:val="yellow"/>
+        </w:rPr>
+        <w:t>Lipid columns:</w:t>
       </w:r>
     </w:p>
     <w:p>
@@ -3031,23 +3320,24 @@
         <w:rPr>
           <w:rFonts w:ascii="Calibri" w:eastAsia="Times New Roman" w:hAnsi="Calibri" w:cs="Calibri"/>
           <w:color w:val="000000"/>
-        </w:rPr>
-      </w:pPr>
-      <w:proofErr w:type="spellStart"/>
-      <w:r>
-        <w:rPr>
-          <w:rFonts w:ascii="Calibri" w:eastAsia="Times New Roman" w:hAnsi="Calibri" w:cs="Calibri"/>
-          <w:color w:val="000000"/>
-        </w:rPr>
-        <w:t>start_loc</w:t>
-      </w:r>
-      <w:proofErr w:type="spellEnd"/>
-      <w:r>
-        <w:rPr>
-          <w:rFonts w:ascii="Calibri" w:eastAsia="Times New Roman" w:hAnsi="Calibri" w:cs="Calibri"/>
-          <w:color w:val="000000"/>
-        </w:rPr>
-        <w:t xml:space="preserve"> – the location the peptide begins in the protein</w:t>
+          <w:highlight w:val="yellow"/>
+        </w:rPr>
+      </w:pPr>
+      <w:r>
+        <w:rPr>
+          <w:rFonts w:ascii="Calibri" w:eastAsia="Times New Roman" w:hAnsi="Calibri" w:cs="Calibri"/>
+          <w:color w:val="000000"/>
+          <w:highlight w:val="yellow"/>
+        </w:rPr>
+        <w:t xml:space="preserve">Lipid Name – </w:t>
+      </w:r>
+      <w:r>
+        <w:rPr>
+          <w:rFonts w:ascii="Calibri" w:eastAsia="Times New Roman" w:hAnsi="Calibri" w:cs="Calibri"/>
+          <w:color w:val="000000"/>
+          <w:highlight w:val="yellow"/>
+        </w:rPr>
+        <w:t>common name of the parent lipid</w:t>
       </w:r>
     </w:p>
     <w:p>
@@ -3056,23 +3346,24 @@
         <w:rPr>
           <w:rFonts w:ascii="Calibri" w:eastAsia="Times New Roman" w:hAnsi="Calibri" w:cs="Calibri"/>
           <w:color w:val="000000"/>
-        </w:rPr>
-      </w:pPr>
-      <w:proofErr w:type="spellStart"/>
-      <w:r>
-        <w:rPr>
-          <w:rFonts w:ascii="Calibri" w:eastAsia="Times New Roman" w:hAnsi="Calibri" w:cs="Calibri"/>
-          <w:color w:val="000000"/>
-        </w:rPr>
-        <w:t>end_loc</w:t>
-      </w:r>
-      <w:proofErr w:type="spellEnd"/>
-      <w:r>
-        <w:rPr>
-          <w:rFonts w:ascii="Calibri" w:eastAsia="Times New Roman" w:hAnsi="Calibri" w:cs="Calibri"/>
-          <w:color w:val="000000"/>
-        </w:rPr>
-        <w:t xml:space="preserve"> - the location the peptide ends in the protein</w:t>
+          <w:highlight w:val="yellow"/>
+        </w:rPr>
+      </w:pPr>
+      <w:r>
+        <w:rPr>
+          <w:rFonts w:ascii="Calibri" w:eastAsia="Times New Roman" w:hAnsi="Calibri" w:cs="Calibri"/>
+          <w:color w:val="000000"/>
+          <w:highlight w:val="yellow"/>
+        </w:rPr>
+        <w:t xml:space="preserve">Lipid Unique Identifier – </w:t>
+      </w:r>
+      <w:r>
+        <w:rPr>
+          <w:rFonts w:ascii="Calibri" w:eastAsia="Times New Roman" w:hAnsi="Calibri" w:cs="Calibri"/>
+          <w:color w:val="000000"/>
+          <w:highlight w:val="yellow"/>
+        </w:rPr>
+        <w:t>the unique name for the specific lipid species</w:t>
       </w:r>
     </w:p>
     <w:p>
@@ -3081,23 +3372,24 @@
         <w:rPr>
           <w:rFonts w:ascii="Calibri" w:eastAsia="Times New Roman" w:hAnsi="Calibri" w:cs="Calibri"/>
           <w:color w:val="000000"/>
-        </w:rPr>
-      </w:pPr>
-      <w:proofErr w:type="spellStart"/>
-      <w:r>
-        <w:rPr>
-          <w:rFonts w:ascii="Calibri" w:eastAsia="Times New Roman" w:hAnsi="Calibri" w:cs="Calibri"/>
-          <w:color w:val="000000"/>
-        </w:rPr>
-        <w:t>num_peptides</w:t>
-      </w:r>
-      <w:proofErr w:type="spellEnd"/>
-      <w:r>
-        <w:rPr>
-          <w:rFonts w:ascii="Calibri" w:eastAsia="Times New Roman" w:hAnsi="Calibri" w:cs="Calibri"/>
-          <w:color w:val="000000"/>
-        </w:rPr>
-        <w:t xml:space="preserve"> – number of peptides observed for this protein in this analysis</w:t>
+          <w:highlight w:val="yellow"/>
+        </w:rPr>
+      </w:pPr>
+      <w:r>
+        <w:rPr>
+          <w:rFonts w:ascii="Calibri" w:eastAsia="Times New Roman" w:hAnsi="Calibri" w:cs="Calibri"/>
+          <w:color w:val="000000"/>
+          <w:highlight w:val="yellow"/>
+        </w:rPr>
+        <w:t xml:space="preserve">Precursor m/z – </w:t>
+      </w:r>
+      <w:r>
+        <w:rPr>
+          <w:rFonts w:ascii="Calibri" w:eastAsia="Times New Roman" w:hAnsi="Calibri" w:cs="Calibri"/>
+          <w:color w:val="000000"/>
+          <w:highlight w:val="yellow"/>
+        </w:rPr>
+        <w:t>observed m/z of the lipid</w:t>
       </w:r>
     </w:p>
     <w:p>
@@ -3106,23 +3398,22 @@
         <w:rPr>
           <w:rFonts w:ascii="Calibri" w:eastAsia="Times New Roman" w:hAnsi="Calibri" w:cs="Calibri"/>
           <w:color w:val="000000"/>
-        </w:rPr>
-      </w:pPr>
-      <w:proofErr w:type="spellStart"/>
-      <w:r>
-        <w:rPr>
-          <w:rFonts w:ascii="Calibri" w:eastAsia="Times New Roman" w:hAnsi="Calibri" w:cs="Calibri"/>
-          <w:color w:val="000000"/>
-        </w:rPr>
-        <w:t>num_unique</w:t>
-      </w:r>
-      <w:proofErr w:type="spellEnd"/>
-      <w:r>
-        <w:rPr>
-          <w:rFonts w:ascii="Calibri" w:eastAsia="Times New Roman" w:hAnsi="Calibri" w:cs="Calibri"/>
-          <w:color w:val="000000"/>
-        </w:rPr>
-        <w:t xml:space="preserve"> – number of peptides observed for this protein in this analysis</w:t>
+          <w:highlight w:val="yellow"/>
+        </w:rPr>
+      </w:pPr>
+      <w:r>
+        <w:rPr>
+          <w:rFonts w:ascii="Calibri" w:eastAsia="Times New Roman" w:hAnsi="Calibri" w:cs="Calibri"/>
+          <w:color w:val="000000"/>
+          <w:highlight w:val="yellow"/>
+        </w:rPr>
+        <w:t xml:space="preserve">Precursor Retention Time (sec) – </w:t>
+      </w:r>
+      <w:r>
+        <w:rPr>
+          <w:highlight w:val="yellow"/>
+        </w:rPr>
+        <w:t>the middle of the elution peak for this lipid. Time unit is set in the settings menu (default is seconds)</w:t>
       </w:r>
     </w:p>
     <w:p>
@@ -3131,22 +3422,24 @@
         <w:rPr>
           <w:rFonts w:ascii="Calibri" w:eastAsia="Times New Roman" w:hAnsi="Calibri" w:cs="Calibri"/>
           <w:color w:val="000000"/>
-        </w:rPr>
-      </w:pPr>
-      <w:r>
-        <w:rPr>
-          <w:rFonts w:ascii="Calibri" w:eastAsia="Times New Roman" w:hAnsi="Calibri" w:cs="Calibri"/>
-          <w:color w:val="000000"/>
           <w:highlight w:val="yellow"/>
         </w:rPr>
-        <w:t>accessions -</w:t>
-      </w:r>
-      <w:r>
-        <w:rPr>
-          <w:rFonts w:ascii="Calibri" w:eastAsia="Times New Roman" w:hAnsi="Calibri" w:cs="Calibri"/>
-          <w:color w:val="000000"/>
-        </w:rPr>
-        <w:t xml:space="preserve"> </w:t>
+      </w:pPr>
+      <w:r>
+        <w:rPr>
+          <w:rFonts w:ascii="Calibri" w:eastAsia="Times New Roman" w:hAnsi="Calibri" w:cs="Calibri"/>
+          <w:color w:val="000000"/>
+          <w:highlight w:val="yellow"/>
+        </w:rPr>
+        <w:t xml:space="preserve">Identification Charge – </w:t>
+      </w:r>
+      <w:r>
+        <w:rPr>
+          <w:rFonts w:ascii="Calibri" w:eastAsia="Times New Roman" w:hAnsi="Calibri" w:cs="Calibri"/>
+          <w:color w:val="000000"/>
+          <w:highlight w:val="yellow"/>
+        </w:rPr>
+        <w:t>observed charge state</w:t>
       </w:r>
     </w:p>
     <w:p>
@@ -3155,14 +3448,24 @@
         <w:rPr>
           <w:rFonts w:ascii="Calibri" w:eastAsia="Times New Roman" w:hAnsi="Calibri" w:cs="Calibri"/>
           <w:color w:val="000000"/>
-        </w:rPr>
-      </w:pPr>
-      <w:r>
-        <w:rPr>
-          <w:rFonts w:ascii="Calibri" w:eastAsia="Times New Roman" w:hAnsi="Calibri" w:cs="Calibri"/>
-          <w:color w:val="000000"/>
-        </w:rPr>
-        <w:t xml:space="preserve">species – the species this protein is from </w:t>
+          <w:highlight w:val="yellow"/>
+        </w:rPr>
+      </w:pPr>
+      <w:r>
+        <w:rPr>
+          <w:rFonts w:ascii="Calibri" w:eastAsia="Times New Roman" w:hAnsi="Calibri" w:cs="Calibri"/>
+          <w:color w:val="000000"/>
+          <w:highlight w:val="yellow"/>
+        </w:rPr>
+        <w:t xml:space="preserve">cf – </w:t>
+      </w:r>
+      <w:r>
+        <w:rPr>
+          <w:rFonts w:ascii="Calibri" w:eastAsia="Times New Roman" w:hAnsi="Calibri" w:cs="Calibri"/>
+          <w:color w:val="000000"/>
+          <w:highlight w:val="yellow"/>
+        </w:rPr>
+        <w:t>chemical formula in standard format (e.g. C7H16NO2)</w:t>
       </w:r>
     </w:p>
     <w:p>
@@ -3171,23 +3474,24 @@
         <w:rPr>
           <w:rFonts w:ascii="Calibri" w:eastAsia="Times New Roman" w:hAnsi="Calibri" w:cs="Calibri"/>
           <w:color w:val="000000"/>
-        </w:rPr>
-      </w:pPr>
-      <w:proofErr w:type="spellStart"/>
-      <w:r>
-        <w:rPr>
-          <w:rFonts w:ascii="Calibri" w:eastAsia="Times New Roman" w:hAnsi="Calibri" w:cs="Calibri"/>
-          <w:color w:val="000000"/>
-        </w:rPr>
-        <w:t>gene_name</w:t>
-      </w:r>
-      <w:proofErr w:type="spellEnd"/>
-      <w:r>
-        <w:rPr>
-          <w:rFonts w:ascii="Calibri" w:eastAsia="Times New Roman" w:hAnsi="Calibri" w:cs="Calibri"/>
-          <w:color w:val="000000"/>
-        </w:rPr>
-        <w:t xml:space="preserve"> – the identifier for the gene associated with this protein</w:t>
+          <w:highlight w:val="yellow"/>
+        </w:rPr>
+      </w:pPr>
+      <w:r>
+        <w:rPr>
+          <w:rFonts w:ascii="Calibri" w:eastAsia="Times New Roman" w:hAnsi="Calibri" w:cs="Calibri"/>
+          <w:color w:val="000000"/>
+          <w:highlight w:val="yellow"/>
+        </w:rPr>
+        <w:t xml:space="preserve">neutromers_to_extract – </w:t>
+      </w:r>
+      <w:r>
+        <w:rPr>
+          <w:rFonts w:ascii="Calibri" w:eastAsia="Times New Roman" w:hAnsi="Calibri" w:cs="Calibri"/>
+          <w:color w:val="000000"/>
+          <w:highlight w:val="yellow"/>
+        </w:rPr>
+        <w:t>number of isotopes to consider</w:t>
       </w:r>
     </w:p>
     <w:p>
@@ -3196,426 +3500,15 @@
         <w:rPr>
           <w:rFonts w:ascii="Calibri" w:eastAsia="Times New Roman" w:hAnsi="Calibri" w:cs="Calibri"/>
           <w:color w:val="000000"/>
-        </w:rPr>
-      </w:pPr>
-      <w:proofErr w:type="spellStart"/>
-      <w:r>
-        <w:rPr>
-          <w:rFonts w:ascii="Calibri" w:eastAsia="Times New Roman" w:hAnsi="Calibri" w:cs="Calibri"/>
-          <w:color w:val="000000"/>
-        </w:rPr>
-        <w:t>protein_existence</w:t>
-      </w:r>
-      <w:proofErr w:type="spellEnd"/>
-      <w:r>
-        <w:rPr>
-          <w:rFonts w:ascii="Calibri" w:eastAsia="Times New Roman" w:hAnsi="Calibri" w:cs="Calibri"/>
-          <w:color w:val="000000"/>
-        </w:rPr>
-        <w:t xml:space="preserve"> </w:t>
-      </w:r>
-      <w:r>
-        <w:rPr>
-          <w:rFonts w:ascii="Calibri" w:eastAsia="Times New Roman" w:hAnsi="Calibri" w:cs="Calibri"/>
-          <w:color w:val="000000"/>
-        </w:rPr>
-        <w:t xml:space="preserve">– </w:t>
-      </w:r>
-      <w:r>
-        <w:rPr>
-          <w:rFonts w:ascii="Calibri" w:eastAsia="Times New Roman" w:hAnsi="Calibri" w:cs="Calibri"/>
-          <w:color w:val="000000"/>
-        </w:rPr>
-        <w:t>a code to indicate the confidence that this protein is biologically relevant</w:t>
-      </w:r>
-    </w:p>
-    <w:p>
-      <w:pPr>
-        <w:spacing w:line="240" w:lineRule="auto"/>
-        <w:rPr>
-          <w:rFonts w:ascii="Calibri" w:eastAsia="Times New Roman" w:hAnsi="Calibri" w:cs="Calibri"/>
-          <w:color w:val="000000"/>
-        </w:rPr>
-      </w:pPr>
-      <w:proofErr w:type="spellStart"/>
-      <w:r>
-        <w:rPr>
-          <w:rFonts w:ascii="Calibri" w:eastAsia="Times New Roman" w:hAnsi="Calibri" w:cs="Calibri"/>
-          <w:color w:val="000000"/>
-        </w:rPr>
-        <w:t>sequence_version</w:t>
-      </w:r>
-      <w:proofErr w:type="spellEnd"/>
-      <w:r>
-        <w:rPr>
-          <w:rFonts w:ascii="Calibri" w:eastAsia="Times New Roman" w:hAnsi="Calibri" w:cs="Calibri"/>
-          <w:color w:val="000000"/>
-        </w:rPr>
-        <w:t xml:space="preserve"> – a legacy setting from a previous version.  Leave it blank.</w:t>
-      </w:r>
-    </w:p>
-    <w:p>
-      <w:pPr>
-        <w:spacing w:line="240" w:lineRule="auto"/>
-        <w:rPr>
-          <w:rFonts w:ascii="Calibri" w:eastAsia="Times New Roman" w:hAnsi="Calibri" w:cs="Calibri"/>
-          <w:color w:val="000000"/>
-        </w:rPr>
-      </w:pPr>
-      <w:proofErr w:type="spellStart"/>
-      <w:r>
-        <w:rPr>
-          <w:rFonts w:ascii="Calibri" w:eastAsia="Times New Roman" w:hAnsi="Calibri" w:cs="Calibri"/>
-          <w:color w:val="000000"/>
-        </w:rPr>
-        <w:t>cf</w:t>
-      </w:r>
-      <w:proofErr w:type="spellEnd"/>
-      <w:r>
-        <w:rPr>
-          <w:rFonts w:ascii="Calibri" w:eastAsia="Times New Roman" w:hAnsi="Calibri" w:cs="Calibri"/>
-          <w:color w:val="000000"/>
-        </w:rPr>
-        <w:t xml:space="preserve"> – chemical formula in standard format (e.g. </w:t>
-      </w:r>
-      <w:r>
-        <w:rPr>
-          <w:rFonts w:ascii="Calibri" w:eastAsia="Times New Roman" w:hAnsi="Calibri" w:cs="Calibri"/>
-          <w:color w:val="000000"/>
-        </w:rPr>
-        <w:t>C34H60N10O10</w:t>
-      </w:r>
-      <w:r>
-        <w:rPr>
-          <w:rFonts w:ascii="Calibri" w:eastAsia="Times New Roman" w:hAnsi="Calibri" w:cs="Calibri"/>
-          <w:color w:val="000000"/>
-        </w:rPr>
-        <w:t>)</w:t>
-      </w:r>
-    </w:p>
-    <w:p>
-      <w:pPr>
-        <w:spacing w:line="240" w:lineRule="auto"/>
-        <w:rPr>
-          <w:rFonts w:ascii="Calibri" w:eastAsia="Times New Roman" w:hAnsi="Calibri" w:cs="Calibri"/>
-          <w:color w:val="000000"/>
-        </w:rPr>
-      </w:pPr>
-      <w:proofErr w:type="spellStart"/>
-      <w:r>
-        <w:rPr>
-          <w:rFonts w:ascii="Calibri" w:eastAsia="Times New Roman" w:hAnsi="Calibri" w:cs="Calibri"/>
-          <w:color w:val="000000"/>
-        </w:rPr>
-        <w:t>neutromers_to_extract</w:t>
-      </w:r>
-      <w:proofErr w:type="spellEnd"/>
-      <w:r>
-        <w:rPr>
-          <w:rFonts w:ascii="Calibri" w:eastAsia="Times New Roman" w:hAnsi="Calibri" w:cs="Calibri"/>
-          <w:color w:val="000000"/>
-        </w:rPr>
-        <w:t xml:space="preserve"> – number of isotopes to consider</w:t>
-      </w:r>
-    </w:p>
-    <w:p>
-      <w:pPr>
-        <w:spacing w:line="240" w:lineRule="auto"/>
-        <w:rPr>
-          <w:rFonts w:ascii="Calibri" w:eastAsia="Times New Roman" w:hAnsi="Calibri" w:cs="Calibri"/>
-          <w:color w:val="000000"/>
-        </w:rPr>
-      </w:pPr>
-      <w:proofErr w:type="spellStart"/>
-      <w:r>
-        <w:rPr>
-          <w:rFonts w:ascii="Calibri" w:eastAsia="Times New Roman" w:hAnsi="Calibri" w:cs="Calibri"/>
-          <w:color w:val="000000"/>
-        </w:rPr>
-        <w:t>literature_n</w:t>
-      </w:r>
-      <w:proofErr w:type="spellEnd"/>
-      <w:r>
-        <w:rPr>
-          <w:rFonts w:ascii="Calibri" w:eastAsia="Times New Roman" w:hAnsi="Calibri" w:cs="Calibri"/>
-          <w:color w:val="000000"/>
-        </w:rPr>
-        <w:t xml:space="preserve"> – the number of </w:t>
-      </w:r>
-      <w:proofErr w:type="spellStart"/>
-      <w:r>
-        <w:rPr>
-          <w:rFonts w:ascii="Calibri" w:eastAsia="Times New Roman" w:hAnsi="Calibri" w:cs="Calibri"/>
-          <w:color w:val="000000"/>
-        </w:rPr>
-        <w:t>deuteriums</w:t>
-      </w:r>
-      <w:proofErr w:type="spellEnd"/>
-      <w:r>
-        <w:rPr>
-          <w:rFonts w:ascii="Calibri" w:eastAsia="Times New Roman" w:hAnsi="Calibri" w:cs="Calibri"/>
-          <w:color w:val="000000"/>
-        </w:rPr>
-        <w:t xml:space="preserve"> that can be incorporated</w:t>
-      </w:r>
-    </w:p>
-    <w:p>
-      <w:pPr>
-        <w:spacing w:line="240" w:lineRule="auto"/>
-        <w:rPr>
-          <w:rFonts w:ascii="Calibri" w:eastAsia="Times New Roman" w:hAnsi="Calibri" w:cs="Calibri"/>
-          <w:color w:val="000000"/>
-        </w:rPr>
-      </w:pPr>
-    </w:p>
-    <w:p>
-      <w:pPr>
-        <w:spacing w:line="240" w:lineRule="auto"/>
-        <w:rPr>
-          <w:rFonts w:ascii="Calibri" w:eastAsia="Times New Roman" w:hAnsi="Calibri" w:cs="Calibri"/>
-          <w:b/>
-          <w:color w:val="000000"/>
           <w:highlight w:val="yellow"/>
         </w:rPr>
       </w:pPr>
       <w:r>
         <w:rPr>
           <w:rFonts w:ascii="Calibri" w:eastAsia="Times New Roman" w:hAnsi="Calibri" w:cs="Calibri"/>
-          <w:b/>
           <w:color w:val="000000"/>
           <w:highlight w:val="yellow"/>
         </w:rPr>
-        <w:t>Lipid columns:</w:t>
-      </w:r>
-    </w:p>
-    <w:p>
-      <w:pPr>
-        <w:spacing w:line="240" w:lineRule="auto"/>
-        <w:rPr>
-          <w:rFonts w:ascii="Calibri" w:eastAsia="Times New Roman" w:hAnsi="Calibri" w:cs="Calibri"/>
-          <w:color w:val="000000"/>
-          <w:highlight w:val="yellow"/>
-        </w:rPr>
-      </w:pPr>
-      <w:r>
-        <w:rPr>
-          <w:rFonts w:ascii="Calibri" w:eastAsia="Times New Roman" w:hAnsi="Calibri" w:cs="Calibri"/>
-          <w:color w:val="000000"/>
-          <w:highlight w:val="yellow"/>
-        </w:rPr>
-        <w:t xml:space="preserve">Lipid Name – </w:t>
-      </w:r>
-      <w:r>
-        <w:rPr>
-          <w:rFonts w:ascii="Calibri" w:eastAsia="Times New Roman" w:hAnsi="Calibri" w:cs="Calibri"/>
-          <w:color w:val="000000"/>
-          <w:highlight w:val="yellow"/>
-        </w:rPr>
-        <w:t>common name of the parent lipid</w:t>
-      </w:r>
-    </w:p>
-    <w:p>
-      <w:pPr>
-        <w:spacing w:line="240" w:lineRule="auto"/>
-        <w:rPr>
-          <w:rFonts w:ascii="Calibri" w:eastAsia="Times New Roman" w:hAnsi="Calibri" w:cs="Calibri"/>
-          <w:color w:val="000000"/>
-          <w:highlight w:val="yellow"/>
-        </w:rPr>
-      </w:pPr>
-      <w:r>
-        <w:rPr>
-          <w:rFonts w:ascii="Calibri" w:eastAsia="Times New Roman" w:hAnsi="Calibri" w:cs="Calibri"/>
-          <w:color w:val="000000"/>
-          <w:highlight w:val="yellow"/>
-        </w:rPr>
-        <w:t xml:space="preserve">Lipid Unique Identifier – </w:t>
-      </w:r>
-      <w:r>
-        <w:rPr>
-          <w:rFonts w:ascii="Calibri" w:eastAsia="Times New Roman" w:hAnsi="Calibri" w:cs="Calibri"/>
-          <w:color w:val="000000"/>
-          <w:highlight w:val="yellow"/>
-        </w:rPr>
-        <w:t>the unique name for the specific lipid species</w:t>
-      </w:r>
-    </w:p>
-    <w:p>
-      <w:pPr>
-        <w:spacing w:line="240" w:lineRule="auto"/>
-        <w:rPr>
-          <w:rFonts w:ascii="Calibri" w:eastAsia="Times New Roman" w:hAnsi="Calibri" w:cs="Calibri"/>
-          <w:color w:val="000000"/>
-          <w:highlight w:val="yellow"/>
-        </w:rPr>
-      </w:pPr>
-      <w:r>
-        <w:rPr>
-          <w:rFonts w:ascii="Calibri" w:eastAsia="Times New Roman" w:hAnsi="Calibri" w:cs="Calibri"/>
-          <w:color w:val="000000"/>
-          <w:highlight w:val="yellow"/>
-        </w:rPr>
-        <w:t xml:space="preserve">Precursor m/z – </w:t>
-      </w:r>
-      <w:r>
-        <w:rPr>
-          <w:rFonts w:ascii="Calibri" w:eastAsia="Times New Roman" w:hAnsi="Calibri" w:cs="Calibri"/>
-          <w:color w:val="000000"/>
-          <w:highlight w:val="yellow"/>
-        </w:rPr>
-        <w:t>observed m/z of the lipid</w:t>
-      </w:r>
-    </w:p>
-    <w:p>
-      <w:pPr>
-        <w:spacing w:line="240" w:lineRule="auto"/>
-        <w:rPr>
-          <w:rFonts w:ascii="Calibri" w:eastAsia="Times New Roman" w:hAnsi="Calibri" w:cs="Calibri"/>
-          <w:color w:val="000000"/>
-          <w:highlight w:val="yellow"/>
-        </w:rPr>
-      </w:pPr>
-      <w:r>
-        <w:rPr>
-          <w:rFonts w:ascii="Calibri" w:eastAsia="Times New Roman" w:hAnsi="Calibri" w:cs="Calibri"/>
-          <w:color w:val="000000"/>
-          <w:highlight w:val="yellow"/>
-        </w:rPr>
-        <w:t xml:space="preserve">Precursor Retention Time (sec) – </w:t>
-      </w:r>
-      <w:r>
-        <w:rPr>
-          <w:highlight w:val="yellow"/>
-        </w:rPr>
-        <w:t xml:space="preserve">the middle of the elution peak for this </w:t>
-      </w:r>
-      <w:r>
-        <w:rPr>
-          <w:highlight w:val="yellow"/>
-        </w:rPr>
-        <w:t>lipid</w:t>
-      </w:r>
-      <w:r>
-        <w:rPr>
-          <w:highlight w:val="yellow"/>
-        </w:rPr>
-        <w:t>. Time unit is set in the settings menu (default is seconds)</w:t>
-      </w:r>
-    </w:p>
-    <w:p>
-      <w:pPr>
-        <w:spacing w:line="240" w:lineRule="auto"/>
-        <w:rPr>
-          <w:rFonts w:ascii="Calibri" w:eastAsia="Times New Roman" w:hAnsi="Calibri" w:cs="Calibri"/>
-          <w:color w:val="000000"/>
-          <w:highlight w:val="yellow"/>
-        </w:rPr>
-      </w:pPr>
-      <w:r>
-        <w:rPr>
-          <w:rFonts w:ascii="Calibri" w:eastAsia="Times New Roman" w:hAnsi="Calibri" w:cs="Calibri"/>
-          <w:color w:val="000000"/>
-          <w:highlight w:val="yellow"/>
-        </w:rPr>
-        <w:t xml:space="preserve">Identification Charge – </w:t>
-      </w:r>
-      <w:r>
-        <w:rPr>
-          <w:rFonts w:ascii="Calibri" w:eastAsia="Times New Roman" w:hAnsi="Calibri" w:cs="Calibri"/>
-          <w:color w:val="000000"/>
-          <w:highlight w:val="yellow"/>
-        </w:rPr>
-        <w:t>observed charge state</w:t>
-      </w:r>
-    </w:p>
-    <w:p>
-      <w:pPr>
-        <w:spacing w:line="240" w:lineRule="auto"/>
-        <w:rPr>
-          <w:rFonts w:ascii="Calibri" w:eastAsia="Times New Roman" w:hAnsi="Calibri" w:cs="Calibri"/>
-          <w:color w:val="000000"/>
-          <w:highlight w:val="yellow"/>
-        </w:rPr>
-      </w:pPr>
-      <w:proofErr w:type="spellStart"/>
-      <w:r>
-        <w:rPr>
-          <w:rFonts w:ascii="Calibri" w:eastAsia="Times New Roman" w:hAnsi="Calibri" w:cs="Calibri"/>
-          <w:color w:val="000000"/>
-          <w:highlight w:val="yellow"/>
-        </w:rPr>
-        <w:t>cf</w:t>
-      </w:r>
-      <w:proofErr w:type="spellEnd"/>
-      <w:r>
-        <w:rPr>
-          <w:rFonts w:ascii="Calibri" w:eastAsia="Times New Roman" w:hAnsi="Calibri" w:cs="Calibri"/>
-          <w:color w:val="000000"/>
-          <w:highlight w:val="yellow"/>
-        </w:rPr>
-        <w:t xml:space="preserve"> – </w:t>
-      </w:r>
-      <w:r>
-        <w:rPr>
-          <w:rFonts w:ascii="Calibri" w:eastAsia="Times New Roman" w:hAnsi="Calibri" w:cs="Calibri"/>
-          <w:color w:val="000000"/>
-          <w:highlight w:val="yellow"/>
-        </w:rPr>
-        <w:t>chemical formula in standard format (e.g. C7H16NO2)</w:t>
-      </w:r>
-    </w:p>
-    <w:p>
-      <w:pPr>
-        <w:spacing w:line="240" w:lineRule="auto"/>
-        <w:rPr>
-          <w:rFonts w:ascii="Calibri" w:eastAsia="Times New Roman" w:hAnsi="Calibri" w:cs="Calibri"/>
-          <w:color w:val="000000"/>
-          <w:highlight w:val="yellow"/>
-        </w:rPr>
-      </w:pPr>
-      <w:proofErr w:type="spellStart"/>
-      <w:r>
-        <w:rPr>
-          <w:rFonts w:ascii="Calibri" w:eastAsia="Times New Roman" w:hAnsi="Calibri" w:cs="Calibri"/>
-          <w:color w:val="000000"/>
-          <w:highlight w:val="yellow"/>
-        </w:rPr>
-        <w:t>neutromers_to_extract</w:t>
-      </w:r>
-      <w:proofErr w:type="spellEnd"/>
-      <w:r>
-        <w:rPr>
-          <w:rFonts w:ascii="Calibri" w:eastAsia="Times New Roman" w:hAnsi="Calibri" w:cs="Calibri"/>
-          <w:color w:val="000000"/>
-          <w:highlight w:val="yellow"/>
-        </w:rPr>
-        <w:t xml:space="preserve"> – </w:t>
-      </w:r>
-      <w:r>
-        <w:rPr>
-          <w:rFonts w:ascii="Calibri" w:eastAsia="Times New Roman" w:hAnsi="Calibri" w:cs="Calibri"/>
-          <w:color w:val="000000"/>
-          <w:highlight w:val="yellow"/>
-        </w:rPr>
-        <w:t>number of isotopes to consider</w:t>
-      </w:r>
-    </w:p>
-    <w:p>
-      <w:pPr>
-        <w:spacing w:line="240" w:lineRule="auto"/>
-        <w:rPr>
-          <w:rFonts w:ascii="Calibri" w:eastAsia="Times New Roman" w:hAnsi="Calibri" w:cs="Calibri"/>
-          <w:color w:val="000000"/>
-          <w:highlight w:val="yellow"/>
-        </w:rPr>
-      </w:pPr>
-      <w:r>
-        <w:rPr>
-          <w:rFonts w:ascii="Calibri" w:eastAsia="Times New Roman" w:hAnsi="Calibri" w:cs="Calibri"/>
-          <w:color w:val="000000"/>
-          <w:highlight w:val="yellow"/>
-        </w:rPr>
-        <w:lastRenderedPageBreak/>
         <w:t xml:space="preserve">Adduct – </w:t>
       </w:r>
       <w:r>
@@ -3624,23 +3517,33 @@
           <w:highlight w:val="yellow"/>
           <w:shd w:val="clear" w:color="auto" w:fill="F7F7F8"/>
         </w:rPr>
-        <w:t>t</w:t>
-      </w:r>
-      <w:r>
-        <w:rPr>
-          <w:rFonts w:cs="Calibri"/>
+        <w:t>the molecular-ion complexes used for mass spectrometry analysis. For instance, a lipid molecule can create adducts with sodium ions, ammonium ions, or hydrogen ions, each yielding distinct m/z values while representing the same molecular species.</w:t>
+      </w:r>
+    </w:p>
+    <w:p>
+      <w:pPr>
+        <w:spacing w:line="240" w:lineRule="auto"/>
+        <w:rPr>
+          <w:rFonts w:ascii="Calibri" w:eastAsia="Times New Roman" w:hAnsi="Calibri" w:cs="Calibri"/>
+          <w:color w:val="000000"/>
           <w:highlight w:val="yellow"/>
-          <w:shd w:val="clear" w:color="auto" w:fill="F7F7F8"/>
-        </w:rPr>
-        <w:t>he molecular-ion complexes used for mass spectrometry analysis. For instance, a lipid molecule can create adducts with sodium ions, ammonium ions, or hydrogen ions, each yielding distinct m/z values while representing the same molecular species</w:t>
-      </w:r>
-      <w:r>
-        <w:rPr>
-          <w:rFonts w:cs="Calibri"/>
+        </w:rPr>
+      </w:pPr>
+      <w:r>
+        <w:rPr>
+          <w:rFonts w:ascii="Calibri" w:eastAsia="Times New Roman" w:hAnsi="Calibri" w:cs="Calibri"/>
+          <w:color w:val="000000"/>
           <w:highlight w:val="yellow"/>
-          <w:shd w:val="clear" w:color="auto" w:fill="F7F7F8"/>
-        </w:rPr>
-        <w:t>.</w:t>
+        </w:rPr>
+        <w:t xml:space="preserve">Adduct_cf – </w:t>
+      </w:r>
+      <w:r>
+        <w:rPr>
+          <w:rFonts w:ascii="Calibri" w:eastAsia="Times New Roman" w:hAnsi="Calibri" w:cs="Calibri"/>
+          <w:color w:val="000000"/>
+          <w:highlight w:val="yellow"/>
+        </w:rPr>
+        <w:t>the chemical formula of the lipid including the adduct</w:t>
       </w:r>
     </w:p>
     <w:p>
@@ -3649,123 +3552,59 @@
         <w:rPr>
           <w:rFonts w:ascii="Calibri" w:eastAsia="Times New Roman" w:hAnsi="Calibri" w:cs="Calibri"/>
           <w:color w:val="000000"/>
+        </w:rPr>
+      </w:pPr>
+      <w:r>
+        <w:rPr>
+          <w:rFonts w:ascii="Calibri" w:eastAsia="Times New Roman" w:hAnsi="Calibri" w:cs="Calibri"/>
+          <w:color w:val="000000"/>
           <w:highlight w:val="yellow"/>
         </w:rPr>
-      </w:pPr>
-      <w:proofErr w:type="spellStart"/>
+        <w:t>l</w:t>
+      </w:r>
       <w:r>
         <w:rPr>
           <w:rFonts w:ascii="Calibri" w:eastAsia="Times New Roman" w:hAnsi="Calibri" w:cs="Calibri"/>
           <w:color w:val="000000"/>
           <w:highlight w:val="yellow"/>
         </w:rPr>
-        <w:t>Adduct_cf</w:t>
-      </w:r>
-      <w:proofErr w:type="spellEnd"/>
+        <w:t xml:space="preserve">iterature_n – </w:t>
+      </w:r>
       <w:r>
         <w:rPr>
           <w:rFonts w:ascii="Calibri" w:eastAsia="Times New Roman" w:hAnsi="Calibri" w:cs="Calibri"/>
           <w:color w:val="000000"/>
           <w:highlight w:val="yellow"/>
         </w:rPr>
-        <w:t xml:space="preserve"> – </w:t>
-      </w:r>
-      <w:r>
-        <w:rPr>
-          <w:rFonts w:ascii="Calibri" w:eastAsia="Times New Roman" w:hAnsi="Calibri" w:cs="Calibri"/>
-          <w:color w:val="000000"/>
+        <w:t>the number of deuteriums that can be incorporated. You likely won’t have literature n-values for lipids, so leave this column blank and DeuteRater will calculate empirical n-values to populate the column</w:t>
+      </w:r>
+    </w:p>
+    <w:p>
+      <w:pPr>
+        <w:spacing w:line="240" w:lineRule="auto"/>
+        <w:rPr>
+          <w:rFonts w:ascii="Calibri" w:eastAsia="Times New Roman" w:hAnsi="Calibri" w:cs="Calibri"/>
+          <w:color w:val="000000"/>
+        </w:rPr>
+      </w:pPr>
+    </w:p>
+    <w:p>
+      <w:r>
+        <w:rPr>
           <w:highlight w:val="yellow"/>
         </w:rPr>
-        <w:t>the chemical formula of the lipid including the adduct</w:t>
-      </w:r>
-    </w:p>
-    <w:p>
-      <w:pPr>
-        <w:spacing w:line="240" w:lineRule="auto"/>
-        <w:rPr>
-          <w:rFonts w:ascii="Calibri" w:eastAsia="Times New Roman" w:hAnsi="Calibri" w:cs="Calibri"/>
-          <w:color w:val="000000"/>
-        </w:rPr>
-      </w:pPr>
-      <w:proofErr w:type="spellStart"/>
-      <w:r>
-        <w:rPr>
-          <w:rFonts w:ascii="Calibri" w:eastAsia="Times New Roman" w:hAnsi="Calibri" w:cs="Calibri"/>
-          <w:color w:val="000000"/>
+        <w:t xml:space="preserve">Only </w:t>
+      </w:r>
+      <w:r>
+        <w:rPr>
           <w:highlight w:val="yellow"/>
         </w:rPr>
-        <w:t>l</w:t>
-      </w:r>
-      <w:r>
-        <w:rPr>
-          <w:rFonts w:ascii="Calibri" w:eastAsia="Times New Roman" w:hAnsi="Calibri" w:cs="Calibri"/>
-          <w:color w:val="000000"/>
+        <w:t>molecules</w:t>
+      </w:r>
+      <w:r>
+        <w:rPr>
           <w:highlight w:val="yellow"/>
         </w:rPr>
-        <w:t>iterature_n</w:t>
-      </w:r>
-      <w:proofErr w:type="spellEnd"/>
-      <w:r>
-        <w:rPr>
-          <w:rFonts w:ascii="Calibri" w:eastAsia="Times New Roman" w:hAnsi="Calibri" w:cs="Calibri"/>
-          <w:color w:val="000000"/>
-          <w:highlight w:val="yellow"/>
-        </w:rPr>
-        <w:t xml:space="preserve"> – </w:t>
-      </w:r>
-      <w:r>
-        <w:rPr>
-          <w:rFonts w:ascii="Calibri" w:eastAsia="Times New Roman" w:hAnsi="Calibri" w:cs="Calibri"/>
-          <w:color w:val="000000"/>
-          <w:highlight w:val="yellow"/>
-        </w:rPr>
-        <w:t xml:space="preserve">the number of </w:t>
-      </w:r>
-      <w:proofErr w:type="spellStart"/>
-      <w:r>
-        <w:rPr>
-          <w:rFonts w:ascii="Calibri" w:eastAsia="Times New Roman" w:hAnsi="Calibri" w:cs="Calibri"/>
-          <w:color w:val="000000"/>
-          <w:highlight w:val="yellow"/>
-        </w:rPr>
-        <w:t>deuteriums</w:t>
-      </w:r>
-      <w:proofErr w:type="spellEnd"/>
-      <w:r>
-        <w:rPr>
-          <w:rFonts w:ascii="Calibri" w:eastAsia="Times New Roman" w:hAnsi="Calibri" w:cs="Calibri"/>
-          <w:color w:val="000000"/>
-          <w:highlight w:val="yellow"/>
-        </w:rPr>
-        <w:t xml:space="preserve"> that can be incorporated. You likely won’t have literature n-values for lipids, so leave this column blank and DeuteRater will calculate empirical n-values to populate the column</w:t>
-      </w:r>
-    </w:p>
-    <w:p>
-      <w:pPr>
-        <w:spacing w:line="240" w:lineRule="auto"/>
-        <w:rPr>
-          <w:rFonts w:ascii="Calibri" w:eastAsia="Times New Roman" w:hAnsi="Calibri" w:cs="Calibri"/>
-          <w:color w:val="000000"/>
-        </w:rPr>
-      </w:pPr>
-    </w:p>
-    <w:p>
-      <w:r>
-        <w:rPr>
-          <w:highlight w:val="yellow"/>
-        </w:rPr>
-        <w:t xml:space="preserve">Only </w:t>
-      </w:r>
-      <w:r>
-        <w:rPr>
-          <w:highlight w:val="yellow"/>
-        </w:rPr>
-        <w:t>molecules</w:t>
-      </w:r>
-      <w:r>
-        <w:rPr>
-          <w:highlight w:val="yellow"/>
-        </w:rPr>
         <w:t xml:space="preserve"> you put into this document will be included in the search, so if you wish to search for multiple post translational modifications, or multiple charge states each must be on a separate line.</w:t>
       </w:r>
     </w:p>
@@ -3791,14 +3630,12 @@
     </w:p>
     <w:p>
       <w:r>
-        <w:rPr>
-          <w:noProof/>
-        </w:rPr>
+        <w:lastRenderedPageBreak/>
         <w:drawing>
-          <wp:inline distT="0" distB="0" distL="0" distR="0" wp14:anchorId="166CEC2C" wp14:editId="6BAD1432">
-            <wp:extent cx="4562475" cy="1152525"/>
-            <wp:effectExtent l="0" t="0" r="9525" b="9525"/>
-            <wp:docPr id="7" name="Picture 7"/>
+          <wp:inline distT="0" distB="0" distL="0" distR="0" wp14:anchorId="5823CA2C" wp14:editId="6FF15870">
+            <wp:extent cx="3329940" cy="1027179"/>
+            <wp:effectExtent l="0" t="0" r="3810" b="1905"/>
+            <wp:docPr id="1719460500" name="Picture 1" descr="A screenshot of a cell phone&#10;&#10;Description automatically generated"/>
             <wp:cNvGraphicFramePr>
               <a:graphicFrameLocks xmlns:a="http://schemas.openxmlformats.org/drawingml/2006/main" noChangeAspect="1"/>
             </wp:cNvGraphicFramePr>
@@ -3806,7 +3643,7 @@
               <a:graphicData uri="http://schemas.openxmlformats.org/drawingml/2006/picture">
                 <pic:pic xmlns:pic="http://schemas.openxmlformats.org/drawingml/2006/picture">
                   <pic:nvPicPr>
-                    <pic:cNvPr id="1" name=""/>
+                    <pic:cNvPr id="1719460500" name="Picture 1" descr="A screenshot of a cell phone&#10;&#10;Description automatically generated"/>
                     <pic:cNvPicPr/>
                   </pic:nvPicPr>
                   <pic:blipFill>
@@ -3818,7 +3655,7 @@
                   <pic:spPr>
                     <a:xfrm>
                       <a:off x="0" y="0"/>
-                      <a:ext cx="4562475" cy="1152525"/>
+                      <a:ext cx="3354269" cy="1034684"/>
                     </a:xfrm>
                     <a:prstGeom prst="rect">
                       <a:avLst/>
@@ -3867,7 +3704,6 @@
         <w:rPr>
           <w:noProof/>
         </w:rPr>
-        <w:lastRenderedPageBreak/>
         <mc:AlternateContent>
           <mc:Choice Requires="wps">
             <w:drawing>
@@ -4030,57 +3866,10 @@
           <w:noProof/>
         </w:rPr>
         <w:drawing>
-          <wp:inline distT="0" distB="0" distL="0" distR="0" wp14:anchorId="65D03CB5" wp14:editId="688D770E">
-            <wp:extent cx="5943600" cy="5835015"/>
-            <wp:effectExtent l="0" t="0" r="0" b="0"/>
+          <wp:inline distT="0" distB="0" distL="0" distR="0" wp14:anchorId="65D03CB5" wp14:editId="3E60C055">
+            <wp:extent cx="5935980" cy="5827534"/>
+            <wp:effectExtent l="0" t="0" r="7620" b="1905"/>
             <wp:docPr id="21" name="Picture 21"/>
-            <wp:cNvGraphicFramePr>
-              <a:graphicFrameLocks xmlns:a="http://schemas.openxmlformats.org/drawingml/2006/main" noChangeAspect="1"/>
-            </wp:cNvGraphicFramePr>
-            <a:graphic xmlns:a="http://schemas.openxmlformats.org/drawingml/2006/main">
-              <a:graphicData uri="http://schemas.openxmlformats.org/drawingml/2006/picture">
-                <pic:pic xmlns:pic="http://schemas.openxmlformats.org/drawingml/2006/picture">
-                  <pic:nvPicPr>
-                    <pic:cNvPr id="1" name=""/>
-                    <pic:cNvPicPr/>
-                  </pic:nvPicPr>
-                  <pic:blipFill>
-                    <a:blip r:embed="rId9"/>
-                    <a:stretch>
-                      <a:fillRect/>
-                    </a:stretch>
-                  </pic:blipFill>
-                  <pic:spPr>
-                    <a:xfrm>
-                      <a:off x="0" y="0"/>
-                      <a:ext cx="5943600" cy="5835015"/>
-                    </a:xfrm>
-                    <a:prstGeom prst="rect">
-                      <a:avLst/>
-                    </a:prstGeom>
-                  </pic:spPr>
-                </pic:pic>
-              </a:graphicData>
-            </a:graphic>
-          </wp:inline>
-        </w:drawing>
-      </w:r>
-    </w:p>
-    <w:p>
-      <w:r>
-        <w:t>We will go over each step individually but first, a few general rules about it.  All steps that are checked must be next to each other.  If there is a gap, you will get an error message:</w:t>
-      </w:r>
-    </w:p>
-    <w:p>
-      <w:r>
-        <w:rPr>
-          <w:noProof/>
-        </w:rPr>
-        <w:drawing>
-          <wp:inline distT="0" distB="0" distL="0" distR="0" wp14:anchorId="5B931A80" wp14:editId="356C9025">
-            <wp:extent cx="4743450" cy="1190625"/>
-            <wp:effectExtent l="0" t="0" r="0" b="9525"/>
-            <wp:docPr id="12" name="Picture 12"/>
             <wp:cNvGraphicFramePr>
               <a:graphicFrameLocks xmlns:a="http://schemas.openxmlformats.org/drawingml/2006/main" noChangeAspect="1"/>
             </wp:cNvGraphicFramePr>
@@ -4100,7 +3889,7 @@
                   <pic:spPr>
                     <a:xfrm>
                       <a:off x="0" y="0"/>
-                      <a:ext cx="4743450" cy="1190625"/>
+                      <a:ext cx="5949807" cy="5841108"/>
                     </a:xfrm>
                     <a:prstGeom prst="rect">
                       <a:avLst/>
@@ -4115,20 +3904,17 @@
     </w:p>
     <w:p>
       <w:r>
-        <w:t>No matter which step is checked, you will be asked to select a folder at first:</w:t>
-      </w:r>
-    </w:p>
-    <w:p>
-      <w:r>
-        <w:rPr>
-          <w:noProof/>
-        </w:rPr>
+        <w:t>We will go over each step individually but first, a few general rules about it.  All steps that are checked must be next to each other.  If there is a gap, you will get an error message:</w:t>
+      </w:r>
+    </w:p>
+    <w:p>
+      <w:r>
         <w:lastRenderedPageBreak/>
         <w:drawing>
-          <wp:inline distT="0" distB="0" distL="0" distR="0" wp14:anchorId="77E0270D" wp14:editId="6D471C33">
-            <wp:extent cx="2152650" cy="1133475"/>
-            <wp:effectExtent l="0" t="0" r="0" b="9525"/>
-            <wp:docPr id="13" name="Picture 13"/>
+          <wp:inline distT="0" distB="0" distL="0" distR="0" wp14:anchorId="6895C4DF" wp14:editId="5D6FE6F7">
+            <wp:extent cx="3749040" cy="1165860"/>
+            <wp:effectExtent l="0" t="0" r="3810" b="0"/>
+            <wp:docPr id="463596199" name="Picture 1" descr="A screenshot of a message&#10;&#10;Description automatically generated"/>
             <wp:cNvGraphicFramePr>
               <a:graphicFrameLocks xmlns:a="http://schemas.openxmlformats.org/drawingml/2006/main" noChangeAspect="1"/>
             </wp:cNvGraphicFramePr>
@@ -4136,7 +3922,7 @@
               <a:graphicData uri="http://schemas.openxmlformats.org/drawingml/2006/picture">
                 <pic:pic xmlns:pic="http://schemas.openxmlformats.org/drawingml/2006/picture">
                   <pic:nvPicPr>
-                    <pic:cNvPr id="1" name=""/>
+                    <pic:cNvPr id="463596199" name="Picture 1" descr="A screenshot of a message&#10;&#10;Description automatically generated"/>
                     <pic:cNvPicPr/>
                   </pic:nvPicPr>
                   <pic:blipFill>
@@ -4148,7 +3934,7 @@
                   <pic:spPr>
                     <a:xfrm>
                       <a:off x="0" y="0"/>
-                      <a:ext cx="2152650" cy="1133475"/>
+                      <a:ext cx="3762453" cy="1170031"/>
                     </a:xfrm>
                     <a:prstGeom prst="rect">
                       <a:avLst/>
@@ -4161,54 +3947,18 @@
         </w:drawing>
       </w:r>
     </w:p>
-    <w:p/>
-    <w:p>
-      <w:pPr>
-        <w:rPr>
-          <w:noProof/>
-        </w:rPr>
-      </w:pPr>
-      <w:r>
-        <w:rPr>
-          <w:noProof/>
-        </w:rPr>
-        <w:t>The names of the output files are always the same.  If you have used the folder you select, you will get two messages.  The first will notify you that there is a settings output (settings.yaml) present.  You will be given the option to use the settings in the folder (“Use Settings”) or</w:t>
-      </w:r>
-      <w:r>
-        <w:rPr>
-          <w:noProof/>
-        </w:rPr>
-        <w:t xml:space="preserve"> overwrite this file and use the settings</w:t>
-      </w:r>
-      <w:r>
-        <w:rPr>
-          <w:noProof/>
-        </w:rPr>
-        <w:t xml:space="preserve"> you have currently set in </w:t>
-      </w:r>
-      <w:r>
-        <w:rPr>
-          <w:noProof/>
-        </w:rPr>
-        <w:t>DeuteRater v6</w:t>
-      </w:r>
-      <w:r>
-        <w:rPr>
-          <w:noProof/>
-        </w:rPr>
-        <w:t xml:space="preserve"> (“Overwrite”):</w:t>
-      </w:r>
-    </w:p>
-    <w:p>
-      <w:r>
-        <w:rPr>
-          <w:noProof/>
-        </w:rPr>
+    <w:p>
+      <w:r>
+        <w:t>No matter which step is checked, you will be asked to select a folder at first:</w:t>
+      </w:r>
+    </w:p>
+    <w:p>
+      <w:r>
         <w:drawing>
-          <wp:inline distT="0" distB="0" distL="0" distR="0" wp14:anchorId="4EF2764C" wp14:editId="46B12650">
-            <wp:extent cx="4733925" cy="1219200"/>
-            <wp:effectExtent l="0" t="0" r="9525" b="0"/>
-            <wp:docPr id="15" name="Picture 15"/>
+          <wp:inline distT="0" distB="0" distL="0" distR="0" wp14:anchorId="397841D3" wp14:editId="08DE965F">
+            <wp:extent cx="1813560" cy="913211"/>
+            <wp:effectExtent l="0" t="0" r="0" b="1270"/>
+            <wp:docPr id="570914078" name="Picture 1" descr="A screenshot of a computer&#10;&#10;Description automatically generated"/>
             <wp:cNvGraphicFramePr>
               <a:graphicFrameLocks xmlns:a="http://schemas.openxmlformats.org/drawingml/2006/main" noChangeAspect="1"/>
             </wp:cNvGraphicFramePr>
@@ -4216,7 +3966,7 @@
               <a:graphicData uri="http://schemas.openxmlformats.org/drawingml/2006/picture">
                 <pic:pic xmlns:pic="http://schemas.openxmlformats.org/drawingml/2006/picture">
                   <pic:nvPicPr>
-                    <pic:cNvPr id="1" name=""/>
+                    <pic:cNvPr id="570914078" name="Picture 1" descr="A screenshot of a computer&#10;&#10;Description automatically generated"/>
                     <pic:cNvPicPr/>
                   </pic:nvPicPr>
                   <pic:blipFill>
@@ -4228,7 +3978,7 @@
                   <pic:spPr>
                     <a:xfrm>
                       <a:off x="0" y="0"/>
-                      <a:ext cx="4733925" cy="1219200"/>
+                      <a:ext cx="1818636" cy="915767"/>
                     </a:xfrm>
                     <a:prstGeom prst="rect">
                       <a:avLst/>
@@ -4241,42 +3991,51 @@
         </w:drawing>
       </w:r>
     </w:p>
-    <w:p>
-      <w:r>
-        <w:t xml:space="preserve">Second, if there are output files for a step that is currently checked present in your folder, you will be given a warning that </w:t>
-      </w:r>
-      <w:r>
-        <w:t xml:space="preserve">you are going to overwrite output files.  “Yes” overwrites the files, “No” returns you to the main </w:t>
-      </w:r>
-      <w:r>
+    <w:p/>
+    <w:p>
+      <w:pPr>
+        <w:rPr>
+          <w:noProof/>
+        </w:rPr>
+      </w:pPr>
+      <w:r>
+        <w:rPr>
+          <w:noProof/>
+        </w:rPr>
+        <w:t>The names of the output files are always the same.  If you have used the folder you select, you will get two messages.  The first will notify you that there is a settings output (settings.yaml) present.  You will be given the option to use the settings in the folder (“Use Settings”) or</w:t>
+      </w:r>
+      <w:r>
+        <w:rPr>
+          <w:noProof/>
+        </w:rPr>
+        <w:t xml:space="preserve"> overwrite this file and use the settings</w:t>
+      </w:r>
+      <w:r>
+        <w:rPr>
+          <w:noProof/>
+        </w:rPr>
+        <w:t xml:space="preserve"> you have currently set in </w:t>
+      </w:r>
+      <w:r>
+        <w:rPr>
+          <w:noProof/>
+        </w:rPr>
         <w:t>DeuteRater v6</w:t>
       </w:r>
       <w:r>
-        <w:t xml:space="preserve"> interface, and “Show Details” will list the files that will be overwritten so you may make an informed decision</w:t>
-      </w:r>
-      <w:r>
-        <w:t xml:space="preserve">.  You can rename your files to avoid them being overwritten, but that must be done manually.  </w:t>
-      </w:r>
-      <w:r>
-        <w:t>DeuteRater v6</w:t>
-      </w:r>
-      <w:r>
-        <w:t xml:space="preserve"> will not do it for you</w:t>
-      </w:r>
-      <w:r>
-        <w:t>:</w:t>
-      </w:r>
-    </w:p>
-    <w:p>
-      <w:r>
         <w:rPr>
           <w:noProof/>
         </w:rPr>
+        <w:t xml:space="preserve"> (“Overwrite”):</w:t>
+      </w:r>
+    </w:p>
+    <w:p>
+      <w:r>
         <w:drawing>
-          <wp:inline distT="0" distB="0" distL="0" distR="0" wp14:anchorId="27D44DB9" wp14:editId="16B66A08">
-            <wp:extent cx="3057525" cy="1257300"/>
-            <wp:effectExtent l="0" t="0" r="9525" b="0"/>
-            <wp:docPr id="14" name="Picture 14"/>
+          <wp:inline distT="0" distB="0" distL="0" distR="0" wp14:anchorId="296D9247" wp14:editId="520A2E22">
+            <wp:extent cx="4069080" cy="1276736"/>
+            <wp:effectExtent l="0" t="0" r="7620" b="0"/>
+            <wp:docPr id="1196257688" name="Picture 1" descr="A screenshot of a computer&#10;&#10;Description automatically generated"/>
             <wp:cNvGraphicFramePr>
               <a:graphicFrameLocks xmlns:a="http://schemas.openxmlformats.org/drawingml/2006/main" noChangeAspect="1"/>
             </wp:cNvGraphicFramePr>
@@ -4284,7 +4043,7 @@
               <a:graphicData uri="http://schemas.openxmlformats.org/drawingml/2006/picture">
                 <pic:pic xmlns:pic="http://schemas.openxmlformats.org/drawingml/2006/picture">
                   <pic:nvPicPr>
-                    <pic:cNvPr id="1" name=""/>
+                    <pic:cNvPr id="1196257688" name="Picture 1" descr="A screenshot of a computer&#10;&#10;Description automatically generated"/>
                     <pic:cNvPicPr/>
                   </pic:nvPicPr>
                   <pic:blipFill>
@@ -4296,7 +4055,7 @@
                   <pic:spPr>
                     <a:xfrm>
                       <a:off x="0" y="0"/>
-                      <a:ext cx="3057525" cy="1257300"/>
+                      <a:ext cx="4078102" cy="1279567"/>
                     </a:xfrm>
                     <a:prstGeom prst="rect">
                       <a:avLst/>
@@ -4311,223 +4070,37 @@
     </w:p>
     <w:p>
       <w:r>
-        <w:t xml:space="preserve">In addition to output spreadsheet files, </w:t>
-      </w:r>
-      <w:r>
-        <w:t>two graph folders will be produced during the Rate Calculation step</w:t>
-      </w:r>
-      <w:r>
-        <w:t xml:space="preserve">.  If this step is redone in the same parent folders, the graph subfolders will be deleted with all their contents. </w:t>
-      </w:r>
-    </w:p>
-    <w:p>
-      <w:r>
-        <w:t xml:space="preserve">If a file is open in another program while an overwrite is occurring, </w:t>
-      </w:r>
-      <w:r>
-        <w:t xml:space="preserve">it cannot be overwritten.  You will be given an error message and returned to the main interface.  This will also occur if you are attempting to write to a folder which </w:t>
+        <w:t xml:space="preserve">Second, if there are output files for a step that is currently checked present in your folder, you will be given a warning that </w:t>
+      </w:r>
+      <w:r>
+        <w:t xml:space="preserve">you are going to overwrite output files.  “Yes” overwrites the files, “No” returns you to the main </w:t>
       </w:r>
       <w:r>
         <w:t>DeuteRater v6</w:t>
       </w:r>
       <w:r>
-        <w:t xml:space="preserve"> does not have permission to write to for whatever reason.  </w:t>
-      </w:r>
-    </w:p>
-    <w:p>
-      <w:r>
-        <w:t xml:space="preserve">Each step will produce a </w:t>
-      </w:r>
-      <w:r>
-        <w:t>.</w:t>
-      </w:r>
-      <w:r>
-        <w:t xml:space="preserve">tsv output file.  These are tab separated text documents which can be opened in any text editor or spreadsheet program like Microsoft Excel.  </w:t>
-      </w:r>
-      <w:r>
-        <w:t xml:space="preserve">The .tsv step from a one step can be used as the input file for the next step in the Rate Calculator, allowing you to start and stop if necessary (e.g. to redo part of the analysis with different settings).  Be warned, that except for the guide file, </w:t>
-      </w:r>
-      <w:r>
-        <w:lastRenderedPageBreak/>
+        <w:t xml:space="preserve"> interface, and “Show Details” will list the files that will be overwritten so you may make an informed decision</w:t>
+      </w:r>
+      <w:r>
+        <w:t xml:space="preserve">.  You can rename your files to avoid them being overwritten, but that must be done manually.  </w:t>
+      </w:r>
+      <w:r>
         <w:t>DeuteRater v6</w:t>
       </w:r>
       <w:r>
-        <w:t xml:space="preserve"> will only check your input file for proper filetype and column names.  It will not check that the data makes sense.  </w:t>
-      </w:r>
-      <w:r>
-        <w:t xml:space="preserve">Be careful changing intermediate files before re-using them as an input file for a later step, because changes may cause </w:t>
-      </w:r>
-      <w:r>
-        <w:t>DeuteRater v6</w:t>
-      </w:r>
-      <w:r>
-        <w:t xml:space="preserve"> to error out or give nonsensical results.</w:t>
-      </w:r>
-    </w:p>
-    <w:p>
-      <w:r>
-        <w:t xml:space="preserve">When running a worklist, </w:t>
-      </w:r>
-      <w:proofErr w:type="spellStart"/>
-      <w:r>
-        <w:t>rate_</w:t>
-      </w:r>
-      <w:proofErr w:type="gramStart"/>
-      <w:r>
-        <w:t>settings.yaml</w:t>
-      </w:r>
-      <w:proofErr w:type="spellEnd"/>
-      <w:proofErr w:type="gramEnd"/>
-      <w:r>
-        <w:t xml:space="preserve"> will be saved in your output file.  This should allow you to track what settings were used for each analysis should that be necessary.</w:t>
-      </w:r>
-    </w:p>
-    <w:p>
-      <w:pPr>
-        <w:pStyle w:val="Heading2"/>
-      </w:pPr>
-      <w:bookmarkStart w:id="10" w:name="_Toc86148498"/>
-      <w:r>
-        <w:t>Rate Calculation – Extract</w:t>
-      </w:r>
-      <w:bookmarkEnd w:id="10"/>
-    </w:p>
-    <w:p>
-      <w:r>
-        <w:t xml:space="preserve">The first step of Rate Calculation is “Extract”.  The purpose of the Extract step is to find neutromers in </w:t>
-      </w:r>
-      <w:r>
-        <w:t>centroided MS1 mass spectrometry data. This requires two things.  The first is the Guide file that you created earlier (see “Create Guide File” section) and the second is one or more .</w:t>
-      </w:r>
-      <w:proofErr w:type="spellStart"/>
-      <w:r>
-        <w:t>mzml</w:t>
-      </w:r>
-      <w:proofErr w:type="spellEnd"/>
-      <w:r>
-        <w:t xml:space="preserve"> files.  The .</w:t>
-      </w:r>
-      <w:proofErr w:type="spellStart"/>
-      <w:r>
-        <w:t>mzML</w:t>
-      </w:r>
-      <w:proofErr w:type="spellEnd"/>
-      <w:r>
-        <w:t xml:space="preserve"> files need to be centroided and </w:t>
-      </w:r>
-      <w:proofErr w:type="spellStart"/>
-      <w:r>
-        <w:t>ms</w:t>
-      </w:r>
-      <w:proofErr w:type="spellEnd"/>
-      <w:r>
-        <w:t xml:space="preserve"> level 1 only.  </w:t>
-      </w:r>
-      <w:r>
-        <w:rPr>
-          <w:highlight w:val="cyan"/>
-        </w:rPr>
-        <w:t xml:space="preserve">If you require a utility to transform your mass spectrometry data, the </w:t>
-      </w:r>
-      <w:proofErr w:type="spellStart"/>
-      <w:r>
-        <w:rPr>
-          <w:highlight w:val="cyan"/>
-        </w:rPr>
-        <w:t>msconvert</w:t>
-      </w:r>
-      <w:proofErr w:type="spellEnd"/>
-      <w:r>
-        <w:rPr>
-          <w:highlight w:val="cyan"/>
-        </w:rPr>
-        <w:t xml:space="preserve"> tool from </w:t>
-      </w:r>
-      <w:proofErr w:type="spellStart"/>
-      <w:r>
-        <w:rPr>
-          <w:highlight w:val="cyan"/>
-        </w:rPr>
-        <w:t>proteowizard</w:t>
-      </w:r>
-      <w:proofErr w:type="spellEnd"/>
-      <w:r>
-        <w:rPr>
-          <w:highlight w:val="cyan"/>
-        </w:rPr>
-        <w:t xml:space="preserve"> can do this</w:t>
-      </w:r>
-      <w:r>
-        <w:rPr>
-          <w:highlight w:val="cyan"/>
-        </w:rPr>
-        <w:fldChar w:fldCharType="begin"/>
-      </w:r>
-      <w:r>
-        <w:rPr>
-          <w:highlight w:val="cyan"/>
-        </w:rPr>
-        <w:instrText xml:space="preserve"> ADDIN EN.CITE &lt;EndNote&gt;&lt;Cite&gt;&lt;Author&gt;Kessner&lt;/Author&gt;&lt;Year&gt;2008&lt;/Year&gt;&lt;RecNum&gt;242&lt;/RecNum&gt;&lt;DisplayText&gt;&lt;style face="superscript"&gt;1&lt;/style&gt;&lt;/DisplayText&gt;&lt;record&gt;&lt;rec-number&gt;242&lt;/rec-number&gt;&lt;foreign-keys&gt;&lt;key app="EN" db-id="fpdv9fppfp5tsyed2t3v0fskps2apv095w2e" timestamp="1617649836" guid="3ee1a0f6-b7b0-4707-a602-c9102daba211"&gt;242&lt;/key&gt;&lt;/foreign-keys&gt;&lt;ref-type name="Journal Article"&gt;17&lt;/ref-type&gt;&lt;contributors&gt;&lt;authors&gt;&lt;author&gt;Kessner, D.&lt;/author&gt;&lt;author&gt;Chambers, M.&lt;/author&gt;&lt;author&gt;Burke, R.&lt;/author&gt;&lt;author&gt;Agus, D.&lt;/author&gt;&lt;author&gt;Mallick, P.&lt;/author&gt;&lt;/authors&gt;&lt;/contributors&gt;&lt;auth-address&gt;Spielberg Family Center for Applied Proteomics, Cedars-Sinai Medical Center, USA. darren@proteowizard.org&lt;/auth-address&gt;&lt;titles&gt;&lt;title&gt;ProteoWizard: open source software for rapid proteomics tools development&lt;/title&gt;&lt;secondary-title&gt;Bioinformatics&lt;/secondary-title&gt;&lt;/titles&gt;&lt;periodical&gt;&lt;full-title&gt;Bioinformatics&lt;/full-title&gt;&lt;/periodical&gt;&lt;pages&gt;2534-6&lt;/pages&gt;&lt;volume&gt;24&lt;/volume&gt;&lt;number&gt;21&lt;/number&gt;&lt;keywords&gt;&lt;keyword&gt;Databases, Protein&lt;/keyword&gt;&lt;keyword&gt;Proteins/analysis/chemistry&lt;/keyword&gt;&lt;keyword&gt;Proteome/*analysis/chemistry&lt;/keyword&gt;&lt;keyword&gt;Proteomics/*methods&lt;/keyword&gt;&lt;keyword&gt;*Software&lt;/keyword&gt;&lt;keyword&gt;User-Computer Interface&lt;/keyword&gt;&lt;/keywords&gt;&lt;dates&gt;&lt;year&gt;2008&lt;/year&gt;&lt;pub-dates&gt;&lt;date&gt;Nov 1&lt;/date&gt;&lt;/pub-dates&gt;&lt;/dates&gt;&lt;isbn&gt;1367-4811 (Electronic)&amp;#xD;1367-4803 (Linking)&lt;/isbn&gt;&lt;accession-num&gt;18606607&lt;/accession-num&gt;&lt;urls&gt;&lt;related-urls&gt;&lt;url&gt;https://www.ncbi.nlm.nih.gov/pubmed/18606607&lt;/url&gt;&lt;/related-urls&gt;&lt;/urls&gt;&lt;custom2&gt;PMC2732273&lt;/custom2&gt;&lt;electronic-resource-num&gt;10.1093/bioinformatics/btn323&lt;/electronic-resource-num&gt;&lt;/record&gt;&lt;/Cite&gt;&lt;/EndNote&gt;</w:instrText>
-      </w:r>
-      <w:r>
-        <w:rPr>
-          <w:highlight w:val="cyan"/>
-        </w:rPr>
-        <w:fldChar w:fldCharType="separate"/>
-      </w:r>
-      <w:r>
-        <w:rPr>
-          <w:noProof/>
-          <w:highlight w:val="cyan"/>
-          <w:vertAlign w:val="superscript"/>
-        </w:rPr>
-        <w:t>1</w:t>
-      </w:r>
-      <w:r>
-        <w:rPr>
-          <w:highlight w:val="cyan"/>
-        </w:rPr>
-        <w:fldChar w:fldCharType="end"/>
-      </w:r>
-      <w:r>
-        <w:rPr>
-          <w:highlight w:val="cyan"/>
-        </w:rPr>
-        <w:t xml:space="preserve">.  Us the </w:t>
-      </w:r>
-      <w:proofErr w:type="spellStart"/>
-      <w:r>
-        <w:rPr>
-          <w:highlight w:val="cyan"/>
-        </w:rPr>
-        <w:t>peakpicking</w:t>
-      </w:r>
-      <w:proofErr w:type="spellEnd"/>
-      <w:r>
-        <w:rPr>
-          <w:highlight w:val="cyan"/>
-        </w:rPr>
-        <w:t xml:space="preserve"> setting to centroid.</w:t>
-      </w:r>
-    </w:p>
-    <w:p>
-      <w:r>
-        <w:t xml:space="preserve">First you will be asked to </w:t>
-      </w:r>
-      <w:r>
-        <w:t>provide the guide file:</w:t>
-      </w:r>
-    </w:p>
-    <w:p>
-      <w:r>
-        <w:rPr>
-          <w:noProof/>
-        </w:rPr>
+        <w:t xml:space="preserve"> will not do it for you</w:t>
+      </w:r>
+      <w:r>
+        <w:t>:</w:t>
+      </w:r>
+    </w:p>
+    <w:p>
+      <w:r>
         <w:drawing>
-          <wp:inline distT="0" distB="0" distL="0" distR="0" wp14:anchorId="14201791" wp14:editId="2E34CC9A">
-            <wp:extent cx="3028950" cy="1057275"/>
-            <wp:effectExtent l="0" t="0" r="0" b="9525"/>
-            <wp:docPr id="16" name="Picture 16"/>
+          <wp:inline distT="0" distB="0" distL="0" distR="0" wp14:anchorId="3C3EE38B" wp14:editId="24A6682B">
+            <wp:extent cx="3139440" cy="1268461"/>
+            <wp:effectExtent l="0" t="0" r="3810" b="8255"/>
+            <wp:docPr id="824659126" name="Picture 1"/>
             <wp:cNvGraphicFramePr>
               <a:graphicFrameLocks xmlns:a="http://schemas.openxmlformats.org/drawingml/2006/main" noChangeAspect="1"/>
             </wp:cNvGraphicFramePr>
@@ -4535,7 +4108,7 @@
               <a:graphicData uri="http://schemas.openxmlformats.org/drawingml/2006/picture">
                 <pic:pic xmlns:pic="http://schemas.openxmlformats.org/drawingml/2006/picture">
                   <pic:nvPicPr>
-                    <pic:cNvPr id="1" name=""/>
+                    <pic:cNvPr id="824659126" name=""/>
                     <pic:cNvPicPr/>
                   </pic:nvPicPr>
                   <pic:blipFill>
@@ -4547,7 +4120,7 @@
                   <pic:spPr>
                     <a:xfrm>
                       <a:off x="0" y="0"/>
-                      <a:ext cx="3028950" cy="1057275"/>
+                      <a:ext cx="3146060" cy="1271136"/>
                     </a:xfrm>
                     <a:prstGeom prst="rect">
                       <a:avLst/>
@@ -4562,27 +4135,141 @@
     </w:p>
     <w:p>
       <w:r>
-        <w:t>Navigate to wherever you have the guide file and select it.  You will then be prompted to select your .</w:t>
-      </w:r>
-      <w:proofErr w:type="spellStart"/>
-      <w:r>
-        <w:t>mzML</w:t>
-      </w:r>
-      <w:proofErr w:type="spellEnd"/>
-      <w:r>
-        <w:t xml:space="preserve"> files.  You may select one or several at once:</w:t>
-      </w:r>
-    </w:p>
-    <w:p>
+        <w:t xml:space="preserve">In addition to output spreadsheet files, </w:t>
+      </w:r>
+      <w:r>
+        <w:t>two graph folders will be produced during the Rate Calculation step</w:t>
+      </w:r>
+      <w:r>
+        <w:t xml:space="preserve">.  If this step is redone in the same parent folders, the graph subfolders will be deleted with all their contents. </w:t>
+      </w:r>
+    </w:p>
+    <w:p>
+      <w:r>
+        <w:lastRenderedPageBreak/>
+        <w:t xml:space="preserve">If a file is open in another program while an overwrite is occurring, </w:t>
+      </w:r>
+      <w:r>
+        <w:t xml:space="preserve">it cannot be overwritten.  You will be given an error message and returned to the main interface.  This will also occur if you are attempting to write to a folder which </w:t>
+      </w:r>
+      <w:r>
+        <w:t>DeuteRater v6</w:t>
+      </w:r>
+      <w:r>
+        <w:t xml:space="preserve"> does not have permission to write to for whatever reason.  </w:t>
+      </w:r>
+    </w:p>
+    <w:p>
+      <w:r>
+        <w:t xml:space="preserve">Each step will produce a </w:t>
+      </w:r>
+      <w:r>
+        <w:t>.</w:t>
+      </w:r>
+      <w:r>
+        <w:t xml:space="preserve">tsv output file.  These are tab separated text documents which can be opened in any text editor or spreadsheet program like Microsoft Excel.  </w:t>
+      </w:r>
+      <w:r>
+        <w:t xml:space="preserve">The .tsv step from a one step can be used as the input file for the next step in the Rate Calculator, allowing you to start and stop if necessary (e.g. to redo part of the analysis with different settings).  Be warned, that except for the guide file, </w:t>
+      </w:r>
+      <w:r>
+        <w:t>DeuteRater v6</w:t>
+      </w:r>
+      <w:r>
+        <w:t xml:space="preserve"> will only check your input file for proper filetype and column names.  It will not check that the data makes sense.  </w:t>
+      </w:r>
+      <w:r>
+        <w:t xml:space="preserve">Be careful changing intermediate files before re-using them as an input file for a later step, because changes may cause </w:t>
+      </w:r>
+      <w:r>
+        <w:t>DeuteRater v6</w:t>
+      </w:r>
+      <w:r>
+        <w:t xml:space="preserve"> to error out or give nonsensical results.</w:t>
+      </w:r>
+    </w:p>
+    <w:p>
+      <w:r>
+        <w:t>When running a worklist, rate_settings.yaml will be saved in your output file.  This should allow you to track what settings were used for each analysis should that be necessary.</w:t>
+      </w:r>
+    </w:p>
+    <w:p>
+      <w:pPr>
+        <w:pStyle w:val="Heading2"/>
+      </w:pPr>
+      <w:bookmarkStart w:id="10" w:name="_Toc86148498"/>
+      <w:r>
+        <w:t>Rate Calculation – Extract</w:t>
+      </w:r>
+      <w:bookmarkEnd w:id="10"/>
+    </w:p>
+    <w:p>
+      <w:r>
+        <w:t xml:space="preserve">The first step of Rate Calculation is “Extract”.  The purpose of the Extract step is to find neutromers in </w:t>
+      </w:r>
+      <w:r>
+        <w:t xml:space="preserve">centroided MS1 mass spectrometry data. This requires two things.  The first is the Guide file that you created earlier (see “Create Guide File” section) and the second is one or more .mzml files.  The .mzML files need to be centroided and ms level 1 only.  </w:t>
+      </w:r>
+      <w:r>
+        <w:rPr>
+          <w:highlight w:val="cyan"/>
+        </w:rPr>
+        <w:t>If you require a utility to transform your mass spectrometry data, the msconvert tool from proteowizard can do this</w:t>
+      </w:r>
+      <w:r>
+        <w:rPr>
+          <w:highlight w:val="cyan"/>
+        </w:rPr>
+        <w:fldChar w:fldCharType="begin"/>
+      </w:r>
+      <w:r>
+        <w:rPr>
+          <w:highlight w:val="cyan"/>
+        </w:rPr>
+        <w:instrText xml:space="preserve"> ADDIN EN.CITE &lt;EndNote&gt;&lt;Cite&gt;&lt;Author&gt;Kessner&lt;/Author&gt;&lt;Year&gt;2008&lt;/Year&gt;&lt;RecNum&gt;242&lt;/RecNum&gt;&lt;DisplayText&gt;&lt;style face="superscript"&gt;1&lt;/style&gt;&lt;/DisplayText&gt;&lt;record&gt;&lt;rec-number&gt;242&lt;/rec-number&gt;&lt;foreign-keys&gt;&lt;key app="EN" db-id="fpdv9fppfp5tsyed2t3v0fskps2apv095w2e" timestamp="1617649836" guid="3ee1a0f6-b7b0-4707-a602-c9102daba211"&gt;242&lt;/key&gt;&lt;/foreign-keys&gt;&lt;ref-type name="Journal Article"&gt;17&lt;/ref-type&gt;&lt;contributors&gt;&lt;authors&gt;&lt;author&gt;Kessner, D.&lt;/author&gt;&lt;author&gt;Chambers, M.&lt;/author&gt;&lt;author&gt;Burke, R.&lt;/author&gt;&lt;author&gt;Agus, D.&lt;/author&gt;&lt;author&gt;Mallick, P.&lt;/author&gt;&lt;/authors&gt;&lt;/contributors&gt;&lt;auth-address&gt;Spielberg Family Center for Applied Proteomics, Cedars-Sinai Medical Center, USA. darren@proteowizard.org&lt;/auth-address&gt;&lt;titles&gt;&lt;title&gt;ProteoWizard: open source software for rapid proteomics tools development&lt;/title&gt;&lt;secondary-title&gt;Bioinformatics&lt;/secondary-title&gt;&lt;/titles&gt;&lt;periodical&gt;&lt;full-title&gt;Bioinformatics&lt;/full-title&gt;&lt;/periodical&gt;&lt;pages&gt;2534-6&lt;/pages&gt;&lt;volume&gt;24&lt;/volume&gt;&lt;number&gt;21&lt;/number&gt;&lt;keywords&gt;&lt;keyword&gt;Databases, Protein&lt;/keyword&gt;&lt;keyword&gt;Proteins/analysis/chemistry&lt;/keyword&gt;&lt;keyword&gt;Proteome/*analysis/chemistry&lt;/keyword&gt;&lt;keyword&gt;Proteomics/*methods&lt;/keyword&gt;&lt;keyword&gt;*Software&lt;/keyword&gt;&lt;keyword&gt;User-Computer Interface&lt;/keyword&gt;&lt;/keywords&gt;&lt;dates&gt;&lt;year&gt;2008&lt;/year&gt;&lt;pub-dates&gt;&lt;date&gt;Nov 1&lt;/date&gt;&lt;/pub-dates&gt;&lt;/dates&gt;&lt;isbn&gt;1367-4811 (Electronic)&amp;#xD;1367-4803 (Linking)&lt;/isbn&gt;&lt;accession-num&gt;18606607&lt;/accession-num&gt;&lt;urls&gt;&lt;related-urls&gt;&lt;url&gt;https://www.ncbi.nlm.nih.gov/pubmed/18606607&lt;/url&gt;&lt;/related-urls&gt;&lt;/urls&gt;&lt;custom2&gt;PMC2732273&lt;/custom2&gt;&lt;electronic-resource-num&gt;10.1093/bioinformatics/btn323&lt;/electronic-resource-num&gt;&lt;/record&gt;&lt;/Cite&gt;&lt;/EndNote&gt;</w:instrText>
+      </w:r>
+      <w:r>
+        <w:rPr>
+          <w:highlight w:val="cyan"/>
+        </w:rPr>
+        <w:fldChar w:fldCharType="separate"/>
+      </w:r>
       <w:r>
         <w:rPr>
           <w:noProof/>
-        </w:rPr>
+          <w:highlight w:val="cyan"/>
+          <w:vertAlign w:val="superscript"/>
+        </w:rPr>
+        <w:t>1</w:t>
+      </w:r>
+      <w:r>
+        <w:rPr>
+          <w:highlight w:val="cyan"/>
+        </w:rPr>
+        <w:fldChar w:fldCharType="end"/>
+      </w:r>
+      <w:r>
+        <w:rPr>
+          <w:highlight w:val="cyan"/>
+        </w:rPr>
+        <w:t>.  Us the peakpicking setting to centroid.</w:t>
+      </w:r>
+    </w:p>
+    <w:p>
+      <w:r>
+        <w:t xml:space="preserve">First you will be asked to </w:t>
+      </w:r>
+      <w:r>
+        <w:t>provide the guide file:</w:t>
+      </w:r>
+    </w:p>
+    <w:p>
+      <w:r>
         <w:drawing>
-          <wp:inline distT="0" distB="0" distL="0" distR="0" wp14:anchorId="6AA8D756" wp14:editId="6A59E2DE">
-            <wp:extent cx="3771900" cy="1104900"/>
+          <wp:inline distT="0" distB="0" distL="0" distR="0" wp14:anchorId="4E4C2C21" wp14:editId="3B4A7A57">
+            <wp:extent cx="3261360" cy="1204573"/>
             <wp:effectExtent l="0" t="0" r="0" b="0"/>
-            <wp:docPr id="17" name="Picture 17"/>
+            <wp:docPr id="2029579586" name="Picture 1" descr="A screenshot of a computer&#10;&#10;Description automatically generated"/>
             <wp:cNvGraphicFramePr>
               <a:graphicFrameLocks xmlns:a="http://schemas.openxmlformats.org/drawingml/2006/main" noChangeAspect="1"/>
             </wp:cNvGraphicFramePr>
@@ -4590,7 +4277,7 @@
               <a:graphicData uri="http://schemas.openxmlformats.org/drawingml/2006/picture">
                 <pic:pic xmlns:pic="http://schemas.openxmlformats.org/drawingml/2006/picture">
                   <pic:nvPicPr>
-                    <pic:cNvPr id="1" name=""/>
+                    <pic:cNvPr id="2029579586" name="Picture 1" descr="A screenshot of a computer&#10;&#10;Description automatically generated"/>
                     <pic:cNvPicPr/>
                   </pic:nvPicPr>
                   <pic:blipFill>
@@ -4602,7 +4289,7 @@
                   <pic:spPr>
                     <a:xfrm>
                       <a:off x="0" y="0"/>
-                      <a:ext cx="3771900" cy="1104900"/>
+                      <a:ext cx="3268341" cy="1207151"/>
                     </a:xfrm>
                     <a:prstGeom prst="rect">
                       <a:avLst/>
@@ -4617,814 +4304,16 @@
     </w:p>
     <w:p>
       <w:r>
-        <w:t xml:space="preserve">This may prompt another window warning about overwriting files if you selected files that have already been extracted.  This is because </w:t>
-      </w:r>
-      <w:r>
-        <w:t>DeuteRater v6</w:t>
-      </w:r>
-      <w:r>
-        <w:t xml:space="preserve"> does not know the filenames of the extracted outputs until you choose the .</w:t>
-      </w:r>
-      <w:proofErr w:type="spellStart"/>
-      <w:r>
-        <w:t>mzML</w:t>
-      </w:r>
-      <w:proofErr w:type="spellEnd"/>
-      <w:r>
-        <w:t xml:space="preserve"> files to extract, so cannot determine which files may be overwritten.</w:t>
-      </w:r>
-    </w:p>
-    <w:p>
-      <w:proofErr w:type="gramStart"/>
-      <w:r>
-        <w:t>Each .</w:t>
-      </w:r>
-      <w:proofErr w:type="spellStart"/>
-      <w:r>
-        <w:t>mz</w:t>
-      </w:r>
-      <w:r>
-        <w:t>ML</w:t>
-      </w:r>
-      <w:proofErr w:type="spellEnd"/>
-      <w:proofErr w:type="gramEnd"/>
-      <w:r>
-        <w:t xml:space="preserve"> you provided to DeuteRate</w:t>
-      </w:r>
-      <w:r>
-        <w:t>r v6</w:t>
-      </w:r>
-      <w:r>
-        <w:t xml:space="preserve"> will have a corresponding output file.  The file will have the same name as the original </w:t>
-      </w:r>
-      <w:r>
-        <w:t xml:space="preserve">with </w:t>
-      </w:r>
-      <w:proofErr w:type="gramStart"/>
-      <w:r>
-        <w:t>a .tsv</w:t>
-      </w:r>
-      <w:proofErr w:type="gramEnd"/>
-      <w:r>
-        <w:t xml:space="preserve"> extension instead of an .</w:t>
-      </w:r>
-      <w:proofErr w:type="spellStart"/>
-      <w:r>
-        <w:t>mzML</w:t>
-      </w:r>
-      <w:proofErr w:type="spellEnd"/>
-      <w:r>
-        <w:t xml:space="preserve"> extension.  The file will be the same as the guide file with several extra columns:</w:t>
-      </w:r>
-    </w:p>
-    <w:p>
-      <w:proofErr w:type="spellStart"/>
-      <w:r>
-        <w:t>Id_index</w:t>
-      </w:r>
-      <w:proofErr w:type="spellEnd"/>
-      <w:r>
-        <w:t xml:space="preserve"> – an internal index of the file</w:t>
-      </w:r>
-    </w:p>
-    <w:p>
-      <w:proofErr w:type="spellStart"/>
-      <w:r>
-        <w:t>m</w:t>
-      </w:r>
-      <w:r>
-        <w:t>z</w:t>
-      </w:r>
-      <w:proofErr w:type="spellEnd"/>
-      <w:r>
-        <w:t xml:space="preserve"> – calculated m/z value</w:t>
-      </w:r>
-    </w:p>
-    <w:p>
-      <w:r>
-        <w:t>Z – charge state</w:t>
-      </w:r>
-    </w:p>
-    <w:p>
-      <w:r>
-        <w:t>r</w:t>
-      </w:r>
-      <w:r>
-        <w:t>t – retention time in minutes</w:t>
-      </w:r>
-    </w:p>
-    <w:p>
-      <w:proofErr w:type="spellStart"/>
-      <w:r>
-        <w:lastRenderedPageBreak/>
-        <w:t>n</w:t>
-      </w:r>
-      <w:r>
-        <w:t>_isos</w:t>
-      </w:r>
-      <w:proofErr w:type="spellEnd"/>
-      <w:r>
-        <w:t xml:space="preserve"> – neutromers to extract</w:t>
-      </w:r>
-    </w:p>
-    <w:p>
-      <w:r>
-        <w:t>m</w:t>
-      </w:r>
-      <w:r>
-        <w:t>ass – neutral mass</w:t>
-      </w:r>
-    </w:p>
-    <w:p>
-      <w:proofErr w:type="spellStart"/>
-      <w:r>
-        <w:t>m</w:t>
-      </w:r>
-      <w:r>
-        <w:t>zs</w:t>
-      </w:r>
-      <w:proofErr w:type="spellEnd"/>
-      <w:r>
-        <w:t xml:space="preserve"> – the actual </w:t>
-      </w:r>
-      <w:proofErr w:type="spellStart"/>
-      <w:r>
-        <w:t>mzs</w:t>
-      </w:r>
-      <w:proofErr w:type="spellEnd"/>
-      <w:r>
-        <w:t xml:space="preserve"> found in </w:t>
-      </w:r>
-      <w:proofErr w:type="gramStart"/>
-      <w:r>
-        <w:t>the .</w:t>
-      </w:r>
-      <w:proofErr w:type="spellStart"/>
-      <w:r>
-        <w:t>mzML</w:t>
-      </w:r>
-      <w:proofErr w:type="spellEnd"/>
-      <w:proofErr w:type="gramEnd"/>
-    </w:p>
-    <w:p>
-      <w:r>
-        <w:t>a</w:t>
-      </w:r>
-      <w:r>
-        <w:t>bundances</w:t>
-      </w:r>
-      <w:r>
-        <w:t xml:space="preserve"> – the actual </w:t>
-      </w:r>
-      <w:r>
-        <w:t>abundances</w:t>
-      </w:r>
-      <w:r>
-        <w:t xml:space="preserve"> found in </w:t>
-      </w:r>
-      <w:proofErr w:type="gramStart"/>
-      <w:r>
-        <w:t>the .</w:t>
-      </w:r>
-      <w:proofErr w:type="spellStart"/>
-      <w:r>
-        <w:t>mzML</w:t>
-      </w:r>
-      <w:proofErr w:type="spellEnd"/>
-      <w:proofErr w:type="gramEnd"/>
-    </w:p>
-    <w:p>
-      <w:proofErr w:type="spellStart"/>
-      <w:r>
-        <w:t>lookback_mzs</w:t>
-      </w:r>
-      <w:proofErr w:type="spellEnd"/>
-      <w:r>
-        <w:t xml:space="preserve"> – </w:t>
-      </w:r>
-      <w:proofErr w:type="spellStart"/>
-      <w:r>
-        <w:t>mz</w:t>
-      </w:r>
-      <w:proofErr w:type="spellEnd"/>
-      <w:r>
-        <w:t xml:space="preserve"> of the isotope </w:t>
-      </w:r>
-      <w:r>
-        <w:t>peak in front of the first neutromer extracted</w:t>
-      </w:r>
-      <w:r>
-        <w:t xml:space="preserve"> if the extractor is extracting on an isotope other than the first</w:t>
-      </w:r>
-    </w:p>
-    <w:p>
-      <w:proofErr w:type="spellStart"/>
-      <w:r>
-        <w:t>lookback_abundances</w:t>
-      </w:r>
-      <w:proofErr w:type="spellEnd"/>
-      <w:r>
-        <w:t xml:space="preserve"> – abundance of the isotope peak in front of the first neutromer extracted if the extractor is extracting on an isotope other than the first</w:t>
-      </w:r>
-    </w:p>
-    <w:p>
-      <w:proofErr w:type="spellStart"/>
-      <w:r>
-        <w:t>look</w:t>
-      </w:r>
-      <w:r>
-        <w:t>ahead</w:t>
-      </w:r>
-      <w:r>
-        <w:t>_mzs</w:t>
-      </w:r>
-      <w:proofErr w:type="spellEnd"/>
-      <w:r>
-        <w:t xml:space="preserve"> – </w:t>
-      </w:r>
-      <w:proofErr w:type="spellStart"/>
-      <w:r>
-        <w:t>mz</w:t>
-      </w:r>
-      <w:proofErr w:type="spellEnd"/>
-      <w:r>
-        <w:t xml:space="preserve"> of the isotope peak behind the last neutromer extracted if the extractor is extracting insufficient neutromers.</w:t>
-      </w:r>
-    </w:p>
-    <w:p>
-      <w:proofErr w:type="spellStart"/>
-      <w:r>
-        <w:t>lookback_abundances</w:t>
-      </w:r>
-      <w:proofErr w:type="spellEnd"/>
-      <w:r>
-        <w:t xml:space="preserve"> - abundance of the isotope peak behind the last neutromer extracted if the extractor is extracting insufficient neutromers.</w:t>
-      </w:r>
-    </w:p>
-    <w:p>
-      <w:proofErr w:type="spellStart"/>
-      <w:r>
-        <w:t>rt_min</w:t>
-      </w:r>
-      <w:proofErr w:type="spellEnd"/>
-      <w:r>
-        <w:t xml:space="preserve"> – minimum retention time observed</w:t>
-      </w:r>
-    </w:p>
-    <w:p>
-      <w:proofErr w:type="spellStart"/>
-      <w:r>
-        <w:t>rt_max</w:t>
-      </w:r>
-      <w:proofErr w:type="spellEnd"/>
-      <w:r>
-        <w:t xml:space="preserve"> – maximum retention time observed</w:t>
-      </w:r>
-    </w:p>
-    <w:p>
-      <w:proofErr w:type="spellStart"/>
-      <w:r>
-        <w:t>baseline_signal</w:t>
-      </w:r>
-      <w:proofErr w:type="spellEnd"/>
-      <w:r>
-        <w:t xml:space="preserve"> – abundance of the baseline in the area around this neutromer envelope</w:t>
-      </w:r>
-    </w:p>
-    <w:p>
-      <w:proofErr w:type="spellStart"/>
-      <w:r>
-        <w:t>signal_noise</w:t>
-      </w:r>
-      <w:proofErr w:type="spellEnd"/>
-      <w:r>
-        <w:t xml:space="preserve"> – </w:t>
-      </w:r>
-      <w:r>
-        <w:t>irrelevant</w:t>
-      </w:r>
-    </w:p>
-    <w:p>
-      <w:r>
-        <w:t>mads</w:t>
-      </w:r>
-      <w:r>
-        <w:t xml:space="preserve"> – </w:t>
-      </w:r>
-      <w:r>
-        <w:t xml:space="preserve">an error metric </w:t>
-      </w:r>
-    </w:p>
-    <w:p>
-      <w:proofErr w:type="spellStart"/>
-      <w:r>
-        <w:t>mzs_list</w:t>
-      </w:r>
-      <w:proofErr w:type="spellEnd"/>
-      <w:r>
-        <w:t xml:space="preserve"> – </w:t>
-      </w:r>
-      <w:r>
-        <w:t>only filled for chromatography division setting.</w:t>
-      </w:r>
-    </w:p>
-    <w:p>
-      <w:proofErr w:type="spellStart"/>
-      <w:r>
-        <w:t>intensities_list</w:t>
-      </w:r>
-      <w:proofErr w:type="spellEnd"/>
-      <w:r>
-        <w:t xml:space="preserve"> – </w:t>
-      </w:r>
-      <w:r>
-        <w:t>only filled for chromatography division setting.</w:t>
-      </w:r>
-    </w:p>
-    <w:p>
-      <w:proofErr w:type="spellStart"/>
-      <w:r>
-        <w:rPr>
-          <w:rFonts w:ascii="Calibri" w:eastAsia="Times New Roman" w:hAnsi="Calibri" w:cs="Calibri"/>
-          <w:color w:val="000000"/>
-        </w:rPr>
-        <w:t>rt_list</w:t>
-      </w:r>
-      <w:proofErr w:type="spellEnd"/>
-      <w:r>
-        <w:rPr>
-          <w:rFonts w:ascii="Calibri" w:eastAsia="Times New Roman" w:hAnsi="Calibri" w:cs="Calibri"/>
-          <w:color w:val="000000"/>
-        </w:rPr>
-        <w:t xml:space="preserve"> – </w:t>
-      </w:r>
-      <w:r>
-        <w:t>only filled for chromatography division setting.</w:t>
-      </w:r>
-    </w:p>
-    <w:p>
-      <w:proofErr w:type="spellStart"/>
-      <w:r>
-        <w:rPr>
-          <w:rFonts w:ascii="Calibri" w:eastAsia="Times New Roman" w:hAnsi="Calibri" w:cs="Calibri"/>
-          <w:color w:val="000000"/>
-        </w:rPr>
-        <w:t>baseline_list</w:t>
-      </w:r>
-      <w:proofErr w:type="spellEnd"/>
-      <w:r>
-        <w:rPr>
-          <w:rFonts w:ascii="Calibri" w:eastAsia="Times New Roman" w:hAnsi="Calibri" w:cs="Calibri"/>
-          <w:color w:val="000000"/>
-        </w:rPr>
-        <w:t xml:space="preserve"> – </w:t>
-      </w:r>
-      <w:r>
-        <w:t>only filled for chromatography division setting.</w:t>
-      </w:r>
-    </w:p>
-    <w:p>
-      <w:pPr>
-        <w:rPr>
-          <w:rFonts w:ascii="Calibri" w:eastAsia="Times New Roman" w:hAnsi="Calibri" w:cs="Calibri"/>
-          <w:color w:val="000000"/>
-        </w:rPr>
-      </w:pPr>
-      <w:proofErr w:type="spellStart"/>
-      <w:r>
-        <w:rPr>
-          <w:rFonts w:ascii="Calibri" w:eastAsia="Times New Roman" w:hAnsi="Calibri" w:cs="Calibri"/>
-          <w:color w:val="000000"/>
-        </w:rPr>
-        <w:t>num_scans_combined</w:t>
-      </w:r>
-      <w:proofErr w:type="spellEnd"/>
-      <w:r>
-        <w:rPr>
-          <w:rFonts w:ascii="Calibri" w:eastAsia="Times New Roman" w:hAnsi="Calibri" w:cs="Calibri"/>
-          <w:color w:val="000000"/>
-        </w:rPr>
-        <w:t xml:space="preserve"> – the number of scans used to generate relevant values.</w:t>
-      </w:r>
-    </w:p>
-    <w:p>
-      <w:pPr>
-        <w:spacing w:line="240" w:lineRule="auto"/>
-        <w:rPr>
-          <w:rFonts w:ascii="Calibri" w:eastAsia="Times New Roman" w:hAnsi="Calibri" w:cs="Calibri"/>
-          <w:color w:val="000000"/>
-        </w:rPr>
-      </w:pPr>
-      <w:proofErr w:type="spellStart"/>
-      <w:r>
-        <w:rPr>
-          <w:rFonts w:ascii="Calibri" w:eastAsia="Times New Roman" w:hAnsi="Calibri" w:cs="Calibri"/>
-          <w:color w:val="000000"/>
-        </w:rPr>
-        <w:t>mzml_path</w:t>
-      </w:r>
-      <w:proofErr w:type="spellEnd"/>
-      <w:r>
-        <w:rPr>
-          <w:rFonts w:ascii="Calibri" w:eastAsia="Times New Roman" w:hAnsi="Calibri" w:cs="Calibri"/>
-          <w:color w:val="000000"/>
-        </w:rPr>
-        <w:t xml:space="preserve"> – the path to the </w:t>
-      </w:r>
-      <w:proofErr w:type="spellStart"/>
-      <w:r>
-        <w:rPr>
-          <w:rFonts w:ascii="Calibri" w:eastAsia="Times New Roman" w:hAnsi="Calibri" w:cs="Calibri"/>
-          <w:color w:val="000000"/>
-        </w:rPr>
-        <w:t>mzml</w:t>
-      </w:r>
-      <w:proofErr w:type="spellEnd"/>
-      <w:r>
-        <w:rPr>
-          <w:rFonts w:ascii="Calibri" w:eastAsia="Times New Roman" w:hAnsi="Calibri" w:cs="Calibri"/>
-          <w:color w:val="000000"/>
-        </w:rPr>
-        <w:t xml:space="preserve"> file used for this data</w:t>
-      </w:r>
-    </w:p>
-    <w:p>
-      <w:pPr>
-        <w:spacing w:line="240" w:lineRule="auto"/>
-        <w:rPr>
-          <w:rFonts w:ascii="Calibri" w:eastAsia="Times New Roman" w:hAnsi="Calibri" w:cs="Calibri"/>
-          <w:color w:val="000000"/>
-          <w:highlight w:val="yellow"/>
-        </w:rPr>
-      </w:pPr>
-      <w:proofErr w:type="spellStart"/>
-      <w:r>
-        <w:rPr>
-          <w:rFonts w:ascii="Calibri" w:eastAsia="Times New Roman" w:hAnsi="Calibri" w:cs="Calibri"/>
-          <w:color w:val="000000"/>
-          <w:highlight w:val="yellow"/>
-        </w:rPr>
-        <w:t>file_name</w:t>
-      </w:r>
-      <w:proofErr w:type="spellEnd"/>
-      <w:r>
-        <w:rPr>
-          <w:rFonts w:ascii="Calibri" w:eastAsia="Times New Roman" w:hAnsi="Calibri" w:cs="Calibri"/>
-          <w:color w:val="000000"/>
-          <w:highlight w:val="yellow"/>
-        </w:rPr>
-        <w:t xml:space="preserve"> – </w:t>
-      </w:r>
-    </w:p>
-    <w:p>
-      <w:pPr>
-        <w:spacing w:line="240" w:lineRule="auto"/>
-        <w:rPr>
-          <w:rFonts w:ascii="Calibri" w:eastAsia="Times New Roman" w:hAnsi="Calibri" w:cs="Calibri"/>
-          <w:color w:val="000000"/>
-          <w:highlight w:val="yellow"/>
-        </w:rPr>
-      </w:pPr>
-      <w:proofErr w:type="spellStart"/>
-      <w:r>
-        <w:rPr>
-          <w:rFonts w:ascii="Calibri" w:eastAsia="Times New Roman" w:hAnsi="Calibri" w:cs="Calibri"/>
-          <w:color w:val="000000"/>
-          <w:highlight w:val="yellow"/>
-        </w:rPr>
-        <w:t>mzml_name</w:t>
-      </w:r>
-      <w:proofErr w:type="spellEnd"/>
-      <w:r>
-        <w:rPr>
-          <w:rFonts w:ascii="Calibri" w:eastAsia="Times New Roman" w:hAnsi="Calibri" w:cs="Calibri"/>
-          <w:color w:val="000000"/>
-          <w:highlight w:val="yellow"/>
-        </w:rPr>
-        <w:t xml:space="preserve"> – </w:t>
-      </w:r>
-    </w:p>
-    <w:p>
-      <w:pPr>
-        <w:spacing w:line="240" w:lineRule="auto"/>
-        <w:rPr>
-          <w:rFonts w:ascii="Calibri" w:eastAsia="Times New Roman" w:hAnsi="Calibri" w:cs="Calibri"/>
-          <w:color w:val="000000"/>
-          <w:highlight w:val="yellow"/>
-        </w:rPr>
-      </w:pPr>
-      <w:proofErr w:type="spellStart"/>
-      <w:r>
-        <w:rPr>
-          <w:rFonts w:ascii="Calibri" w:eastAsia="Times New Roman" w:hAnsi="Calibri" w:cs="Calibri"/>
-          <w:color w:val="000000"/>
-          <w:highlight w:val="yellow"/>
-        </w:rPr>
-        <w:t>name_check</w:t>
-      </w:r>
-      <w:proofErr w:type="spellEnd"/>
-      <w:r>
-        <w:rPr>
-          <w:rFonts w:ascii="Calibri" w:eastAsia="Times New Roman" w:hAnsi="Calibri" w:cs="Calibri"/>
-          <w:color w:val="000000"/>
-          <w:highlight w:val="yellow"/>
-        </w:rPr>
-        <w:t xml:space="preserve"> – </w:t>
-      </w:r>
-    </w:p>
-    <w:p>
-      <w:pPr>
-        <w:spacing w:line="240" w:lineRule="auto"/>
-        <w:rPr>
-          <w:rFonts w:ascii="Calibri" w:eastAsia="Times New Roman" w:hAnsi="Calibri" w:cs="Calibri"/>
-          <w:color w:val="000000"/>
-          <w:highlight w:val="yellow"/>
-        </w:rPr>
-      </w:pPr>
-      <w:proofErr w:type="spellStart"/>
-      <w:r>
-        <w:rPr>
-          <w:rFonts w:ascii="Calibri" w:eastAsia="Times New Roman" w:hAnsi="Calibri" w:cs="Calibri"/>
-          <w:color w:val="000000"/>
-          <w:highlight w:val="yellow"/>
-        </w:rPr>
-        <w:t>Extraction_Updated</w:t>
-      </w:r>
-      <w:proofErr w:type="spellEnd"/>
-      <w:r>
-        <w:rPr>
-          <w:rFonts w:ascii="Calibri" w:eastAsia="Times New Roman" w:hAnsi="Calibri" w:cs="Calibri"/>
-          <w:color w:val="000000"/>
-          <w:highlight w:val="yellow"/>
-        </w:rPr>
-        <w:t xml:space="preserve"> – </w:t>
-      </w:r>
-    </w:p>
-    <w:p>
-      <w:pPr>
-        <w:spacing w:line="240" w:lineRule="auto"/>
-        <w:rPr>
-          <w:rFonts w:ascii="Calibri" w:eastAsia="Times New Roman" w:hAnsi="Calibri" w:cs="Calibri"/>
-          <w:color w:val="000000"/>
-          <w:highlight w:val="yellow"/>
-        </w:rPr>
-      </w:pPr>
-      <w:proofErr w:type="spellStart"/>
-      <w:r>
-        <w:rPr>
-          <w:rFonts w:ascii="Calibri" w:eastAsia="Times New Roman" w:hAnsi="Calibri" w:cs="Calibri"/>
-          <w:color w:val="000000"/>
-          <w:highlight w:val="yellow"/>
-        </w:rPr>
-        <w:t>Extraction_Error</w:t>
-      </w:r>
-      <w:proofErr w:type="spellEnd"/>
-      <w:r>
-        <w:rPr>
-          <w:rFonts w:ascii="Calibri" w:eastAsia="Times New Roman" w:hAnsi="Calibri" w:cs="Calibri"/>
-          <w:color w:val="000000"/>
-          <w:highlight w:val="yellow"/>
-        </w:rPr>
-        <w:t xml:space="preserve"> – </w:t>
-      </w:r>
-    </w:p>
-    <w:p>
-      <w:pPr>
-        <w:spacing w:line="240" w:lineRule="auto"/>
-        <w:rPr>
-          <w:rFonts w:ascii="Calibri" w:eastAsia="Times New Roman" w:hAnsi="Calibri" w:cs="Calibri"/>
-          <w:color w:val="000000"/>
-        </w:rPr>
-      </w:pPr>
-      <w:proofErr w:type="spellStart"/>
-      <w:r>
-        <w:rPr>
-          <w:rFonts w:ascii="Calibri" w:eastAsia="Times New Roman" w:hAnsi="Calibri" w:cs="Calibri"/>
-          <w:color w:val="000000"/>
-          <w:highlight w:val="yellow"/>
-        </w:rPr>
-        <w:t>row_num</w:t>
-      </w:r>
-      <w:proofErr w:type="spellEnd"/>
-      <w:r>
-        <w:rPr>
-          <w:rFonts w:ascii="Calibri" w:eastAsia="Times New Roman" w:hAnsi="Calibri" w:cs="Calibri"/>
-          <w:color w:val="000000"/>
-          <w:highlight w:val="yellow"/>
-        </w:rPr>
-        <w:t xml:space="preserve"> –</w:t>
-      </w:r>
-      <w:r>
-        <w:rPr>
-          <w:rFonts w:ascii="Calibri" w:eastAsia="Times New Roman" w:hAnsi="Calibri" w:cs="Calibri"/>
-          <w:color w:val="000000"/>
-        </w:rPr>
-        <w:t xml:space="preserve"> </w:t>
-      </w:r>
-    </w:p>
-    <w:p>
-      <w:pPr>
-        <w:spacing w:line="240" w:lineRule="auto"/>
-        <w:rPr>
-          <w:rFonts w:ascii="Calibri" w:eastAsia="Times New Roman" w:hAnsi="Calibri" w:cs="Calibri"/>
-          <w:color w:val="000000"/>
-        </w:rPr>
-      </w:pPr>
-      <w:r>
-        <w:rPr>
-          <w:rFonts w:ascii="Calibri" w:eastAsia="Times New Roman" w:hAnsi="Calibri" w:cs="Calibri"/>
-          <w:color w:val="000000"/>
-        </w:rPr>
-        <w:t xml:space="preserve">Columns </w:t>
-      </w:r>
-      <w:proofErr w:type="spellStart"/>
-      <w:r>
-        <w:rPr>
-          <w:rFonts w:ascii="Calibri" w:eastAsia="Times New Roman" w:hAnsi="Calibri" w:cs="Calibri"/>
-          <w:color w:val="000000"/>
-        </w:rPr>
-        <w:t>mzs</w:t>
-      </w:r>
-      <w:proofErr w:type="spellEnd"/>
-      <w:r>
-        <w:rPr>
-          <w:rFonts w:ascii="Calibri" w:eastAsia="Times New Roman" w:hAnsi="Calibri" w:cs="Calibri"/>
-          <w:color w:val="000000"/>
-        </w:rPr>
-        <w:t xml:space="preserve"> to </w:t>
-      </w:r>
-      <w:proofErr w:type="spellStart"/>
-      <w:r>
-        <w:rPr>
-          <w:rFonts w:ascii="Calibri" w:eastAsia="Times New Roman" w:hAnsi="Calibri" w:cs="Calibri"/>
-          <w:color w:val="000000"/>
-        </w:rPr>
-        <w:t>num_scans_combined</w:t>
-      </w:r>
-      <w:proofErr w:type="spellEnd"/>
-      <w:r>
-        <w:rPr>
-          <w:rFonts w:ascii="Calibri" w:eastAsia="Times New Roman" w:hAnsi="Calibri" w:cs="Calibri"/>
-          <w:color w:val="000000"/>
-        </w:rPr>
-        <w:t xml:space="preserve"> are only filled in if data was found for this row.  If data was not found, and all of these columns are blank, the rows will be discarded in step “Combine Extracted Files”.</w:t>
-      </w:r>
-    </w:p>
-    <w:p>
-      <w:pPr>
-        <w:spacing w:line="240" w:lineRule="auto"/>
-        <w:rPr>
-          <w:rFonts w:ascii="Calibri" w:eastAsia="Times New Roman" w:hAnsi="Calibri" w:cs="Calibri"/>
-          <w:color w:val="000000"/>
-        </w:rPr>
-      </w:pPr>
-      <w:r>
-        <w:rPr>
-          <w:rFonts w:ascii="Calibri" w:eastAsia="Times New Roman" w:hAnsi="Calibri" w:cs="Calibri"/>
-          <w:color w:val="000000"/>
-        </w:rPr>
-        <w:lastRenderedPageBreak/>
-        <w:t xml:space="preserve">You will see progress bars on the black command prompt that appeared with the interface (or the normal command prompt if you called the program from there).  Do note that if you have “Provide Time and Enrichment” checked, you will be prompted to fill out the tables associated with that step after </w:t>
-      </w:r>
-      <w:proofErr w:type="gramStart"/>
-      <w:r>
-        <w:rPr>
-          <w:rFonts w:ascii="Calibri" w:eastAsia="Times New Roman" w:hAnsi="Calibri" w:cs="Calibri"/>
-          <w:color w:val="000000"/>
-        </w:rPr>
-        <w:t>selecting .</w:t>
-      </w:r>
-      <w:proofErr w:type="spellStart"/>
-      <w:r>
-        <w:rPr>
-          <w:rFonts w:ascii="Calibri" w:eastAsia="Times New Roman" w:hAnsi="Calibri" w:cs="Calibri"/>
-          <w:color w:val="000000"/>
-        </w:rPr>
-        <w:t>mzMLs</w:t>
-      </w:r>
-      <w:proofErr w:type="spellEnd"/>
-      <w:proofErr w:type="gramEnd"/>
-      <w:r>
-        <w:rPr>
-          <w:rFonts w:ascii="Calibri" w:eastAsia="Times New Roman" w:hAnsi="Calibri" w:cs="Calibri"/>
-          <w:color w:val="000000"/>
-        </w:rPr>
-        <w:t xml:space="preserve"> but before the actual extraction happens.  This is so you can walk away from the analysis without it stalling to ask for your input halfway through.</w:t>
-      </w:r>
-    </w:p>
-    <w:p>
-      <w:pPr>
-        <w:pStyle w:val="Heading2"/>
-      </w:pPr>
-      <w:bookmarkStart w:id="11" w:name="_Toc86148499"/>
-      <w:r>
-        <w:t>Rate Calculation – Provide Time and Enrichment</w:t>
-      </w:r>
-      <w:bookmarkEnd w:id="11"/>
-    </w:p>
-    <w:p>
-      <w:pPr>
-        <w:rPr>
-          <w:highlight w:val="cyan"/>
-        </w:rPr>
-      </w:pPr>
-      <w:r>
-        <w:rPr>
-          <w:highlight w:val="cyan"/>
-        </w:rPr>
-        <w:t xml:space="preserve">The purpose of the “Provide Time and Enrichment” </w:t>
-      </w:r>
-      <w:r>
-        <w:rPr>
-          <w:highlight w:val="cyan"/>
-        </w:rPr>
-        <w:t xml:space="preserve">is to provide </w:t>
-      </w:r>
-      <w:r>
-        <w:rPr>
-          <w:highlight w:val="cyan"/>
-        </w:rPr>
-        <w:t>information on the .</w:t>
-      </w:r>
-      <w:proofErr w:type="spellStart"/>
-      <w:r>
-        <w:rPr>
-          <w:highlight w:val="cyan"/>
-        </w:rPr>
-        <w:t>mzml</w:t>
-      </w:r>
-      <w:proofErr w:type="spellEnd"/>
-      <w:r>
-        <w:rPr>
-          <w:highlight w:val="cyan"/>
-        </w:rPr>
-        <w:t xml:space="preserve"> files you are </w:t>
-      </w:r>
-      <w:bookmarkStart w:id="12" w:name="_GoBack"/>
-      <w:bookmarkEnd w:id="12"/>
-      <w:r>
-        <w:rPr>
-          <w:highlight w:val="cyan"/>
-        </w:rPr>
-        <w:t xml:space="preserve">using.  </w:t>
-      </w:r>
-      <w:r>
-        <w:rPr>
-          <w:highlight w:val="cyan"/>
-        </w:rPr>
-        <w:t xml:space="preserve">If you are starting with this step you will be asked to select the </w:t>
-      </w:r>
-      <w:proofErr w:type="gramStart"/>
-      <w:r>
-        <w:rPr>
-          <w:highlight w:val="cyan"/>
-        </w:rPr>
-        <w:t>output .</w:t>
-      </w:r>
-      <w:proofErr w:type="spellStart"/>
-      <w:r>
-        <w:rPr>
-          <w:highlight w:val="cyan"/>
-        </w:rPr>
-        <w:t>tsvs</w:t>
-      </w:r>
-      <w:proofErr w:type="spellEnd"/>
-      <w:proofErr w:type="gramEnd"/>
-      <w:r>
-        <w:rPr>
-          <w:highlight w:val="cyan"/>
-        </w:rPr>
-        <w:t xml:space="preserve"> from an extractor step, otherwise it will continue with the data that was used in the extractor. </w:t>
-      </w:r>
-      <w:r>
-        <w:rPr>
-          <w:highlight w:val="cyan"/>
-        </w:rPr>
-        <w:t>If step is checked you will be provided w</w:t>
-      </w:r>
-      <w:r>
-        <w:rPr>
-          <w:highlight w:val="cyan"/>
-        </w:rPr>
-        <w:t>ith a table like the following:</w:t>
-      </w:r>
-    </w:p>
-    <w:p>
-      <w:pPr>
-        <w:rPr>
-          <w:highlight w:val="cyan"/>
-        </w:rPr>
-      </w:pPr>
-      <w:r>
-        <w:rPr>
-          <w:noProof/>
-          <w:highlight w:val="cyan"/>
-        </w:rPr>
+        <w:t>Navigate to wherever you have the guide file and select it.  You will then be prompted to select your .mzML files.  You may select one or several at once:</w:t>
+      </w:r>
+    </w:p>
+    <w:p>
+      <w:r>
         <w:drawing>
-          <wp:inline distT="0" distB="0" distL="0" distR="0" wp14:anchorId="5FBC5DBD" wp14:editId="3894ADFF">
-            <wp:extent cx="5943600" cy="2886710"/>
-            <wp:effectExtent l="0" t="0" r="0" b="8890"/>
-            <wp:docPr id="18" name="Picture 18"/>
+          <wp:inline distT="0" distB="0" distL="0" distR="0" wp14:anchorId="54C46118" wp14:editId="1E8C5CAF">
+            <wp:extent cx="3649726" cy="1120140"/>
+            <wp:effectExtent l="0" t="0" r="8255" b="3810"/>
+            <wp:docPr id="1405716637" name="Picture 1"/>
             <wp:cNvGraphicFramePr>
               <a:graphicFrameLocks xmlns:a="http://schemas.openxmlformats.org/drawingml/2006/main" noChangeAspect="1"/>
             </wp:cNvGraphicFramePr>
@@ -5432,7 +4321,7 @@
               <a:graphicData uri="http://schemas.openxmlformats.org/drawingml/2006/picture">
                 <pic:pic xmlns:pic="http://schemas.openxmlformats.org/drawingml/2006/picture">
                   <pic:nvPicPr>
-                    <pic:cNvPr id="1" name=""/>
+                    <pic:cNvPr id="1405716637" name=""/>
                     <pic:cNvPicPr/>
                   </pic:nvPicPr>
                   <pic:blipFill>
@@ -5444,7 +4333,7 @@
                   <pic:spPr>
                     <a:xfrm>
                       <a:off x="0" y="0"/>
-                      <a:ext cx="5943600" cy="2886710"/>
+                      <a:ext cx="3656354" cy="1122174"/>
                     </a:xfrm>
                     <a:prstGeom prst="rect">
                       <a:avLst/>
@@ -5458,6 +4347,454 @@
       </w:r>
     </w:p>
     <w:p>
+      <w:r>
+        <w:t xml:space="preserve">This may prompt another window warning about overwriting files if you selected files that have already been extracted.  This is because </w:t>
+      </w:r>
+      <w:r>
+        <w:t>DeuteRater v6</w:t>
+      </w:r>
+      <w:r>
+        <w:t xml:space="preserve"> does not know the filenames of the extracted outputs until you choose the .mzML files to extract, so cannot determine which files may be overwritten.</w:t>
+      </w:r>
+    </w:p>
+    <w:p>
+      <w:r>
+        <w:lastRenderedPageBreak/>
+        <w:t>Each .mz</w:t>
+      </w:r>
+      <w:r>
+        <w:t>ML</w:t>
+      </w:r>
+      <w:r>
+        <w:t xml:space="preserve"> you provided to DeuteRate</w:t>
+      </w:r>
+      <w:r>
+        <w:t>r v6</w:t>
+      </w:r>
+      <w:r>
+        <w:t xml:space="preserve"> will have a corresponding output file.  The file will have the same name as the original </w:t>
+      </w:r>
+      <w:r>
+        <w:t>with a .tsv extension instead of an .mzML extension.  The file will be the same as the guide file with several extra columns:</w:t>
+      </w:r>
+    </w:p>
+    <w:p>
+      <w:r>
+        <w:t>Id_index – an internal index of the file</w:t>
+      </w:r>
+    </w:p>
+    <w:p>
+      <w:r>
+        <w:t>m</w:t>
+      </w:r>
+      <w:r>
+        <w:t>z – calculated m/z value</w:t>
+      </w:r>
+    </w:p>
+    <w:p>
+      <w:r>
+        <w:t>Z – charge state</w:t>
+      </w:r>
+    </w:p>
+    <w:p>
+      <w:r>
+        <w:t>r</w:t>
+      </w:r>
+      <w:r>
+        <w:t>t – retention time in minutes</w:t>
+      </w:r>
+    </w:p>
+    <w:p>
+      <w:r>
+        <w:t>n</w:t>
+      </w:r>
+      <w:r>
+        <w:t>_isos – neutromers to extract</w:t>
+      </w:r>
+    </w:p>
+    <w:p>
+      <w:r>
+        <w:t>m</w:t>
+      </w:r>
+      <w:r>
+        <w:t>ass – neutral mass</w:t>
+      </w:r>
+    </w:p>
+    <w:p>
+      <w:r>
+        <w:t>m</w:t>
+      </w:r>
+      <w:r>
+        <w:t>zs – the actual mzs found in the .mzML</w:t>
+      </w:r>
+    </w:p>
+    <w:p>
+      <w:r>
+        <w:t>a</w:t>
+      </w:r>
+      <w:r>
+        <w:t>bundances</w:t>
+      </w:r>
+      <w:r>
+        <w:t xml:space="preserve"> – the actual </w:t>
+      </w:r>
+      <w:r>
+        <w:t>abundances</w:t>
+      </w:r>
+      <w:r>
+        <w:t xml:space="preserve"> found in the .mzML</w:t>
+      </w:r>
+    </w:p>
+    <w:p>
+      <w:r>
+        <w:t>lookback_mzs</w:t>
+      </w:r>
+      <w:r>
+        <w:t xml:space="preserve"> – </w:t>
+      </w:r>
+      <w:r>
+        <w:t xml:space="preserve">mz of the isotope </w:t>
+      </w:r>
+      <w:r>
+        <w:t>peak in front of the first neutromer extracted</w:t>
+      </w:r>
+      <w:r>
+        <w:t xml:space="preserve"> if the extractor is extracting on an isotope other than the first</w:t>
+      </w:r>
+    </w:p>
+    <w:p>
+      <w:r>
+        <w:t>lookback_abundances</w:t>
+      </w:r>
+      <w:r>
+        <w:t xml:space="preserve"> – abundance of the isotope peak in front of the first neutromer extracted if the extractor is extracting on an isotope other than the first</w:t>
+      </w:r>
+    </w:p>
+    <w:p>
+      <w:r>
+        <w:t>look</w:t>
+      </w:r>
+      <w:r>
+        <w:t>ahead</w:t>
+      </w:r>
+      <w:r>
+        <w:t>_mzs</w:t>
+      </w:r>
+      <w:r>
+        <w:t xml:space="preserve"> – mz of the isotope peak behind the last neutromer extracted if the extractor is extracting insufficient neutromers.</w:t>
+      </w:r>
+    </w:p>
+    <w:p>
+      <w:r>
+        <w:t>lookback_abundances</w:t>
+      </w:r>
+      <w:r>
+        <w:t xml:space="preserve"> - abundance of the isotope peak behind the last neutromer extracted if the extractor is extracting insufficient neutromers.</w:t>
+      </w:r>
+    </w:p>
+    <w:p>
+      <w:r>
+        <w:t>rt_min – minimum retention time observed</w:t>
+      </w:r>
+    </w:p>
+    <w:p>
+      <w:r>
+        <w:t>rt_max – maximum retention time observed</w:t>
+      </w:r>
+    </w:p>
+    <w:p>
+      <w:r>
+        <w:t>baseline_signal</w:t>
+      </w:r>
+      <w:r>
+        <w:t xml:space="preserve"> – abundance of the baseline in the area around this neutromer envelope</w:t>
+      </w:r>
+    </w:p>
+    <w:p>
+      <w:r>
+        <w:t>signal_noise</w:t>
+      </w:r>
+      <w:r>
+        <w:t xml:space="preserve"> – </w:t>
+      </w:r>
+      <w:r>
+        <w:t>irrelevant</w:t>
+      </w:r>
+    </w:p>
+    <w:p>
+      <w:r>
+        <w:t>mads</w:t>
+      </w:r>
+      <w:r>
+        <w:t xml:space="preserve"> – </w:t>
+      </w:r>
+      <w:r>
+        <w:t xml:space="preserve">an error metric </w:t>
+      </w:r>
+    </w:p>
+    <w:p>
+      <w:r>
+        <w:t>mzs_list</w:t>
+      </w:r>
+      <w:r>
+        <w:t xml:space="preserve"> – </w:t>
+      </w:r>
+      <w:r>
+        <w:t>only filled for chromatography division setting.</w:t>
+      </w:r>
+    </w:p>
+    <w:p>
+      <w:r>
+        <w:t>intensities_list</w:t>
+      </w:r>
+      <w:r>
+        <w:t xml:space="preserve"> – </w:t>
+      </w:r>
+      <w:r>
+        <w:t>only filled for chromatography division setting.</w:t>
+      </w:r>
+    </w:p>
+    <w:p>
+      <w:r>
+        <w:rPr>
+          <w:rFonts w:ascii="Calibri" w:eastAsia="Times New Roman" w:hAnsi="Calibri" w:cs="Calibri"/>
+          <w:color w:val="000000"/>
+        </w:rPr>
+        <w:t>rt_list</w:t>
+      </w:r>
+      <w:r>
+        <w:rPr>
+          <w:rFonts w:ascii="Calibri" w:eastAsia="Times New Roman" w:hAnsi="Calibri" w:cs="Calibri"/>
+          <w:color w:val="000000"/>
+        </w:rPr>
+        <w:t xml:space="preserve"> – </w:t>
+      </w:r>
+      <w:r>
+        <w:t>only filled for chromatography division setting.</w:t>
+      </w:r>
+    </w:p>
+    <w:p>
+      <w:r>
+        <w:rPr>
+          <w:rFonts w:ascii="Calibri" w:eastAsia="Times New Roman" w:hAnsi="Calibri" w:cs="Calibri"/>
+          <w:color w:val="000000"/>
+        </w:rPr>
+        <w:t>baseline_list</w:t>
+      </w:r>
+      <w:r>
+        <w:rPr>
+          <w:rFonts w:ascii="Calibri" w:eastAsia="Times New Roman" w:hAnsi="Calibri" w:cs="Calibri"/>
+          <w:color w:val="000000"/>
+        </w:rPr>
+        <w:t xml:space="preserve"> – </w:t>
+      </w:r>
+      <w:r>
+        <w:t>only filled for chromatography division setting.</w:t>
+      </w:r>
+    </w:p>
+    <w:p>
+      <w:pPr>
+        <w:rPr>
+          <w:rFonts w:ascii="Calibri" w:eastAsia="Times New Roman" w:hAnsi="Calibri" w:cs="Calibri"/>
+          <w:color w:val="000000"/>
+        </w:rPr>
+      </w:pPr>
+      <w:r>
+        <w:rPr>
+          <w:rFonts w:ascii="Calibri" w:eastAsia="Times New Roman" w:hAnsi="Calibri" w:cs="Calibri"/>
+          <w:color w:val="000000"/>
+        </w:rPr>
+        <w:t>num_scans_combined</w:t>
+      </w:r>
+      <w:r>
+        <w:rPr>
+          <w:rFonts w:ascii="Calibri" w:eastAsia="Times New Roman" w:hAnsi="Calibri" w:cs="Calibri"/>
+          <w:color w:val="000000"/>
+        </w:rPr>
+        <w:t xml:space="preserve"> – the number of scans used to generate relevant values.</w:t>
+      </w:r>
+    </w:p>
+    <w:p>
+      <w:pPr>
+        <w:spacing w:line="240" w:lineRule="auto"/>
+        <w:rPr>
+          <w:rFonts w:ascii="Calibri" w:eastAsia="Times New Roman" w:hAnsi="Calibri" w:cs="Calibri"/>
+          <w:color w:val="000000"/>
+        </w:rPr>
+      </w:pPr>
+      <w:r>
+        <w:rPr>
+          <w:rFonts w:ascii="Calibri" w:eastAsia="Times New Roman" w:hAnsi="Calibri" w:cs="Calibri"/>
+          <w:color w:val="000000"/>
+        </w:rPr>
+        <w:t>mzml_path</w:t>
+      </w:r>
+      <w:r>
+        <w:rPr>
+          <w:rFonts w:ascii="Calibri" w:eastAsia="Times New Roman" w:hAnsi="Calibri" w:cs="Calibri"/>
+          <w:color w:val="000000"/>
+        </w:rPr>
+        <w:t xml:space="preserve"> – the path to the mzml file used for this data</w:t>
+      </w:r>
+    </w:p>
+    <w:p>
+      <w:pPr>
+        <w:spacing w:line="240" w:lineRule="auto"/>
+        <w:rPr>
+          <w:rFonts w:ascii="Calibri" w:eastAsia="Times New Roman" w:hAnsi="Calibri" w:cs="Calibri"/>
+          <w:color w:val="000000"/>
+          <w:highlight w:val="yellow"/>
+        </w:rPr>
+      </w:pPr>
+      <w:r>
+        <w:rPr>
+          <w:rFonts w:ascii="Calibri" w:eastAsia="Times New Roman" w:hAnsi="Calibri" w:cs="Calibri"/>
+          <w:color w:val="000000"/>
+          <w:highlight w:val="yellow"/>
+        </w:rPr>
+        <w:t xml:space="preserve">file_name – </w:t>
+      </w:r>
+    </w:p>
+    <w:p>
+      <w:pPr>
+        <w:spacing w:line="240" w:lineRule="auto"/>
+        <w:rPr>
+          <w:rFonts w:ascii="Calibri" w:eastAsia="Times New Roman" w:hAnsi="Calibri" w:cs="Calibri"/>
+          <w:color w:val="000000"/>
+          <w:highlight w:val="yellow"/>
+        </w:rPr>
+      </w:pPr>
+      <w:r>
+        <w:rPr>
+          <w:rFonts w:ascii="Calibri" w:eastAsia="Times New Roman" w:hAnsi="Calibri" w:cs="Calibri"/>
+          <w:color w:val="000000"/>
+          <w:highlight w:val="yellow"/>
+        </w:rPr>
+        <w:lastRenderedPageBreak/>
+        <w:t xml:space="preserve">mzml_name – </w:t>
+      </w:r>
+    </w:p>
+    <w:p>
+      <w:pPr>
+        <w:spacing w:line="240" w:lineRule="auto"/>
+        <w:rPr>
+          <w:rFonts w:ascii="Calibri" w:eastAsia="Times New Roman" w:hAnsi="Calibri" w:cs="Calibri"/>
+          <w:color w:val="000000"/>
+          <w:highlight w:val="yellow"/>
+        </w:rPr>
+      </w:pPr>
+      <w:r>
+        <w:rPr>
+          <w:rFonts w:ascii="Calibri" w:eastAsia="Times New Roman" w:hAnsi="Calibri" w:cs="Calibri"/>
+          <w:color w:val="000000"/>
+          <w:highlight w:val="yellow"/>
+        </w:rPr>
+        <w:t xml:space="preserve">name_check – </w:t>
+      </w:r>
+    </w:p>
+    <w:p>
+      <w:pPr>
+        <w:spacing w:line="240" w:lineRule="auto"/>
+        <w:rPr>
+          <w:rFonts w:ascii="Calibri" w:eastAsia="Times New Roman" w:hAnsi="Calibri" w:cs="Calibri"/>
+          <w:color w:val="000000"/>
+          <w:highlight w:val="yellow"/>
+        </w:rPr>
+      </w:pPr>
+      <w:r>
+        <w:rPr>
+          <w:rFonts w:ascii="Calibri" w:eastAsia="Times New Roman" w:hAnsi="Calibri" w:cs="Calibri"/>
+          <w:color w:val="000000"/>
+          <w:highlight w:val="yellow"/>
+        </w:rPr>
+        <w:t xml:space="preserve">Extraction_Updated – </w:t>
+      </w:r>
+    </w:p>
+    <w:p>
+      <w:pPr>
+        <w:spacing w:line="240" w:lineRule="auto"/>
+        <w:rPr>
+          <w:rFonts w:ascii="Calibri" w:eastAsia="Times New Roman" w:hAnsi="Calibri" w:cs="Calibri"/>
+          <w:color w:val="000000"/>
+          <w:highlight w:val="yellow"/>
+        </w:rPr>
+      </w:pPr>
+      <w:r>
+        <w:rPr>
+          <w:rFonts w:ascii="Calibri" w:eastAsia="Times New Roman" w:hAnsi="Calibri" w:cs="Calibri"/>
+          <w:color w:val="000000"/>
+          <w:highlight w:val="yellow"/>
+        </w:rPr>
+        <w:t xml:space="preserve">Extraction_Error – </w:t>
+      </w:r>
+    </w:p>
+    <w:p>
+      <w:pPr>
+        <w:spacing w:line="240" w:lineRule="auto"/>
+        <w:rPr>
+          <w:rFonts w:ascii="Calibri" w:eastAsia="Times New Roman" w:hAnsi="Calibri" w:cs="Calibri"/>
+          <w:color w:val="000000"/>
+        </w:rPr>
+      </w:pPr>
+      <w:r>
+        <w:rPr>
+          <w:rFonts w:ascii="Calibri" w:eastAsia="Times New Roman" w:hAnsi="Calibri" w:cs="Calibri"/>
+          <w:color w:val="000000"/>
+          <w:highlight w:val="yellow"/>
+        </w:rPr>
+        <w:t>row_num –</w:t>
+      </w:r>
+      <w:r>
+        <w:rPr>
+          <w:rFonts w:ascii="Calibri" w:eastAsia="Times New Roman" w:hAnsi="Calibri" w:cs="Calibri"/>
+          <w:color w:val="000000"/>
+        </w:rPr>
+        <w:t xml:space="preserve"> </w:t>
+      </w:r>
+    </w:p>
+    <w:p>
+      <w:pPr>
+        <w:spacing w:line="240" w:lineRule="auto"/>
+        <w:rPr>
+          <w:rFonts w:ascii="Calibri" w:eastAsia="Times New Roman" w:hAnsi="Calibri" w:cs="Calibri"/>
+          <w:color w:val="000000"/>
+        </w:rPr>
+      </w:pPr>
+      <w:r>
+        <w:rPr>
+          <w:rFonts w:ascii="Calibri" w:eastAsia="Times New Roman" w:hAnsi="Calibri" w:cs="Calibri"/>
+          <w:color w:val="000000"/>
+        </w:rPr>
+        <w:t>Columns mzs to num_scans_combined are only filled in if data was found for this row.  If data was not found, and all of these columns are blank, the rows will be discarded in step “Combine Extracted Files”.</w:t>
+      </w:r>
+    </w:p>
+    <w:p>
+      <w:pPr>
+        <w:spacing w:line="240" w:lineRule="auto"/>
+        <w:rPr>
+          <w:rFonts w:ascii="Calibri" w:eastAsia="Times New Roman" w:hAnsi="Calibri" w:cs="Calibri"/>
+          <w:color w:val="000000"/>
+        </w:rPr>
+      </w:pPr>
+      <w:r>
+        <w:rPr>
+          <w:rFonts w:ascii="Calibri" w:eastAsia="Times New Roman" w:hAnsi="Calibri" w:cs="Calibri"/>
+          <w:color w:val="000000"/>
+        </w:rPr>
+        <w:t>You will see progress bars on the black command prompt that appeared with the interface (or the normal command prompt if you called the program from there).  Do note that if you have “Provide Time and Enrichment” checked, you will be prompted to fill out the tables associated with that step after selecting .mzMLs but before the actual extraction happens.  This is so you can walk away from the analysis without it stalling to ask for your input halfway through.</w:t>
+      </w:r>
+    </w:p>
+    <w:p>
+      <w:pPr>
+        <w:pStyle w:val="Heading2"/>
+      </w:pPr>
+      <w:bookmarkStart w:id="11" w:name="_Toc86148499"/>
+      <w:r>
+        <w:t>Rate Calculation – Provide Time and Enrichment</w:t>
+      </w:r>
+      <w:bookmarkEnd w:id="11"/>
+    </w:p>
+    <w:p>
       <w:pPr>
         <w:rPr>
           <w:highlight w:val="cyan"/>
@@ -5467,163 +4804,51 @@
         <w:rPr>
           <w:highlight w:val="cyan"/>
         </w:rPr>
-        <w:t>Each extracted .tsv file will be present in the “Filename” column.  You must fill out the “Time” column and the “Subject ID” column</w:t>
+        <w:t xml:space="preserve">The purpose of the “Provide Time and Enrichment” </w:t>
       </w:r>
       <w:r>
         <w:rPr>
           <w:highlight w:val="cyan"/>
         </w:rPr>
-        <w:t xml:space="preserve">.  </w:t>
-      </w:r>
-    </w:p>
-    <w:p>
-      <w:pPr>
+        <w:t xml:space="preserve">is to provide </w:t>
+      </w:r>
+      <w:r>
         <w:rPr>
           <w:highlight w:val="cyan"/>
         </w:rPr>
-      </w:pPr>
+        <w:t xml:space="preserve">information on the .mzml files you are using.  </w:t>
+      </w:r>
       <w:r>
         <w:rPr>
           <w:highlight w:val="cyan"/>
         </w:rPr>
-        <w:t>“Time”</w:t>
+        <w:t xml:space="preserve">If you are starting with this step you will be asked to select the output .tsvs from an extractor step, otherwise it will continue with the data that was used in the extractor. </w:t>
       </w:r>
       <w:r>
         <w:rPr>
           <w:highlight w:val="cyan"/>
         </w:rPr>
-        <w:t xml:space="preserve"> must be the time since the beginning of deuterium labeling in the subject.  Days is the best unit for time.  </w:t>
+        <w:t>If step is checked you will be provided w</w:t>
       </w:r>
       <w:r>
         <w:rPr>
           <w:highlight w:val="cyan"/>
         </w:rPr>
-        <w:t>DeuteRater v6</w:t>
-      </w:r>
-      <w:r>
+        <w:t>ith a table like the following:</w:t>
+      </w:r>
+    </w:p>
+    <w:p>
+      <w:pPr>
         <w:rPr>
           <w:highlight w:val="cyan"/>
         </w:rPr>
-        <w:t xml:space="preserve"> can use any time unit so long as it is consistent, but several later filters are calibrated for time data being in units of days.  </w:t>
-      </w:r>
-    </w:p>
-    <w:p>
-      <w:pPr>
-        <w:rPr>
-          <w:highlight w:val="cyan"/>
-        </w:rPr>
-      </w:pPr>
-      <w:r>
-        <w:rPr>
-          <w:highlight w:val="cyan"/>
-        </w:rPr>
-        <w:t xml:space="preserve">“Subject ID” is a label that will applied to your data.  Different Subject IDs will not be mixed at later steps in the analysis.  This can be useful for separating data from different subjects in the same analysis, separating different </w:t>
-      </w:r>
-      <w:r>
-        <w:rPr>
-          <w:highlight w:val="cyan"/>
-        </w:rPr>
-        <w:t xml:space="preserve">tissues for the same subject, or for simply providing an identifier to this data which will be preserved as a column in every output and as part of the title of every graph.  Do keep in mind that to a computer “A” and “a” are different and a space </w:t>
-      </w:r>
-      <w:proofErr w:type="gramStart"/>
-      <w:r>
-        <w:rPr>
-          <w:highlight w:val="cyan"/>
-        </w:rPr>
-        <w:t>“ “</w:t>
-      </w:r>
-      <w:proofErr w:type="gramEnd"/>
-      <w:r>
-        <w:rPr>
-          <w:highlight w:val="cyan"/>
-        </w:rPr>
-        <w:t xml:space="preserve"> is considered a character so be careful to make each Subject ID for the same subject (or whatever you wish to mark) exactly the same.</w:t>
-      </w:r>
-    </w:p>
-    <w:p>
-      <w:pPr>
-        <w:rPr>
-          <w:highlight w:val="cyan"/>
-        </w:rPr>
-      </w:pPr>
-      <w:proofErr w:type="spellStart"/>
-      <w:r>
-        <w:rPr>
-          <w:highlight w:val="cyan"/>
-        </w:rPr>
-        <w:t>Ctrl+c</w:t>
-      </w:r>
-      <w:proofErr w:type="spellEnd"/>
-      <w:r>
-        <w:rPr>
-          <w:highlight w:val="cyan"/>
-        </w:rPr>
-        <w:t xml:space="preserve"> for copy, </w:t>
-      </w:r>
-      <w:proofErr w:type="spellStart"/>
-      <w:r>
-        <w:rPr>
-          <w:highlight w:val="cyan"/>
-        </w:rPr>
-        <w:t>Ctrl+v</w:t>
-      </w:r>
-      <w:proofErr w:type="spellEnd"/>
-      <w:r>
-        <w:rPr>
-          <w:highlight w:val="cyan"/>
-        </w:rPr>
-        <w:t xml:space="preserve"> for paste and del and backspace for delete are enabled for this table and the next one.</w:t>
-      </w:r>
-    </w:p>
-    <w:p>
-      <w:pPr>
-        <w:rPr>
-          <w:highlight w:val="cyan"/>
-        </w:rPr>
-      </w:pPr>
-      <w:r>
-        <w:rPr>
-          <w:highlight w:val="cyan"/>
-        </w:rPr>
-        <w:lastRenderedPageBreak/>
-        <w:t xml:space="preserve">Fill out the table and hit the green “Proceed” button.  The red “Cancel” button will prevent further analysis and return you to the main interface. If there is a problem with the data you entered, such as a missing value or a non-numeric or negative time, a warning message will appear.  You must correct the problem </w:t>
-      </w:r>
-    </w:p>
-    <w:p>
-      <w:pPr>
-        <w:rPr>
-          <w:highlight w:val="cyan"/>
-        </w:rPr>
-      </w:pPr>
-      <w:r>
-        <w:rPr>
-          <w:highlight w:val="cyan"/>
-        </w:rPr>
-        <w:t xml:space="preserve">After </w:t>
-      </w:r>
-      <w:r>
-        <w:rPr>
-          <w:highlight w:val="cyan"/>
-        </w:rPr>
-        <w:t>you hit proceed, another window will appear:</w:t>
-      </w:r>
-    </w:p>
-    <w:p>
-      <w:pPr>
-        <w:rPr>
-          <w:highlight w:val="cyan"/>
-        </w:rPr>
-      </w:pPr>
-      <w:r>
-        <w:rPr>
-          <w:noProof/>
-          <w:highlight w:val="cyan"/>
-        </w:rPr>
+      </w:pPr>
+      <w:r>
         <w:drawing>
-          <wp:inline distT="0" distB="0" distL="0" distR="0" wp14:anchorId="7BDD3DC0" wp14:editId="5E2D54BA">
-            <wp:extent cx="5943600" cy="4411345"/>
-            <wp:effectExtent l="0" t="0" r="0" b="8255"/>
-            <wp:docPr id="19" name="Picture 19"/>
+          <wp:inline distT="0" distB="0" distL="0" distR="0" wp14:anchorId="1126ECED" wp14:editId="0E0724F5">
+            <wp:extent cx="5943600" cy="3002915"/>
+            <wp:effectExtent l="0" t="0" r="0" b="6985"/>
+            <wp:docPr id="854929923" name="Picture 1" descr="A screenshot of a computer&#10;&#10;Description automatically generated"/>
             <wp:cNvGraphicFramePr>
               <a:graphicFrameLocks xmlns:a="http://schemas.openxmlformats.org/drawingml/2006/main" noChangeAspect="1"/>
             </wp:cNvGraphicFramePr>
@@ -5631,7 +4856,7 @@
               <a:graphicData uri="http://schemas.openxmlformats.org/drawingml/2006/picture">
                 <pic:pic xmlns:pic="http://schemas.openxmlformats.org/drawingml/2006/picture">
                   <pic:nvPicPr>
-                    <pic:cNvPr id="1" name=""/>
+                    <pic:cNvPr id="854929923" name="Picture 1" descr="A screenshot of a computer&#10;&#10;Description automatically generated"/>
                     <pic:cNvPicPr/>
                   </pic:nvPicPr>
                   <pic:blipFill>
@@ -5643,7 +4868,7 @@
                   <pic:spPr>
                     <a:xfrm>
                       <a:off x="0" y="0"/>
-                      <a:ext cx="5943600" cy="4411345"/>
+                      <a:ext cx="5943600" cy="3002915"/>
                     </a:xfrm>
                     <a:prstGeom prst="rect">
                       <a:avLst/>
@@ -5666,12 +4891,141 @@
         <w:rPr>
           <w:highlight w:val="cyan"/>
         </w:rPr>
+        <w:t>Each extracted .tsv file will be present in the “Filename” column.  You must fill out the “Time” column and the “Subject ID” column</w:t>
+      </w:r>
+      <w:r>
+        <w:rPr>
+          <w:highlight w:val="cyan"/>
+        </w:rPr>
+        <w:t xml:space="preserve">.  </w:t>
+      </w:r>
+    </w:p>
+    <w:p>
+      <w:pPr>
+        <w:rPr>
+          <w:highlight w:val="cyan"/>
+        </w:rPr>
+      </w:pPr>
+      <w:r>
+        <w:rPr>
+          <w:highlight w:val="cyan"/>
+        </w:rPr>
+        <w:t>“Time”</w:t>
+      </w:r>
+      <w:r>
+        <w:rPr>
+          <w:highlight w:val="cyan"/>
+        </w:rPr>
+        <w:t xml:space="preserve"> must be the time since the beginning of deuterium labeling in the subject.  Days is the best unit for time.  </w:t>
+      </w:r>
+      <w:r>
+        <w:rPr>
+          <w:highlight w:val="cyan"/>
+        </w:rPr>
         <w:t>DeuteRater v6</w:t>
       </w:r>
       <w:r>
         <w:rPr>
           <w:highlight w:val="cyan"/>
         </w:rPr>
+        <w:t xml:space="preserve"> can use any time unit so long as it is consistent, but several later filters are calibrated for time data being in units of days.  </w:t>
+      </w:r>
+    </w:p>
+    <w:p>
+      <w:pPr>
+        <w:rPr>
+          <w:highlight w:val="cyan"/>
+        </w:rPr>
+      </w:pPr>
+      <w:r>
+        <w:rPr>
+          <w:highlight w:val="cyan"/>
+        </w:rPr>
+        <w:lastRenderedPageBreak/>
+        <w:t xml:space="preserve">“Subject ID” is a label that will applied to your data.  Different Subject IDs will not be mixed at later steps in the analysis.  This can be useful for separating data from different subjects in the same analysis, separating different </w:t>
+      </w:r>
+      <w:r>
+        <w:rPr>
+          <w:highlight w:val="cyan"/>
+        </w:rPr>
+        <w:t>tissues for the same subject, or for simply providing an identifier to this data which will be preserved as a column in every output and as part of the title of every graph.  Do keep in mind that to a computer “A” and “a” are different and a space “ “ is considered a character so be careful to make each Subject ID for the same subject (or whatever you wish to mark) exactly the same.</w:t>
+      </w:r>
+    </w:p>
+    <w:p>
+      <w:pPr>
+        <w:rPr>
+          <w:highlight w:val="cyan"/>
+        </w:rPr>
+      </w:pPr>
+      <w:r>
+        <w:rPr>
+          <w:highlight w:val="cyan"/>
+        </w:rPr>
+        <w:t>Ctrl+c for copy, Ctrl+v for paste and del and backspace for delete are enabled for this table and the next one.</w:t>
+      </w:r>
+    </w:p>
+    <w:p>
+      <w:pPr>
+        <w:rPr>
+          <w:highlight w:val="cyan"/>
+        </w:rPr>
+      </w:pPr>
+      <w:r>
+        <w:rPr>
+          <w:highlight w:val="cyan"/>
+        </w:rPr>
+        <w:t xml:space="preserve">Fill out the table and hit the green “Proceed” button.  The red “Cancel” button will prevent further analysis and return you to the main interface. If there is a problem with the data you entered, such as a missing value or a non-numeric or negative time, a warning message will appear.  You must correct the problem </w:t>
+      </w:r>
+    </w:p>
+    <w:p>
+      <w:pPr>
+        <w:rPr>
+          <w:highlight w:val="cyan"/>
+        </w:rPr>
+      </w:pPr>
+      <w:r>
+        <w:rPr>
+          <w:highlight w:val="cyan"/>
+        </w:rPr>
+        <w:t xml:space="preserve">After </w:t>
+      </w:r>
+      <w:r>
+        <w:rPr>
+          <w:highlight w:val="cyan"/>
+        </w:rPr>
+        <w:t>you hit proceed, another window will appear:</w:t>
+      </w:r>
+    </w:p>
+    <w:p>
+      <w:pPr>
+        <w:rPr>
+          <w:highlight w:val="cyan"/>
+        </w:rPr>
+      </w:pPr>
+      <w:r>
+        <w:rPr>
+          <w:noProof/>
+          <w:highlight w:val="cyan"/>
+        </w:rPr>
+        <w:t>(old picture deleted)</w:t>
+      </w:r>
+    </w:p>
+    <w:p>
+      <w:pPr>
+        <w:rPr>
+          <w:highlight w:val="cyan"/>
+        </w:rPr>
+      </w:pPr>
+      <w:r>
+        <w:rPr>
+          <w:highlight w:val="cyan"/>
+        </w:rPr>
+        <w:t>DeuteRater v6</w:t>
+      </w:r>
+      <w:r>
+        <w:rPr>
+          <w:highlight w:val="cyan"/>
+        </w:rPr>
         <w:t xml:space="preserve"> needs to know how the deuterium enrichment changes over time for each subject.  To start, adjust the “Number of Enrichment Measurements per Subject” box to the maximum number of enrichment measurements any subject has and press the “Update Table” button.  This will ensure each subject </w:t>
       </w:r>
       <w:r>
@@ -5703,1078 +5057,771 @@
         <w:rPr>
           <w:highlight w:val="cyan"/>
         </w:rPr>
-        <w:t>“Time” is the Time using whatever units you used in the last table (days are the preferred unit).  “Enrichment (in Decimal)” is the amount of deuterium in the body water of the subject, with natural enrichment being 0.  Use decimal (so .05 not 5%).  These do not have to correspond in any way to the times of the .</w:t>
-      </w:r>
-      <w:proofErr w:type="spellStart"/>
-      <w:r>
+        <w:t>“Time” is the Time using whatever units you used in the last table (days are the preferred unit).  “Enrichment (in Decimal)” is the amount of deuterium in the body water of the subject, with natural enrichment being 0.  Use decimal (so .05 not 5%).  These do not have to correspond in any way to the times of the .mzML files you provided.</w:t>
+      </w:r>
+    </w:p>
+    <w:p>
+      <w:pPr>
         <w:rPr>
           <w:highlight w:val="cyan"/>
         </w:rPr>
-        <w:t>mzML</w:t>
-      </w:r>
-      <w:proofErr w:type="spellEnd"/>
+      </w:pPr>
       <w:r>
         <w:rPr>
           <w:highlight w:val="cyan"/>
         </w:rPr>
-        <w:t xml:space="preserve"> files you provided.</w:t>
-      </w:r>
-    </w:p>
-    <w:p>
-      <w:pPr>
+        <w:t xml:space="preserve">You must have at least 4 measurements per subject or the fitting spline will not be able to be fit. </w:t>
+      </w:r>
+      <w:r>
         <w:rPr>
           <w:highlight w:val="cyan"/>
         </w:rPr>
-      </w:pPr>
-      <w:r>
+        <w:t xml:space="preserve">Also every row must be completely filled or blank except for Subject Id.  </w:t>
+      </w:r>
+    </w:p>
+    <w:p>
+      <w:pPr>
         <w:rPr>
           <w:highlight w:val="cyan"/>
         </w:rPr>
+      </w:pPr>
+      <w:r>
+        <w:rPr>
+          <w:highlight w:val="cyan"/>
+        </w:rPr>
+        <w:t>As with the previous table, Ctrl+c, Ctrl+v, del, and backspace are enabled.  If there is an error filling out the table you will be told to correct before proceeding.</w:t>
+      </w:r>
+    </w:p>
+    <w:p>
+      <w:pPr>
+        <w:rPr>
+          <w:highlight w:val="cyan"/>
+        </w:rPr>
+      </w:pPr>
+      <w:r>
+        <w:rPr>
+          <w:highlight w:val="cyan"/>
+        </w:rPr>
+        <w:t>The output file is called “time_enrichment_data.tsv”</w:t>
+      </w:r>
+      <w:r>
+        <w:rPr>
+          <w:highlight w:val="cyan"/>
+        </w:rPr>
+        <w:t>.</w:t>
+      </w:r>
+      <w:r>
+        <w:rPr>
+          <w:highlight w:val="cyan"/>
+        </w:rPr>
+        <w:t xml:space="preserve">  This file contains the exact contents of each table you filled out with a spacing column in between them and the second table’s Subject ID column called “Subject ID Enrichment” to differentiate </w:t>
+      </w:r>
+      <w:r>
+        <w:rPr>
+          <w:highlight w:val="cyan"/>
+        </w:rPr>
+        <w:t xml:space="preserve">the two columns.  </w:t>
+      </w:r>
+    </w:p>
+    <w:p>
+      <w:pPr>
+        <w:rPr>
+          <w:highlight w:val="cyan"/>
+        </w:rPr>
+      </w:pPr>
+      <w:r>
+        <w:rPr>
+          <w:highlight w:val="cyan"/>
+        </w:rPr>
+        <w:t xml:space="preserve">Also created is a folder called “Enrichment_Graphs”. Inside will be a graph for every subject, with red dots indicating the data you provided and the black dotted line representing the spline fit that </w:t>
+      </w:r>
+      <w:r>
+        <w:rPr>
+          <w:highlight w:val="cyan"/>
+        </w:rPr>
+        <w:t>DeuteRater v6</w:t>
+      </w:r>
+      <w:r>
+        <w:rPr>
+          <w:highlight w:val="cyan"/>
+        </w:rPr>
+        <w:t xml:space="preserve"> created.  Names of graphs are subject names. Filetype is determined in the settings menu.</w:t>
+      </w:r>
+    </w:p>
+    <w:p>
+      <w:r>
+        <w:rPr>
+          <w:highlight w:val="cyan"/>
+        </w:rPr>
         <w:lastRenderedPageBreak/>
-        <w:t xml:space="preserve">You must have at least 4 measurements per subject or the fitting spline will not be able to be fit. </w:t>
-      </w:r>
-      <w:proofErr w:type="gramStart"/>
-      <w:r>
-        <w:rPr>
-          <w:highlight w:val="cyan"/>
-        </w:rPr>
-        <w:t>Also</w:t>
-      </w:r>
-      <w:proofErr w:type="gramEnd"/>
-      <w:r>
-        <w:rPr>
-          <w:highlight w:val="cyan"/>
-        </w:rPr>
-        <w:t xml:space="preserve"> every row must be completely filled or blank except for Subject Id.  </w:t>
-      </w:r>
-    </w:p>
-    <w:p>
-      <w:pPr>
-        <w:rPr>
-          <w:highlight w:val="cyan"/>
-        </w:rPr>
-      </w:pPr>
-      <w:r>
-        <w:rPr>
-          <w:highlight w:val="cyan"/>
-        </w:rPr>
-        <w:t xml:space="preserve">As with the previous table, </w:t>
-      </w:r>
-      <w:proofErr w:type="spellStart"/>
-      <w:r>
-        <w:rPr>
-          <w:highlight w:val="cyan"/>
-        </w:rPr>
-        <w:t>Ctrl+c</w:t>
-      </w:r>
-      <w:proofErr w:type="spellEnd"/>
-      <w:r>
-        <w:rPr>
-          <w:highlight w:val="cyan"/>
-        </w:rPr>
-        <w:t xml:space="preserve">, </w:t>
-      </w:r>
-      <w:proofErr w:type="spellStart"/>
-      <w:r>
-        <w:rPr>
-          <w:highlight w:val="cyan"/>
-        </w:rPr>
-        <w:t>Ctrl+v</w:t>
-      </w:r>
-      <w:proofErr w:type="spellEnd"/>
-      <w:r>
-        <w:rPr>
-          <w:highlight w:val="cyan"/>
-        </w:rPr>
-        <w:t>, del, and backspace are enabled.  If there is an error filling out the table you will be told to correct before proceeding.</w:t>
-      </w:r>
-    </w:p>
-    <w:p>
-      <w:pPr>
-        <w:rPr>
-          <w:highlight w:val="cyan"/>
-        </w:rPr>
-      </w:pPr>
-      <w:r>
-        <w:rPr>
-          <w:highlight w:val="cyan"/>
-        </w:rPr>
+        <w:t>Warning: the next step uses the filenames in the “time_enrichment_data.tsv” file to find the extracted data.  if these files have been renamed or moved since the “time_enrichment_data.tsv” you must alter the filenames to match the current position if you want to use “time_enrichment_data.tsv” as an input</w:t>
+      </w:r>
+      <w:r>
+        <w:t xml:space="preserve">. </w:t>
+      </w:r>
+    </w:p>
+    <w:p>
+      <w:pPr>
+        <w:pStyle w:val="Heading2"/>
+      </w:pPr>
+      <w:bookmarkStart w:id="12" w:name="_Toc86148500"/>
+      <w:r>
+        <w:t>Rate Calculation – Combine Extracted Files</w:t>
+      </w:r>
+      <w:bookmarkEnd w:id="12"/>
+    </w:p>
+    <w:p>
+      <w:r>
+        <w:t xml:space="preserve">This button merely combines the outputs from the last two steps.  It takes “time_enrichment_data.tsv” </w:t>
+      </w:r>
+      <w:r>
+        <w:t>as an input file if starting from this step.</w:t>
+      </w:r>
+    </w:p>
+    <w:p>
+      <w:pPr>
+        <w:rPr>
+          <w:rFonts w:ascii="Calibri" w:eastAsia="Times New Roman" w:hAnsi="Calibri" w:cs="Calibri"/>
+          <w:color w:val="000000"/>
+        </w:rPr>
+      </w:pPr>
+      <w:r>
         <w:t>The output file is called “</w:t>
       </w:r>
-      <w:proofErr w:type="spellStart"/>
-      <w:r>
-        <w:rPr>
-          <w:highlight w:val="cyan"/>
-        </w:rPr>
-        <w:t>time_enrichment_data.tsv</w:t>
-      </w:r>
-      <w:proofErr w:type="spellEnd"/>
-      <w:r>
-        <w:rPr>
-          <w:highlight w:val="cyan"/>
-        </w:rPr>
+      <w:r>
+        <w:t>combined_extracted_files_output.tsv</w:t>
+      </w:r>
+      <w:r>
         <w:t>”</w:t>
       </w:r>
       <w:r>
-        <w:rPr>
-          <w:highlight w:val="cyan"/>
-        </w:rPr>
+        <w:t>.  This output contains the “</w:t>
+      </w:r>
+      <w:r>
+        <w:t>Precursor Retention Time (sec)</w:t>
+      </w:r>
+      <w:r>
+        <w:t>”, “</w:t>
+      </w:r>
+      <w:r>
+        <w:t>Protein ID</w:t>
+      </w:r>
+      <w:r>
+        <w:t>”, “</w:t>
+      </w:r>
+      <w:r>
+        <w:t>Protein Name</w:t>
+      </w:r>
+      <w:r>
+        <w:t>”, “</w:t>
+      </w:r>
+      <w:r>
+        <w:t>Precursor m/z</w:t>
+      </w:r>
+      <w:r>
+        <w:t>”, “</w:t>
+      </w:r>
+      <w:r>
+        <w:t>Identification Charge</w:t>
+      </w:r>
+      <w:r>
+        <w:t>”, “</w:t>
+      </w:r>
+      <w:r>
+        <w:t>Homologous Proteins</w:t>
+      </w:r>
+      <w:r>
+        <w:t>”, “</w:t>
+      </w:r>
+      <w:r>
+        <w:t>n_isos</w:t>
+      </w:r>
+      <w:r>
+        <w:t>”, “</w:t>
+      </w:r>
+      <w:r>
+        <w:t>literature_n</w:t>
+      </w:r>
+      <w:r>
+        <w:t>”, “</w:t>
+      </w:r>
+      <w:r>
+        <w:t>Sequence</w:t>
+      </w:r>
+      <w:r>
+        <w:t>”, “</w:t>
+      </w:r>
+      <w:r>
+        <w:t>cf</w:t>
+      </w:r>
+      <w:r>
+        <w:t>”, “</w:t>
+      </w:r>
+      <w:r>
+        <w:t>abundances</w:t>
+      </w:r>
+      <w:r>
+        <w:t>”, and “</w:t>
+      </w:r>
+      <w:r>
+        <w:t>mzs</w:t>
+      </w:r>
+      <w:r>
+        <w:t>” from the Extract output files</w:t>
+      </w:r>
+      <w:r>
+        <w:t>. It also has</w:t>
+      </w:r>
+      <w:r>
+        <w:t xml:space="preserve"> the “time” and “sample_id” </w:t>
+      </w:r>
+      <w:r>
+        <w:t>which are the values from the “Time” and “Subject ID” column from the first Provide Time and Enrichment table.  Finally</w:t>
+      </w:r>
+      <w:r>
+        <w:t>,</w:t>
+      </w:r>
+      <w:r>
+        <w:t xml:space="preserve"> it has the “</w:t>
+      </w:r>
+      <w:r>
+        <w:rPr>
+          <w:rFonts w:ascii="Calibri" w:eastAsia="Times New Roman" w:hAnsi="Calibri" w:cs="Calibri"/>
+          <w:color w:val="000000"/>
+        </w:rPr>
+        <w:t>Time Enrichment</w:t>
+      </w:r>
+      <w:r>
+        <w:rPr>
+          <w:rFonts w:ascii="Calibri" w:eastAsia="Times New Roman" w:hAnsi="Calibri" w:cs="Calibri"/>
+          <w:color w:val="000000"/>
+        </w:rPr>
+        <w:t>” and “</w:t>
+      </w:r>
+      <w:r>
+        <w:rPr>
+          <w:rFonts w:ascii="Calibri" w:eastAsia="Times New Roman" w:hAnsi="Calibri" w:cs="Calibri"/>
+          <w:color w:val="000000"/>
+        </w:rPr>
+        <w:t>Enrichment Values</w:t>
+      </w:r>
+      <w:r>
+        <w:rPr>
+          <w:rFonts w:ascii="Calibri" w:eastAsia="Times New Roman" w:hAnsi="Calibri" w:cs="Calibri"/>
+          <w:color w:val="000000"/>
+        </w:rPr>
+        <w:t>” columns which contain the data from the “Time” and “Enrichment (in Decimal)” columns of the second Provide Time and Enrichment table.</w:t>
+      </w:r>
+    </w:p>
+    <w:p>
+      <w:pPr>
+        <w:pStyle w:val="Heading2"/>
+      </w:pPr>
+      <w:bookmarkStart w:id="13" w:name="_Toc86148501"/>
+      <w:r>
+        <w:t xml:space="preserve">Rate Calculation – </w:t>
+      </w:r>
+      <w:bookmarkEnd w:id="13"/>
+      <w:r>
+        <w:t>Calculate Baseline Enrichment</w:t>
+      </w:r>
+    </w:p>
+    <w:p>
+      <w:r>
+        <w:t>This button merely calculates the baseline isotopic abundances of each sequence. It takes “</w:t>
+      </w:r>
+      <w:r>
+        <w:t>combined_extracted_files_output.tsv</w:t>
+      </w:r>
+      <w:r>
+        <w:t xml:space="preserve">” as </w:t>
+      </w:r>
+      <w:r>
+        <w:t>an input file if starting from this step.</w:t>
+      </w:r>
+    </w:p>
+    <w:p>
+      <w:r>
+        <w:t>Output file is “</w:t>
+      </w:r>
+      <w:r>
+        <w:t>delta_by_enrichment.tsv</w:t>
+      </w:r>
+      <w:r>
+        <w:t>”.  It is identical to “combined_extracted_files_output.tsv” except for the “</w:t>
+      </w:r>
+      <w:r>
+        <w:t>Theoretical Unlabeled Normalized Abundances</w:t>
+      </w:r>
+      <w:r>
+        <w:t xml:space="preserve">”.  The </w:t>
+      </w:r>
+      <w:r>
+        <w:t>Theoretical Unlabeled Normalized Abundances</w:t>
+      </w:r>
+      <w:r>
+        <w:t xml:space="preserve"> column contains the baseline isotopic abundance of a given sequence.  It will also sometimes contain text saying “less than () labeling sites” where () is some number. There is a setting in the settings menu which sets a minimum number of possible deuteriums a peptide sequence must have in order to be considered further.  Rows with this text will be dropped in the next step.</w:t>
+      </w:r>
+    </w:p>
+    <w:p>
+      <w:pPr>
+        <w:pStyle w:val="Heading2"/>
+      </w:pPr>
+      <w:bookmarkStart w:id="14" w:name="_Toc86148502"/>
+      <w:r>
+        <w:t>Rate Calculation – Rate Calculation</w:t>
+      </w:r>
+      <w:bookmarkEnd w:id="14"/>
+    </w:p>
+    <w:p>
+      <w:r>
+        <w:t>This step performs the actual rate calculation on the peptides.  The different rows with the same peptide sequence (including modifications) and same subject will be combined, so different charge states and different times.  Nothing else will be combined at this stage.</w:t>
+      </w:r>
+    </w:p>
+    <w:p>
+      <w:r>
+        <w:t>It takes “</w:t>
+      </w:r>
+      <w:r>
+        <w:t>delta_by_enrichment.tsv</w:t>
+      </w:r>
+      <w:r>
+        <w:t>” as an input file if starting from this step.</w:t>
+      </w:r>
+    </w:p>
+    <w:p>
+      <w:r>
+        <w:t xml:space="preserve">There are three outputs, </w:t>
+      </w:r>
+      <w:r>
+        <w:t>“</w:t>
+      </w:r>
+      <w:r>
+        <w:t>rate_by_sequence.csv</w:t>
+      </w:r>
+      <w:r>
+        <w:t>” which has numerical data, and two graph folders, “Graph</w:t>
+      </w:r>
+      <w:r>
+        <w:t>_</w:t>
+      </w:r>
+      <w:r>
+        <w:t>Folder</w:t>
+      </w:r>
+      <w:r>
+        <w:t>_</w:t>
+      </w:r>
+      <w:r>
+        <w:t>Isotopes” and “Graph_Folder_Optimization”.  Graph_Folder_Optimization is optional based on the settings.</w:t>
+      </w:r>
+    </w:p>
+    <w:p>
+      <w:r>
+        <w:t>rate_by_sequence.csv</w:t>
+      </w:r>
+      <w:r>
+        <w:t xml:space="preserve"> is a .csv file which should be easy to open in any spreadsheet program. It has the following columns:</w:t>
+      </w:r>
+    </w:p>
+    <w:p>
+      <w:r>
+        <w:t>Subject ID</w:t>
+      </w:r>
+      <w:r>
+        <w:t xml:space="preserve"> – the Subject ID for the data analyzed in this row.</w:t>
+      </w:r>
+    </w:p>
+    <w:p>
+      <w:r>
+        <w:t>Protein ID</w:t>
+      </w:r>
+      <w:r>
+        <w:t xml:space="preserve"> – the </w:t>
+      </w:r>
+      <w:r>
+        <w:t>Protein ID</w:t>
+      </w:r>
+      <w:r>
+        <w:t xml:space="preserve"> </w:t>
+      </w:r>
+      <w:r>
+        <w:t>for the data analyzed in this row.</w:t>
+      </w:r>
+    </w:p>
+    <w:p>
+      <w:r>
+        <w:t>Protein Name</w:t>
+      </w:r>
+      <w:r>
+        <w:t xml:space="preserve"> – the </w:t>
+      </w:r>
+      <w:r>
+        <w:t>Protein Name</w:t>
+      </w:r>
+      <w:r>
+        <w:t xml:space="preserve"> for the data analyzed in this row.</w:t>
+      </w:r>
+    </w:p>
+    <w:p>
+      <w:r>
+        <w:t>Sequence</w:t>
+      </w:r>
+      <w:r>
+        <w:t xml:space="preserve"> – the amino acid sequence for the data analyzed in this row.</w:t>
+      </w:r>
+    </w:p>
+    <w:p>
+      <w:r>
+        <w:lastRenderedPageBreak/>
+        <w:t>Abundance rate</w:t>
+      </w:r>
+      <w:r>
+        <w:t xml:space="preserve"> – the actual rate calculated for this peptide.  Will be blank if rate could not be calculated for some reason.</w:t>
+      </w:r>
+    </w:p>
+    <w:p>
+      <w:r>
+        <w:t>Unique Timepoints</w:t>
+      </w:r>
+      <w:r>
+        <w:t xml:space="preserve"> – the number of unique times this peptide was observed in based on the times provided for your extracted .mzml files.</w:t>
+      </w:r>
+    </w:p>
+    <w:p>
+      <w:r>
+        <w:t>Number of Measurements</w:t>
+      </w:r>
+      <w:r>
+        <w:t xml:space="preserve"> – number of </w:t>
+      </w:r>
+      <w:r>
+        <w:t>measurements</w:t>
+      </w:r>
+      <w:r>
+        <w:t xml:space="preserve"> </w:t>
+      </w:r>
+      <w:r>
+        <w:t xml:space="preserve">(isotope data for a measured time) </w:t>
+      </w:r>
+      <w:r>
+        <w:t xml:space="preserve">included in the graph.  Will include different timepoints, different charge states, and replicates. Will not include any points rejected for running afoul of any of </w:t>
+      </w:r>
+      <w:r>
+        <w:t>DeuteRater v6</w:t>
+      </w:r>
+      <w:r>
+        <w:t>’s filters.</w:t>
+      </w:r>
+    </w:p>
+    <w:p>
+      <w:r>
+        <w:t>Approximate Variance</w:t>
+      </w:r>
+      <w:r>
+        <w:t xml:space="preserve"> – an error metric for the rate calculation.  Smaller is better.  Will be blank if rate could not be calculated for some reason.</w:t>
+      </w:r>
+    </w:p>
+    <w:p>
+      <w:r>
+        <w:t>mean of all absolute residuals</w:t>
+      </w:r>
+      <w:r>
+        <w:t xml:space="preserve"> – an error metric describing how far the points are from the fitted line.  Smaller is better. Will be blank if rate could not be calculated for some reason.</w:t>
+      </w:r>
+    </w:p>
+    <w:p>
+      <w:r>
+        <w:t>num times</w:t>
+      </w:r>
+      <w:r>
+        <w:t xml:space="preserve"> – number of different times used.  Will include any duplicates of unique times</w:t>
+      </w:r>
+      <w:r>
+        <w:t>, but not any times that were rejected for not passing filters.</w:t>
+      </w:r>
+    </w:p>
+    <w:p>
+      <w:r>
+        <w:t>n_isos</w:t>
+      </w:r>
+      <w:r>
+        <w:t xml:space="preserve"> – number of isotopes used in the calculations, as in previous files</w:t>
+      </w:r>
+    </w:p>
+    <w:p>
+      <w:r>
+        <w:t>num measurements</w:t>
+      </w:r>
+      <w:r>
+        <w:t xml:space="preserve"> – n_isos multiplied by num times or Number of Measurements since both are the same.  This is done since each isotope is a separate line, and therefore each isotope of each measurement is a point on the resulting graph.</w:t>
+      </w:r>
+    </w:p>
+    <w:p>
+      <w:r>
+        <w:t>time values</w:t>
+      </w:r>
+      <w:r>
+        <w:t xml:space="preserve"> – a semicolon delimited list of the times that passed the filters.</w:t>
+      </w:r>
+    </w:p>
+    <w:p>
+      <w:r>
+        <w:t>dropped points</w:t>
+      </w:r>
+      <w:r>
+        <w:t xml:space="preserve"> – the number of points dropped for failing any of the filters.</w:t>
+      </w:r>
+      <w:r>
+        <w:t xml:space="preserve"> </w:t>
+      </w:r>
+    </w:p>
+    <w:p>
+      <w:r>
+        <w:t>M0 constantly decreasing</w:t>
+      </w:r>
+      <w:r>
+        <w:t xml:space="preserve"> – a True or False value indicating whether M0, the isotope composed of only the lightest elements, is constantly decreasing over time.  In practice this means does not go over a certain amount over its previous value (there is a setting that governs this cutoff). Since heavy water is being given to the subject, M0 should be constantly stable or decreasing. </w:t>
+      </w:r>
+      <w:r>
+        <w:t>This is for the user’s information, peptides with False are not discarded</w:t>
+      </w:r>
+      <w:r>
+        <w:t xml:space="preserve"> unless all timepoints have only a single measurement</w:t>
+      </w:r>
+      <w:r>
+        <w:t xml:space="preserve">. </w:t>
+      </w:r>
+      <w:r>
+        <w:t>Will be blank if rate could not be calculated for some reason.</w:t>
+      </w:r>
+    </w:p>
+    <w:p>
+      <w:r>
+        <w:t>Error Column – contains a description of any error that occurred in processing this row.  Usually insufficient timepoints, the filters dropped too many timepoints or the mean of absolute residuals was above a cutoff.  Any row with text in this column will be kept out of further analysis.</w:t>
+      </w:r>
+    </w:p>
+    <w:p>
+      <w:r>
+        <w:t>The folder named Graph_Folder_Isotopes contains graphs of all the fits, with lines being the fits, diamonds being the baselines and circles being the actual points used.  The legend indicates which color corresponds to which isotope peak.  Graph files are named [Subject_ID]_[peptide_sequence]_isotopes.</w:t>
+      </w:r>
+    </w:p>
+    <w:p>
+      <w:r>
+        <w:t>The folder named Graph_Folder_Optimization has graphs showing the error minimization to determine k.  This folder is not created by default. The blue line with points along it indicates the amount of error (y-axis) for each attempted k value (x-axis) with k being the rate. The lighter blue vertical line indicates the k-value that was actually chosen.  Graph files are named [Subject_ID]_[peptide_sequence]_</w:t>
+      </w:r>
+      <w:r>
+        <w:t>optimization</w:t>
+      </w:r>
+      <w:r>
         <w:t>.</w:t>
       </w:r>
-      <w:r>
-        <w:rPr>
-          <w:highlight w:val="cyan"/>
-        </w:rPr>
-        <w:t xml:space="preserve">  This file contains the exact contents of each table you filled out with a spacing column in between them and the second table’s Subject ID column called “Subject ID Enrichment” to differentiate </w:t>
-      </w:r>
-      <w:r>
-        <w:rPr>
-          <w:highlight w:val="cyan"/>
-        </w:rPr>
-        <w:t xml:space="preserve">the two columns.  </w:t>
-      </w:r>
-    </w:p>
-    <w:p>
-      <w:pPr>
-        <w:rPr>
-          <w:highlight w:val="cyan"/>
-        </w:rPr>
-      </w:pPr>
-      <w:r>
-        <w:rPr>
-          <w:highlight w:val="cyan"/>
-        </w:rPr>
-        <w:t>Also created is a folder called “</w:t>
-      </w:r>
-      <w:proofErr w:type="spellStart"/>
-      <w:r>
-        <w:rPr>
-          <w:highlight w:val="cyan"/>
-        </w:rPr>
-        <w:t>Enrichment_Graphs</w:t>
-      </w:r>
-      <w:proofErr w:type="spellEnd"/>
-      <w:r>
-        <w:rPr>
-          <w:highlight w:val="cyan"/>
-        </w:rPr>
-        <w:t xml:space="preserve">”. Inside will be a graph for every subject, with red dots indicating the data you provided and the black dotted line representing the spline fit that </w:t>
-      </w:r>
-      <w:r>
-        <w:rPr>
-          <w:highlight w:val="cyan"/>
-        </w:rPr>
+    </w:p>
+    <w:p>
+      <w:pPr>
+        <w:pStyle w:val="Heading2"/>
+      </w:pPr>
+      <w:bookmarkStart w:id="15" w:name="_Toc86148503"/>
+      <w:r>
+        <w:t>Rate Calculation – Combine Sequence Rates</w:t>
+      </w:r>
+      <w:bookmarkEnd w:id="15"/>
+    </w:p>
+    <w:p>
+      <w:r>
+        <w:lastRenderedPageBreak/>
+        <w:t>This button combines all the peptides without and error from the “Rate Calculation” step that come from the same subject and protein.  An output file with the numerical rates “Final_Protein_Rate.csv” is produced along with a graph folder called “</w:t>
+      </w:r>
+      <w:r>
+        <w:t>Graph_Folder_Protein_Averages</w:t>
+      </w:r>
+      <w:r>
+        <w:t>”.</w:t>
+      </w:r>
+    </w:p>
+    <w:p>
+      <w:r>
+        <w:t xml:space="preserve">The contents of Final_Protein_Rate.csv are affected by the “verbose” setting.  When this setting is turned off, columns that are not critical from understanding the output are removed </w:t>
+      </w:r>
+      <w:r>
+        <w:t>improve readability of the final output file.</w:t>
+      </w:r>
+    </w:p>
+    <w:p>
+      <w:r>
+        <w:t>The columns that are present regardless of the “verbose” setting are:</w:t>
+      </w:r>
+    </w:p>
+    <w:p>
+      <w:r>
+        <w:t>Subject ID</w:t>
+      </w:r>
+      <w:r>
+        <w:t xml:space="preserve"> – the subject id you provided</w:t>
+      </w:r>
+    </w:p>
+    <w:p>
+      <w:r>
+        <w:t>Protein ID</w:t>
+      </w:r>
+      <w:r>
+        <w:t xml:space="preserve"> – the protein identifier from the guide file.</w:t>
+      </w:r>
+    </w:p>
+    <w:p>
+      <w:r>
+        <w:t>Protein Name</w:t>
+      </w:r>
+      <w:r>
+        <w:t xml:space="preserve"> – the common name for this Protein ID provided with the guide file</w:t>
+      </w:r>
+    </w:p>
+    <w:p>
+      <w:r>
+        <w:t>Num Sequences Used</w:t>
+      </w:r>
+      <w:r>
+        <w:t xml:space="preserve"> – the number of peptide sequences combined to determine this combined rate</w:t>
+      </w:r>
+    </w:p>
+    <w:p>
+      <w:r>
+        <w:t>Average Rate or Median Rate – the rate calculated for this protein. Average or Median is determined in the settings menu. If rate could not be calculated an error message will appear here.</w:t>
+      </w:r>
+    </w:p>
+    <w:p>
+      <w:r>
+        <w:t>Rate Std Dev</w:t>
+      </w:r>
+      <w:r>
+        <w:t xml:space="preserve"> – the standard deviation of the rate calculation.  If rate could not be calculated an error message will appear here.</w:t>
+      </w:r>
+    </w:p>
+    <w:p>
+      <w:r>
+        <w:t>The additional columns from the “verbose” setting are:</w:t>
+      </w:r>
+    </w:p>
+    <w:p>
+      <w:r>
+        <w:t>Num Peptides Above Max. Allowed Rate</w:t>
+      </w:r>
+      <w:r>
+        <w:t xml:space="preserve"> – the number of peptides for this protein that had a rate that was too fast to be believable</w:t>
+      </w:r>
+    </w:p>
+    <w:p>
+      <w:r>
+        <w:t>Num Peptides Below Min. Allowed Rate</w:t>
+      </w:r>
+      <w:r>
+        <w:t xml:space="preserve"> – the number of peptides for this protein that had a rate that was too slow to be believable (including negative numbers)</w:t>
+      </w:r>
+    </w:p>
+    <w:p>
+      <w:r>
+        <w:t>number of sequences with error "insufficient non-zero timepoints"</w:t>
+      </w:r>
+      <w:r>
+        <w:t xml:space="preserve"> </w:t>
+      </w:r>
+      <w:r>
+        <w:t>–</w:t>
+      </w:r>
+      <w:r>
+        <w:t xml:space="preserve"> </w:t>
+      </w:r>
+      <w:r>
+        <w:t>number of peptides for this protein with an did not have enough non-zero timepoints to be fit (determined in the settings menu)</w:t>
+      </w:r>
+    </w:p>
+    <w:p>
+      <w:r>
+        <w:t>number of sequences with error "insufficient non-zero timepoints after filtering"</w:t>
+      </w:r>
+      <w:r>
+        <w:t xml:space="preserve"> – number of peptides for this protein that were dropped for having sufficient non-zero timepoints but losing too many in filtering.</w:t>
+      </w:r>
+    </w:p>
+    <w:p>
+      <w:r>
+        <w:t>number of sequences with error "Fit is too poor for accurate calculation"</w:t>
+      </w:r>
+      <w:r>
+        <w:t xml:space="preserve"> – number of peptides for this protein where the fitting function could not find an optimum value, normally due to noise.</w:t>
+      </w:r>
+    </w:p>
+    <w:p>
+      <w:r>
+        <w:t>number of sequences with error "m0 is not constantly decreasing when there is only one point per time"</w:t>
+      </w:r>
+      <w:r>
+        <w:t xml:space="preserve"> – the number of peptides for this protein that that were dropped for having only one measurement at each timepoint while m0 was not constantly decreasing.  The upper bound on how “m0 is constantly decreasing” is defined can be found in the settings menu.</w:t>
+      </w:r>
+    </w:p>
+    <w:p>
+      <w:r>
+        <w:t>number of sequences with error "mean of the absolute residuals is too high"</w:t>
+      </w:r>
+      <w:r>
+        <w:t xml:space="preserve"> – the number of peptides for this protein that had a fit calculated but were rejected for having too much noise as defined by mean of the absolute residuals. This cutoff is set in the settings menu.</w:t>
+      </w:r>
+    </w:p>
+    <w:p>
+      <w:r>
+        <w:lastRenderedPageBreak/>
+        <w:t xml:space="preserve">The folder </w:t>
+      </w:r>
+      <w:r>
+        <w:t>Graph_Folder_Protein_Averages</w:t>
+      </w:r>
+      <w:r>
+        <w:t xml:space="preserve"> contains boxplots of the various proteins.  The graph names are [Subject ID]_[Protein_ID].  Red stars are the peptide calculated rates, the blue diamond is the average rate.  The boxplot has the standard boxplot meaning, median as the centerline and quartiles as the edge of the box.  Empty circles represent an outlier, which is the red star immediately next to them.  </w:t>
+      </w:r>
+      <w:r>
+        <w:t>Do note that the points are randomly distributed in the x-axis to aid in readability by attempting to reduce overlapping points.  As a result, the distribution of red stars may vary between the same graph calculated two different times with the same data.  This will not affect the calculated values or the rest of the graph in any way.</w:t>
+      </w:r>
+    </w:p>
+    <w:p>
+      <w:pPr>
+        <w:pStyle w:val="Heading1"/>
+      </w:pPr>
+      <w:bookmarkStart w:id="16" w:name="_Toc86148504"/>
+      <w:r>
+        <w:t>Settings</w:t>
+      </w:r>
+      <w:bookmarkEnd w:id="16"/>
+    </w:p>
+    <w:p>
+      <w:r>
         <w:t>DeuteRater v6</w:t>
       </w:r>
       <w:r>
-        <w:rPr>
-          <w:highlight w:val="cyan"/>
-        </w:rPr>
-        <w:t xml:space="preserve"> created.  Names of graphs are subject names. Filetype is determined in the settings menu.</w:t>
-      </w:r>
-    </w:p>
-    <w:p>
-      <w:r>
-        <w:rPr>
-          <w:highlight w:val="cyan"/>
-        </w:rPr>
-        <w:t>Warning: the next step uses the filenames in the “</w:t>
-      </w:r>
-      <w:proofErr w:type="spellStart"/>
-      <w:r>
-        <w:rPr>
-          <w:highlight w:val="cyan"/>
-        </w:rPr>
-        <w:t>time_enrichment_data.tsv</w:t>
-      </w:r>
-      <w:proofErr w:type="spellEnd"/>
-      <w:r>
-        <w:rPr>
-          <w:highlight w:val="cyan"/>
-        </w:rPr>
-        <w:t>” file to find the extracted data.  if these files have been renamed or moved since the “</w:t>
-      </w:r>
-      <w:proofErr w:type="spellStart"/>
-      <w:r>
-        <w:rPr>
-          <w:highlight w:val="cyan"/>
-        </w:rPr>
-        <w:t>time_enrichment_data.tsv</w:t>
-      </w:r>
-      <w:proofErr w:type="spellEnd"/>
-      <w:r>
-        <w:rPr>
-          <w:highlight w:val="cyan"/>
-        </w:rPr>
-        <w:t>” you must alter the filenames to match the current position if you want to use “</w:t>
-      </w:r>
-      <w:proofErr w:type="spellStart"/>
-      <w:r>
-        <w:rPr>
-          <w:highlight w:val="cyan"/>
-        </w:rPr>
-        <w:t>time_enrichment_data.tsv</w:t>
-      </w:r>
-      <w:proofErr w:type="spellEnd"/>
-      <w:r>
-        <w:rPr>
-          <w:highlight w:val="cyan"/>
-        </w:rPr>
-        <w:t>” as an input</w:t>
-      </w:r>
-      <w:r>
-        <w:t xml:space="preserve">. </w:t>
+        <w:t xml:space="preserve"> has several optional settings.  The most common settings to adjust are accessible from the settings menu in the main interface.  This is only useful for the current run of </w:t>
+      </w:r>
+      <w:r>
+        <w:t>DeuteRater v6</w:t>
+      </w:r>
+      <w:r>
+        <w:t>.  If you close and then re-open the program, all settings will return to their default values.  Default settings and any settings not in the settings menu can be altered, but be warned that this has fewer protections than the settings menu so it is recommended to be cautious and save a backup of the relevant files before alteration.  Both the settings menu and altering default values will be discussed in this section.</w:t>
+      </w:r>
+    </w:p>
+    <w:p>
+      <w:r>
+        <w:t xml:space="preserve">When running a worklist, rate_settings.yaml will be saved in your output file.  This should allow you to track what settings were used for each analysis </w:t>
+      </w:r>
+      <w:r>
+        <w:t>should that be necessary.</w:t>
       </w:r>
     </w:p>
     <w:p>
       <w:pPr>
         <w:pStyle w:val="Heading2"/>
       </w:pPr>
-      <w:bookmarkStart w:id="13" w:name="_Toc86148500"/>
-      <w:r>
-        <w:t>Rate Calculation – Combine Extracted Files</w:t>
-      </w:r>
-      <w:bookmarkEnd w:id="13"/>
-    </w:p>
-    <w:p>
-      <w:r>
-        <w:t>This button merely combines the outputs from the last two steps.  It takes “</w:t>
-      </w:r>
-      <w:proofErr w:type="spellStart"/>
-      <w:r>
-        <w:t>time_enrichment_data.tsv</w:t>
-      </w:r>
-      <w:proofErr w:type="spellEnd"/>
-      <w:r>
-        <w:t xml:space="preserve">” </w:t>
-      </w:r>
-      <w:r>
-        <w:t>as an input file if starting from this step.</w:t>
-      </w:r>
-    </w:p>
-    <w:p>
-      <w:pPr>
-        <w:rPr>
-          <w:rFonts w:ascii="Calibri" w:eastAsia="Times New Roman" w:hAnsi="Calibri" w:cs="Calibri"/>
-          <w:color w:val="000000"/>
-        </w:rPr>
-      </w:pPr>
-      <w:r>
-        <w:t>The output file is called “</w:t>
-      </w:r>
-      <w:proofErr w:type="spellStart"/>
-      <w:r>
-        <w:t>combined_extracted_files_output.tsv</w:t>
-      </w:r>
-      <w:proofErr w:type="spellEnd"/>
-      <w:r>
-        <w:t>”</w:t>
-      </w:r>
-      <w:r>
-        <w:t>.  This output contains the “</w:t>
-      </w:r>
-      <w:r>
-        <w:t>Precursor Retention Time (sec)</w:t>
-      </w:r>
-      <w:r>
-        <w:t>”, “</w:t>
-      </w:r>
-      <w:r>
-        <w:t>Protein ID</w:t>
-      </w:r>
-      <w:r>
-        <w:t>”, “</w:t>
-      </w:r>
-      <w:r>
-        <w:t>Protein Name</w:t>
-      </w:r>
-      <w:r>
-        <w:t>”, “</w:t>
-      </w:r>
-      <w:r>
-        <w:t>Precursor m/z</w:t>
-      </w:r>
-      <w:r>
-        <w:t>”, “</w:t>
-      </w:r>
-      <w:r>
-        <w:t>Identification Charge</w:t>
-      </w:r>
-      <w:r>
-        <w:t>”, “</w:t>
-      </w:r>
-      <w:r>
-        <w:t>Homologous Proteins</w:t>
-      </w:r>
-      <w:r>
-        <w:t>”, “</w:t>
-      </w:r>
-      <w:proofErr w:type="spellStart"/>
-      <w:r>
-        <w:t>n_isos</w:t>
-      </w:r>
-      <w:proofErr w:type="spellEnd"/>
-      <w:r>
-        <w:t>”, “</w:t>
-      </w:r>
-      <w:proofErr w:type="spellStart"/>
-      <w:r>
-        <w:t>literature_n</w:t>
-      </w:r>
-      <w:proofErr w:type="spellEnd"/>
-      <w:r>
-        <w:t>”, “</w:t>
-      </w:r>
-      <w:r>
-        <w:t>Sequence</w:t>
-      </w:r>
-      <w:r>
-        <w:t>”, “</w:t>
-      </w:r>
-      <w:proofErr w:type="spellStart"/>
-      <w:r>
-        <w:t>cf</w:t>
-      </w:r>
-      <w:proofErr w:type="spellEnd"/>
-      <w:r>
-        <w:t>”, “</w:t>
-      </w:r>
-      <w:r>
-        <w:t>abundances</w:t>
-      </w:r>
-      <w:r>
-        <w:t>”, and “</w:t>
-      </w:r>
-      <w:proofErr w:type="spellStart"/>
-      <w:r>
-        <w:t>mzs</w:t>
-      </w:r>
-      <w:proofErr w:type="spellEnd"/>
-      <w:r>
-        <w:t>” from the Extract output files</w:t>
-      </w:r>
-      <w:r>
-        <w:t>. It also has</w:t>
-      </w:r>
-      <w:r>
-        <w:t xml:space="preserve"> the “time” and “</w:t>
-      </w:r>
-      <w:proofErr w:type="spellStart"/>
-      <w:r>
-        <w:t>sample_id</w:t>
-      </w:r>
-      <w:proofErr w:type="spellEnd"/>
-      <w:r>
-        <w:t xml:space="preserve">” </w:t>
-      </w:r>
-      <w:r>
-        <w:t>which are the values from the “Time” and “Subject ID” column from the first Provide Time and Enrichment table.  Finally</w:t>
-      </w:r>
-      <w:r>
-        <w:t>,</w:t>
-      </w:r>
-      <w:r>
-        <w:t xml:space="preserve"> it has the “</w:t>
-      </w:r>
-      <w:r>
-        <w:rPr>
-          <w:rFonts w:ascii="Calibri" w:eastAsia="Times New Roman" w:hAnsi="Calibri" w:cs="Calibri"/>
-          <w:color w:val="000000"/>
-        </w:rPr>
-        <w:t>Time Enrichment</w:t>
-      </w:r>
-      <w:r>
-        <w:rPr>
-          <w:rFonts w:ascii="Calibri" w:eastAsia="Times New Roman" w:hAnsi="Calibri" w:cs="Calibri"/>
-          <w:color w:val="000000"/>
-        </w:rPr>
-        <w:t>” and “</w:t>
-      </w:r>
-      <w:r>
-        <w:rPr>
-          <w:rFonts w:ascii="Calibri" w:eastAsia="Times New Roman" w:hAnsi="Calibri" w:cs="Calibri"/>
-          <w:color w:val="000000"/>
-        </w:rPr>
-        <w:t>Enrichment Values</w:t>
-      </w:r>
-      <w:r>
-        <w:rPr>
-          <w:rFonts w:ascii="Calibri" w:eastAsia="Times New Roman" w:hAnsi="Calibri" w:cs="Calibri"/>
-          <w:color w:val="000000"/>
-        </w:rPr>
-        <w:t>” columns which contain the data from the “Time” and “Enrichment (in Decimal)” columns of the second Provide Time and Enrichment table.</w:t>
-      </w:r>
-    </w:p>
-    <w:p>
-      <w:pPr>
-        <w:pStyle w:val="Heading2"/>
-      </w:pPr>
-      <w:bookmarkStart w:id="14" w:name="_Toc86148501"/>
-      <w:r>
-        <w:t xml:space="preserve">Rate Calculation – </w:t>
-      </w:r>
-      <w:bookmarkEnd w:id="14"/>
-      <w:r>
-        <w:t>Calculate Baseline Enrichment</w:t>
-      </w:r>
-    </w:p>
-    <w:p>
-      <w:r>
-        <w:t>This button merely calculates the baseline isotopic abundances of each sequence. It takes “</w:t>
-      </w:r>
-      <w:proofErr w:type="spellStart"/>
-      <w:r>
-        <w:t>combined_extracted_files_output.tsv</w:t>
-      </w:r>
-      <w:proofErr w:type="spellEnd"/>
-      <w:r>
-        <w:t xml:space="preserve">” as </w:t>
-      </w:r>
-      <w:r>
-        <w:t>an input file if starting from this step.</w:t>
-      </w:r>
-    </w:p>
-    <w:p>
-      <w:r>
-        <w:t>Output file is “</w:t>
-      </w:r>
-      <w:proofErr w:type="spellStart"/>
-      <w:r>
-        <w:t>delta_by_enrichment.tsv</w:t>
-      </w:r>
-      <w:proofErr w:type="spellEnd"/>
-      <w:r>
-        <w:t>”.  It is identical to “</w:t>
-      </w:r>
-      <w:proofErr w:type="spellStart"/>
-      <w:r>
-        <w:t>combined_extracted_files_output.tsv</w:t>
-      </w:r>
-      <w:proofErr w:type="spellEnd"/>
-      <w:r>
-        <w:t>” except for the “</w:t>
-      </w:r>
-      <w:r>
-        <w:t>Theoretical Unlabeled Normalized Abundances</w:t>
-      </w:r>
-      <w:r>
-        <w:t xml:space="preserve">”.  The </w:t>
-      </w:r>
-      <w:r>
-        <w:t>Theoretical Unlabeled Normalized Abundances</w:t>
-      </w:r>
-      <w:r>
-        <w:t xml:space="preserve"> column contains the baseline isotopic abundance of a given sequence.  It will also sometimes contain text saying “less than () labeling sites” where () is some number. There is a setting in the settings menu which sets a minimum number of possible </w:t>
-      </w:r>
-      <w:proofErr w:type="spellStart"/>
-      <w:r>
-        <w:t>deuteriums</w:t>
-      </w:r>
-      <w:proofErr w:type="spellEnd"/>
-      <w:r>
-        <w:t xml:space="preserve"> a peptide sequence must have in order to be considered further.  Rows with this text will be dropped in the next step.</w:t>
-      </w:r>
-    </w:p>
-    <w:p>
-      <w:pPr>
-        <w:pStyle w:val="Heading2"/>
-      </w:pPr>
-      <w:bookmarkStart w:id="15" w:name="_Toc86148502"/>
-      <w:r>
-        <w:t>Rate Calculation – Rate Calculation</w:t>
-      </w:r>
-      <w:bookmarkEnd w:id="15"/>
-    </w:p>
-    <w:p>
-      <w:r>
-        <w:t>This step performs the actual rate calculation on the peptides.  The different rows with the same peptide sequence (including modifications) and same subject will be combined, so different charge states and different times.  Nothing else will be combined at this stage.</w:t>
-      </w:r>
-    </w:p>
-    <w:p>
-      <w:r>
-        <w:lastRenderedPageBreak/>
-        <w:t>It takes “</w:t>
-      </w:r>
-      <w:proofErr w:type="spellStart"/>
-      <w:r>
-        <w:t>delta_by_enrichment.tsv</w:t>
-      </w:r>
-      <w:proofErr w:type="spellEnd"/>
-      <w:r>
-        <w:t>” as an input file if starting from this step.</w:t>
-      </w:r>
-    </w:p>
-    <w:p>
-      <w:r>
-        <w:t xml:space="preserve">There are three outputs, </w:t>
-      </w:r>
-      <w:r>
-        <w:t>“</w:t>
-      </w:r>
-      <w:r>
-        <w:t>rate_by_sequence.csv</w:t>
-      </w:r>
-      <w:r>
-        <w:t>” which has numerical data, and two graph folders, “</w:t>
-      </w:r>
-      <w:proofErr w:type="spellStart"/>
-      <w:r>
-        <w:t>Graph</w:t>
-      </w:r>
-      <w:r>
-        <w:t>_</w:t>
-      </w:r>
-      <w:r>
-        <w:t>Folder</w:t>
-      </w:r>
-      <w:r>
-        <w:t>_</w:t>
-      </w:r>
-      <w:r>
-        <w:t>Isotopes</w:t>
-      </w:r>
-      <w:proofErr w:type="spellEnd"/>
-      <w:r>
-        <w:t>” and “</w:t>
-      </w:r>
-      <w:proofErr w:type="spellStart"/>
-      <w:r>
-        <w:t>Graph_Folder_Optimization</w:t>
-      </w:r>
-      <w:proofErr w:type="spellEnd"/>
-      <w:r>
-        <w:t xml:space="preserve">”.  </w:t>
-      </w:r>
-      <w:proofErr w:type="spellStart"/>
-      <w:r>
-        <w:t>Graph_Folder_Optimization</w:t>
-      </w:r>
-      <w:proofErr w:type="spellEnd"/>
-      <w:r>
-        <w:t xml:space="preserve"> is optional based on the settings.</w:t>
-      </w:r>
-    </w:p>
-    <w:p>
-      <w:r>
-        <w:t>rate_by_sequence.csv</w:t>
-      </w:r>
-      <w:r>
-        <w:t xml:space="preserve"> is a .csv file which should be easy to open in any spreadsheet program. It has the following columns:</w:t>
-      </w:r>
-    </w:p>
-    <w:p>
-      <w:r>
-        <w:t>Subject ID</w:t>
-      </w:r>
-      <w:r>
-        <w:t xml:space="preserve"> – the Subject ID for the data analyzed in this row.</w:t>
-      </w:r>
-    </w:p>
-    <w:p>
-      <w:r>
-        <w:t>Protein ID</w:t>
-      </w:r>
-      <w:r>
-        <w:t xml:space="preserve"> – the </w:t>
-      </w:r>
-      <w:r>
-        <w:t>Protein ID</w:t>
-      </w:r>
-      <w:r>
-        <w:t xml:space="preserve"> </w:t>
-      </w:r>
-      <w:r>
-        <w:t>for the data analyzed in this row.</w:t>
-      </w:r>
-    </w:p>
-    <w:p>
-      <w:r>
-        <w:t>Protein Name</w:t>
-      </w:r>
-      <w:r>
-        <w:t xml:space="preserve"> – the </w:t>
-      </w:r>
-      <w:r>
-        <w:t>Protein Name</w:t>
-      </w:r>
-      <w:r>
-        <w:t xml:space="preserve"> for the data analyzed in this row.</w:t>
-      </w:r>
-    </w:p>
-    <w:p>
-      <w:r>
-        <w:t>Sequence</w:t>
-      </w:r>
-      <w:r>
-        <w:t xml:space="preserve"> – the amino acid sequence for the data analyzed in this row.</w:t>
-      </w:r>
-    </w:p>
-    <w:p>
-      <w:r>
-        <w:t>Abundance rate</w:t>
-      </w:r>
-      <w:r>
-        <w:t xml:space="preserve"> – the actual rate calculated for this peptide.  Will be blank if rate could not be calculated for some reason.</w:t>
-      </w:r>
-    </w:p>
-    <w:p>
-      <w:r>
-        <w:t>Unique Timepoints</w:t>
-      </w:r>
-      <w:r>
-        <w:t xml:space="preserve"> – the number of unique times this peptide was observed in based on the times provided for your extracted .</w:t>
-      </w:r>
-      <w:proofErr w:type="spellStart"/>
-      <w:r>
-        <w:t>mzml</w:t>
-      </w:r>
-      <w:proofErr w:type="spellEnd"/>
-      <w:r>
-        <w:t xml:space="preserve"> files.</w:t>
-      </w:r>
-    </w:p>
-    <w:p>
-      <w:r>
-        <w:t>Number of Measurements</w:t>
-      </w:r>
-      <w:r>
-        <w:t xml:space="preserve"> – number of </w:t>
-      </w:r>
-      <w:r>
-        <w:t>measurements</w:t>
-      </w:r>
-      <w:r>
-        <w:t xml:space="preserve"> </w:t>
-      </w:r>
-      <w:r>
-        <w:t xml:space="preserve">(isotope data for a measured time) </w:t>
-      </w:r>
-      <w:r>
-        <w:t xml:space="preserve">included in the graph.  Will include different timepoints, different charge states, and replicates. Will not include any points rejected for running afoul of any of </w:t>
-      </w:r>
-      <w:r>
-        <w:t>DeuteRater v6</w:t>
-      </w:r>
-      <w:r>
-        <w:t>’s filters.</w:t>
-      </w:r>
-    </w:p>
-    <w:p>
-      <w:r>
-        <w:t>Approximate Variance</w:t>
-      </w:r>
-      <w:r>
-        <w:t xml:space="preserve"> – an error metric for the rate calculation.  Smaller is better.  Will be blank if rate could not be calculated for some reason.</w:t>
-      </w:r>
-    </w:p>
-    <w:p>
-      <w:r>
-        <w:t>mean of all absolute residuals</w:t>
-      </w:r>
-      <w:r>
-        <w:t xml:space="preserve"> – an error metric describing how far the points are from the fitted line.  Smaller is better. Will be blank if rate could not be calculated for some reason.</w:t>
-      </w:r>
-    </w:p>
-    <w:p>
-      <w:r>
-        <w:t>num times</w:t>
-      </w:r>
-      <w:r>
-        <w:t xml:space="preserve"> – number of different times used.  Will include any duplicates of unique times</w:t>
-      </w:r>
-      <w:r>
-        <w:t>, but not any times that were rejected for not passing filters.</w:t>
-      </w:r>
-    </w:p>
-    <w:p>
-      <w:proofErr w:type="spellStart"/>
-      <w:r>
-        <w:t>n_isos</w:t>
-      </w:r>
-      <w:proofErr w:type="spellEnd"/>
-      <w:r>
-        <w:t xml:space="preserve"> – number of isotopes used in the calculations, as in previous files</w:t>
-      </w:r>
-    </w:p>
-    <w:p>
-      <w:r>
-        <w:t>num measurements</w:t>
-      </w:r>
-      <w:r>
-        <w:t xml:space="preserve"> – </w:t>
-      </w:r>
-      <w:proofErr w:type="spellStart"/>
-      <w:r>
-        <w:t>n_isos</w:t>
-      </w:r>
-      <w:proofErr w:type="spellEnd"/>
-      <w:r>
-        <w:t xml:space="preserve"> multiplied by num times or Number of Measurements since both are the same.  This is done since each isotope is a separate line, and therefore each isotope of each measurement is a point on the resulting graph.</w:t>
-      </w:r>
-    </w:p>
-    <w:p>
-      <w:r>
-        <w:t>time values</w:t>
-      </w:r>
-      <w:r>
-        <w:t xml:space="preserve"> – a semicolon delimited list of the times that passed the filters.</w:t>
-      </w:r>
-    </w:p>
-    <w:p>
-      <w:r>
-        <w:t>dropped points</w:t>
-      </w:r>
-      <w:r>
-        <w:t xml:space="preserve"> – the number of points dropped for failing any of the filters.</w:t>
-      </w:r>
-      <w:r>
-        <w:t xml:space="preserve"> </w:t>
-      </w:r>
-    </w:p>
-    <w:p>
-      <w:r>
-        <w:t>M0 constantly decreasing</w:t>
-      </w:r>
-      <w:r>
-        <w:t xml:space="preserve"> – a True or False value indicating whether M0, the isotope composed of only the lightest elements, is constantly decreasing over time.  In practice this means does not go over a certain amount over its previous value (there is a setting that governs this cutoff). Since heavy water is being given to the subject, M0 should be constantly stable or decreasing. </w:t>
-      </w:r>
-      <w:r>
-        <w:t>This is for the user’s information, peptides with False are not discarded</w:t>
-      </w:r>
-      <w:r>
-        <w:t xml:space="preserve"> unless all timepoints have only a single measurement</w:t>
-      </w:r>
-      <w:r>
-        <w:t xml:space="preserve">. </w:t>
-      </w:r>
-      <w:r>
-        <w:t>Will be blank if rate could not be calculated for some reason.</w:t>
-      </w:r>
-    </w:p>
-    <w:p>
-      <w:r>
-        <w:lastRenderedPageBreak/>
-        <w:t>Error Column – contains a description of any error that occurred in processing this row.  Usually insufficient timepoints, the filters dropped too many timepoints or the mean of absolute residuals was above a cutoff.  Any row with text in this column will be kept out of further analysis.</w:t>
-      </w:r>
-    </w:p>
-    <w:p>
-      <w:r>
-        <w:t xml:space="preserve">The folder named </w:t>
-      </w:r>
-      <w:proofErr w:type="spellStart"/>
-      <w:r>
-        <w:t>Graph_Folder_Isotopes</w:t>
-      </w:r>
-      <w:proofErr w:type="spellEnd"/>
-      <w:r>
-        <w:t xml:space="preserve"> contains graphs of all the fits, with lines being the fits, diamonds being the baselines and circles being the actual points used.  The legend indicates which color corresponds to which isotope peak.  Graph files are named [</w:t>
-      </w:r>
-      <w:proofErr w:type="spellStart"/>
-      <w:r>
-        <w:t>Subject_</w:t>
-      </w:r>
-      <w:proofErr w:type="gramStart"/>
-      <w:r>
-        <w:t>ID</w:t>
-      </w:r>
-      <w:proofErr w:type="spellEnd"/>
-      <w:r>
-        <w:t>]_</w:t>
-      </w:r>
-      <w:proofErr w:type="gramEnd"/>
-      <w:r>
-        <w:t>[</w:t>
-      </w:r>
-      <w:proofErr w:type="spellStart"/>
-      <w:r>
-        <w:t>peptide_sequence</w:t>
-      </w:r>
-      <w:proofErr w:type="spellEnd"/>
-      <w:r>
-        <w:t>]_isotopes.</w:t>
-      </w:r>
-    </w:p>
-    <w:p>
-      <w:r>
-        <w:t xml:space="preserve">The folder named </w:t>
-      </w:r>
-      <w:proofErr w:type="spellStart"/>
-      <w:r>
-        <w:t>Graph_Folder_Optimization</w:t>
-      </w:r>
-      <w:proofErr w:type="spellEnd"/>
-      <w:r>
-        <w:t xml:space="preserve"> has graphs showing the error minimization to determine k.  This folder is not created by default. The blue line with points along it indicates the amount of error (y-axis) for each attempted k value (x-axis) with k being the rate. The lighter blue vertical line indicates the k-value that was actually chosen.  Graph files are named [</w:t>
-      </w:r>
-      <w:proofErr w:type="spellStart"/>
-      <w:r>
-        <w:t>Subject_</w:t>
-      </w:r>
-      <w:proofErr w:type="gramStart"/>
-      <w:r>
-        <w:t>ID</w:t>
-      </w:r>
-      <w:proofErr w:type="spellEnd"/>
-      <w:r>
-        <w:t>]_</w:t>
-      </w:r>
-      <w:proofErr w:type="gramEnd"/>
-      <w:r>
-        <w:t>[</w:t>
-      </w:r>
-      <w:proofErr w:type="spellStart"/>
-      <w:r>
-        <w:t>peptide_sequence</w:t>
-      </w:r>
-      <w:proofErr w:type="spellEnd"/>
-      <w:r>
-        <w:t>]_</w:t>
-      </w:r>
-      <w:r>
-        <w:t>optimization</w:t>
-      </w:r>
-      <w:r>
-        <w:t>.</w:t>
-      </w:r>
-    </w:p>
-    <w:p>
-      <w:pPr>
-        <w:pStyle w:val="Heading2"/>
-      </w:pPr>
-      <w:bookmarkStart w:id="16" w:name="_Toc86148503"/>
-      <w:r>
-        <w:t>Rate Calculation – Combine Sequence Rates</w:t>
-      </w:r>
-      <w:bookmarkEnd w:id="16"/>
-    </w:p>
-    <w:p>
-      <w:r>
-        <w:t>This button combines all the peptides without and error from the “Rate Calculation” step that come from the same subject and protein.  An output file with the numerical rates “Final_Protein_Rate.csv” is produced along with a graph folder called “</w:t>
-      </w:r>
-      <w:proofErr w:type="spellStart"/>
-      <w:r>
-        <w:t>Graph_Folder_Protein_Averages</w:t>
-      </w:r>
-      <w:proofErr w:type="spellEnd"/>
-      <w:r>
-        <w:t>”.</w:t>
-      </w:r>
-    </w:p>
-    <w:p>
-      <w:r>
-        <w:t xml:space="preserve">The contents of Final_Protein_Rate.csv are affected by the “verbose” setting.  When this setting is turned off, columns that are not critical from understanding the output are removed </w:t>
-      </w:r>
-      <w:r>
-        <w:t>improve readability of the final output file.</w:t>
-      </w:r>
-    </w:p>
-    <w:p>
-      <w:r>
-        <w:t>The columns that are present regardless of the “verbose” setting are:</w:t>
-      </w:r>
-    </w:p>
-    <w:p>
-      <w:r>
-        <w:t>Subject ID</w:t>
-      </w:r>
-      <w:r>
-        <w:t xml:space="preserve"> – the subject id you provided</w:t>
-      </w:r>
-    </w:p>
-    <w:p>
-      <w:r>
-        <w:t>Protein ID</w:t>
-      </w:r>
-      <w:r>
-        <w:t xml:space="preserve"> – the protein identifier from the guide file.</w:t>
-      </w:r>
-    </w:p>
-    <w:p>
-      <w:r>
-        <w:t>Protein Name</w:t>
-      </w:r>
-      <w:r>
-        <w:t xml:space="preserve"> – the common name for this Protein ID provided with the guide file</w:t>
-      </w:r>
-    </w:p>
-    <w:p>
-      <w:r>
-        <w:t>Num Sequences Used</w:t>
-      </w:r>
-      <w:r>
-        <w:t xml:space="preserve"> – the number of peptide sequences combined to determine this combined rate</w:t>
-      </w:r>
-    </w:p>
-    <w:p>
-      <w:r>
-        <w:t>Average Rate or Median Rate – the rate calculated for this protein. Average or Median is determined in the settings menu. If rate could not be calculated an error message will appear here.</w:t>
-      </w:r>
-    </w:p>
-    <w:p>
-      <w:r>
-        <w:t>Rate Std Dev</w:t>
-      </w:r>
-      <w:r>
-        <w:t xml:space="preserve"> – the standard deviation of the rate calculation.  If rate could not be calculated an error message will appear here.</w:t>
-      </w:r>
-    </w:p>
-    <w:p>
-      <w:r>
-        <w:t>The additional columns from the “verbose” setting are:</w:t>
-      </w:r>
-    </w:p>
-    <w:p>
-      <w:r>
-        <w:t>Num Peptides Above Max. Allowed Rate</w:t>
-      </w:r>
-      <w:r>
-        <w:t xml:space="preserve"> – the number of peptides for this protein that had a rate that was too fast to be believable</w:t>
-      </w:r>
-    </w:p>
-    <w:p>
-      <w:r>
-        <w:t>Num Peptides Below Min. Allowed Rate</w:t>
-      </w:r>
-      <w:r>
-        <w:t xml:space="preserve"> – the number of peptides for this protein that had a rate that was too slow to be believable (including negative numbers)</w:t>
-      </w:r>
-    </w:p>
-    <w:p>
-      <w:r>
-        <w:t>number of sequences with error "insufficient non-zero timepoints"</w:t>
-      </w:r>
-      <w:r>
-        <w:t xml:space="preserve"> </w:t>
-      </w:r>
-      <w:r>
-        <w:t>–</w:t>
-      </w:r>
-      <w:r>
-        <w:t xml:space="preserve"> </w:t>
-      </w:r>
-      <w:r>
-        <w:t>number of peptides for this protein with an did not have enough non-zero timepoints to be fit (determined in the settings menu)</w:t>
-      </w:r>
-    </w:p>
-    <w:p>
-      <w:r>
-        <w:lastRenderedPageBreak/>
-        <w:t>number of sequences with error "insufficient non-zero timepoints after filtering"</w:t>
-      </w:r>
-      <w:r>
-        <w:t xml:space="preserve"> – number of peptides for this protein that were dropped for having sufficient non-zero timepoints but losing too many in filtering.</w:t>
-      </w:r>
-    </w:p>
-    <w:p>
-      <w:r>
-        <w:t>number of sequences with error "Fit is too poor for accurate calculation"</w:t>
-      </w:r>
-      <w:r>
-        <w:t xml:space="preserve"> – number of peptides for this protein where the fitting function could not find an optimum value, normally due to noise.</w:t>
-      </w:r>
-    </w:p>
-    <w:p>
-      <w:r>
-        <w:t>number of sequences with error "m0 is not constantly decreasing when there is only one point per time"</w:t>
-      </w:r>
-      <w:r>
-        <w:t xml:space="preserve"> – the number of peptides for this protein that that were dropped for having only one measurement at each timepoint while m0 was not constantly decreasing.  The upper bound on how “m0 is constantly decreasing” is defined can be found in the settings menu.</w:t>
-      </w:r>
-    </w:p>
-    <w:p>
-      <w:r>
-        <w:t>number of sequences with error "mean of the absolute residuals is too high"</w:t>
-      </w:r>
-      <w:r>
-        <w:t xml:space="preserve"> – the number of peptides for this protein that had a fit calculated but were rejected for having too much noise as defined by mean of the absolute residuals. This cutoff is set in the settings menu.</w:t>
-      </w:r>
-    </w:p>
-    <w:p>
-      <w:r>
-        <w:t xml:space="preserve">The folder </w:t>
-      </w:r>
-      <w:proofErr w:type="spellStart"/>
-      <w:r>
-        <w:t>Graph_Folder_Protein_Averages</w:t>
-      </w:r>
-      <w:proofErr w:type="spellEnd"/>
-      <w:r>
-        <w:t xml:space="preserve"> contains boxplots of the various proteins.  The graph names are [Subject </w:t>
-      </w:r>
-      <w:proofErr w:type="gramStart"/>
-      <w:r>
-        <w:t>ID]_</w:t>
-      </w:r>
-      <w:proofErr w:type="gramEnd"/>
-      <w:r>
-        <w:t>[</w:t>
-      </w:r>
-      <w:proofErr w:type="spellStart"/>
-      <w:r>
-        <w:t>Protein_ID</w:t>
-      </w:r>
-      <w:proofErr w:type="spellEnd"/>
-      <w:r>
-        <w:t xml:space="preserve">].  Red stars are the peptide calculated rates, the blue diamond is the average rate.  The boxplot has the standard boxplot meaning, median as the centerline and quartiles as the edge of the box.  Empty circles represent an outlier, which is the red star immediately next to them.  </w:t>
-      </w:r>
-      <w:r>
-        <w:t>Do note that the points are randomly distributed in the x-axis to aid in readability by attempting to reduce overlapping points.  As a result, the distribution of red stars may vary between the same graph calculated two different times with the same data.  This will not affect the calculated values or the rest of the graph in any way.</w:t>
-      </w:r>
-    </w:p>
-    <w:p>
-      <w:pPr>
-        <w:pStyle w:val="Heading1"/>
-      </w:pPr>
-      <w:bookmarkStart w:id="17" w:name="_Toc86148504"/>
-      <w:r>
-        <w:t>Settings</w:t>
+      <w:bookmarkStart w:id="17" w:name="_Toc86148505"/>
+      <w:r>
+        <w:t>Settings Menu</w:t>
       </w:r>
       <w:bookmarkEnd w:id="17"/>
-    </w:p>
-    <w:p>
-      <w:r>
-        <w:t>DeuteRater v6</w:t>
-      </w:r>
-      <w:r>
-        <w:t xml:space="preserve"> has several optional settings.  The most common settings to adjust are accessible from the settings menu in the main interface.  This is only useful for the current run of </w:t>
-      </w:r>
-      <w:r>
-        <w:t>DeuteRater v6</w:t>
-      </w:r>
-      <w:r>
-        <w:t>.  If you close and then re-open the program, all settings will return to their default values.  Default settings and any settings not in the settings menu can be altered, but be warned that this has fewer protections than the settings menu so it is recommended to be cautious and save a backup of the relevant files before alteration.  Both the settings menu and altering default values will be discussed in this section.</w:t>
-      </w:r>
-    </w:p>
-    <w:p>
-      <w:r>
-        <w:t xml:space="preserve">When running a worklist, </w:t>
-      </w:r>
-      <w:proofErr w:type="spellStart"/>
-      <w:r>
-        <w:t>rate_</w:t>
-      </w:r>
-      <w:proofErr w:type="gramStart"/>
-      <w:r>
-        <w:t>settings.yaml</w:t>
-      </w:r>
-      <w:proofErr w:type="spellEnd"/>
-      <w:proofErr w:type="gramEnd"/>
-      <w:r>
-        <w:t xml:space="preserve"> will be saved in your output file.  This should allow you to track what settings were used for each analysis </w:t>
-      </w:r>
-      <w:r>
-        <w:t>should that be necessary.</w:t>
-      </w:r>
-    </w:p>
-    <w:p>
-      <w:pPr>
-        <w:pStyle w:val="Heading2"/>
-      </w:pPr>
-      <w:bookmarkStart w:id="18" w:name="_Toc86148505"/>
-      <w:r>
-        <w:t>Settings Menu</w:t>
-      </w:r>
-      <w:bookmarkEnd w:id="18"/>
     </w:p>
     <w:p>
       <w:r>
@@ -6971,15 +6018,7 @@
     </w:p>
     <w:p>
       <w:r>
-        <w:t xml:space="preserve">Load Settings – will prompt you to navigate to and select a </w:t>
-      </w:r>
-      <w:proofErr w:type="spellStart"/>
-      <w:r>
-        <w:t>Rate_Settings.yaml</w:t>
-      </w:r>
-      <w:proofErr w:type="spellEnd"/>
-      <w:r>
-        <w:t xml:space="preserve"> file from a previous run of </w:t>
+        <w:t xml:space="preserve">Load Settings – will prompt you to navigate to and select a Rate_Settings.yaml file from a previous run of </w:t>
       </w:r>
       <w:r>
         <w:t>DeuteRater v6</w:t>
@@ -7025,7 +6064,7 @@
       <w:r>
         <w:t xml:space="preserve">Default Cores to Use – </w:t>
       </w:r>
-      <w:bookmarkStart w:id="19" w:name="_Hlk86052874"/>
+      <w:bookmarkStart w:id="18" w:name="_Hlk86052874"/>
       <w:r>
         <w:t>the number of processor cores to use for calculations if “Recognize available cores” is set to “No”.</w:t>
       </w:r>
@@ -7043,52 +6082,20 @@
     </w:p>
     <w:p>
       <w:r>
-        <w:t>Extraction Time Window (min) – the guide file provides a retention time for each feature to be searched for.  This is the allowed error for that retention time while searching in the .</w:t>
-      </w:r>
-      <w:proofErr w:type="spellStart"/>
-      <w:r>
-        <w:t>mzML</w:t>
-      </w:r>
-      <w:proofErr w:type="spellEnd"/>
-      <w:r>
-        <w:t xml:space="preserve"> files for that feature.  Value is one way, so allowed error is plus or minus this value. Time unit is minutes.</w:t>
-      </w:r>
-    </w:p>
-    <w:p>
-      <w:r>
-        <w:t>Allowed m/z error (ppm) – the guide file provides a Precursor m/z for each feature to be searched for.  This is the allowed error for that m/z while searching in the .</w:t>
-      </w:r>
-      <w:proofErr w:type="spellStart"/>
-      <w:r>
-        <w:t>mzML</w:t>
-      </w:r>
-      <w:proofErr w:type="spellEnd"/>
-      <w:r>
-        <w:t xml:space="preserve"> files for that feature.  Value is one way, so allowed error is plus or minus this value. Value is ppm error.</w:t>
-      </w:r>
-    </w:p>
-    <w:p>
-      <w:r>
-        <w:t>Use Chromatography Division – this setting attempts to find the best chromatography peak for extraction.  It can be turned off (“No”) used to compare the chromatography of different charge states of the same peptide within each .</w:t>
-      </w:r>
-      <w:proofErr w:type="spellStart"/>
-      <w:r>
-        <w:t>mzML</w:t>
-      </w:r>
-      <w:proofErr w:type="spellEnd"/>
-      <w:r>
-        <w:t xml:space="preserve"> file (“</w:t>
-      </w:r>
-      <w:proofErr w:type="spellStart"/>
-      <w:r>
-        <w:t>Intrafile</w:t>
-      </w:r>
-      <w:proofErr w:type="spellEnd"/>
-      <w:r>
-        <w:t>”) or to compare the same peptide and its charge states between files (“Interfile”) This will increase calculation time, generate extra intermediate files and may remove data.</w:t>
-      </w:r>
-    </w:p>
-    <w:bookmarkEnd w:id="19"/>
+        <w:t>Extraction Time Window (min) – the guide file provides a retention time for each feature to be searched for.  This is the allowed error for that retention time while searching in the .mzML files for that feature.  Value is one way, so allowed error is plus or minus this value. Time unit is minutes.</w:t>
+      </w:r>
+    </w:p>
+    <w:p>
+      <w:r>
+        <w:t>Allowed m/z error (ppm) – the guide file provides a Precursor m/z for each feature to be searched for.  This is the allowed error for that m/z while searching in the .mzML files for that feature.  Value is one way, so allowed error is plus or minus this value. Value is ppm error.</w:t>
+      </w:r>
+    </w:p>
+    <w:p>
+      <w:r>
+        <w:t>Use Chromatography Division – this setting attempts to find the best chromatography peak for extraction.  It can be turned off (“No”) used to compare the chromatography of different charge states of the same peptide within each .mzML file (“Intrafile”) or to compare the same peptide and its charge states between files (“Interfile”) This will increase calculation time, generate extra intermediate files and may remove data.</w:t>
+      </w:r>
+    </w:p>
+    <w:bookmarkEnd w:id="18"/>
     <w:p>
       <w:r>
         <w:t>Minimum timepoints (enrichment)</w:t>
@@ -7103,13 +6110,8 @@
       </w:r>
     </w:p>
     <w:p>
-      <w:proofErr w:type="spellStart"/>
-      <w:r>
-        <w:t>mz</w:t>
-      </w:r>
-      <w:proofErr w:type="spellEnd"/>
-      <w:r>
-        <w:t xml:space="preserve"> proximity filter (ppm) – there is a possibility that two different peptide sequences will have the same mass and retention time (especially if multiple charge states are considered).  Because </w:t>
+      <w:r>
+        <w:t xml:space="preserve">mz proximity filter (ppm) – there is a possibility that two different peptide sequences will have the same mass and retention time (especially if multiple charge states are considered).  Because </w:t>
       </w:r>
       <w:r>
         <w:t>DeuteRater v6</w:t>
@@ -7174,15 +6176,7 @@
     </w:p>
     <w:p>
       <w:r>
-        <w:t xml:space="preserve">Error Graph Option – Whether or not to generate the </w:t>
-      </w:r>
-      <w:proofErr w:type="spellStart"/>
-      <w:r>
-        <w:t>Graph_Folder_Optimization</w:t>
-      </w:r>
-      <w:proofErr w:type="spellEnd"/>
-      <w:r>
-        <w:t xml:space="preserve"> folder and its associated graphs of how the error was minimized to produce the reported rate value.  “none” produces no graphs.  “approximate” produces a </w:t>
+        <w:t xml:space="preserve">Error Graph Option – Whether or not to generate the Graph_Folder_Optimization folder and its associated graphs of how the error was minimized to produce the reported rate value.  “none” produces no graphs.  “approximate” produces a </w:t>
       </w:r>
       <w:r>
         <w:t>parabolic approximation of the error minimization which is slightly easier to see and faster to produce. “exact” produces the exact error minimization curve used to calculate the rate value for each peptide sequence.</w:t>
@@ -7219,21 +6213,13 @@
         <w:t>Highest allowed isotope value (fraction of unlabeled)</w:t>
       </w:r>
       <w:r>
-        <w:t xml:space="preserve"> – Noise or mis-identification can lead to points that are theoretically impossible.  M0 should be decreasing below its unlabeled baseline value. To ensure this is the case we multiply the baseline value of M0 by this value, which should be greater than 1.  If M0 increases above this setting multiplied by its baseline value, all </w:t>
-      </w:r>
-      <w:proofErr w:type="spellStart"/>
-      <w:r>
-        <w:t>isotop</w:t>
+        <w:t xml:space="preserve"> – Noise or mis-identification can lead to points that are theoretically impossible.  M0 should be decreasing below its unlabeled baseline value. To ensure this is the case we multiply the baseline value of M0 by this value, which should be greater than 1.  If M0 increases above this setting multiplied by its baseline value, all isotop</w:t>
       </w:r>
       <w:r>
         <w:t>s</w:t>
       </w:r>
       <w:r>
-        <w:t>e</w:t>
-      </w:r>
-      <w:proofErr w:type="spellEnd"/>
-      <w:r>
-        <w:t xml:space="preserve"> of that point are dropped</w:t>
+        <w:t>e of that point are dropped</w:t>
       </w:r>
       <w:r>
         <w:t>.</w:t>
@@ -7246,15 +6232,7 @@
     </w:p>
     <w:p>
       <w:r>
-        <w:t xml:space="preserve">Median absolute residuals cutoff single point – the error metric for assessing the goodness of a peptide rate fit is determined by the distance of the points from their fit line.  The median of the absolute value of these residuals is compared to a cutoff to determine if the rate curve is considered good or bad.  Because single timepoints have fewer points to fit, the lines will be closer to the points in general and noise is more problematic so they need a special cutoff.  This setting is that cutoff. If the median absolute residuals </w:t>
-      </w:r>
-      <w:proofErr w:type="gramStart"/>
-      <w:r>
-        <w:t>is</w:t>
-      </w:r>
-      <w:proofErr w:type="gramEnd"/>
-      <w:r>
-        <w:t xml:space="preserve"> above this value, the associated peptide rate will be discarded.</w:t>
+        <w:t>Median absolute residuals cutoff single point – the error metric for assessing the goodness of a peptide rate fit is determined by the distance of the points from their fit line.  The median of the absolute value of these residuals is compared to a cutoff to determine if the rate curve is considered good or bad.  Because single timepoints have fewer points to fit, the lines will be closer to the points in general and noise is more problematic so they need a special cutoff.  This setting is that cutoff. If the median absolute residuals is above this value, the associated peptide rate will be discarded.</w:t>
       </w:r>
     </w:p>
     <w:p>
@@ -7265,28 +6243,12 @@
         <w:t xml:space="preserve"> </w:t>
       </w:r>
       <w:r>
-        <w:t xml:space="preserve">If the median absolute residuals </w:t>
-      </w:r>
-      <w:proofErr w:type="gramStart"/>
-      <w:r>
-        <w:t>is</w:t>
-      </w:r>
-      <w:proofErr w:type="gramEnd"/>
-      <w:r>
-        <w:t xml:space="preserve"> above this value, the associated peptide rate will be discarded.</w:t>
-      </w:r>
-    </w:p>
-    <w:p>
-      <w:r>
-        <w:t xml:space="preserve">Median absolute residuals cutoff general – the error metric for assessing the goodness of a peptide rate fit is determined by the distance of the points from their fit line.  The median of the absolute value of these residuals is compared to a cutoff to determine if the rate curve is considered good or bad.  This is the cutoff for lines fit with many points.  If the median absolute residuals </w:t>
-      </w:r>
-      <w:proofErr w:type="gramStart"/>
-      <w:r>
-        <w:t>is</w:t>
-      </w:r>
-      <w:proofErr w:type="gramEnd"/>
-      <w:r>
-        <w:t xml:space="preserve"> above this value, the associated peptide rate will be discarded.</w:t>
+        <w:t>If the median absolute residuals is above this value, the associated peptide rate will be discarded.</w:t>
+      </w:r>
+    </w:p>
+    <w:p>
+      <w:r>
+        <w:t>Median absolute residuals cutoff general – the error metric for assessing the goodness of a peptide rate fit is determined by the distance of the points from their fit line.  The median of the absolute value of these residuals is compared to a cutoff to determine if the rate curve is considered good or bad.  This is the cutoff for lines fit with many points.  If the median absolute residuals is above this value, the associated peptide rate will be discarded.</w:t>
       </w:r>
     </w:p>
     <w:p>
@@ -7321,11 +6283,11 @@
       <w:pPr>
         <w:pStyle w:val="Heading2"/>
       </w:pPr>
-      <w:bookmarkStart w:id="20" w:name="_Toc86148506"/>
+      <w:bookmarkStart w:id="19" w:name="_Toc86148506"/>
       <w:r>
         <w:t>Adjusting Defaults or non-Menu Settings</w:t>
       </w:r>
-      <w:bookmarkEnd w:id="20"/>
+      <w:bookmarkEnd w:id="19"/>
     </w:p>
     <w:p>
       <w:r>
@@ -7470,25 +6432,7 @@
         <w:t xml:space="preserve">These must be altered to change default values or reach settings the settings menu does not provide access to. </w:t>
       </w:r>
       <w:r>
-        <w:t xml:space="preserve">The ones we are concerned with are </w:t>
-      </w:r>
-      <w:proofErr w:type="spellStart"/>
-      <w:proofErr w:type="gramStart"/>
-      <w:r>
-        <w:t>settings.yaml</w:t>
-      </w:r>
-      <w:proofErr w:type="spellEnd"/>
-      <w:proofErr w:type="gramEnd"/>
-      <w:r>
-        <w:t xml:space="preserve"> and </w:t>
-      </w:r>
-      <w:proofErr w:type="spellStart"/>
-      <w:r>
-        <w:t>guide_settings.yaml</w:t>
-      </w:r>
-      <w:proofErr w:type="spellEnd"/>
-      <w:r>
-        <w:t>:</w:t>
+        <w:t>The ones we are concerned with are settings.yaml and guide_settings.yaml:</w:t>
       </w:r>
     </w:p>
     <w:p>
@@ -7706,28 +6650,7 @@
         <w:t>DeuteRater v6</w:t>
       </w:r>
       <w:r>
-        <w:t xml:space="preserve"> has limited checks on if these files are good, so be careful when altering them.  Also in this folder you will often find </w:t>
-      </w:r>
-      <w:proofErr w:type="spellStart"/>
-      <w:r>
-        <w:t>temp_guide_</w:t>
-      </w:r>
-      <w:proofErr w:type="gramStart"/>
-      <w:r>
-        <w:t>settings.yaml</w:t>
-      </w:r>
-      <w:proofErr w:type="spellEnd"/>
-      <w:proofErr w:type="gramEnd"/>
-      <w:r>
-        <w:t xml:space="preserve"> and </w:t>
-      </w:r>
-      <w:proofErr w:type="spellStart"/>
-      <w:r>
-        <w:t>temp_settings.yaml</w:t>
-      </w:r>
-      <w:proofErr w:type="spellEnd"/>
-      <w:r>
-        <w:t xml:space="preserve">.  These are temporary files created by </w:t>
+        <w:t xml:space="preserve"> has limited checks on if these files are good, so be careful when altering them.  Also in this folder you will often find temp_guide_settings.yaml and temp_settings.yaml.  These are temporary files created by </w:t>
       </w:r>
       <w:r>
         <w:t>DeuteRater v6</w:t>
@@ -7744,20 +6667,7 @@
     </w:p>
     <w:p>
       <w:r>
-        <w:t xml:space="preserve">When you open </w:t>
-      </w:r>
-      <w:proofErr w:type="gramStart"/>
-      <w:r>
-        <w:t>the .</w:t>
-      </w:r>
-      <w:proofErr w:type="spellStart"/>
-      <w:r>
-        <w:t>yaml</w:t>
-      </w:r>
-      <w:proofErr w:type="spellEnd"/>
-      <w:proofErr w:type="gramEnd"/>
-      <w:r>
-        <w:t xml:space="preserve"> (any code  or text editor should be able to do this) you will see something like this:</w:t>
+        <w:t>When you open the .yaml (any code  or text editor should be able to do this) you will see something like this:</w:t>
       </w:r>
     </w:p>
     <w:p>
@@ -7815,20 +6725,7 @@
     </w:p>
     <w:p>
       <w:r>
-        <w:t xml:space="preserve">The variable names are shown in purple above, they are on the far left side of the screen and followed by a colon.  They cannot have spaces.  This is the name of the variable and they should not be altered.  What each variable does will be detailed after all portions of </w:t>
-      </w:r>
-      <w:proofErr w:type="gramStart"/>
-      <w:r>
-        <w:t>the .</w:t>
-      </w:r>
-      <w:proofErr w:type="spellStart"/>
-      <w:r>
-        <w:t>yaml</w:t>
-      </w:r>
-      <w:proofErr w:type="spellEnd"/>
-      <w:proofErr w:type="gramEnd"/>
-      <w:r>
-        <w:t xml:space="preserve"> are described.</w:t>
+        <w:t>The variable names are shown in purple above, they are on the far left side of the screen and followed by a colon.  They cannot have spaces.  This is the name of the variable and they should not be altered.  What each variable does will be detailed after all portions of the .yaml are described.</w:t>
       </w:r>
     </w:p>
     <w:p>
@@ -7844,15 +6741,7 @@
     </w:p>
     <w:p>
       <w:r>
-        <w:t xml:space="preserve">Separated from the variable type by another space is the value.  You may change this.  You should know what the variable is in order to set reasonable values.  </w:t>
-      </w:r>
-      <w:proofErr w:type="gramStart"/>
-      <w:r>
-        <w:t>Also</w:t>
-      </w:r>
-      <w:proofErr w:type="gramEnd"/>
-      <w:r>
-        <w:t xml:space="preserve"> the variable type must not change, so if you wish to </w:t>
+        <w:t xml:space="preserve">Separated from the variable type by another space is the value.  You may change this.  You should know what the variable is in order to set reasonable values.  Also the variable type must not change, so if you wish to </w:t>
       </w:r>
       <w:r>
         <w:t>change an integer it must still be and integer.  Text must still have quotations.</w:t>
@@ -7863,260 +6752,184 @@
         <w:t xml:space="preserve">If you wish to change a default value </w:t>
       </w:r>
       <w:r>
-        <w:t>change it in these .</w:t>
-      </w:r>
-      <w:proofErr w:type="spellStart"/>
-      <w:r>
-        <w:t>yaml</w:t>
-      </w:r>
-      <w:proofErr w:type="spellEnd"/>
-      <w:r>
-        <w:t xml:space="preserve"> files.  We will go through each setting now.</w:t>
+        <w:t>change it in these .yaml files.  We will go through each setting now.</w:t>
       </w:r>
     </w:p>
     <w:p>
       <w:pPr>
         <w:pStyle w:val="Heading3"/>
       </w:pPr>
-      <w:bookmarkStart w:id="21" w:name="_Toc86148507"/>
-      <w:proofErr w:type="spellStart"/>
-      <w:r>
-        <w:t>Guide_</w:t>
-      </w:r>
-      <w:proofErr w:type="gramStart"/>
-      <w:r>
-        <w:t>settings.yaml</w:t>
+      <w:bookmarkStart w:id="20" w:name="_Toc86148507"/>
+      <w:r>
+        <w:t>Guide_settings.yaml</w:t>
+      </w:r>
+      <w:bookmarkEnd w:id="20"/>
+    </w:p>
+    <w:p>
+      <w:r>
+        <w:t>Guide_settings.yaml</w:t>
+      </w:r>
+      <w:r>
+        <w:t xml:space="preserve"> </w:t>
+      </w:r>
+      <w:r>
+        <w:t>this is related to the Create Guide File button.  Most are not useful if using the “Template” option, but will be here for completeness:</w:t>
+      </w:r>
+    </w:p>
+    <w:p>
+      <w:r>
+        <w:lastRenderedPageBreak/>
+        <w:t>Mass_cuttoffs – the mas</w:t>
+      </w:r>
+      <w:r>
+        <w:t>s thresholds for number of isotopes in Peaks template files.  the format is [neutral mass, n_isos].</w:t>
+      </w:r>
+    </w:p>
+    <w:p>
+      <w:r>
+        <w:t>rt_proximity_tolerance</w:t>
+      </w:r>
+      <w:r>
+        <w:t xml:space="preserve"> – there is a possibility that two different peptide sequences will have the same mass and retention time (especially if multiple charge states are considered).  Because </w:t>
+      </w:r>
+      <w:r>
+        <w:t>DeuteRater v6</w:t>
+      </w:r>
+      <w:r>
+        <w:t xml:space="preserve"> does not consider fragmentation data, there is no way to give preference to one sequence over another. Therefore, if multiple sequences are too close in both m/z and retention time, all of these sequences are deleted.  Times within this setting of each other are considered close in time. Relevant for the PEAKS settings, not Template.</w:t>
+      </w:r>
+    </w:p>
+    <w:p>
+      <w:r>
+        <w:t xml:space="preserve">mz proximity filter (ppm) – there is a possibility that two different peptide sequences will have the same mass and retention time (especially if multiple charge states are considered).  Because </w:t>
+      </w:r>
+      <w:r>
+        <w:t>DeuteRater v6</w:t>
+      </w:r>
+      <w:r>
+        <w:t xml:space="preserve"> does not consider fragmentation data, there is no way to give preference to one sequence over another. Therefore, if multiple sequences are too close in both m/z and retention time, all of these sequences are deleted.  M/z within this setting of another peptide are determined to be close in m/z. Relevant for the PEAKS settings, not Template.</w:t>
+      </w:r>
+    </w:p>
+    <w:p>
+      <w:r>
+        <w:t>Start_time – the minimum retention time allowed. Relevant for the PEAKS settings, not Template.</w:t>
+      </w:r>
+    </w:p>
+    <w:p>
+      <w:r>
+        <w:t>study_type</w:t>
+      </w:r>
+      <w:r>
+        <w:t xml:space="preserve"> - the amount of deuterium incorporated into any amino acid is determined by the biochemical pathways in an organism.  This may vary by organism, time of life or disease state.  This tells </w:t>
+      </w:r>
+      <w:r>
+        <w:t>DeuteRater v6</w:t>
+      </w:r>
+      <w:r>
+        <w:t xml:space="preserve"> what the potential deuterium incorporation of each amino acid is.  The default “tissue” is standard adult mammalian tissue.  If you wish to examine or change these values, or add a new label key see the “</w:t>
+      </w:r>
+      <w:r>
+        <w:t>Adding new Labeling Schemes</w:t>
+      </w:r>
+      <w:r>
+        <w:t>” portion of this read me.</w:t>
+      </w:r>
+      <w:r>
+        <w:t xml:space="preserve"> Relevant for the PEAKS settings, not Template.</w:t>
+      </w:r>
+    </w:p>
+    <w:p>
+      <w:r>
+        <w:t>aa_elemental_composition_path</w:t>
+      </w:r>
+      <w:r>
+        <w:t xml:space="preserve"> – the name of the file in resource file that has the amino acid elemental composition.  This file is detailed in the “</w:t>
+      </w:r>
+      <w:r>
+        <w:t>Adjusting Amino Acids</w:t>
+      </w:r>
+      <w:r>
+        <w:t>” section of this read me.</w:t>
+      </w:r>
+    </w:p>
+    <w:p>
+      <w:r>
+        <w:t>aa_labeling_sites_path</w:t>
+      </w:r>
+      <w:r>
+        <w:t xml:space="preserve"> – the name of the file in resource file that has number of hydrogens for each amino acid that can be </w:t>
+      </w:r>
+      <w:r>
+        <w:t>labeled with deuterium</w:t>
+      </w:r>
+      <w:r>
+        <w:t>.  This file is detailed in the “</w:t>
+      </w:r>
+      <w:r>
+        <w:t>Adding new Labeling Schemes</w:t>
+      </w:r>
+      <w:r>
+        <w:t>” section of this read me.</w:t>
+      </w:r>
+    </w:p>
+    <w:p>
+      <w:r>
+        <w:t>elements_path</w:t>
+      </w:r>
+      <w:r>
+        <w:t xml:space="preserve"> – the name of the file in resource file that has details on each element and their isotopes.  This file is detailed in the “</w:t>
+      </w:r>
+      <w:r>
+        <w:t>Adding new elements</w:t>
+      </w:r>
+      <w:r>
+        <w:t>” section of this read me.</w:t>
+      </w:r>
+    </w:p>
+    <w:p>
+      <w:r>
+        <w:t>post_translational_modifications_path</w:t>
+      </w:r>
+      <w:r>
+        <w:t xml:space="preserve"> – the name of the file in resource file that has details on post-translational modification.  This file is detailed in the “</w:t>
+      </w:r>
+      <w:r>
+        <w:t>Adjusting Post Translational Modifications</w:t>
+      </w:r>
+      <w:r>
+        <w:t>” section of this read me.</w:t>
+      </w:r>
+    </w:p>
+    <w:p>
+      <w:r>
+        <w:t>Min_charge_state – when making a guide file from PEAKS, charge states for each peptide will be automatically generated.  This sets the minimum charge state.  No function for “Template” settings.</w:t>
+      </w:r>
+    </w:p>
+    <w:p>
+      <w:r>
+        <w:t>Max_charge_state – when making a guide file from PEAKS, charge states for each peptide will be automatically generated.  This sets the maximum charge state.  No function for “Template” settings.</w:t>
+      </w:r>
+    </w:p>
+    <w:p>
+      <w:pPr>
+        <w:pStyle w:val="Heading3"/>
+      </w:pPr>
+      <w:bookmarkStart w:id="21" w:name="_Toc86148508"/>
+      <w:r>
+        <w:t>Settings.yaml</w:t>
       </w:r>
       <w:bookmarkEnd w:id="21"/>
-      <w:proofErr w:type="spellEnd"/>
-      <w:proofErr w:type="gramEnd"/>
-    </w:p>
-    <w:p>
-      <w:proofErr w:type="spellStart"/>
-      <w:r>
-        <w:t>Guide_</w:t>
-      </w:r>
-      <w:proofErr w:type="gramStart"/>
-      <w:r>
-        <w:t>settings.yaml</w:t>
-      </w:r>
-      <w:proofErr w:type="spellEnd"/>
-      <w:proofErr w:type="gramEnd"/>
-      <w:r>
-        <w:t xml:space="preserve"> </w:t>
-      </w:r>
-      <w:r>
-        <w:t>this is related to the Create Guide File button.  Most are not useful if using the “Template” option, but will be here for completeness:</w:t>
-      </w:r>
-    </w:p>
-    <w:p>
-      <w:proofErr w:type="spellStart"/>
-      <w:r>
-        <w:lastRenderedPageBreak/>
-        <w:t>Mass_cuttoffs</w:t>
-      </w:r>
-      <w:proofErr w:type="spellEnd"/>
-      <w:r>
-        <w:t xml:space="preserve"> – the mas</w:t>
-      </w:r>
-      <w:r>
-        <w:t xml:space="preserve">s thresholds for number of isotopes in Peaks template files.  the format is [neutral mass, </w:t>
-      </w:r>
-      <w:proofErr w:type="spellStart"/>
-      <w:r>
-        <w:t>n_isos</w:t>
-      </w:r>
-      <w:proofErr w:type="spellEnd"/>
-      <w:r>
-        <w:t>].</w:t>
-      </w:r>
-    </w:p>
-    <w:p>
-      <w:proofErr w:type="spellStart"/>
-      <w:r>
-        <w:t>rt_proximity_tolerance</w:t>
-      </w:r>
-      <w:proofErr w:type="spellEnd"/>
-      <w:r>
-        <w:t xml:space="preserve"> – there is a possibility that two different peptide sequences will have the same mass and retention time (especially if multiple charge states are considered).  Because </w:t>
-      </w:r>
-      <w:r>
-        <w:t>DeuteRater v6</w:t>
-      </w:r>
-      <w:r>
-        <w:t xml:space="preserve"> does not consider fragmentation data, there is no way to give preference to one sequence over another. Therefore, if multiple sequences are too close in both m/z and retention time, all of these sequences are deleted.  Times within this setting of each other are considered close in time. Relevant for the PEAKS settings, not Template.</w:t>
-      </w:r>
-    </w:p>
-    <w:p>
-      <w:proofErr w:type="spellStart"/>
-      <w:r>
-        <w:t>mz</w:t>
-      </w:r>
-      <w:proofErr w:type="spellEnd"/>
-      <w:r>
-        <w:t xml:space="preserve"> proximity filter (ppm) – there is a possibility that two different peptide sequences will have the same mass and retention time (especially if multiple charge states are considered).  Because </w:t>
-      </w:r>
-      <w:r>
-        <w:t>DeuteRater v6</w:t>
-      </w:r>
-      <w:r>
-        <w:t xml:space="preserve"> does not consider fragmentation data, there is no way to give preference to one sequence over another. Therefore, if multiple sequences are too close in both m/z and retention time, all of these sequences are deleted.  M/z within this setting of another peptide are determined to be close in m/z. Relevant for the PEAKS settings, not Template.</w:t>
-      </w:r>
-    </w:p>
-    <w:p>
-      <w:proofErr w:type="spellStart"/>
-      <w:r>
-        <w:t>Start_time</w:t>
-      </w:r>
-      <w:proofErr w:type="spellEnd"/>
-      <w:r>
-        <w:t xml:space="preserve"> – the minimum retention time allowed. Relevant for the PEAKS settings, not Template.</w:t>
-      </w:r>
-    </w:p>
-    <w:p>
-      <w:proofErr w:type="spellStart"/>
-      <w:r>
-        <w:t>study_type</w:t>
-      </w:r>
-      <w:proofErr w:type="spellEnd"/>
-      <w:r>
-        <w:t xml:space="preserve"> - the amount of deuterium incorporated into any amino acid is determined by the biochemical pathways in an organism.  This may vary by organism, time of life or disease state.  This tells </w:t>
-      </w:r>
-      <w:r>
-        <w:t>DeuteRater v6</w:t>
-      </w:r>
-      <w:r>
-        <w:t xml:space="preserve"> what the potential deuterium incorporation of each amino acid is.  The default “tissue” is standard adult mammalian tissue.  If you wish to examine or change these values, or add a new label key see the “</w:t>
-      </w:r>
-      <w:r>
-        <w:t>Adding new Labeling Schemes</w:t>
-      </w:r>
-      <w:r>
-        <w:t>” portion of this read me.</w:t>
-      </w:r>
-      <w:r>
-        <w:t xml:space="preserve"> Relevant for the PEAKS settings, not Template.</w:t>
-      </w:r>
-    </w:p>
-    <w:p>
-      <w:proofErr w:type="spellStart"/>
-      <w:r>
-        <w:t>aa_elemental_composition_path</w:t>
-      </w:r>
-      <w:proofErr w:type="spellEnd"/>
-      <w:r>
-        <w:t xml:space="preserve"> – the name of the file in resource file that has the amino acid elemental composition.  This file is detailed in the “</w:t>
-      </w:r>
-      <w:r>
-        <w:t>Adjusting Amino Acids</w:t>
-      </w:r>
-      <w:r>
-        <w:t>” section of this read me.</w:t>
-      </w:r>
-    </w:p>
-    <w:p>
-      <w:proofErr w:type="spellStart"/>
-      <w:r>
-        <w:t>aa_labeling_sites_path</w:t>
-      </w:r>
-      <w:proofErr w:type="spellEnd"/>
-      <w:r>
-        <w:t xml:space="preserve"> – the name of the file in resource file that has number of hydrogens for each amino acid that can be </w:t>
-      </w:r>
-      <w:r>
-        <w:t>labeled with deuterium</w:t>
-      </w:r>
-      <w:r>
-        <w:t>.  This file is detailed in the “</w:t>
-      </w:r>
-      <w:r>
-        <w:t>Adding new Labeling Schemes</w:t>
-      </w:r>
-      <w:r>
-        <w:t>” section of this read me.</w:t>
-      </w:r>
-    </w:p>
-    <w:p>
-      <w:proofErr w:type="spellStart"/>
-      <w:r>
-        <w:t>elements_path</w:t>
-      </w:r>
-      <w:proofErr w:type="spellEnd"/>
-      <w:r>
-        <w:t xml:space="preserve"> – the name of the file in resource file that has details on each element and their isotopes.  This file is detailed in the “</w:t>
-      </w:r>
-      <w:r>
-        <w:t>Adding new elements</w:t>
-      </w:r>
-      <w:r>
-        <w:t>” section of this read me.</w:t>
-      </w:r>
-    </w:p>
-    <w:p>
-      <w:proofErr w:type="spellStart"/>
-      <w:r>
-        <w:t>post_translational_modifications_path</w:t>
-      </w:r>
-      <w:proofErr w:type="spellEnd"/>
-      <w:r>
-        <w:t xml:space="preserve"> – the name of the file in resource file that has details on post-translational modification.  This file is detailed in the “</w:t>
-      </w:r>
-      <w:r>
-        <w:t>Adjusting Post Translational Modifications</w:t>
-      </w:r>
-      <w:r>
-        <w:t>” section of this read me.</w:t>
-      </w:r>
-    </w:p>
-    <w:p>
-      <w:proofErr w:type="spellStart"/>
-      <w:r>
-        <w:t>Min_charge_state</w:t>
-      </w:r>
-      <w:proofErr w:type="spellEnd"/>
-      <w:r>
-        <w:t xml:space="preserve"> – when making a guide file from PEAKS, charge states for each peptide will be automatically generated.  This sets the minimum charge state.  No function for “Template” settings.</w:t>
-      </w:r>
-    </w:p>
-    <w:p>
-      <w:proofErr w:type="spellStart"/>
-      <w:r>
-        <w:t>Max_charge_state</w:t>
-      </w:r>
-      <w:proofErr w:type="spellEnd"/>
-      <w:r>
-        <w:t xml:space="preserve"> – when making a guide file from PEAKS, charge states for each peptide will be automatically generated.  This sets the maximum charge state.  No function for “Template” settings.</w:t>
-      </w:r>
-    </w:p>
-    <w:p>
-      <w:pPr>
-        <w:pStyle w:val="Heading3"/>
-      </w:pPr>
-      <w:bookmarkStart w:id="22" w:name="_Toc86148508"/>
-      <w:proofErr w:type="spellStart"/>
-      <w:r>
-        <w:t>Settings.yaml</w:t>
-      </w:r>
-      <w:bookmarkEnd w:id="22"/>
-      <w:proofErr w:type="spellEnd"/>
-    </w:p>
-    <w:p>
-      <w:proofErr w:type="spellStart"/>
-      <w:r>
-        <w:t>Settings.yaml</w:t>
-      </w:r>
-      <w:proofErr w:type="spellEnd"/>
-      <w:r>
-        <w:t xml:space="preserve"> contains the settings used in the “Rate Calculation” button. Some are present in the settings menu, some are not.</w:t>
-      </w:r>
-    </w:p>
-    <w:p>
-      <w:proofErr w:type="spellStart"/>
+    </w:p>
+    <w:p>
+      <w:r>
+        <w:t>Settings.yaml contains the settings used in the “Rate Calculation” button. Some are present in the settings menu, some are not.</w:t>
+      </w:r>
+    </w:p>
+    <w:p>
       <w:r>
         <w:lastRenderedPageBreak/>
         <w:t>debug_level</w:t>
       </w:r>
-      <w:proofErr w:type="spellEnd"/>
       <w:r>
         <w:t xml:space="preserve"> – if this is at 0, </w:t>
       </w:r>
@@ -8128,11 +6941,9 @@
       </w:r>
     </w:p>
     <w:p>
-      <w:proofErr w:type="spellStart"/>
       <w:r>
         <w:t>recognize_available_cores</w:t>
       </w:r>
-      <w:proofErr w:type="spellEnd"/>
       <w:r>
         <w:t xml:space="preserve"> – </w:t>
       </w:r>
@@ -8149,15 +6960,7 @@
         <w:t>DeuteRater v6</w:t>
       </w:r>
       <w:r>
-        <w:t xml:space="preserve"> will determine how many cores you have </w:t>
-      </w:r>
-      <w:proofErr w:type="spellStart"/>
-      <w:r>
-        <w:t>and</w:t>
-      </w:r>
-      <w:proofErr w:type="spellEnd"/>
-      <w:r>
-        <w:t xml:space="preserve"> attempt to use all of them.</w:t>
+        <w:t xml:space="preserve"> will determine how many cores you have and attempt to use all of them.</w:t>
       </w:r>
       <w:r>
         <w:t xml:space="preserve"> </w:t>
@@ -8170,24 +6973,14 @@
       </w:r>
     </w:p>
     <w:p>
-      <w:proofErr w:type="spellStart"/>
       <w:r>
         <w:t>n_processors</w:t>
       </w:r>
-      <w:proofErr w:type="spellEnd"/>
       <w:r>
         <w:t xml:space="preserve"> – </w:t>
       </w:r>
       <w:r>
-        <w:t>the number of processor cores to use for calculations if “</w:t>
-      </w:r>
-      <w:proofErr w:type="spellStart"/>
-      <w:r>
-        <w:t>recognize_available_cores</w:t>
-      </w:r>
-      <w:proofErr w:type="spellEnd"/>
-      <w:r>
-        <w:t xml:space="preserve">” is set to </w:t>
+        <w:t xml:space="preserve">the number of processor cores to use for calculations if “recognize_available_cores” is set to </w:t>
       </w:r>
       <w:r>
         <w:t>False</w:t>
@@ -8206,302 +6999,176 @@
       </w:r>
     </w:p>
     <w:p>
-      <w:proofErr w:type="spellStart"/>
       <w:r>
         <w:t>id_file_rt_unit</w:t>
       </w:r>
-      <w:proofErr w:type="spellEnd"/>
+      <w:r>
+        <w:t xml:space="preserve"> – </w:t>
+      </w:r>
+      <w:r>
+        <w:t xml:space="preserve"> if the provided retention times in the guide file are seconds or minutes.</w:t>
+      </w:r>
+      <w:r>
+        <w:t xml:space="preserve"> Allowed values are “sec” for seconds or </w:t>
+      </w:r>
+      <w:r>
+        <w:t>"min" for minutes</w:t>
+      </w:r>
+      <w:r>
+        <w:t xml:space="preserve">.  Any other value will cause an error. </w:t>
+      </w:r>
+      <w:r>
+        <w:t xml:space="preserve">Default value for </w:t>
+      </w:r>
+      <w:r>
+        <w:t>“Retention Time Unit” in the settings menu.</w:t>
+      </w:r>
+    </w:p>
+    <w:p>
+      <w:r>
+        <w:t>trim_ids_to_mzml_bounds</w:t>
+      </w:r>
+      <w:r>
+        <w:t xml:space="preserve"> – </w:t>
+      </w:r>
+      <w:r>
+        <w:t xml:space="preserve">used in the extractor. </w:t>
+      </w:r>
+      <w:r>
+        <w:t>if this is true, any id in an .mzML</w:t>
+      </w:r>
+      <w:r>
+        <w:t xml:space="preserve"> that is closer than the “time_window” setting to the start or end of the file, it will be discarded.</w:t>
+      </w:r>
+    </w:p>
+    <w:p>
+      <w:r>
+        <w:t>chunk_size</w:t>
+      </w:r>
+      <w:r>
+        <w:t xml:space="preserve"> – </w:t>
+      </w:r>
+      <w:r>
+        <w:t>used in the extractor. If a file is less than "chunking_method_threshold" times "chunk_size" lines long, then split the identification file evenly among the processors. This is to preserve memory when analyzing very large .mzMLs.</w:t>
+      </w:r>
+    </w:p>
+    <w:p>
+      <w:r>
+        <w:t>chunking_method_threshold</w:t>
+      </w:r>
+      <w:r>
+        <w:t xml:space="preserve"> – </w:t>
+      </w:r>
+      <w:r>
+        <w:t>used in the extractor. If a file is less than "chunking_method_threshold" times "chunk_size" lines long, then split the identification file evenly among the processors. This is to preserve memory when analyzing very large .mzMLs.</w:t>
+      </w:r>
+    </w:p>
+    <w:p>
+      <w:r>
+        <w:t>max_valid_angle</w:t>
+      </w:r>
+      <w:r>
+        <w:t xml:space="preserve"> – </w:t>
+      </w:r>
+      <w:r>
+        <w:t xml:space="preserve">used in the extractor. </w:t>
+      </w:r>
+      <w:r>
+        <w:t>neutromer envelopes in adjacent scans are compared to each other as vectors.  If the vector</w:t>
+      </w:r>
+      <w:r>
+        <w:t xml:space="preserve"> of the next scan in time and the current summed scans</w:t>
+      </w:r>
+      <w:r>
+        <w:t xml:space="preserve"> have an angle great</w:t>
+      </w:r>
+      <w:r>
+        <w:t xml:space="preserve">er than this setting, </w:t>
+      </w:r>
+      <w:r>
+        <w:t>the next scan will not be incorporated into the total.</w:t>
+      </w:r>
+    </w:p>
+    <w:p>
+      <w:r>
+        <w:t>peak_ratio_denominator</w:t>
+      </w:r>
+      <w:r>
+        <w:t xml:space="preserve"> – used in extractor.  For a neutromer envelope to be added to an id, it’s m0 value must be greater than 1/peak_ratio_denominator of the maximum m0 currently included in that id.</w:t>
+      </w:r>
+    </w:p>
+    <w:p>
+      <w:r>
+        <w:t>time_window</w:t>
+      </w:r>
+      <w:r>
+        <w:t xml:space="preserve"> –</w:t>
+      </w:r>
+      <w:r>
+        <w:t xml:space="preserve"> the guide file provides a retention time for each feature to be searched for.  This is the allowed error for that retention time while searching in the .mzML files for that feature.  Value is one way, so allowed error is plus or minus this value. Time unit is minutes.</w:t>
+      </w:r>
       <w:r>
         <w:t xml:space="preserve"> </w:t>
       </w:r>
-      <w:proofErr w:type="gramStart"/>
-      <w:r>
-        <w:t xml:space="preserve">– </w:t>
-      </w:r>
-      <w:r>
-        <w:t xml:space="preserve"> if</w:t>
-      </w:r>
-      <w:proofErr w:type="gramEnd"/>
-      <w:r>
-        <w:t xml:space="preserve"> the provided retention times in the guide file are seconds or minutes.</w:t>
-      </w:r>
-      <w:r>
-        <w:t xml:space="preserve"> Allowed values are “sec” for seconds or </w:t>
-      </w:r>
-      <w:r>
-        <w:t>"min" for minutes</w:t>
-      </w:r>
-      <w:r>
-        <w:t xml:space="preserve">.  Any other value will cause an error. </w:t>
-      </w:r>
       <w:r>
         <w:t xml:space="preserve">Default value for </w:t>
       </w:r>
       <w:r>
-        <w:t>“Retention Time Unit” in the settings menu.</w:t>
-      </w:r>
-    </w:p>
-    <w:p>
-      <w:proofErr w:type="spellStart"/>
-      <w:r>
-        <w:t>trim_ids_to_mzml_bounds</w:t>
-      </w:r>
-      <w:proofErr w:type="spellEnd"/>
+        <w:t>“</w:t>
+      </w:r>
+      <w:r>
+        <w:t>Extraction Time Window (min)</w:t>
+      </w:r>
+      <w:r>
+        <w:t>” in the settings menu.</w:t>
+      </w:r>
+    </w:p>
+    <w:p>
+      <w:r>
+        <w:t>ppm_window</w:t>
+      </w:r>
       <w:r>
         <w:t xml:space="preserve"> – </w:t>
       </w:r>
       <w:r>
-        <w:t xml:space="preserve">used in the extractor. </w:t>
-      </w:r>
-      <w:r>
-        <w:t xml:space="preserve">if this is true, any id in </w:t>
-      </w:r>
-      <w:proofErr w:type="gramStart"/>
-      <w:r>
-        <w:t>an .</w:t>
-      </w:r>
-      <w:proofErr w:type="spellStart"/>
-      <w:r>
-        <w:t>mzML</w:t>
-      </w:r>
-      <w:proofErr w:type="spellEnd"/>
-      <w:proofErr w:type="gramEnd"/>
-      <w:r>
-        <w:t xml:space="preserve"> that is closer than the “</w:t>
-      </w:r>
-      <w:proofErr w:type="spellStart"/>
-      <w:r>
-        <w:t>time_window</w:t>
-      </w:r>
-      <w:proofErr w:type="spellEnd"/>
-      <w:r>
-        <w:t>” setting to the start or end of the file, it will be discarded.</w:t>
-      </w:r>
-    </w:p>
-    <w:p>
-      <w:proofErr w:type="spellStart"/>
-      <w:r>
-        <w:t>chunk_size</w:t>
-      </w:r>
-      <w:proofErr w:type="spellEnd"/>
+        <w:t>the guide file provides a Precursor m/z for each feature to be searched for.  This is the allowed error for that m/z while searching in the .mzML files for that feature.  Value is one way, so allowed error is plus or minus this value. Value is ppm error.</w:t>
+      </w:r>
+      <w:r>
+        <w:t xml:space="preserve"> </w:t>
+      </w:r>
+      <w:r>
+        <w:t xml:space="preserve">Default value for </w:t>
+      </w:r>
+      <w:r>
+        <w:t>“</w:t>
+      </w:r>
+      <w:r>
+        <w:t>Allowed m/z error (ppm)</w:t>
+      </w:r>
+      <w:r>
+        <w:t>” in the settings menu.</w:t>
+      </w:r>
+    </w:p>
+    <w:p>
+      <w:r>
+        <w:t>label_key</w:t>
+      </w:r>
       <w:r>
         <w:t xml:space="preserve"> – </w:t>
       </w:r>
       <w:r>
-        <w:t>used in the extractor. If a file is less than "</w:t>
-      </w:r>
-      <w:proofErr w:type="spellStart"/>
-      <w:r>
-        <w:t>chunking_method_threshold</w:t>
-      </w:r>
-      <w:proofErr w:type="spellEnd"/>
-      <w:r>
-        <w:t>" times "</w:t>
-      </w:r>
-      <w:proofErr w:type="spellStart"/>
-      <w:r>
-        <w:t>chunk_size</w:t>
-      </w:r>
-      <w:proofErr w:type="spellEnd"/>
-      <w:r>
-        <w:t xml:space="preserve">" lines long, then split the identification file evenly among the processors. This is to preserve memory when analyzing very </w:t>
-      </w:r>
-      <w:proofErr w:type="gramStart"/>
-      <w:r>
-        <w:t>large .</w:t>
-      </w:r>
-      <w:proofErr w:type="spellStart"/>
-      <w:r>
-        <w:t>mzMLs</w:t>
-      </w:r>
-      <w:proofErr w:type="spellEnd"/>
-      <w:proofErr w:type="gramEnd"/>
-      <w:r>
-        <w:t>.</w:t>
-      </w:r>
-    </w:p>
-    <w:p>
-      <w:proofErr w:type="spellStart"/>
-      <w:r>
-        <w:t>chunking_method_threshold</w:t>
-      </w:r>
-      <w:proofErr w:type="spellEnd"/>
-      <w:r>
-        <w:t xml:space="preserve"> – </w:t>
-      </w:r>
-      <w:r>
-        <w:t>used in the extractor. If a file is less than "</w:t>
-      </w:r>
-      <w:proofErr w:type="spellStart"/>
-      <w:r>
-        <w:t>chunking_method_threshold</w:t>
-      </w:r>
-      <w:proofErr w:type="spellEnd"/>
-      <w:r>
-        <w:t>" times "</w:t>
-      </w:r>
-      <w:proofErr w:type="spellStart"/>
-      <w:r>
-        <w:t>chunk_size</w:t>
-      </w:r>
-      <w:proofErr w:type="spellEnd"/>
-      <w:r>
-        <w:t xml:space="preserve">" lines long, then split the identification file evenly among the processors. This is to preserve memory when analyzing very </w:t>
-      </w:r>
-      <w:proofErr w:type="gramStart"/>
-      <w:r>
-        <w:t>large .</w:t>
-      </w:r>
-      <w:proofErr w:type="spellStart"/>
-      <w:r>
-        <w:t>mzMLs</w:t>
-      </w:r>
-      <w:proofErr w:type="spellEnd"/>
-      <w:proofErr w:type="gramEnd"/>
-      <w:r>
-        <w:t>.</w:t>
-      </w:r>
-    </w:p>
-    <w:p>
-      <w:proofErr w:type="spellStart"/>
-      <w:r>
-        <w:t>max_valid_angle</w:t>
-      </w:r>
-      <w:proofErr w:type="spellEnd"/>
-      <w:r>
-        <w:t xml:space="preserve"> – </w:t>
-      </w:r>
-      <w:r>
-        <w:t xml:space="preserve">used in the extractor. </w:t>
-      </w:r>
-      <w:r>
-        <w:t>neutromer envelopes in adjacent scans are compared to each other as vectors.  If the vector</w:t>
-      </w:r>
-      <w:r>
-        <w:t xml:space="preserve"> of the next scan in time and the current summed scans</w:t>
-      </w:r>
-      <w:r>
-        <w:t xml:space="preserve"> have an angle great</w:t>
-      </w:r>
-      <w:r>
-        <w:t xml:space="preserve">er than this setting, </w:t>
-      </w:r>
-      <w:r>
-        <w:t>the next scan will not be incorporated into the total.</w:t>
-      </w:r>
-    </w:p>
-    <w:p>
-      <w:proofErr w:type="spellStart"/>
-      <w:r>
-        <w:t>peak_ratio_denominator</w:t>
-      </w:r>
-      <w:proofErr w:type="spellEnd"/>
-      <w:r>
-        <w:t xml:space="preserve"> – used in extractor.  For a neutromer envelope to be added to an id, it’s m0 value must be greater than 1/</w:t>
-      </w:r>
-      <w:proofErr w:type="spellStart"/>
-      <w:r>
-        <w:t>peak_ratio_denominator</w:t>
-      </w:r>
-      <w:proofErr w:type="spellEnd"/>
-      <w:r>
-        <w:t xml:space="preserve"> of the maximum m0 currently included in that id.</w:t>
-      </w:r>
-    </w:p>
-    <w:p>
-      <w:proofErr w:type="spellStart"/>
-      <w:r>
-        <w:t>time_window</w:t>
-      </w:r>
-      <w:proofErr w:type="spellEnd"/>
-      <w:r>
-        <w:t xml:space="preserve"> –</w:t>
-      </w:r>
-      <w:r>
-        <w:t xml:space="preserve"> the guide file provides a retention time for each feature to be searched for.  This is the allowed error for that retention time while searching in the .</w:t>
-      </w:r>
-      <w:proofErr w:type="spellStart"/>
-      <w:r>
-        <w:t>mzML</w:t>
-      </w:r>
-      <w:proofErr w:type="spellEnd"/>
-      <w:r>
-        <w:t xml:space="preserve"> files for that feature.  Value is one way, so allowed error is plus or minus this value. Time unit is minutes.</w:t>
+        <w:t xml:space="preserve">the amount of deuterium incorporated into any amino acid is determined by the biochemical pathways in an organism.  This may vary by organism, time of life or disease state.  This tells </w:t>
+      </w:r>
+      <w:r>
+        <w:t>DeuteRater v6</w:t>
+      </w:r>
+      <w:r>
+        <w:t xml:space="preserve"> what the potential deuterium incorporation of each amino acid is.  The default “tissue” is standard adult mammalian tissue.  If you wish to examine or change these values, or add a new label key see the “Adding new Labeling Schemes” portion of this read me.</w:t>
       </w:r>
       <w:r>
         <w:t xml:space="preserve"> </w:t>
       </w:r>
       <w:r>
-        <w:t xml:space="preserve">Default value for </w:t>
-      </w:r>
-      <w:r>
-        <w:t>“</w:t>
-      </w:r>
-      <w:r>
-        <w:t>Extraction Time Window (min)</w:t>
-      </w:r>
-      <w:r>
-        <w:t>” in the settings menu.</w:t>
-      </w:r>
-    </w:p>
-    <w:p>
-      <w:proofErr w:type="spellStart"/>
-      <w:r>
-        <w:t>ppm_window</w:t>
-      </w:r>
-      <w:proofErr w:type="spellEnd"/>
-      <w:r>
-        <w:t xml:space="preserve"> – </w:t>
-      </w:r>
-      <w:r>
-        <w:t>the guide file provides a Precursor m/z for each feature to be searched for.  This is the allowed error for that m/z while searching in the .</w:t>
-      </w:r>
-      <w:proofErr w:type="spellStart"/>
-      <w:r>
-        <w:t>mzML</w:t>
-      </w:r>
-      <w:proofErr w:type="spellEnd"/>
-      <w:r>
-        <w:t xml:space="preserve"> files for that feature.  Value is one way, so allowed error is plus or minus this value. Value is ppm error.</w:t>
-      </w:r>
-      <w:r>
-        <w:t xml:space="preserve"> </w:t>
-      </w:r>
-      <w:r>
-        <w:t xml:space="preserve">Default value for </w:t>
-      </w:r>
-      <w:r>
-        <w:t>“</w:t>
-      </w:r>
-      <w:r>
-        <w:t>Allowed m/z error (ppm)</w:t>
-      </w:r>
-      <w:r>
-        <w:t>” in the settings menu.</w:t>
-      </w:r>
-    </w:p>
-    <w:p>
-      <w:proofErr w:type="spellStart"/>
-      <w:r>
-        <w:t>label_key</w:t>
-      </w:r>
-      <w:proofErr w:type="spellEnd"/>
-      <w:r>
-        <w:t xml:space="preserve"> – </w:t>
-      </w:r>
-      <w:r>
-        <w:t xml:space="preserve">the amount of deuterium incorporated into any amino acid is determined by the biochemical pathways in an organism.  This may vary by organism, time of life or disease state.  This tells </w:t>
-      </w:r>
-      <w:r>
-        <w:t>DeuteRater v6</w:t>
-      </w:r>
-      <w:r>
-        <w:t xml:space="preserve"> what the potential deuterium incorporation of each amino acid is.  The default “tissue” is standard adult mammalian tissue.  If you wish to examine or change these values, or add a new label key see the “Adding new Labeling Schemes” portion of this read me.</w:t>
-      </w:r>
-      <w:r>
-        <w:t xml:space="preserve"> </w:t>
-      </w:r>
-      <w:r>
         <w:t>Default value for “</w:t>
       </w:r>
       <w:r>
@@ -8509,12 +7176,10 @@
       </w:r>
     </w:p>
     <w:p>
-      <w:proofErr w:type="spellStart"/>
       <w:r>
         <w:lastRenderedPageBreak/>
         <w:t>aa_labeling_sites_path</w:t>
       </w:r>
-      <w:proofErr w:type="spellEnd"/>
       <w:r>
         <w:t xml:space="preserve"> – the name of the file in resource file that has number of hydrogens for each amino acid that can be labeled with deuterium.  This file is detailed in the “</w:t>
       </w:r>
@@ -8526,51 +7191,41 @@
       </w:r>
     </w:p>
     <w:p>
-      <w:proofErr w:type="spellStart"/>
       <w:r>
         <w:t>peak_lookback</w:t>
       </w:r>
-      <w:proofErr w:type="spellEnd"/>
       <w:r>
         <w:t xml:space="preserve"> – Used in the extractor. The number of peaks to look for in front of the first neutromer for troubleshooting the extractor.</w:t>
       </w:r>
     </w:p>
     <w:p>
-      <w:proofErr w:type="spellStart"/>
       <w:r>
         <w:t>peak_lookahead</w:t>
       </w:r>
-      <w:proofErr w:type="spellEnd"/>
       <w:r>
         <w:t xml:space="preserve"> – Used in the extractor. The number of peaks to look for after of the last extracted neutromer for troubleshooting the extractor.</w:t>
       </w:r>
     </w:p>
     <w:p>
-      <w:proofErr w:type="spellStart"/>
       <w:r>
         <w:t>baseline_lookback</w:t>
       </w:r>
-      <w:proofErr w:type="spellEnd"/>
       <w:r>
         <w:t xml:space="preserve"> – Used in the extractor.  The amount of m/z to examine for the baseline calculation both before and after the precursor m/z.</w:t>
       </w:r>
     </w:p>
     <w:p>
-      <w:proofErr w:type="spellStart"/>
       <w:r>
         <w:t>min_envelopes_to_combine</w:t>
       </w:r>
-      <w:proofErr w:type="spellEnd"/>
       <w:r>
         <w:t xml:space="preserve"> – Used in the extractor. If the extractor cannot find at least this number of scans to combine for a given id, no results are provided for that id.</w:t>
       </w:r>
     </w:p>
     <w:p>
-      <w:proofErr w:type="spellStart"/>
       <w:r>
         <w:t>zscore_cutoff</w:t>
       </w:r>
-      <w:proofErr w:type="spellEnd"/>
       <w:r>
         <w:t xml:space="preserve"> – Used in the extractor.  A median absolute deviation test is used to identify outlier scans.  this is done by getting the mean absolute deviation of an m/z value </w:t>
       </w:r>
@@ -8578,26 +7233,16 @@
         <w:t xml:space="preserve">compared to the median m/z for that neutromer. </w:t>
       </w:r>
       <w:r>
-        <w:t xml:space="preserve">This is the </w:t>
-      </w:r>
-      <w:proofErr w:type="spellStart"/>
-      <w:r>
-        <w:t>zscore</w:t>
-      </w:r>
-      <w:proofErr w:type="spellEnd"/>
-      <w:r>
-        <w:t xml:space="preserve"> used </w:t>
+        <w:t xml:space="preserve">This is the zscore used </w:t>
       </w:r>
       <w:r>
         <w:t>to determine if a value is an outlier, and so the scan should be dropped.</w:t>
       </w:r>
     </w:p>
     <w:p>
-      <w:proofErr w:type="spellStart"/>
       <w:r>
         <w:t>rt_proximity_tolerance</w:t>
       </w:r>
-      <w:proofErr w:type="spellEnd"/>
       <w:r>
         <w:t xml:space="preserve"> – there is a possibility that two different peptide sequences will have the same mass and retention time (especially if multiple charge states are considered).  Because </w:t>
       </w:r>
@@ -8621,11 +7266,9 @@
       </w:r>
     </w:p>
     <w:p>
-      <w:proofErr w:type="spellStart"/>
       <w:r>
         <w:t>mz_proximity_tolerance</w:t>
       </w:r>
-      <w:proofErr w:type="spellEnd"/>
       <w:r>
         <w:t xml:space="preserve"> – </w:t>
       </w:r>
@@ -8655,11 +7298,9 @@
       </w:r>
     </w:p>
     <w:p>
-      <w:proofErr w:type="spellStart"/>
       <w:r>
         <w:t>min_aa_sequence_length</w:t>
       </w:r>
-      <w:proofErr w:type="spellEnd"/>
       <w:r>
         <w:t xml:space="preserve"> </w:t>
       </w:r>
@@ -8683,11 +7324,9 @@
       </w:r>
     </w:p>
     <w:p>
-      <w:proofErr w:type="spellStart"/>
       <w:r>
         <w:t>min_allowed_n_values</w:t>
       </w:r>
-      <w:proofErr w:type="spellEnd"/>
       <w:r>
         <w:t xml:space="preserve"> –</w:t>
       </w:r>
@@ -8714,11 +7353,9 @@
       </w:r>
     </w:p>
     <w:p>
-      <w:proofErr w:type="spellStart"/>
       <w:r>
         <w:t>starting_enrichment_table_timepoints</w:t>
       </w:r>
-      <w:proofErr w:type="spellEnd"/>
       <w:r>
         <w:t xml:space="preserve"> –</w:t>
       </w:r>
@@ -8742,34 +7379,22 @@
       </w:r>
     </w:p>
     <w:p>
-      <w:proofErr w:type="spellStart"/>
       <w:r>
         <w:t>max_enrichment_allowed</w:t>
       </w:r>
-      <w:proofErr w:type="spellEnd"/>
       <w:r>
         <w:t xml:space="preserve"> – the maximum allowed deuterium enrichment.  This is mainly to ensure the values are in decimal not percent. </w:t>
       </w:r>
     </w:p>
     <w:p>
-      <w:proofErr w:type="spellStart"/>
       <w:r>
         <w:t>error_estimation</w:t>
       </w:r>
-      <w:proofErr w:type="spellEnd"/>
       <w:r>
         <w:t xml:space="preserve"> – </w:t>
       </w:r>
       <w:r>
-        <w:t xml:space="preserve">Whether or not to generate the </w:t>
-      </w:r>
-      <w:proofErr w:type="spellStart"/>
-      <w:r>
-        <w:t>Graph_Folder_Optimization</w:t>
-      </w:r>
-      <w:proofErr w:type="spellEnd"/>
-      <w:r>
-        <w:t xml:space="preserve"> folder and its associated graphs of how the error was minimized to produce the reported rate value.  “none” produces no graphs.  </w:t>
+        <w:t xml:space="preserve">Whether or not to generate the Graph_Folder_Optimization folder and its associated graphs of how the error was minimized to produce the reported rate value.  “none” produces no graphs.  </w:t>
       </w:r>
       <w:r>
         <w:lastRenderedPageBreak/>
@@ -8780,11 +7405,9 @@
       </w:r>
     </w:p>
     <w:p>
-      <w:proofErr w:type="spellStart"/>
       <w:r>
         <w:t>min_non_zero_timepoints_rate</w:t>
       </w:r>
-      <w:proofErr w:type="spellEnd"/>
       <w:r>
         <w:t xml:space="preserve"> – </w:t>
       </w:r>
@@ -8796,11 +7419,9 @@
       </w:r>
     </w:p>
     <w:p>
-      <w:proofErr w:type="spellStart"/>
       <w:r>
         <w:t>min_allowed_timepoints_enrichment</w:t>
       </w:r>
-      <w:proofErr w:type="spellEnd"/>
       <w:r>
         <w:t xml:space="preserve"> – </w:t>
       </w:r>
@@ -8812,11 +7433,9 @@
       </w:r>
     </w:p>
     <w:p>
-      <w:proofErr w:type="spellStart"/>
       <w:r>
         <w:t>minimum_allowed_sequence_rate</w:t>
       </w:r>
-      <w:proofErr w:type="spellEnd"/>
       <w:r>
         <w:t xml:space="preserve"> – </w:t>
       </w:r>
@@ -8828,11 +7447,9 @@
       </w:r>
     </w:p>
     <w:p>
-      <w:proofErr w:type="spellStart"/>
       <w:r>
         <w:t>maximum_allowed_sequence_rate</w:t>
       </w:r>
-      <w:proofErr w:type="spellEnd"/>
       <w:r>
         <w:t xml:space="preserve"> – the highest peptide turnover rate that is considered valid. Default value for “</w:t>
       </w:r>
@@ -8844,11 +7461,9 @@
       </w:r>
     </w:p>
     <w:p>
-      <w:proofErr w:type="spellStart"/>
       <w:r>
         <w:t>minimum_sequences_to_combine_for_protein_rate</w:t>
       </w:r>
-      <w:proofErr w:type="spellEnd"/>
       <w:r>
         <w:t xml:space="preserve"> – </w:t>
       </w:r>
@@ -8860,31 +7475,19 @@
       </w:r>
     </w:p>
     <w:p>
-      <w:proofErr w:type="spellStart"/>
       <w:r>
         <w:t>lowest_allowed_norm_isotope</w:t>
       </w:r>
-      <w:proofErr w:type="spellEnd"/>
       <w:r>
         <w:t xml:space="preserve"> – Noise or mis-identification can lead to points that are theoretically impossible.  All peaks after M0 should be increasing above their unlabeled baseline value. To ensure this is the case we multiply the baseline value of each isotope except M0 by this value, which should be less than 1.  If any of the isotopes drop below this setting multiplied by their baseline value, all isotopes of that point are dropped. Default value for “Lowest allowed isotope value (fraction of unlabeled)” in the settings menu.</w:t>
       </w:r>
     </w:p>
     <w:p>
-      <w:proofErr w:type="spellStart"/>
       <w:r>
         <w:t>highest_allowed_norm_isotope</w:t>
       </w:r>
-      <w:proofErr w:type="spellEnd"/>
-      <w:r>
-        <w:t xml:space="preserve"> – Noise or mis-identification can lead to points that are theoretically impossible.  M0 should be decreasing below its unlabeled baseline value. To ensure this is the case we multiply the baseline value of M0 by this value, which should be greater than 1.  If M0 increases above this setting multiplied by its baseline value, all </w:t>
-      </w:r>
-      <w:proofErr w:type="spellStart"/>
-      <w:r>
-        <w:t>isotopse</w:t>
-      </w:r>
-      <w:proofErr w:type="spellEnd"/>
-      <w:r>
-        <w:t xml:space="preserve"> of that point are dropped. Default value for “Highest allowed isotope value (fraction of unlabeled)” in the settings menu.</w:t>
+      <w:r>
+        <w:t xml:space="preserve"> – Noise or mis-identification can lead to points that are theoretically impossible.  M0 should be decreasing below its unlabeled baseline value. To ensure this is the case we multiply the baseline value of M0 by this value, which should be greater than 1.  If M0 increases above this setting multiplied by its baseline value, all isotopse of that point are dropped. Default value for “Highest allowed isotope value (fraction of unlabeled)” in the settings menu.</w:t>
       </w:r>
     </w:p>
     <w:p>
@@ -8896,30 +7499,18 @@
       </w:r>
     </w:p>
     <w:p>
-      <w:proofErr w:type="spellStart"/>
       <w:r>
         <w:t>median_absolute_residuals_cutoff_single_point</w:t>
       </w:r>
-      <w:proofErr w:type="spellEnd"/>
-      <w:r>
-        <w:t xml:space="preserve"> – the error metric for assessing the goodness of a peptide rate fit is determined by the distance of the points from their fit line.  The median of the absolute value of these residuals is compared to a cutoff to determine if the rate curve is considered good or bad.  Because single timepoints have fewer points to fit, the lines will be closer to the points in general and noise is more problematic so they need a special cutoff.  This setting is that cutoff. If the median absolute residuals </w:t>
-      </w:r>
-      <w:proofErr w:type="gramStart"/>
-      <w:r>
-        <w:t>is</w:t>
-      </w:r>
-      <w:proofErr w:type="gramEnd"/>
-      <w:r>
-        <w:t xml:space="preserve"> above this value, the associated peptide rate will be discarded. Default value for “Median absolute residuals cutoff single point” in the settings menu.</w:t>
-      </w:r>
-    </w:p>
-    <w:p>
-      <w:proofErr w:type="spellStart"/>
+      <w:r>
+        <w:t xml:space="preserve"> – the error metric for assessing the goodness of a peptide rate fit is determined by the distance of the points from their fit line.  The median of the absolute value of these residuals is compared to a cutoff to determine if the rate curve is considered good or bad.  Because single timepoints have fewer points to fit, the lines will be closer to the points in general and noise is more problematic so they need a special cutoff.  This setting is that cutoff. If the median absolute residuals is above this value, the associated peptide rate will be discarded. Default value for “Median absolute residuals cutoff single point” in the settings menu.</w:t>
+      </w:r>
+    </w:p>
+    <w:p>
       <w:r>
         <w:lastRenderedPageBreak/>
         <w:t>median_absolute_residuals_cutoff_two_points</w:t>
       </w:r>
-      <w:proofErr w:type="spellEnd"/>
       <w:r>
         <w:t xml:space="preserve"> – the error metric for assessing the goodness of a peptide rate fit is determined by the distance of the points from their fit line.  The median of the absolute value of these residuals is compared to a cutoff to determine if the rate curve is considered good or bad.  Because two timepoints have fewer points to fit, the lines will be closer to the points in general and noise is more problematic so they need a special cutoff.  This setting is that cutoff.</w:t>
       </w:r>
@@ -8927,72 +7518,35 @@
         <w:t xml:space="preserve"> </w:t>
       </w:r>
       <w:r>
-        <w:t xml:space="preserve">If the median absolute residuals </w:t>
-      </w:r>
-      <w:proofErr w:type="gramStart"/>
-      <w:r>
-        <w:t>is</w:t>
-      </w:r>
-      <w:proofErr w:type="gramEnd"/>
-      <w:r>
-        <w:t xml:space="preserve"> above this value, the associated peptide rate will be discarded.  Default value for “Median absolute residuals cutoff two points” in the settings menu.</w:t>
-      </w:r>
-    </w:p>
-    <w:p>
-      <w:proofErr w:type="spellStart"/>
+        <w:t>If the median absolute residuals is above this value, the associated peptide rate will be discarded.  Default value for “Median absolute residuals cutoff two points” in the settings menu.</w:t>
+      </w:r>
+    </w:p>
+    <w:p>
       <w:r>
         <w:t>median_absolute_residuals_cutoff_general</w:t>
       </w:r>
-      <w:proofErr w:type="spellEnd"/>
-      <w:r>
-        <w:t xml:space="preserve"> – the error metric for assessing the goodness of a peptide rate fit is determined by the distance of the points from their fit line.  The median of the absolute value of these residuals is compared to a cutoff to determine if the rate curve is considered good or bad.  This is the cutoff for lines fit with many points.  If the median absolute residuals </w:t>
-      </w:r>
-      <w:proofErr w:type="gramStart"/>
-      <w:r>
-        <w:t>is</w:t>
-      </w:r>
-      <w:proofErr w:type="gramEnd"/>
-      <w:r>
-        <w:t xml:space="preserve"> above this value, the associated peptide rate will be discarded. Default value for “Median absolute residuals cutoff general” in the settings menu.</w:t>
-      </w:r>
-    </w:p>
-    <w:p>
-      <w:proofErr w:type="spellStart"/>
+      <w:r>
+        <w:t xml:space="preserve"> – the error metric for assessing the goodness of a peptide rate fit is determined by the distance of the points from their fit line.  The median of the absolute value of these residuals is compared to a cutoff to determine if the rate curve is considered good or bad.  This is the cutoff for lines fit with many points.  If the median absolute residuals is above this value, the associated peptide rate will be discarded. Default value for “Median absolute residuals cutoff general” in the settings menu.</w:t>
+      </w:r>
+    </w:p>
+    <w:p>
       <w:r>
         <w:t>desired_points_for_optimization_graph</w:t>
       </w:r>
-      <w:proofErr w:type="spellEnd"/>
       <w:r>
         <w:t xml:space="preserve"> – if optimization graphs are created because of the </w:t>
       </w:r>
-      <w:proofErr w:type="spellStart"/>
       <w:r>
         <w:t>error_estimation</w:t>
       </w:r>
-      <w:proofErr w:type="spellEnd"/>
-      <w:r>
-        <w:t xml:space="preserve"> in </w:t>
-      </w:r>
-      <w:proofErr w:type="gramStart"/>
-      <w:r>
-        <w:t>this .</w:t>
-      </w:r>
-      <w:proofErr w:type="spellStart"/>
-      <w:r>
-        <w:t>yaml</w:t>
-      </w:r>
-      <w:proofErr w:type="spellEnd"/>
-      <w:proofErr w:type="gramEnd"/>
-      <w:r>
-        <w:t xml:space="preserve"> or “Error Graph Option” in the settings menu, this determines the number of points in the graphs.</w:t>
-      </w:r>
-    </w:p>
-    <w:p>
-      <w:proofErr w:type="spellStart"/>
+      <w:r>
+        <w:t xml:space="preserve"> in this .yaml or “Error Graph Option” in the settings menu, this determines the number of points in the graphs.</w:t>
+      </w:r>
+    </w:p>
+    <w:p>
       <w:r>
         <w:t>intensity_filter</w:t>
       </w:r>
-      <w:proofErr w:type="spellEnd"/>
       <w:r>
         <w:t xml:space="preserve"> – Used in the extractor. </w:t>
       </w:r>
@@ -9010,49 +7564,33 @@
       </w:r>
     </w:p>
     <w:p>
-      <w:proofErr w:type="spellStart"/>
       <w:r>
         <w:t>ms_level</w:t>
       </w:r>
-      <w:proofErr w:type="spellEnd"/>
-      <w:r>
-        <w:t xml:space="preserve"> – the </w:t>
-      </w:r>
-      <w:proofErr w:type="spellStart"/>
-      <w:r>
-        <w:t>ms</w:t>
-      </w:r>
-      <w:proofErr w:type="spellEnd"/>
-      <w:r>
-        <w:t xml:space="preserve"> level to use for the extraction. Note that this has not been tested with values other than 1 and may lead to unexpected results if altered.</w:t>
-      </w:r>
-    </w:p>
-    <w:p>
-      <w:proofErr w:type="spellStart"/>
+      <w:r>
+        <w:t xml:space="preserve"> – the ms level to use for the extraction. Note that this has not been tested with values other than 1 and may lead to unexpected results if altered.</w:t>
+      </w:r>
+    </w:p>
+    <w:p>
       <w:r>
         <w:t>graph_output_format</w:t>
       </w:r>
-      <w:proofErr w:type="spellEnd"/>
       <w:r>
         <w:t xml:space="preserve"> – the file type for the output graphs. Default value for “Graph file type” in the settings menu.</w:t>
       </w:r>
     </w:p>
     <w:p>
-      <w:proofErr w:type="spellStart"/>
       <w:r>
         <w:t>protein_combination_method</w:t>
       </w:r>
-      <w:proofErr w:type="spellEnd"/>
       <w:r>
         <w:t xml:space="preserve"> – whether to use average or median to combine peptide rates to calculate protein rates. Default value for “Graph file type” in the settings menu.</w:t>
       </w:r>
     </w:p>
     <w:p>
-      <w:proofErr w:type="spellStart"/>
       <w:r>
         <w:t>verbose_output</w:t>
       </w:r>
-      <w:proofErr w:type="spellEnd"/>
       <w:r>
         <w:t xml:space="preserve"> – whether or not to include extra columns in </w:t>
       </w:r>
@@ -9070,11 +7608,9 @@
       </w:r>
     </w:p>
     <w:p>
-      <w:proofErr w:type="spellStart"/>
       <w:r>
         <w:t>sampling_rate</w:t>
       </w:r>
-      <w:proofErr w:type="spellEnd"/>
       <w:r>
         <w:t xml:space="preserve"> – used in the extractor if chromatography division is used. </w:t>
       </w:r>
@@ -9092,11 +7628,9 @@
       </w:r>
     </w:p>
     <w:p>
-      <w:proofErr w:type="spellStart"/>
       <w:r>
         <w:t>smoothing_width</w:t>
       </w:r>
-      <w:proofErr w:type="spellEnd"/>
       <w:r>
         <w:t xml:space="preserve"> – used in the extractor if chromatography division is used. H</w:t>
       </w:r>
@@ -9108,64 +7642,47 @@
       </w:r>
     </w:p>
     <w:p>
-      <w:proofErr w:type="spellStart"/>
-      <w:r>
-        <w:t>smoothing_order</w:t>
-      </w:r>
-      <w:proofErr w:type="spellEnd"/>
+      <w:r>
+        <w:t xml:space="preserve">smoothing_order – used in the extractor if chromatography division is used. </w:t>
+      </w:r>
+      <w:r>
+        <w:t xml:space="preserve">What order the simple smoothing algorithm should be used. </w:t>
+      </w:r>
+      <w:r>
+        <w:t>H</w:t>
+      </w:r>
+      <w:r>
+        <w:t>ow many scans should be looked at when using a simple smoothing width</w:t>
+      </w:r>
+      <w:r>
+        <w:t>. Best value will vary by instrument.</w:t>
+      </w:r>
+    </w:p>
+    <w:p>
+      <w:r>
+        <w:t>allowed_peak_variance_min</w:t>
+      </w:r>
       <w:r>
         <w:t xml:space="preserve"> – used in the extractor if chromatography division is used. </w:t>
       </w:r>
       <w:r>
-        <w:t xml:space="preserve">What order the simple smoothing algorithm should be used. </w:t>
-      </w:r>
-      <w:r>
-        <w:t>H</w:t>
-      </w:r>
-      <w:r>
-        <w:t>ow many scans should be looked at when using a simple smoothing width</w:t>
+        <w:t xml:space="preserve">The amount of time in minutes that peaks can vary by between charges/adducts to </w:t>
+      </w:r>
+      <w:r>
+        <w:t xml:space="preserve">be </w:t>
+      </w:r>
+      <w:r>
+        <w:t>considered the same. Default = 0.1 for intrafile .2 for interfile</w:t>
       </w:r>
       <w:r>
         <w:t>. Best value will vary by instrument.</w:t>
       </w:r>
     </w:p>
     <w:p>
-      <w:proofErr w:type="spellStart"/>
-      <w:r>
-        <w:t>allowed_peak_variance_min</w:t>
-      </w:r>
-      <w:proofErr w:type="spellEnd"/>
-      <w:r>
-        <w:t xml:space="preserve"> – used in the extractor if chromatography division is used. </w:t>
-      </w:r>
-      <w:r>
-        <w:t xml:space="preserve">The amount of time in minutes that peaks can vary by between charges/adducts to </w:t>
-      </w:r>
-      <w:r>
-        <w:t xml:space="preserve">be </w:t>
-      </w:r>
-      <w:r>
-        <w:t xml:space="preserve">considered the same. Default = 0.1 for </w:t>
-      </w:r>
-      <w:proofErr w:type="spellStart"/>
-      <w:r>
-        <w:t>intrafile</w:t>
-      </w:r>
-      <w:proofErr w:type="spellEnd"/>
-      <w:r>
-        <w:t xml:space="preserve"> .2 for interfile</w:t>
-      </w:r>
-      <w:r>
-        <w:t>. Best value will vary by instrument.</w:t>
-      </w:r>
-    </w:p>
-    <w:p>
-      <w:proofErr w:type="spellStart"/>
       <w:r>
         <w:lastRenderedPageBreak/>
         <w:t>allowed_neutromer_peak_variance</w:t>
       </w:r>
-      <w:proofErr w:type="spellEnd"/>
       <w:r>
         <w:t xml:space="preserve"> – used in the extractor if chromatography division is used. </w:t>
       </w:r>
@@ -9176,26 +7693,16 @@
         <w:t>h</w:t>
       </w:r>
       <w:r>
-        <w:t xml:space="preserve">e </w:t>
-      </w:r>
-      <w:proofErr w:type="gramStart"/>
-      <w:r>
-        <w:t>amount</w:t>
-      </w:r>
-      <w:proofErr w:type="gramEnd"/>
-      <w:r>
-        <w:t xml:space="preserve"> of scans allowed between neutromer peaks to be considered a valid peak.</w:t>
+        <w:t>e amount of scans allowed between neutromer peaks to be considered a valid peak.</w:t>
       </w:r>
       <w:r>
         <w:t xml:space="preserve"> Best value will vary by instrument.</w:t>
       </w:r>
     </w:p>
     <w:p>
-      <w:proofErr w:type="spellStart"/>
       <w:r>
         <w:t>rel_height</w:t>
       </w:r>
-      <w:proofErr w:type="spellEnd"/>
       <w:r>
         <w:t xml:space="preserve"> – used in the extractor if chromatography division is used. </w:t>
       </w:r>
@@ -9213,11 +7720,9 @@
       </w:r>
     </w:p>
     <w:p>
-      <w:proofErr w:type="spellStart"/>
       <w:r>
         <w:t>adduct_weight</w:t>
       </w:r>
-      <w:proofErr w:type="spellEnd"/>
       <w:r>
         <w:t xml:space="preserve"> – used in the extractor if chromatography division is used. </w:t>
       </w:r>
@@ -9241,11 +7746,9 @@
       </w:r>
     </w:p>
     <w:p>
-      <w:proofErr w:type="spellStart"/>
       <w:r>
         <w:t>variance_weight</w:t>
       </w:r>
-      <w:proofErr w:type="spellEnd"/>
       <w:r>
         <w:t xml:space="preserve"> – </w:t>
       </w:r>
@@ -9260,11 +7763,9 @@
       </w:r>
     </w:p>
     <w:p>
-      <w:proofErr w:type="spellStart"/>
       <w:r>
         <w:t>ID_weight</w:t>
       </w:r>
-      <w:proofErr w:type="spellEnd"/>
       <w:r>
         <w:t xml:space="preserve"> – used in the extractor if chromatography division is used. </w:t>
       </w:r>
@@ -9282,11 +7783,9 @@
       </w:r>
     </w:p>
     <w:p>
-      <w:proofErr w:type="spellStart"/>
       <w:r>
         <w:t>intensity_weight</w:t>
       </w:r>
-      <w:proofErr w:type="spellEnd"/>
       <w:r>
         <w:t xml:space="preserve"> – used in the extractor if chromatography division is used. </w:t>
       </w:r>
@@ -9304,11 +7803,9 @@
       </w:r>
     </w:p>
     <w:p>
-      <w:proofErr w:type="spellStart"/>
       <w:r>
         <w:t>how_divided</w:t>
       </w:r>
-      <w:proofErr w:type="spellEnd"/>
       <w:r>
         <w:t xml:space="preserve"> – used in the extractor if chromatography division is used. </w:t>
       </w:r>
@@ -9326,40 +7823,22 @@
       </w:r>
     </w:p>
     <w:p>
-      <w:proofErr w:type="spellStart"/>
       <w:r>
         <w:t>use_chromatography_division</w:t>
       </w:r>
-      <w:proofErr w:type="spellEnd"/>
-      <w:r>
-        <w:t xml:space="preserve"> – this setting attempts to find the best chromatography peak for extraction.  It can be turned off (“No”) used to compare the chromatography of different charge states of the same peptide within each .</w:t>
-      </w:r>
-      <w:proofErr w:type="spellStart"/>
-      <w:r>
-        <w:t>mzML</w:t>
-      </w:r>
-      <w:proofErr w:type="spellEnd"/>
-      <w:r>
-        <w:t xml:space="preserve"> file (“</w:t>
-      </w:r>
-      <w:proofErr w:type="spellStart"/>
-      <w:r>
-        <w:t>Intrafile</w:t>
-      </w:r>
-      <w:proofErr w:type="spellEnd"/>
-      <w:r>
-        <w:t>”) or to compare the same peptide and its charge states between files (“Interfile”) This will increase calculation time, generate extra intermediate files and may remove data.  Default value for “Use Chromatography Division” in the settings menu.</w:t>
+      <w:r>
+        <w:t xml:space="preserve"> – this setting attempts to find the best chromatography peak for extraction.  It can be turned off (“No”) used to compare the chromatography of different charge states of the same peptide within each .mzML file (“Intrafile”) or to compare the same peptide and its charge states between files (“Interfile”) This will increase calculation time, generate extra intermediate files and may remove data.  Default value for “Use Chromatography Division” in the settings menu.</w:t>
       </w:r>
     </w:p>
     <w:p>
       <w:pPr>
         <w:pStyle w:val="Heading1"/>
       </w:pPr>
-      <w:bookmarkStart w:id="23" w:name="_Toc86148509"/>
+      <w:bookmarkStart w:id="22" w:name="_Toc86148509"/>
       <w:r>
         <w:t>Adjusting Resource Files</w:t>
       </w:r>
-      <w:bookmarkEnd w:id="23"/>
+      <w:bookmarkEnd w:id="22"/>
     </w:p>
     <w:p>
       <w:r>
@@ -9378,15 +7857,7 @@
         <w:t>DeuteRater v6</w:t>
       </w:r>
       <w:r>
-        <w:t xml:space="preserve"> about what elements exist, what amino acids exist and what their element composition is, what post-translational modifications exist and what their elemental compositions are, and how many extra </w:t>
-      </w:r>
-      <w:proofErr w:type="spellStart"/>
-      <w:r>
-        <w:t>deuteriums</w:t>
-      </w:r>
-      <w:proofErr w:type="spellEnd"/>
-      <w:r>
-        <w:t xml:space="preserve"> can be biosynthetically incorporated into any amino acid or post-translational modification.  All files discussed are in the “resources” </w:t>
+        <w:t xml:space="preserve"> about what elements exist, what amino acids exist and what their element composition is, what post-translational modifications exist and what their elemental compositions are, and how many extra deuteriums can be biosynthetically incorporated into any amino acid or post-translational modification.  All files discussed are in the “resources” </w:t>
       </w:r>
       <w:r>
         <w:t>subfolder of the folder containing your .exe or __main__.py version.</w:t>
@@ -9521,14 +7992,14 @@
       <w:pPr>
         <w:pStyle w:val="Heading2"/>
       </w:pPr>
-      <w:bookmarkStart w:id="24" w:name="_Toc86148510"/>
+      <w:bookmarkStart w:id="23" w:name="_Toc86148510"/>
       <w:r>
         <w:t xml:space="preserve">Adding new </w:t>
       </w:r>
       <w:r>
         <w:t>elements</w:t>
       </w:r>
-      <w:bookmarkEnd w:id="24"/>
+      <w:bookmarkEnd w:id="23"/>
     </w:p>
     <w:p>
       <w:r>
@@ -9544,23 +8015,7 @@
         <w:t>DeuteRater v6</w:t>
       </w:r>
       <w:r>
-        <w:t xml:space="preserve"> code which must know the element to add it.  Currently, it knows, H, C, N, O, P, S, F, D (required deuterium for a standard or similar), Cl, Br, I, and Si.  If you require a different element you must use the python version (the location to alter is the emass.py in the </w:t>
-      </w:r>
-      <w:proofErr w:type="spellStart"/>
-      <w:r>
-        <w:t>utils</w:t>
-      </w:r>
-      <w:proofErr w:type="spellEnd"/>
-      <w:r>
-        <w:t xml:space="preserve"> folder.  Line 213 has the “</w:t>
-      </w:r>
-      <w:proofErr w:type="spellStart"/>
-      <w:r>
-        <w:t>master_isotope</w:t>
-      </w:r>
-      <w:proofErr w:type="spellEnd"/>
-      <w:r>
-        <w:t>” dictionary.  Use the other elements as a model and add to the dictionary between the curly braces).</w:t>
+        <w:t xml:space="preserve"> code which must know the element to add it.  Currently, it knows, H, C, N, O, P, S, F, D (required deuterium for a standard or similar), Cl, Br, I, and Si.  If you require a different element you must use the python version (the location to alter is the emass.py in the utils folder.  Line 213 has the “master_isotope” dictionary.  Use the other elements as a model and add to the dictionary between the curly braces).</w:t>
       </w:r>
     </w:p>
     <w:p>
@@ -9568,15 +8023,7 @@
         <w:t xml:space="preserve">If you are using Peaks guide file generation, the elements are used to generate the theoretical mass of the peptides.  The relevant file in the resources folder is </w:t>
       </w:r>
       <w:r>
-        <w:t>“</w:t>
-      </w:r>
-      <w:proofErr w:type="spellStart"/>
-      <w:r>
-        <w:t>elements.tsv</w:t>
-      </w:r>
-      <w:proofErr w:type="spellEnd"/>
-      <w:r>
-        <w:t>” which looks like:</w:t>
+        <w:t>“elements.tsv” which looks like:</w:t>
       </w:r>
     </w:p>
     <w:p>
@@ -9623,15 +8070,7 @@
     </w:p>
     <w:p>
       <w:r>
-        <w:t xml:space="preserve">This is based on data that came with the </w:t>
-      </w:r>
-      <w:proofErr w:type="spellStart"/>
-      <w:r>
-        <w:t>emass</w:t>
-      </w:r>
-      <w:proofErr w:type="spellEnd"/>
-      <w:r>
-        <w:t xml:space="preserve"> algorithm</w:t>
+        <w:t>This is based on data that came with the emass algorithm</w:t>
       </w:r>
       <w:r>
         <w:fldChar w:fldCharType="begin"/>
@@ -9653,29 +8092,21 @@
         <w:fldChar w:fldCharType="end"/>
       </w:r>
       <w:r>
-        <w:t>.  The only relevant columns are the isotope letter (the chemical symbol) and the “</w:t>
-      </w:r>
-      <w:proofErr w:type="spellStart"/>
-      <w:r>
-        <w:t>standard_atomic_weight</w:t>
-      </w:r>
-      <w:proofErr w:type="spellEnd"/>
-      <w:r>
-        <w:t>” which is the atomic mass weighted by isotope abundance as you would find on the periodic table.</w:t>
+        <w:t>.  The only relevant columns are the isotope letter (the chemical symbol) and the “standard_atomic_weight” which is the atomic mass weighted by isotope abundance as you would find on the periodic table.</w:t>
       </w:r>
     </w:p>
     <w:p>
       <w:pPr>
         <w:pStyle w:val="Heading2"/>
       </w:pPr>
-      <w:bookmarkStart w:id="25" w:name="_Toc86148511"/>
-      <w:bookmarkStart w:id="26" w:name="_Hlk86137618"/>
+      <w:bookmarkStart w:id="24" w:name="_Toc86148511"/>
+      <w:bookmarkStart w:id="25" w:name="_Hlk86137618"/>
       <w:r>
         <w:t>Adjusting Amino Acids</w:t>
       </w:r>
-      <w:bookmarkEnd w:id="25"/>
-    </w:p>
-    <w:bookmarkEnd w:id="26"/>
+      <w:bookmarkEnd w:id="24"/>
+    </w:p>
+    <w:bookmarkEnd w:id="25"/>
     <w:p>
       <w:r>
         <w:t xml:space="preserve">The relevant file here </w:t>
@@ -9684,15 +8115,7 @@
         <w:t xml:space="preserve">is </w:t>
       </w:r>
       <w:r>
-        <w:t>“</w:t>
-      </w:r>
-      <w:proofErr w:type="spellStart"/>
-      <w:r>
-        <w:t>aa_elem_compositions.tsv</w:t>
-      </w:r>
-      <w:proofErr w:type="spellEnd"/>
-      <w:r>
-        <w:t>”</w:t>
+        <w:t>“aa_elem_compositions.tsv”</w:t>
       </w:r>
       <w:r>
         <w:t>.  Inside the file looks like this:</w:t>
@@ -9758,15 +8181,7 @@
         </w:numPr>
       </w:pPr>
       <w:r>
-        <w:t xml:space="preserve">the elemental composition is based on the elemental composition in the middle of a peptide chain.  </w:t>
-      </w:r>
-      <w:proofErr w:type="gramStart"/>
-      <w:r>
-        <w:t>So</w:t>
-      </w:r>
-      <w:proofErr w:type="gramEnd"/>
-      <w:r>
-        <w:t xml:space="preserve"> the peptide bonds are </w:t>
+        <w:t xml:space="preserve">the elemental composition is based on the elemental composition in the middle of a peptide chain.  So the peptide bonds are </w:t>
       </w:r>
       <w:r>
         <w:t>formed.  This is why alanine only has one Oxygen for example.</w:t>
@@ -9807,11 +8222,9 @@
       <w:r>
         <w:t xml:space="preserve"> it may be filled with zeroes. It must be a known element in the “</w:t>
       </w:r>
-      <w:proofErr w:type="spellStart"/>
       <w:r>
         <w:t>elements.tsv</w:t>
       </w:r>
-      <w:proofErr w:type="spellEnd"/>
       <w:r>
         <w:t>” file discussed in section “</w:t>
       </w:r>
@@ -9837,23 +8250,7 @@
         <w:t>DeuteRater v6</w:t>
       </w:r>
       <w:r>
-        <w:t xml:space="preserve"> code which must know the element to add it.  Currently, it knows, H, C, N, O, P, S, F, D (required deuterium for a standard or similar), Cl, Br, I, and Si.  If you require a different element you must use the python version (the location to alter is the emass.py in the </w:t>
-      </w:r>
-      <w:proofErr w:type="spellStart"/>
-      <w:r>
-        <w:t>utils</w:t>
-      </w:r>
-      <w:proofErr w:type="spellEnd"/>
-      <w:r>
-        <w:t xml:space="preserve"> folder.  Line 213 has the “</w:t>
-      </w:r>
-      <w:proofErr w:type="spellStart"/>
-      <w:r>
-        <w:t>master_isotope</w:t>
-      </w:r>
-      <w:proofErr w:type="spellEnd"/>
-      <w:r>
-        <w:t>” dictionary.  Use the other elements as a model and add to the dictionary between the curly braces).</w:t>
+        <w:t xml:space="preserve"> code which must know the element to add it.  Currently, it knows, H, C, N, O, P, S, F, D (required deuterium for a standard or similar), Cl, Br, I, and Si.  If you require a different element you must use the python version (the location to alter is the emass.py in the utils folder.  Line 213 has the “master_isotope” dictionary.  Use the other elements as a model and add to the dictionary between the curly braces).</w:t>
       </w:r>
     </w:p>
     <w:p>
@@ -9878,27 +8275,19 @@
       <w:pPr>
         <w:pStyle w:val="Heading2"/>
       </w:pPr>
-      <w:bookmarkStart w:id="27" w:name="_Toc86148512"/>
-      <w:bookmarkStart w:id="28" w:name="_Hlk86052215"/>
+      <w:bookmarkStart w:id="26" w:name="_Toc86148512"/>
+      <w:bookmarkStart w:id="27" w:name="_Hlk86052215"/>
       <w:r>
         <w:t>Adjusting Post Translational Modifications</w:t>
       </w:r>
-      <w:bookmarkEnd w:id="27"/>
+      <w:bookmarkEnd w:id="26"/>
     </w:p>
     <w:p>
       <w:r>
         <w:t xml:space="preserve">Post-translational modifications </w:t>
       </w:r>
       <w:r>
-        <w:t>can be used in two different ways.  The first, required no matter what, is to adjust the “</w:t>
-      </w:r>
-      <w:proofErr w:type="spellStart"/>
-      <w:r>
-        <w:t>aa_elem_compositions.tsv</w:t>
-      </w:r>
-      <w:proofErr w:type="spellEnd"/>
-      <w:r>
-        <w:t>” as described in “</w:t>
+        <w:t>can be used in two different ways.  The first, required no matter what, is to adjust the “aa_elem_compositions.tsv” as described in “</w:t>
       </w:r>
       <w:r>
         <w:t>Adjusting Amino Acids</w:t>
@@ -9979,13 +8368,9 @@
       <w:r>
         <w:t>The second file having to do with post-translational modifications is “</w:t>
       </w:r>
-      <w:proofErr w:type="spellStart"/>
-      <w:proofErr w:type="gramStart"/>
       <w:r>
         <w:t>ptms.json</w:t>
       </w:r>
-      <w:proofErr w:type="spellEnd"/>
-      <w:proofErr w:type="gramEnd"/>
       <w:r>
         <w:t xml:space="preserve">”. This is only relevant for </w:t>
       </w:r>
@@ -10052,40 +8437,24 @@
         <w:t>DeuteRater v6</w:t>
       </w:r>
       <w:r>
-        <w:t xml:space="preserve"> recognizes.  Make sure if you add to this, you also add to the “</w:t>
-      </w:r>
-      <w:proofErr w:type="spellStart"/>
-      <w:r>
-        <w:t>aa_elem_compositions.tsv</w:t>
-      </w:r>
-      <w:proofErr w:type="spellEnd"/>
-      <w:r>
-        <w:t>” file as described above.</w:t>
+        <w:t xml:space="preserve"> recognizes.  Make sure if you add to this, you also add to the “aa_elem_compositions.tsv” file as described above.</w:t>
       </w:r>
     </w:p>
     <w:p>
       <w:pPr>
         <w:pStyle w:val="Heading2"/>
       </w:pPr>
-      <w:bookmarkStart w:id="29" w:name="_Toc86148513"/>
-      <w:bookmarkEnd w:id="28"/>
+      <w:bookmarkStart w:id="28" w:name="_Toc86148513"/>
+      <w:bookmarkEnd w:id="27"/>
       <w:r>
         <w:lastRenderedPageBreak/>
         <w:t>Adding new Labeling Schemes</w:t>
       </w:r>
-      <w:bookmarkEnd w:id="29"/>
-    </w:p>
-    <w:p>
-      <w:r>
-        <w:t>Every amino acid has different amounts of deuterium that can be stably incorporated based on biosynthetic pathways.  These should be stable covalent bonds, not ions, or hydrogen bonds capable of hydrogen exchange.  The file that governs this is called “</w:t>
-      </w:r>
-      <w:proofErr w:type="spellStart"/>
-      <w:r>
-        <w:t>aa_labeling_sites.tsv</w:t>
-      </w:r>
-      <w:proofErr w:type="spellEnd"/>
-      <w:r>
-        <w:t>”</w:t>
+      <w:bookmarkEnd w:id="28"/>
+    </w:p>
+    <w:p>
+      <w:r>
+        <w:t>Every amino acid has different amounts of deuterium that can be stably incorporated based on biosynthetic pathways.  These should be stable covalent bonds, not ions, or hydrogen bonds capable of hydrogen exchange.  The file that governs this is called “aa_labeling_sites.tsv”</w:t>
       </w:r>
       <w:r>
         <w:t>. It looks like this:</w:t>
@@ -10134,50 +8503,17 @@
       </w:r>
     </w:p>
     <w:p>
-      <w:proofErr w:type="spellStart"/>
-      <w:r>
-        <w:t>Study_type</w:t>
-      </w:r>
-      <w:proofErr w:type="spellEnd"/>
-      <w:r>
-        <w:t xml:space="preserve"> is the value that will go into the “Label Key” option in the settings menu or “</w:t>
-      </w:r>
-      <w:proofErr w:type="spellStart"/>
+      <w:r>
+        <w:t>Study_type is the value that will go into the “Label Key” option in the settings menu or “</w:t>
+      </w:r>
       <w:r>
         <w:t>label_key</w:t>
       </w:r>
-      <w:proofErr w:type="spellEnd"/>
-      <w:r>
-        <w:t xml:space="preserve">” in </w:t>
-      </w:r>
-      <w:proofErr w:type="spellStart"/>
-      <w:proofErr w:type="gramStart"/>
-      <w:r>
-        <w:t>settings.yaml</w:t>
-      </w:r>
-      <w:proofErr w:type="spellEnd"/>
-      <w:proofErr w:type="gramEnd"/>
-      <w:r>
-        <w:t>.  the “label” column is the element being used for heavy labeling.  Currently only “H” is supported.  All other columns are amino acids or post-translationally modified amino acid from the file “</w:t>
-      </w:r>
-      <w:proofErr w:type="spellStart"/>
-      <w:r>
-        <w:t>aa_elem_compositions.tsv</w:t>
-      </w:r>
-      <w:proofErr w:type="spellEnd"/>
-      <w:r>
-        <w:t xml:space="preserve">”.  The value </w:t>
-      </w:r>
-      <w:r>
-        <w:t xml:space="preserve">under an amino acid indicates the number of </w:t>
-      </w:r>
-      <w:proofErr w:type="spellStart"/>
-      <w:r>
-        <w:t>deuteriums</w:t>
-      </w:r>
-      <w:proofErr w:type="spellEnd"/>
-      <w:r>
-        <w:t xml:space="preserve"> that can be added.  Since this is a population average, decimal values are allowed.</w:t>
+      <w:r>
+        <w:t xml:space="preserve">” in settings.yaml.  the “label” column is the element being used for heavy labeling.  Currently only “H” is supported.  All other columns are amino acids or post-translationally modified amino acid from the file “aa_elem_compositions.tsv”.  The value </w:t>
+      </w:r>
+      <w:r>
+        <w:t>under an amino acid indicates the number of deuteriums that can be added.  Since this is a population average, decimal values are allowed.</w:t>
       </w:r>
     </w:p>
     <w:p>
@@ -10214,11 +8550,11 @@
       <w:pPr>
         <w:pStyle w:val="Heading1"/>
       </w:pPr>
-      <w:bookmarkStart w:id="30" w:name="_Toc86148514"/>
+      <w:bookmarkStart w:id="29" w:name="_Toc86148514"/>
       <w:r>
         <w:t>Citations</w:t>
       </w:r>
-      <w:bookmarkEnd w:id="30"/>
+      <w:bookmarkEnd w:id="29"/>
     </w:p>
     <w:p>
       <w:pPr>
@@ -10355,7 +8691,7 @@
 </file>
 
 <file path=word/numbering.xml><?xml version="1.0" encoding="utf-8"?>
-<w:numbering xmlns:wpc="http://schemas.microsoft.com/office/word/2010/wordprocessingCanvas" xmlns:cx="http://schemas.microsoft.com/office/drawing/2014/chartex" xmlns:cx1="http://schemas.microsoft.com/office/drawing/2015/9/8/chartex" xmlns:cx2="http://schemas.microsoft.com/office/drawing/2015/10/21/chartex" xmlns:cx3="http://schemas.microsoft.com/office/drawing/2016/5/9/chartex" xmlns:cx4="http://schemas.microsoft.com/office/drawing/2016/5/10/chartex" xmlns:cx5="http://schemas.microsoft.com/office/drawing/2016/5/11/chartex" xmlns:cx6="http://schemas.microsoft.com/office/drawing/2016/5/12/chartex" xmlns:cx7="http://schemas.microsoft.com/office/drawing/2016/5/13/chartex" xmlns:cx8="http://schemas.microsoft.com/office/drawing/2016/5/14/chartex" xmlns:mc="http://schemas.openxmlformats.org/markup-compatibility/2006" xmlns:aink="http://schemas.microsoft.com/office/drawing/2016/ink" xmlns:am3d="http://schemas.microsoft.com/office/drawing/2017/model3d" xmlns:o="urn:schemas-microsoft-com:office:office" xmlns:r="http://schemas.openxmlformats.org/officeDocument/2006/relationships" xmlns:m="http://schemas.openxmlformats.org/officeDocument/2006/math" xmlns:v="urn:schemas-microsoft-com:vml" xmlns:wp14="http://schemas.microsoft.com/office/word/2010/wordprocessingDrawing" xmlns:wp="http://schemas.openxmlformats.org/drawingml/2006/wordprocessingDrawing" xmlns:w10="urn:schemas-microsoft-com:office:word" xmlns:w="http://schemas.openxmlformats.org/wordprocessingml/2006/main" xmlns:w14="http://schemas.microsoft.com/office/word/2010/wordml" xmlns:w15="http://schemas.microsoft.com/office/word/2012/wordml" xmlns:w16cid="http://schemas.microsoft.com/office/word/2016/wordml/cid" xmlns:w16se="http://schemas.microsoft.com/office/word/2015/wordml/symex" xmlns:wpg="http://schemas.microsoft.com/office/word/2010/wordprocessingGroup" xmlns:wpi="http://schemas.microsoft.com/office/word/2010/wordprocessingInk" xmlns:wne="http://schemas.microsoft.com/office/word/2006/wordml" xmlns:wps="http://schemas.microsoft.com/office/word/2010/wordprocessingShape" mc:Ignorable="w14 w15 w16se w16cid wp14">
+<w:numbering xmlns:wpc="http://schemas.microsoft.com/office/word/2010/wordprocessingCanvas" xmlns:cx="http://schemas.microsoft.com/office/drawing/2014/chartex" xmlns:cx1="http://schemas.microsoft.com/office/drawing/2015/9/8/chartex" xmlns:cx2="http://schemas.microsoft.com/office/drawing/2015/10/21/chartex" xmlns:cx3="http://schemas.microsoft.com/office/drawing/2016/5/9/chartex" xmlns:cx4="http://schemas.microsoft.com/office/drawing/2016/5/10/chartex" xmlns:cx5="http://schemas.microsoft.com/office/drawing/2016/5/11/chartex" xmlns:cx6="http://schemas.microsoft.com/office/drawing/2016/5/12/chartex" xmlns:cx7="http://schemas.microsoft.com/office/drawing/2016/5/13/chartex" xmlns:cx8="http://schemas.microsoft.com/office/drawing/2016/5/14/chartex" xmlns:mc="http://schemas.openxmlformats.org/markup-compatibility/2006" xmlns:aink="http://schemas.microsoft.com/office/drawing/2016/ink" xmlns:am3d="http://schemas.microsoft.com/office/drawing/2017/model3d" xmlns:o="urn:schemas-microsoft-com:office:office" xmlns:oel="http://schemas.microsoft.com/office/2019/extlst" xmlns:r="http://schemas.openxmlformats.org/officeDocument/2006/relationships" xmlns:m="http://schemas.openxmlformats.org/officeDocument/2006/math" xmlns:v="urn:schemas-microsoft-com:vml" xmlns:wp14="http://schemas.microsoft.com/office/word/2010/wordprocessingDrawing" xmlns:wp="http://schemas.openxmlformats.org/drawingml/2006/wordprocessingDrawing" xmlns:w10="urn:schemas-microsoft-com:office:word" xmlns:w="http://schemas.openxmlformats.org/wordprocessingml/2006/main" xmlns:w14="http://schemas.microsoft.com/office/word/2010/wordml" xmlns:w15="http://schemas.microsoft.com/office/word/2012/wordml" xmlns:w16cex="http://schemas.microsoft.com/office/word/2018/wordml/cex" xmlns:w16cid="http://schemas.microsoft.com/office/word/2016/wordml/cid" xmlns:w16="http://schemas.microsoft.com/office/word/2018/wordml" xmlns:w16du="http://schemas.microsoft.com/office/word/2023/wordml/word16du" xmlns:w16sdtdh="http://schemas.microsoft.com/office/word/2020/wordml/sdtdatahash" xmlns:w16se="http://schemas.microsoft.com/office/word/2015/wordml/symex" xmlns:wpg="http://schemas.microsoft.com/office/word/2010/wordprocessingGroup" xmlns:wpi="http://schemas.microsoft.com/office/word/2010/wordprocessingInk" xmlns:wne="http://schemas.microsoft.com/office/word/2006/wordml" xmlns:wps="http://schemas.microsoft.com/office/word/2010/wordprocessingShape" mc:Ignorable="w14 w15 w16se w16cid w16 w16cex w16sdtdh w16du wp14">
   <w:abstractNum w:abstractNumId="0" w15:restartNumberingAfterBreak="0">
     <w:nsid w:val="641A0137"/>
     <w:multiLevelType w:val="hybridMultilevel"/>
@@ -10468,14 +8804,14 @@
       </w:rPr>
     </w:lvl>
   </w:abstractNum>
-  <w:num w:numId="1">
+  <w:num w:numId="1" w16cid:durableId="2034456842">
     <w:abstractNumId w:val="0"/>
   </w:num>
 </w:numbering>
 </file>
 
 <file path=word/styles.xml><?xml version="1.0" encoding="utf-8"?>
-<w:styles xmlns:mc="http://schemas.openxmlformats.org/markup-compatibility/2006" xmlns:r="http://schemas.openxmlformats.org/officeDocument/2006/relationships" xmlns:w="http://schemas.openxmlformats.org/wordprocessingml/2006/main" xmlns:w14="http://schemas.microsoft.com/office/word/2010/wordml" xmlns:w15="http://schemas.microsoft.com/office/word/2012/wordml" xmlns:w16cid="http://schemas.microsoft.com/office/word/2016/wordml/cid" xmlns:w16se="http://schemas.microsoft.com/office/word/2015/wordml/symex" mc:Ignorable="w14 w15 w16se w16cid">
+<w:styles xmlns:mc="http://schemas.openxmlformats.org/markup-compatibility/2006" xmlns:r="http://schemas.openxmlformats.org/officeDocument/2006/relationships" xmlns:w="http://schemas.openxmlformats.org/wordprocessingml/2006/main" xmlns:w14="http://schemas.microsoft.com/office/word/2010/wordml" xmlns:w15="http://schemas.microsoft.com/office/word/2012/wordml" xmlns:w16cex="http://schemas.microsoft.com/office/word/2018/wordml/cex" xmlns:w16cid="http://schemas.microsoft.com/office/word/2016/wordml/cid" xmlns:w16="http://schemas.microsoft.com/office/word/2018/wordml" xmlns:w16du="http://schemas.microsoft.com/office/word/2023/wordml/word16du" xmlns:w16sdtdh="http://schemas.microsoft.com/office/word/2020/wordml/sdtdatahash" xmlns:w16se="http://schemas.microsoft.com/office/word/2015/wordml/symex" mc:Ignorable="w14 w15 w16se w16cid w16 w16cex w16sdtdh w16du">
   <w:docDefaults>
     <w:rPrDefault>
       <w:rPr>
@@ -10491,7 +8827,7 @@
       </w:pPr>
     </w:pPrDefault>
   </w:docDefaults>
-  <w:latentStyles w:defLockedState="0" w:defUIPriority="99" w:defSemiHidden="0" w:defUnhideWhenUsed="0" w:defQFormat="0" w:count="375">
+  <w:latentStyles w:defLockedState="0" w:defUIPriority="99" w:defSemiHidden="0" w:defUnhideWhenUsed="0" w:defQFormat="0" w:count="376">
     <w:lsdException w:name="Normal" w:uiPriority="0" w:qFormat="1"/>
     <w:lsdException w:name="heading 1" w:uiPriority="9" w:qFormat="1"/>
     <w:lsdException w:name="heading 2" w:semiHidden="1" w:uiPriority="9" w:unhideWhenUsed="1" w:qFormat="1"/>
@@ -10867,6 +9203,7 @@
     <w:lsdException w:name="Smart Hyperlink" w:semiHidden="1" w:unhideWhenUsed="1"/>
     <w:lsdException w:name="Hashtag" w:semiHidden="1" w:unhideWhenUsed="1"/>
     <w:lsdException w:name="Unresolved Mention" w:semiHidden="1" w:unhideWhenUsed="1"/>
+    <w:lsdException w:name="Smart Link" w:semiHidden="1" w:unhideWhenUsed="1"/>
   </w:latentStyles>
   <w:style w:type="paragraph" w:default="1" w:styleId="Normal">
     <w:name w:val="Normal"/>
